--- a/GenAI by Sheryians Notes.docx
+++ b/GenAI by Sheryians Notes.docx
@@ -40,7 +40,21 @@
         <w:rPr>
           <w:lang w:val="en-US"/>
         </w:rPr>
-        <w:t>Use uv:</w:t>
+        <w:t xml:space="preserve">Use </w:t>
+      </w:r>
+      <w:proofErr w:type="spellStart"/>
+      <w:r>
+        <w:rPr>
+          <w:lang w:val="en-US"/>
+        </w:rPr>
+        <w:t>uv</w:t>
+      </w:r>
+      <w:proofErr w:type="spellEnd"/>
+      <w:r>
+        <w:rPr>
+          <w:lang w:val="en-US"/>
+        </w:rPr>
+        <w:t>:</w:t>
       </w:r>
       <w:r>
         <w:rPr>
@@ -61,7 +75,31 @@
         </w:numPr>
       </w:pPr>
       <w:r>
-        <w:t>A single tool to replace pip, pip-tools, pipx, poetry, pyenv, twine, virtualenv, and more.</w:t>
+        <w:t>A single tool to replace pip, pip-tools, </w:t>
+      </w:r>
+      <w:proofErr w:type="spellStart"/>
+      <w:r>
+        <w:t>pipx</w:t>
+      </w:r>
+      <w:proofErr w:type="spellEnd"/>
+      <w:r>
+        <w:t>, poetry, </w:t>
+      </w:r>
+      <w:proofErr w:type="spellStart"/>
+      <w:r>
+        <w:t>pyenv</w:t>
+      </w:r>
+      <w:proofErr w:type="spellEnd"/>
+      <w:r>
+        <w:t>, twine, </w:t>
+      </w:r>
+      <w:proofErr w:type="spellStart"/>
+      <w:r>
+        <w:t>virtualenv</w:t>
+      </w:r>
+      <w:proofErr w:type="spellEnd"/>
+      <w:r>
+        <w:t>, and more.</w:t>
       </w:r>
     </w:p>
     <w:p>
@@ -109,155 +147,18 @@
           <w:rPr>
             <w:rStyle w:val="Hyperlink"/>
           </w:rPr>
-          <w:t>universal lockfile</w:t>
+          <w:t xml:space="preserve">universal </w:t>
         </w:r>
-      </w:hyperlink>
-      <w:r>
-        <w:t>.</w:t>
-      </w:r>
-    </w:p>
-    <w:p>
-      <w:pPr>
-        <w:rPr>
-          <w:lang w:val="en-US"/>
-        </w:rPr>
-      </w:pPr>
-      <w:r>
-        <w:rPr>
-          <w:lang w:val="en-US"/>
-        </w:rPr>
-        <w:t xml:space="preserve">Define API key in separate file </w:t>
-      </w:r>
-      <w:r>
-        <w:rPr>
-          <w:lang w:val="en-US"/>
-        </w:rPr>
-        <w:t>usually in .env file</w:t>
-      </w:r>
-    </w:p>
-    <w:p>
-      <w:pPr>
-        <w:rPr>
-          <w:lang w:val="en-US"/>
-        </w:rPr>
-      </w:pPr>
-      <w:r>
-        <w:rPr>
-          <w:lang w:val="en-US"/>
-        </w:rPr>
-        <w:t>G</w:t>
-      </w:r>
-      <w:r>
-        <w:rPr>
-          <w:lang w:val="en-US"/>
-        </w:rPr>
-        <w:t>ro</w:t>
-      </w:r>
-      <w:r>
-        <w:rPr>
-          <w:lang w:val="en-US"/>
-        </w:rPr>
-        <w:t>q can be used for free API Keys for many LLMs</w:t>
-      </w:r>
-      <w:r>
-        <w:rPr>
-          <w:lang w:val="en-US"/>
-        </w:rPr>
-        <w:t>.</w:t>
-      </w:r>
-    </w:p>
-    <w:p>
-      <w:pPr>
-        <w:rPr>
-          <w:lang w:val="en-US"/>
-        </w:rPr>
-      </w:pPr>
-    </w:p>
-    <w:p>
-      <w:pPr>
-        <w:rPr>
-          <w:lang w:val="en-US"/>
-        </w:rPr>
-      </w:pPr>
-      <w:r>
-        <w:rPr>
-          <w:lang w:val="en-US"/>
-        </w:rPr>
-        <w:t>Using Python , more token are burnt in using Gemini as compared to Java script</w:t>
-      </w:r>
-      <w:r>
-        <w:rPr>
-          <w:lang w:val="en-US"/>
-        </w:rPr>
-        <w:t>.</w:t>
-      </w:r>
-    </w:p>
-    <w:p>
-      <w:pPr>
-        <w:rPr>
-          <w:lang w:val="en-US"/>
-        </w:rPr>
-      </w:pPr>
-    </w:p>
-    <w:p>
-      <w:r>
-        <w:rPr>
-          <w:lang w:val="en-US"/>
-        </w:rPr>
-        <w:t xml:space="preserve">Use </w:t>
-      </w:r>
-      <w:r>
-        <w:rPr>
-          <w:b/>
-          <w:bCs/>
-        </w:rPr>
-        <w:t>python-dotenv</w:t>
-      </w:r>
-      <w:r>
-        <w:t xml:space="preserve"> library</w:t>
-      </w:r>
-      <w:r>
-        <w:t xml:space="preserve"> </w:t>
-      </w:r>
-      <w:r>
-        <w:t>for managing "secrets" like API keys, database passwords, and configuration settings.</w:t>
-      </w:r>
-      <w:r>
-        <w:t>it reads key-value pairs from a .env file and adds them to your system's environment variables.</w:t>
-      </w:r>
-    </w:p>
-    <w:p>
-      <w:pPr>
-        <w:rPr>
-          <w:b/>
-          <w:bCs/>
-        </w:rPr>
-      </w:pPr>
-      <w:r>
-        <w:rPr>
-          <w:b/>
-          <w:bCs/>
-        </w:rPr>
-        <w:br/>
-        <w:t>Initialize a model</w:t>
-      </w:r>
-    </w:p>
-    <w:p>
-      <w:r>
-        <w:t>The easiest way to get started with a standalone model in LangChain is to use </w:t>
-      </w:r>
-      <w:hyperlink r:id="rId8" w:tgtFrame="_blank" w:history="1">
+        <w:proofErr w:type="spellStart"/>
         <w:r>
           <w:rPr>
             <w:rStyle w:val="Hyperlink"/>
           </w:rPr>
-          <w:t>init_chat_model</w:t>
+          <w:t>lockfile</w:t>
         </w:r>
+        <w:proofErr w:type="spellEnd"/>
       </w:hyperlink>
       <w:r>
-        <w:t> to initialize one from a chat model provider of your choice</w:t>
-      </w:r>
-      <w:r>
         <w:t>.</w:t>
       </w:r>
     </w:p>
@@ -267,25 +168,232 @@
           <w:lang w:val="en-US"/>
         </w:rPr>
       </w:pPr>
-      <w:r>
-        <w:t xml:space="preserve">Using </w:t>
+      <w:proofErr w:type="gramStart"/>
+      <w:r>
+        <w:rPr>
+          <w:lang w:val="en-US"/>
+        </w:rPr>
+        <w:t>Define</w:t>
+      </w:r>
+      <w:proofErr w:type="gramEnd"/>
+      <w:r>
+        <w:rPr>
+          <w:lang w:val="en-US"/>
+        </w:rPr>
+        <w:t xml:space="preserve"> API key in separate file </w:t>
+      </w:r>
+      <w:r>
+        <w:rPr>
+          <w:lang w:val="en-US"/>
+        </w:rPr>
+        <w:t>usually in .env file</w:t>
+      </w:r>
+    </w:p>
+    <w:p>
+      <w:pPr>
+        <w:rPr>
+          <w:lang w:val="en-US"/>
+        </w:rPr>
+      </w:pPr>
+      <w:proofErr w:type="spellStart"/>
+      <w:r>
+        <w:rPr>
+          <w:lang w:val="en-US"/>
+        </w:rPr>
+        <w:t>G</w:t>
+      </w:r>
+      <w:r>
+        <w:rPr>
+          <w:lang w:val="en-US"/>
+        </w:rPr>
+        <w:t>ro</w:t>
+      </w:r>
+      <w:r>
+        <w:rPr>
+          <w:lang w:val="en-US"/>
+        </w:rPr>
+        <w:t>q</w:t>
+      </w:r>
+      <w:proofErr w:type="spellEnd"/>
+      <w:r>
+        <w:rPr>
+          <w:lang w:val="en-US"/>
+        </w:rPr>
+        <w:t xml:space="preserve"> can be used for free API Keys for many LLMs</w:t>
+      </w:r>
+      <w:r>
+        <w:rPr>
+          <w:lang w:val="en-US"/>
+        </w:rPr>
+        <w:t>.</w:t>
+      </w:r>
+    </w:p>
+    <w:p>
+      <w:pPr>
+        <w:rPr>
+          <w:lang w:val="en-US"/>
+        </w:rPr>
+      </w:pPr>
+    </w:p>
+    <w:p>
+      <w:pPr>
+        <w:rPr>
+          <w:lang w:val="en-US"/>
+        </w:rPr>
+      </w:pPr>
+      <w:r>
+        <w:rPr>
+          <w:lang w:val="en-US"/>
+        </w:rPr>
+        <w:t xml:space="preserve">Using Python , more </w:t>
+      </w:r>
+      <w:proofErr w:type="gramStart"/>
+      <w:r>
+        <w:rPr>
+          <w:lang w:val="en-US"/>
+        </w:rPr>
+        <w:t>token</w:t>
+      </w:r>
+      <w:proofErr w:type="gramEnd"/>
+      <w:r>
+        <w:rPr>
+          <w:lang w:val="en-US"/>
+        </w:rPr>
+        <w:t xml:space="preserve"> are burnt in using Gemini as compared to Java script</w:t>
+      </w:r>
+      <w:r>
+        <w:rPr>
+          <w:lang w:val="en-US"/>
+        </w:rPr>
+        <w:t>.</w:t>
+      </w:r>
+    </w:p>
+    <w:p>
+      <w:pPr>
+        <w:rPr>
+          <w:lang w:val="en-US"/>
+        </w:rPr>
+      </w:pPr>
+    </w:p>
+    <w:p>
+      <w:r>
+        <w:rPr>
+          <w:lang w:val="en-US"/>
+        </w:rPr>
+        <w:t xml:space="preserve">Use </w:t>
       </w:r>
       <w:r>
         <w:rPr>
           <w:b/>
           <w:bCs/>
         </w:rPr>
+        <w:t>python-</w:t>
+      </w:r>
+      <w:proofErr w:type="spellStart"/>
+      <w:r>
+        <w:rPr>
+          <w:b/>
+          <w:bCs/>
+        </w:rPr>
+        <w:t>dotenv</w:t>
+      </w:r>
+      <w:proofErr w:type="spellEnd"/>
+      <w:r>
+        <w:t xml:space="preserve"> library</w:t>
+      </w:r>
+      <w:r>
+        <w:t xml:space="preserve"> </w:t>
+      </w:r>
+      <w:r>
+        <w:t>for managing "secrets" like API keys, database passwords, and configuration settings.</w:t>
+      </w:r>
+      <w:r>
+        <w:t>it reads key-value pairs from a .env file and adds them to your system's environment variables.</w:t>
+      </w:r>
+    </w:p>
+    <w:p>
+      <w:pPr>
+        <w:rPr>
+          <w:b/>
+          <w:bCs/>
+        </w:rPr>
+      </w:pPr>
+      <w:r>
+        <w:rPr>
+          <w:b/>
+          <w:bCs/>
+        </w:rPr>
+        <w:br/>
+        <w:t>Initialize a model</w:t>
+      </w:r>
+    </w:p>
+    <w:p>
+      <w:r>
+        <w:t xml:space="preserve">The easiest way to get started with a standalone model in </w:t>
+      </w:r>
+      <w:proofErr w:type="spellStart"/>
+      <w:r>
+        <w:t>LangChain</w:t>
+      </w:r>
+      <w:proofErr w:type="spellEnd"/>
+      <w:r>
+        <w:t xml:space="preserve"> is to use </w:t>
+      </w:r>
+      <w:proofErr w:type="spellStart"/>
+      <w:r>
+        <w:fldChar w:fldCharType="begin"/>
+      </w:r>
+      <w:r>
+        <w:instrText>HYPERLINK "https://reference.langchain.com/python/langchain/chat_models/base/init_chat_model" \t "_blank"</w:instrText>
+      </w:r>
+      <w:r>
+        <w:fldChar w:fldCharType="separate"/>
+      </w:r>
+      <w:r>
+        <w:rPr>
+          <w:rStyle w:val="Hyperlink"/>
+        </w:rPr>
         <w:t>init_chat_model</w:t>
       </w:r>
-    </w:p>
-    <w:p>
-      <w:pPr>
-        <w:rPr>
-          <w:lang w:val="en-US"/>
-        </w:rPr>
-      </w:pPr>
-      <w:r>
-        <w:rPr>
+      <w:proofErr w:type="spellEnd"/>
+      <w:r>
+        <w:fldChar w:fldCharType="end"/>
+      </w:r>
+      <w:r>
+        <w:t> to initialize one from a chat model provider of your choice</w:t>
+      </w:r>
+      <w:r>
+        <w:t>.</w:t>
+      </w:r>
+    </w:p>
+    <w:p>
+      <w:pPr>
+        <w:rPr>
+          <w:lang w:val="en-US"/>
+        </w:rPr>
+      </w:pPr>
+      <w:r>
+        <w:t xml:space="preserve">Using </w:t>
+      </w:r>
+      <w:proofErr w:type="spellStart"/>
+      <w:r>
+        <w:rPr>
+          <w:b/>
+          <w:bCs/>
+        </w:rPr>
+        <w:t>init_chat_model</w:t>
+      </w:r>
+      <w:proofErr w:type="spellEnd"/>
+    </w:p>
+    <w:p>
+      <w:pPr>
+        <w:rPr>
+          <w:lang w:val="en-US"/>
+        </w:rPr>
+      </w:pPr>
+      <w:r>
+        <w:rPr>
+          <w:noProof/>
           <w:lang w:val="en-US"/>
         </w:rPr>
         <w:drawing>
@@ -304,7 +412,7 @@
                     <pic:cNvPicPr/>
                   </pic:nvPicPr>
                   <pic:blipFill>
-                    <a:blip r:embed="rId9"/>
+                    <a:blip r:embed="rId8"/>
                     <a:stretch>
                       <a:fillRect/>
                     </a:stretch>
@@ -351,6 +459,7 @@
       </w:pPr>
       <w:r>
         <w:rPr>
+          <w:noProof/>
           <w:lang w:val="en-US"/>
         </w:rPr>
         <w:drawing>
@@ -369,7 +478,7 @@
                     <pic:cNvPicPr/>
                   </pic:nvPicPr>
                   <pic:blipFill>
-                    <a:blip r:embed="rId10"/>
+                    <a:blip r:embed="rId9"/>
                     <a:stretch>
                       <a:fillRect/>
                     </a:stretch>
@@ -409,10 +518,19 @@
         <w:t>Model Classes</w:t>
       </w:r>
       <w:r>
-        <w:t xml:space="preserve"> require provider-specific imports (e.g., ChatOpenAI) and hardcode your application to a single LLM vendor.</w:t>
-      </w:r>
-    </w:p>
-    <w:p>
+        <w:t xml:space="preserve"> require provider-specific imports (e.g., </w:t>
+      </w:r>
+      <w:proofErr w:type="spellStart"/>
+      <w:r>
+        <w:t>ChatOpenAI</w:t>
+      </w:r>
+      <w:proofErr w:type="spellEnd"/>
+      <w:r>
+        <w:t>) and hardcode your application to a single LLM vendor.</w:t>
+      </w:r>
+    </w:p>
+    <w:p>
+      <w:proofErr w:type="spellStart"/>
       <w:r>
         <w:rPr>
           <w:b/>
@@ -420,6 +538,7 @@
         </w:rPr>
         <w:t>init_chat_model</w:t>
       </w:r>
+      <w:proofErr w:type="spellEnd"/>
       <w:r>
         <w:t xml:space="preserve"> is a unified factory function that lets you dynamically swap providers (OpenAI, Anthropic, etc.) using simple string arguments without changing your imports or code structure.</w:t>
       </w:r>
@@ -433,24 +552,142 @@
         <w:t>Recommendation:</w:t>
       </w:r>
       <w:r>
-        <w:t xml:space="preserve"> Use init_chat_model by default to keep your code flexible, future-proof, and decoupled from specific vendors.</w:t>
-      </w:r>
-    </w:p>
-    <w:p/>
-    <w:p>
-      <w:r>
-        <w:t>QUESTION: How API keys are working without get os en</w:t>
+        <w:t xml:space="preserve"> Use </w:t>
+      </w:r>
+      <w:proofErr w:type="spellStart"/>
+      <w:r>
+        <w:t>init_chat_model</w:t>
+      </w:r>
+      <w:proofErr w:type="spellEnd"/>
+      <w:r>
+        <w:t xml:space="preserve"> by default to keep your code flexible, future-proof, and decoupled from specific vendors.</w:t>
+      </w:r>
+    </w:p>
+    <w:p>
+      <w:r>
+        <w:rPr>
+          <w:b/>
+          <w:bCs/>
+        </w:rPr>
+        <w:t>QUESTION</w:t>
+      </w:r>
+      <w:r>
+        <w:t xml:space="preserve">: How API keys are working without get </w:t>
+      </w:r>
+      <w:proofErr w:type="spellStart"/>
+      <w:r>
+        <w:t>os</w:t>
+      </w:r>
+      <w:proofErr w:type="spellEnd"/>
+      <w:r>
+        <w:t xml:space="preserve"> en</w:t>
       </w:r>
       <w:r>
         <w:t>v method</w:t>
       </w:r>
     </w:p>
     <w:p>
-      <w:pPr>
-        <w:rPr>
-          <w:lang w:val="en-US"/>
-        </w:rPr>
-      </w:pPr>
+      <w:r>
+        <w:t xml:space="preserve">The primary difference between </w:t>
+      </w:r>
+      <w:r>
+        <w:rPr>
+          <w:b/>
+          <w:bCs/>
+        </w:rPr>
+        <w:t>embed query</w:t>
+      </w:r>
+      <w:r>
+        <w:t xml:space="preserve"> and </w:t>
+      </w:r>
+      <w:r>
+        <w:rPr>
+          <w:b/>
+          <w:bCs/>
+        </w:rPr>
+        <w:t>embed document</w:t>
+      </w:r>
+      <w:r>
+        <w:t xml:space="preserve"> lies in their role within a search system:</w:t>
+      </w:r>
+    </w:p>
+    <w:p>
+      <w:r>
+        <w:rPr>
+          <w:b/>
+          <w:bCs/>
+        </w:rPr>
+        <w:t xml:space="preserve">embed document </w:t>
+      </w:r>
+      <w:r>
+        <w:t>converts static source data into vectors for storage,</w:t>
+      </w:r>
+    </w:p>
+    <w:p>
+      <w:r>
+        <w:rPr>
+          <w:b/>
+          <w:bCs/>
+        </w:rPr>
+        <w:t xml:space="preserve">while embed query </w:t>
+      </w:r>
+      <w:r>
+        <w:t>converts a real-time user request into a vector to find those matching documents</w:t>
+      </w:r>
+    </w:p>
+    <w:p>
+      <w:pPr>
+        <w:rPr>
+          <w:lang w:val="en-US"/>
+        </w:rPr>
+      </w:pPr>
+    </w:p>
+    <w:p>
+      <w:pPr>
+        <w:rPr>
+          <w:lang w:val="en-US"/>
+        </w:rPr>
+      </w:pPr>
+      <w:r>
+        <w:rPr>
+          <w:lang w:val="en-US"/>
+        </w:rPr>
+        <w:drawing>
+          <wp:inline distT="0" distB="0" distL="0" distR="0" wp14:anchorId="2D948DA2" wp14:editId="503000AA">
+            <wp:extent cx="5731464" cy="1578634"/>
+            <wp:effectExtent l="0" t="0" r="3175" b="2540"/>
+            <wp:docPr id="740513672" name="Picture 1" descr="A screen shot of a computer&#10;&#10;AI-generated content may be incorrect."/>
+            <wp:cNvGraphicFramePr>
+              <a:graphicFrameLocks xmlns:a="http://schemas.openxmlformats.org/drawingml/2006/main" noChangeAspect="1"/>
+            </wp:cNvGraphicFramePr>
+            <a:graphic xmlns:a="http://schemas.openxmlformats.org/drawingml/2006/main">
+              <a:graphicData uri="http://schemas.openxmlformats.org/drawingml/2006/picture">
+                <pic:pic xmlns:pic="http://schemas.openxmlformats.org/drawingml/2006/picture">
+                  <pic:nvPicPr>
+                    <pic:cNvPr id="740513672" name="Picture 1" descr="A screen shot of a computer&#10;&#10;AI-generated content may be incorrect."/>
+                    <pic:cNvPicPr/>
+                  </pic:nvPicPr>
+                  <pic:blipFill>
+                    <a:blip r:embed="rId10"/>
+                    <a:stretch>
+                      <a:fillRect/>
+                    </a:stretch>
+                  </pic:blipFill>
+                  <pic:spPr>
+                    <a:xfrm>
+                      <a:off x="0" y="0"/>
+                      <a:ext cx="5734656" cy="1579513"/>
+                    </a:xfrm>
+                    <a:prstGeom prst="rect">
+                      <a:avLst/>
+                    </a:prstGeom>
+                  </pic:spPr>
+                </pic:pic>
+              </a:graphicData>
+            </a:graphic>
+          </wp:inline>
+        </w:drawing>
+      </w:r>
     </w:p>
     <w:sectPr>
       <w:pgSz w:w="11906" w:h="16838"/>

--- a/GenAI by Sheryians Notes.docx
+++ b/GenAI by Sheryians Notes.docx
@@ -168,19 +168,11 @@
           <w:lang w:val="en-US"/>
         </w:rPr>
       </w:pPr>
-      <w:proofErr w:type="gramStart"/>
-      <w:r>
-        <w:rPr>
-          <w:lang w:val="en-US"/>
-        </w:rPr>
-        <w:t>Define</w:t>
-      </w:r>
-      <w:proofErr w:type="gramEnd"/>
-      <w:r>
-        <w:rPr>
-          <w:lang w:val="en-US"/>
-        </w:rPr>
-        <w:t xml:space="preserve"> API key in separate file </w:t>
+      <w:r>
+        <w:rPr>
+          <w:lang w:val="en-US"/>
+        </w:rPr>
+        <w:t xml:space="preserve">Define API key in separate file </w:t>
       </w:r>
       <w:r>
         <w:rPr>
@@ -245,21 +237,7 @@
         <w:rPr>
           <w:lang w:val="en-US"/>
         </w:rPr>
-        <w:t xml:space="preserve">Using Python , more </w:t>
-      </w:r>
-      <w:proofErr w:type="gramStart"/>
-      <w:r>
-        <w:rPr>
-          <w:lang w:val="en-US"/>
-        </w:rPr>
-        <w:t>token</w:t>
-      </w:r>
-      <w:proofErr w:type="gramEnd"/>
-      <w:r>
-        <w:rPr>
-          <w:lang w:val="en-US"/>
-        </w:rPr>
-        <w:t xml:space="preserve"> are burnt in using Gemini as compared to Java script</w:t>
+        <w:t>Using Python , more token are burnt in using Gemini as compared to Java script</w:t>
       </w:r>
       <w:r>
         <w:rPr>
@@ -650,6 +628,7 @@
       </w:pPr>
       <w:r>
         <w:rPr>
+          <w:noProof/>
           <w:lang w:val="en-US"/>
         </w:rPr>
         <w:drawing>
@@ -689,6 +668,215 @@
         </w:drawing>
       </w:r>
     </w:p>
+    <w:p>
+      <w:pPr>
+        <w:rPr>
+          <w:lang w:val="en-US"/>
+        </w:rPr>
+      </w:pPr>
+    </w:p>
+    <w:p>
+      <w:r>
+        <w:rPr>
+          <w:b/>
+          <w:bCs/>
+        </w:rPr>
+        <w:t>dimension size</w:t>
+      </w:r>
+      <w:r>
+        <w:t xml:space="preserve"> (or dimensionality) of a vector embedding refers to the </w:t>
+      </w:r>
+      <w:r>
+        <w:rPr>
+          <w:b/>
+          <w:bCs/>
+        </w:rPr>
+        <w:t>number of numerical values (floating-point numbers) in the vector</w:t>
+      </w:r>
+      <w:r>
+        <w:t xml:space="preserve"> that represents a single piece of data</w:t>
+      </w:r>
+      <w:r>
+        <w:t>.</w:t>
+      </w:r>
+    </w:p>
+    <w:p>
+      <w:pPr>
+        <w:rPr>
+          <w:b/>
+          <w:bCs/>
+        </w:rPr>
+      </w:pPr>
+      <w:r>
+        <w:rPr>
+          <w:b/>
+          <w:bCs/>
+        </w:rPr>
+        <w:t>1. Local Model (</w:t>
+      </w:r>
+      <w:proofErr w:type="spellStart"/>
+      <w:r>
+        <w:rPr>
+          <w:b/>
+          <w:bCs/>
+        </w:rPr>
+        <w:t>HuggingFaceEmbeddings</w:t>
+      </w:r>
+      <w:proofErr w:type="spellEnd"/>
+      <w:r>
+        <w:rPr>
+          <w:b/>
+          <w:bCs/>
+        </w:rPr>
+        <w:t>)</w:t>
+      </w:r>
+    </w:p>
+    <w:p>
+      <w:pPr>
+        <w:numPr>
+          <w:ilvl w:val="0"/>
+          <w:numId w:val="2"/>
+        </w:numPr>
+      </w:pPr>
+      <w:r>
+        <w:rPr>
+          <w:b/>
+          <w:bCs/>
+        </w:rPr>
+        <w:t>How it works:</w:t>
+      </w:r>
+      <w:r>
+        <w:t xml:space="preserve"> Your code downloads the actual mathematical file (the model weights) from the internet and saves it directly onto your computer's storage.</w:t>
+      </w:r>
+    </w:p>
+    <w:p>
+      <w:pPr>
+        <w:numPr>
+          <w:ilvl w:val="0"/>
+          <w:numId w:val="2"/>
+        </w:numPr>
+      </w:pPr>
+      <w:r>
+        <w:rPr>
+          <w:b/>
+          <w:bCs/>
+        </w:rPr>
+        <w:t>Execution:</w:t>
+      </w:r>
+      <w:r>
+        <w:t xml:space="preserve"> When you run </w:t>
+      </w:r>
+      <w:proofErr w:type="spellStart"/>
+      <w:r>
+        <w:t>embeddings.embed_query</w:t>
+      </w:r>
+      <w:proofErr w:type="spellEnd"/>
+      <w:r>
+        <w:t xml:space="preserve">(), your own computer's </w:t>
+      </w:r>
+      <w:r>
+        <w:rPr>
+          <w:b/>
+          <w:bCs/>
+        </w:rPr>
+        <w:t>CPU or GPU</w:t>
+      </w:r>
+      <w:r>
+        <w:t xml:space="preserve"> does all the heavy lifting to turn your text into vectors.</w:t>
+      </w:r>
+    </w:p>
+    <w:p>
+      <w:pPr>
+        <w:rPr>
+          <w:b/>
+          <w:bCs/>
+        </w:rPr>
+      </w:pPr>
+      <w:r>
+        <w:rPr>
+          <w:b/>
+          <w:bCs/>
+        </w:rPr>
+        <w:t>2. API Endpoint (</w:t>
+      </w:r>
+      <w:proofErr w:type="spellStart"/>
+      <w:r>
+        <w:rPr>
+          <w:b/>
+          <w:bCs/>
+        </w:rPr>
+        <w:t>HuggingFaceEndpointEmbeddings</w:t>
+      </w:r>
+      <w:proofErr w:type="spellEnd"/>
+      <w:r>
+        <w:rPr>
+          <w:b/>
+          <w:bCs/>
+        </w:rPr>
+        <w:t>)</w:t>
+      </w:r>
+    </w:p>
+    <w:p>
+      <w:pPr>
+        <w:numPr>
+          <w:ilvl w:val="0"/>
+          <w:numId w:val="3"/>
+        </w:numPr>
+      </w:pPr>
+      <w:r>
+        <w:rPr>
+          <w:b/>
+          <w:bCs/>
+        </w:rPr>
+        <w:t>How it works:</w:t>
+      </w:r>
+      <w:r>
+        <w:t xml:space="preserve"> No model files are ever downloaded to your machine. The model stays on Hugging Face’s cloud servers.</w:t>
+      </w:r>
+    </w:p>
+    <w:p>
+      <w:pPr>
+        <w:numPr>
+          <w:ilvl w:val="0"/>
+          <w:numId w:val="3"/>
+        </w:numPr>
+      </w:pPr>
+      <w:r>
+        <w:rPr>
+          <w:b/>
+          <w:bCs/>
+        </w:rPr>
+        <w:t>Execution:</w:t>
+      </w:r>
+      <w:r>
+        <w:t xml:space="preserve"> When you run </w:t>
+      </w:r>
+      <w:proofErr w:type="spellStart"/>
+      <w:r>
+        <w:t>embeddings.embed_query</w:t>
+      </w:r>
+      <w:proofErr w:type="spellEnd"/>
+      <w:r>
+        <w:t xml:space="preserve">(), </w:t>
+      </w:r>
+      <w:proofErr w:type="spellStart"/>
+      <w:r>
+        <w:t>LangChain</w:t>
+      </w:r>
+      <w:proofErr w:type="spellEnd"/>
+      <w:r>
+        <w:t xml:space="preserve"> sends your text across the internet via an HTTP request to Hugging Face. Their cloud servers compute the vectors and send the numbers back to your script.</w:t>
+      </w:r>
+    </w:p>
+    <w:p/>
+    <w:p/>
+    <w:p>
+      <w:pPr>
+        <w:rPr>
+          <w:lang w:val="en-US"/>
+        </w:rPr>
+      </w:pPr>
+    </w:p>
     <w:sectPr>
       <w:pgSz w:w="11906" w:h="16838"/>
       <w:pgMar w:top="1440" w:right="1440" w:bottom="1440" w:left="1440" w:header="708" w:footer="708" w:gutter="0"/>
@@ -702,6 +890,304 @@
 <file path=word/numbering.xml><?xml version="1.0" encoding="utf-8"?>
 <w:numbering xmlns:wpc="http://schemas.microsoft.com/office/word/2010/wordprocessingCanvas" xmlns:cx="http://schemas.microsoft.com/office/drawing/2014/chartex" xmlns:cx1="http://schemas.microsoft.com/office/drawing/2015/9/8/chartex" xmlns:cx2="http://schemas.microsoft.com/office/drawing/2015/10/21/chartex" xmlns:cx3="http://schemas.microsoft.com/office/drawing/2016/5/9/chartex" xmlns:cx4="http://schemas.microsoft.com/office/drawing/2016/5/10/chartex" xmlns:cx5="http://schemas.microsoft.com/office/drawing/2016/5/11/chartex" xmlns:cx6="http://schemas.microsoft.com/office/drawing/2016/5/12/chartex" xmlns:cx7="http://schemas.microsoft.com/office/drawing/2016/5/13/chartex" xmlns:cx8="http://schemas.microsoft.com/office/drawing/2016/5/14/chartex" xmlns:mc="http://schemas.openxmlformats.org/markup-compatibility/2006" xmlns:aink="http://schemas.microsoft.com/office/drawing/2016/ink" xmlns:am3d="http://schemas.microsoft.com/office/drawing/2017/model3d" xmlns:o="urn:schemas-microsoft-com:office:office" xmlns:oel="http://schemas.microsoft.com/office/2019/extlst" xmlns:r="http://schemas.openxmlformats.org/officeDocument/2006/relationships" xmlns:m="http://schemas.openxmlformats.org/officeDocument/2006/math" xmlns:v="urn:schemas-microsoft-com:vml" xmlns:wp14="http://schemas.microsoft.com/office/word/2010/wordprocessingDrawing" xmlns:wp="http://schemas.openxmlformats.org/drawingml/2006/wordprocessingDrawing" xmlns:w10="urn:schemas-microsoft-com:office:word" xmlns:w="http://schemas.openxmlformats.org/wordprocessingml/2006/main" xmlns:w14="http://schemas.microsoft.com/office/word/2010/wordml" xmlns:w15="http://schemas.microsoft.com/office/word/2012/wordml" xmlns:w16cex="http://schemas.microsoft.com/office/word/2018/wordml/cex" xmlns:w16cid="http://schemas.microsoft.com/office/word/2016/wordml/cid" xmlns:w16="http://schemas.microsoft.com/office/word/2018/wordml" xmlns:w16du="http://schemas.microsoft.com/office/word/2023/wordml/word16du" xmlns:w16sdtdh="http://schemas.microsoft.com/office/word/2020/wordml/sdtdatahash" xmlns:w16sdtfl="http://schemas.microsoft.com/office/word/2024/wordml/sdtformatlock" xmlns:w16se="http://schemas.microsoft.com/office/word/2015/wordml/symex" xmlns:wpg="http://schemas.microsoft.com/office/word/2010/wordprocessingGroup" xmlns:wpi="http://schemas.microsoft.com/office/word/2010/wordprocessingInk" xmlns:wne="http://schemas.microsoft.com/office/word/2006/wordml" xmlns:wps="http://schemas.microsoft.com/office/word/2010/wordprocessingShape" mc:Ignorable="w14 w15 w16se w16cid w16 w16cex w16sdtdh w16sdtfl w16du wp14">
   <w:abstractNum w:abstractNumId="0" w15:restartNumberingAfterBreak="0">
+    <w:nsid w:val="270B04E2"/>
+    <w:multiLevelType w:val="multilevel"/>
+    <w:tmpl w:val="F1C6F1F2"/>
+    <w:lvl w:ilvl="0">
+      <w:start w:val="1"/>
+      <w:numFmt w:val="bullet"/>
+      <w:lvlText w:val=""/>
+      <w:lvlJc w:val="left"/>
+      <w:pPr>
+        <w:tabs>
+          <w:tab w:val="num" w:pos="720"/>
+        </w:tabs>
+        <w:ind w:left="720" w:hanging="360"/>
+      </w:pPr>
+      <w:rPr>
+        <w:rFonts w:ascii="Symbol" w:hAnsi="Symbol" w:hint="default"/>
+        <w:sz w:val="20"/>
+      </w:rPr>
+    </w:lvl>
+    <w:lvl w:ilvl="1" w:tentative="1">
+      <w:start w:val="1"/>
+      <w:numFmt w:val="bullet"/>
+      <w:lvlText w:val="o"/>
+      <w:lvlJc w:val="left"/>
+      <w:pPr>
+        <w:tabs>
+          <w:tab w:val="num" w:pos="1440"/>
+        </w:tabs>
+        <w:ind w:left="1440" w:hanging="360"/>
+      </w:pPr>
+      <w:rPr>
+        <w:rFonts w:ascii="Courier New" w:hAnsi="Courier New" w:hint="default"/>
+        <w:sz w:val="20"/>
+      </w:rPr>
+    </w:lvl>
+    <w:lvl w:ilvl="2" w:tentative="1">
+      <w:start w:val="1"/>
+      <w:numFmt w:val="bullet"/>
+      <w:lvlText w:val=""/>
+      <w:lvlJc w:val="left"/>
+      <w:pPr>
+        <w:tabs>
+          <w:tab w:val="num" w:pos="2160"/>
+        </w:tabs>
+        <w:ind w:left="2160" w:hanging="360"/>
+      </w:pPr>
+      <w:rPr>
+        <w:rFonts w:ascii="Wingdings" w:hAnsi="Wingdings" w:hint="default"/>
+        <w:sz w:val="20"/>
+      </w:rPr>
+    </w:lvl>
+    <w:lvl w:ilvl="3" w:tentative="1">
+      <w:start w:val="1"/>
+      <w:numFmt w:val="bullet"/>
+      <w:lvlText w:val=""/>
+      <w:lvlJc w:val="left"/>
+      <w:pPr>
+        <w:tabs>
+          <w:tab w:val="num" w:pos="2880"/>
+        </w:tabs>
+        <w:ind w:left="2880" w:hanging="360"/>
+      </w:pPr>
+      <w:rPr>
+        <w:rFonts w:ascii="Wingdings" w:hAnsi="Wingdings" w:hint="default"/>
+        <w:sz w:val="20"/>
+      </w:rPr>
+    </w:lvl>
+    <w:lvl w:ilvl="4" w:tentative="1">
+      <w:start w:val="1"/>
+      <w:numFmt w:val="bullet"/>
+      <w:lvlText w:val=""/>
+      <w:lvlJc w:val="left"/>
+      <w:pPr>
+        <w:tabs>
+          <w:tab w:val="num" w:pos="3600"/>
+        </w:tabs>
+        <w:ind w:left="3600" w:hanging="360"/>
+      </w:pPr>
+      <w:rPr>
+        <w:rFonts w:ascii="Wingdings" w:hAnsi="Wingdings" w:hint="default"/>
+        <w:sz w:val="20"/>
+      </w:rPr>
+    </w:lvl>
+    <w:lvl w:ilvl="5" w:tentative="1">
+      <w:start w:val="1"/>
+      <w:numFmt w:val="bullet"/>
+      <w:lvlText w:val=""/>
+      <w:lvlJc w:val="left"/>
+      <w:pPr>
+        <w:tabs>
+          <w:tab w:val="num" w:pos="4320"/>
+        </w:tabs>
+        <w:ind w:left="4320" w:hanging="360"/>
+      </w:pPr>
+      <w:rPr>
+        <w:rFonts w:ascii="Wingdings" w:hAnsi="Wingdings" w:hint="default"/>
+        <w:sz w:val="20"/>
+      </w:rPr>
+    </w:lvl>
+    <w:lvl w:ilvl="6" w:tentative="1">
+      <w:start w:val="1"/>
+      <w:numFmt w:val="bullet"/>
+      <w:lvlText w:val=""/>
+      <w:lvlJc w:val="left"/>
+      <w:pPr>
+        <w:tabs>
+          <w:tab w:val="num" w:pos="5040"/>
+        </w:tabs>
+        <w:ind w:left="5040" w:hanging="360"/>
+      </w:pPr>
+      <w:rPr>
+        <w:rFonts w:ascii="Wingdings" w:hAnsi="Wingdings" w:hint="default"/>
+        <w:sz w:val="20"/>
+      </w:rPr>
+    </w:lvl>
+    <w:lvl w:ilvl="7" w:tentative="1">
+      <w:start w:val="1"/>
+      <w:numFmt w:val="bullet"/>
+      <w:lvlText w:val=""/>
+      <w:lvlJc w:val="left"/>
+      <w:pPr>
+        <w:tabs>
+          <w:tab w:val="num" w:pos="5760"/>
+        </w:tabs>
+        <w:ind w:left="5760" w:hanging="360"/>
+      </w:pPr>
+      <w:rPr>
+        <w:rFonts w:ascii="Wingdings" w:hAnsi="Wingdings" w:hint="default"/>
+        <w:sz w:val="20"/>
+      </w:rPr>
+    </w:lvl>
+    <w:lvl w:ilvl="8" w:tentative="1">
+      <w:start w:val="1"/>
+      <w:numFmt w:val="bullet"/>
+      <w:lvlText w:val=""/>
+      <w:lvlJc w:val="left"/>
+      <w:pPr>
+        <w:tabs>
+          <w:tab w:val="num" w:pos="6480"/>
+        </w:tabs>
+        <w:ind w:left="6480" w:hanging="360"/>
+      </w:pPr>
+      <w:rPr>
+        <w:rFonts w:ascii="Wingdings" w:hAnsi="Wingdings" w:hint="default"/>
+        <w:sz w:val="20"/>
+      </w:rPr>
+    </w:lvl>
+  </w:abstractNum>
+  <w:abstractNum w:abstractNumId="1" w15:restartNumberingAfterBreak="0">
+    <w:nsid w:val="3E464BBD"/>
+    <w:multiLevelType w:val="multilevel"/>
+    <w:tmpl w:val="ABF8B8AA"/>
+    <w:lvl w:ilvl="0">
+      <w:start w:val="1"/>
+      <w:numFmt w:val="bullet"/>
+      <w:lvlText w:val=""/>
+      <w:lvlJc w:val="left"/>
+      <w:pPr>
+        <w:tabs>
+          <w:tab w:val="num" w:pos="720"/>
+        </w:tabs>
+        <w:ind w:left="720" w:hanging="360"/>
+      </w:pPr>
+      <w:rPr>
+        <w:rFonts w:ascii="Symbol" w:hAnsi="Symbol" w:hint="default"/>
+        <w:sz w:val="20"/>
+      </w:rPr>
+    </w:lvl>
+    <w:lvl w:ilvl="1" w:tentative="1">
+      <w:start w:val="1"/>
+      <w:numFmt w:val="bullet"/>
+      <w:lvlText w:val="o"/>
+      <w:lvlJc w:val="left"/>
+      <w:pPr>
+        <w:tabs>
+          <w:tab w:val="num" w:pos="1440"/>
+        </w:tabs>
+        <w:ind w:left="1440" w:hanging="360"/>
+      </w:pPr>
+      <w:rPr>
+        <w:rFonts w:ascii="Courier New" w:hAnsi="Courier New" w:hint="default"/>
+        <w:sz w:val="20"/>
+      </w:rPr>
+    </w:lvl>
+    <w:lvl w:ilvl="2" w:tentative="1">
+      <w:start w:val="1"/>
+      <w:numFmt w:val="bullet"/>
+      <w:lvlText w:val=""/>
+      <w:lvlJc w:val="left"/>
+      <w:pPr>
+        <w:tabs>
+          <w:tab w:val="num" w:pos="2160"/>
+        </w:tabs>
+        <w:ind w:left="2160" w:hanging="360"/>
+      </w:pPr>
+      <w:rPr>
+        <w:rFonts w:ascii="Wingdings" w:hAnsi="Wingdings" w:hint="default"/>
+        <w:sz w:val="20"/>
+      </w:rPr>
+    </w:lvl>
+    <w:lvl w:ilvl="3" w:tentative="1">
+      <w:start w:val="1"/>
+      <w:numFmt w:val="bullet"/>
+      <w:lvlText w:val=""/>
+      <w:lvlJc w:val="left"/>
+      <w:pPr>
+        <w:tabs>
+          <w:tab w:val="num" w:pos="2880"/>
+        </w:tabs>
+        <w:ind w:left="2880" w:hanging="360"/>
+      </w:pPr>
+      <w:rPr>
+        <w:rFonts w:ascii="Wingdings" w:hAnsi="Wingdings" w:hint="default"/>
+        <w:sz w:val="20"/>
+      </w:rPr>
+    </w:lvl>
+    <w:lvl w:ilvl="4" w:tentative="1">
+      <w:start w:val="1"/>
+      <w:numFmt w:val="bullet"/>
+      <w:lvlText w:val=""/>
+      <w:lvlJc w:val="left"/>
+      <w:pPr>
+        <w:tabs>
+          <w:tab w:val="num" w:pos="3600"/>
+        </w:tabs>
+        <w:ind w:left="3600" w:hanging="360"/>
+      </w:pPr>
+      <w:rPr>
+        <w:rFonts w:ascii="Wingdings" w:hAnsi="Wingdings" w:hint="default"/>
+        <w:sz w:val="20"/>
+      </w:rPr>
+    </w:lvl>
+    <w:lvl w:ilvl="5" w:tentative="1">
+      <w:start w:val="1"/>
+      <w:numFmt w:val="bullet"/>
+      <w:lvlText w:val=""/>
+      <w:lvlJc w:val="left"/>
+      <w:pPr>
+        <w:tabs>
+          <w:tab w:val="num" w:pos="4320"/>
+        </w:tabs>
+        <w:ind w:left="4320" w:hanging="360"/>
+      </w:pPr>
+      <w:rPr>
+        <w:rFonts w:ascii="Wingdings" w:hAnsi="Wingdings" w:hint="default"/>
+        <w:sz w:val="20"/>
+      </w:rPr>
+    </w:lvl>
+    <w:lvl w:ilvl="6" w:tentative="1">
+      <w:start w:val="1"/>
+      <w:numFmt w:val="bullet"/>
+      <w:lvlText w:val=""/>
+      <w:lvlJc w:val="left"/>
+      <w:pPr>
+        <w:tabs>
+          <w:tab w:val="num" w:pos="5040"/>
+        </w:tabs>
+        <w:ind w:left="5040" w:hanging="360"/>
+      </w:pPr>
+      <w:rPr>
+        <w:rFonts w:ascii="Wingdings" w:hAnsi="Wingdings" w:hint="default"/>
+        <w:sz w:val="20"/>
+      </w:rPr>
+    </w:lvl>
+    <w:lvl w:ilvl="7" w:tentative="1">
+      <w:start w:val="1"/>
+      <w:numFmt w:val="bullet"/>
+      <w:lvlText w:val=""/>
+      <w:lvlJc w:val="left"/>
+      <w:pPr>
+        <w:tabs>
+          <w:tab w:val="num" w:pos="5760"/>
+        </w:tabs>
+        <w:ind w:left="5760" w:hanging="360"/>
+      </w:pPr>
+      <w:rPr>
+        <w:rFonts w:ascii="Wingdings" w:hAnsi="Wingdings" w:hint="default"/>
+        <w:sz w:val="20"/>
+      </w:rPr>
+    </w:lvl>
+    <w:lvl w:ilvl="8" w:tentative="1">
+      <w:start w:val="1"/>
+      <w:numFmt w:val="bullet"/>
+      <w:lvlText w:val=""/>
+      <w:lvlJc w:val="left"/>
+      <w:pPr>
+        <w:tabs>
+          <w:tab w:val="num" w:pos="6480"/>
+        </w:tabs>
+        <w:ind w:left="6480" w:hanging="360"/>
+      </w:pPr>
+      <w:rPr>
+        <w:rFonts w:ascii="Wingdings" w:hAnsi="Wingdings" w:hint="default"/>
+        <w:sz w:val="20"/>
+      </w:rPr>
+    </w:lvl>
+  </w:abstractNum>
+  <w:abstractNum w:abstractNumId="2" w15:restartNumberingAfterBreak="0">
     <w:nsid w:val="79A33BB0"/>
     <w:multiLevelType w:val="multilevel"/>
     <w:tmpl w:val="284C731C"/>
@@ -851,6 +1337,12 @@
     </w:lvl>
   </w:abstractNum>
   <w:num w:numId="1" w16cid:durableId="1274479537">
+    <w:abstractNumId w:val="2"/>
+  </w:num>
+  <w:num w:numId="2" w16cid:durableId="1753239972">
+    <w:abstractNumId w:val="1"/>
+  </w:num>
+  <w:num w:numId="3" w16cid:durableId="1283418227">
     <w:abstractNumId w:val="0"/>
   </w:num>
 </w:numbering>

--- a/GenAI by Sheryians Notes.docx
+++ b/GenAI by Sheryians Notes.docx
@@ -40,21 +40,7 @@
         <w:rPr>
           <w:lang w:val="en-US"/>
         </w:rPr>
-        <w:t xml:space="preserve">Use </w:t>
-      </w:r>
-      <w:proofErr w:type="spellStart"/>
-      <w:r>
-        <w:rPr>
-          <w:lang w:val="en-US"/>
-        </w:rPr>
-        <w:t>uv</w:t>
-      </w:r>
-      <w:proofErr w:type="spellEnd"/>
-      <w:r>
-        <w:rPr>
-          <w:lang w:val="en-US"/>
-        </w:rPr>
-        <w:t>:</w:t>
+        <w:t>Use uv:</w:t>
       </w:r>
       <w:r>
         <w:rPr>
@@ -75,31 +61,7 @@
         </w:numPr>
       </w:pPr>
       <w:r>
-        <w:t>A single tool to replace pip, pip-tools, </w:t>
-      </w:r>
-      <w:proofErr w:type="spellStart"/>
-      <w:r>
-        <w:t>pipx</w:t>
-      </w:r>
-      <w:proofErr w:type="spellEnd"/>
-      <w:r>
-        <w:t>, poetry, </w:t>
-      </w:r>
-      <w:proofErr w:type="spellStart"/>
-      <w:r>
-        <w:t>pyenv</w:t>
-      </w:r>
-      <w:proofErr w:type="spellEnd"/>
-      <w:r>
-        <w:t>, twine, </w:t>
-      </w:r>
-      <w:proofErr w:type="spellStart"/>
-      <w:r>
-        <w:t>virtualenv</w:t>
-      </w:r>
-      <w:proofErr w:type="spellEnd"/>
-      <w:r>
-        <w:t>, and more.</w:t>
+        <w:t>A single tool to replace pip, pip-tools, pipx, poetry, pyenv, twine, virtualenv, and more.</w:t>
       </w:r>
     </w:p>
     <w:p>
@@ -147,18 +109,155 @@
           <w:rPr>
             <w:rStyle w:val="Hyperlink"/>
           </w:rPr>
-          <w:t xml:space="preserve">universal </w:t>
+          <w:t>universal lockfile</w:t>
         </w:r>
-        <w:proofErr w:type="spellStart"/>
+      </w:hyperlink>
+      <w:r>
+        <w:t>.</w:t>
+      </w:r>
+    </w:p>
+    <w:p>
+      <w:pPr>
+        <w:rPr>
+          <w:lang w:val="en-US"/>
+        </w:rPr>
+      </w:pPr>
+      <w:r>
+        <w:rPr>
+          <w:lang w:val="en-US"/>
+        </w:rPr>
+        <w:t xml:space="preserve">Define API key in separate file </w:t>
+      </w:r>
+      <w:r>
+        <w:rPr>
+          <w:lang w:val="en-US"/>
+        </w:rPr>
+        <w:t>usually in .env file</w:t>
+      </w:r>
+    </w:p>
+    <w:p>
+      <w:pPr>
+        <w:rPr>
+          <w:lang w:val="en-US"/>
+        </w:rPr>
+      </w:pPr>
+      <w:r>
+        <w:rPr>
+          <w:lang w:val="en-US"/>
+        </w:rPr>
+        <w:t>G</w:t>
+      </w:r>
+      <w:r>
+        <w:rPr>
+          <w:lang w:val="en-US"/>
+        </w:rPr>
+        <w:t>ro</w:t>
+      </w:r>
+      <w:r>
+        <w:rPr>
+          <w:lang w:val="en-US"/>
+        </w:rPr>
+        <w:t>q can be used for free API Keys for many LLMs</w:t>
+      </w:r>
+      <w:r>
+        <w:rPr>
+          <w:lang w:val="en-US"/>
+        </w:rPr>
+        <w:t>.</w:t>
+      </w:r>
+    </w:p>
+    <w:p>
+      <w:pPr>
+        <w:rPr>
+          <w:lang w:val="en-US"/>
+        </w:rPr>
+      </w:pPr>
+    </w:p>
+    <w:p>
+      <w:pPr>
+        <w:rPr>
+          <w:lang w:val="en-US"/>
+        </w:rPr>
+      </w:pPr>
+      <w:r>
+        <w:rPr>
+          <w:lang w:val="en-US"/>
+        </w:rPr>
+        <w:t>Using Python , more token are burnt in using Gemini as compared to Java script</w:t>
+      </w:r>
+      <w:r>
+        <w:rPr>
+          <w:lang w:val="en-US"/>
+        </w:rPr>
+        <w:t>.</w:t>
+      </w:r>
+    </w:p>
+    <w:p>
+      <w:pPr>
+        <w:rPr>
+          <w:lang w:val="en-US"/>
+        </w:rPr>
+      </w:pPr>
+    </w:p>
+    <w:p>
+      <w:r>
+        <w:rPr>
+          <w:lang w:val="en-US"/>
+        </w:rPr>
+        <w:t xml:space="preserve">Use </w:t>
+      </w:r>
+      <w:r>
+        <w:rPr>
+          <w:b/>
+          <w:bCs/>
+        </w:rPr>
+        <w:t>python-dotenv</w:t>
+      </w:r>
+      <w:r>
+        <w:t xml:space="preserve"> library</w:t>
+      </w:r>
+      <w:r>
+        <w:t xml:space="preserve"> </w:t>
+      </w:r>
+      <w:r>
+        <w:t>for managing "secrets" like API keys, database passwords, and configuration settings.</w:t>
+      </w:r>
+      <w:r>
+        <w:t>it reads key-value pairs from a .env file and adds them to your system's environment variables.</w:t>
+      </w:r>
+    </w:p>
+    <w:p>
+      <w:pPr>
+        <w:rPr>
+          <w:b/>
+          <w:bCs/>
+        </w:rPr>
+      </w:pPr>
+      <w:r>
+        <w:rPr>
+          <w:b/>
+          <w:bCs/>
+        </w:rPr>
+        <w:br/>
+        <w:t>Initialize a model</w:t>
+      </w:r>
+    </w:p>
+    <w:p>
+      <w:r>
+        <w:t>The easiest way to get started with a standalone model in LangChain is to use </w:t>
+      </w:r>
+      <w:hyperlink r:id="rId8" w:tgtFrame="_blank" w:history="1">
         <w:r>
           <w:rPr>
             <w:rStyle w:val="Hyperlink"/>
           </w:rPr>
-          <w:t>lockfile</w:t>
+          <w:t>init_chat_model</w:t>
         </w:r>
-        <w:proofErr w:type="spellEnd"/>
       </w:hyperlink>
       <w:r>
+        <w:t> to initialize one from a chat model provider of your choice</w:t>
+      </w:r>
+      <w:r>
         <w:t>.</w:t>
       </w:r>
     </w:p>
@@ -169,199 +268,15 @@
         </w:rPr>
       </w:pPr>
       <w:r>
-        <w:rPr>
-          <w:lang w:val="en-US"/>
-        </w:rPr>
-        <w:t xml:space="preserve">Define API key in separate file </w:t>
-      </w:r>
-      <w:r>
-        <w:rPr>
-          <w:lang w:val="en-US"/>
-        </w:rPr>
-        <w:t>usually in .env file</w:t>
-      </w:r>
-    </w:p>
-    <w:p>
-      <w:pPr>
-        <w:rPr>
-          <w:lang w:val="en-US"/>
-        </w:rPr>
-      </w:pPr>
-      <w:proofErr w:type="spellStart"/>
-      <w:r>
-        <w:rPr>
-          <w:lang w:val="en-US"/>
-        </w:rPr>
-        <w:t>G</w:t>
-      </w:r>
-      <w:r>
-        <w:rPr>
-          <w:lang w:val="en-US"/>
-        </w:rPr>
-        <w:t>ro</w:t>
-      </w:r>
-      <w:r>
-        <w:rPr>
-          <w:lang w:val="en-US"/>
-        </w:rPr>
-        <w:t>q</w:t>
-      </w:r>
-      <w:proofErr w:type="spellEnd"/>
-      <w:r>
-        <w:rPr>
-          <w:lang w:val="en-US"/>
-        </w:rPr>
-        <w:t xml:space="preserve"> can be used for free API Keys for many LLMs</w:t>
-      </w:r>
-      <w:r>
-        <w:rPr>
-          <w:lang w:val="en-US"/>
-        </w:rPr>
-        <w:t>.</w:t>
-      </w:r>
-    </w:p>
-    <w:p>
-      <w:pPr>
-        <w:rPr>
-          <w:lang w:val="en-US"/>
-        </w:rPr>
-      </w:pPr>
-    </w:p>
-    <w:p>
-      <w:pPr>
-        <w:rPr>
-          <w:lang w:val="en-US"/>
-        </w:rPr>
-      </w:pPr>
-      <w:r>
-        <w:rPr>
-          <w:lang w:val="en-US"/>
-        </w:rPr>
-        <w:t>Using Python , more token are burnt in using Gemini as compared to Java script</w:t>
-      </w:r>
-      <w:r>
-        <w:rPr>
-          <w:lang w:val="en-US"/>
-        </w:rPr>
-        <w:t>.</w:t>
-      </w:r>
-    </w:p>
-    <w:p>
-      <w:pPr>
-        <w:rPr>
-          <w:lang w:val="en-US"/>
-        </w:rPr>
-      </w:pPr>
-    </w:p>
-    <w:p>
-      <w:r>
-        <w:rPr>
-          <w:lang w:val="en-US"/>
-        </w:rPr>
-        <w:t xml:space="preserve">Use </w:t>
+        <w:t xml:space="preserve">Using </w:t>
       </w:r>
       <w:r>
         <w:rPr>
           <w:b/>
           <w:bCs/>
         </w:rPr>
-        <w:t>python-</w:t>
-      </w:r>
-      <w:proofErr w:type="spellStart"/>
-      <w:r>
-        <w:rPr>
-          <w:b/>
-          <w:bCs/>
-        </w:rPr>
-        <w:t>dotenv</w:t>
-      </w:r>
-      <w:proofErr w:type="spellEnd"/>
-      <w:r>
-        <w:t xml:space="preserve"> library</w:t>
-      </w:r>
-      <w:r>
-        <w:t xml:space="preserve"> </w:t>
-      </w:r>
-      <w:r>
-        <w:t>for managing "secrets" like API keys, database passwords, and configuration settings.</w:t>
-      </w:r>
-      <w:r>
-        <w:t>it reads key-value pairs from a .env file and adds them to your system's environment variables.</w:t>
-      </w:r>
-    </w:p>
-    <w:p>
-      <w:pPr>
-        <w:rPr>
-          <w:b/>
-          <w:bCs/>
-        </w:rPr>
-      </w:pPr>
-      <w:r>
-        <w:rPr>
-          <w:b/>
-          <w:bCs/>
-        </w:rPr>
-        <w:br/>
-        <w:t>Initialize a model</w:t>
-      </w:r>
-    </w:p>
-    <w:p>
-      <w:r>
-        <w:t xml:space="preserve">The easiest way to get started with a standalone model in </w:t>
-      </w:r>
-      <w:proofErr w:type="spellStart"/>
-      <w:r>
-        <w:t>LangChain</w:t>
-      </w:r>
-      <w:proofErr w:type="spellEnd"/>
-      <w:r>
-        <w:t xml:space="preserve"> is to use </w:t>
-      </w:r>
-      <w:proofErr w:type="spellStart"/>
-      <w:r>
-        <w:fldChar w:fldCharType="begin"/>
-      </w:r>
-      <w:r>
-        <w:instrText>HYPERLINK "https://reference.langchain.com/python/langchain/chat_models/base/init_chat_model" \t "_blank"</w:instrText>
-      </w:r>
-      <w:r>
-        <w:fldChar w:fldCharType="separate"/>
-      </w:r>
-      <w:r>
-        <w:rPr>
-          <w:rStyle w:val="Hyperlink"/>
-        </w:rPr>
         <w:t>init_chat_model</w:t>
       </w:r>
-      <w:proofErr w:type="spellEnd"/>
-      <w:r>
-        <w:fldChar w:fldCharType="end"/>
-      </w:r>
-      <w:r>
-        <w:t> to initialize one from a chat model provider of your choice</w:t>
-      </w:r>
-      <w:r>
-        <w:t>.</w:t>
-      </w:r>
-    </w:p>
-    <w:p>
-      <w:pPr>
-        <w:rPr>
-          <w:lang w:val="en-US"/>
-        </w:rPr>
-      </w:pPr>
-      <w:r>
-        <w:t xml:space="preserve">Using </w:t>
-      </w:r>
-      <w:proofErr w:type="spellStart"/>
-      <w:r>
-        <w:rPr>
-          <w:b/>
-          <w:bCs/>
-        </w:rPr>
-        <w:t>init_chat_model</w:t>
-      </w:r>
-      <w:proofErr w:type="spellEnd"/>
     </w:p>
     <w:p>
       <w:pPr>
@@ -390,7 +305,7 @@
                     <pic:cNvPicPr/>
                   </pic:nvPicPr>
                   <pic:blipFill>
-                    <a:blip r:embed="rId8"/>
+                    <a:blip r:embed="rId9"/>
                     <a:stretch>
                       <a:fillRect/>
                     </a:stretch>
@@ -456,7 +371,7 @@
                     <pic:cNvPicPr/>
                   </pic:nvPicPr>
                   <pic:blipFill>
-                    <a:blip r:embed="rId9"/>
+                    <a:blip r:embed="rId10"/>
                     <a:stretch>
                       <a:fillRect/>
                     </a:stretch>
@@ -496,19 +411,10 @@
         <w:t>Model Classes</w:t>
       </w:r>
       <w:r>
-        <w:t xml:space="preserve"> require provider-specific imports (e.g., </w:t>
-      </w:r>
-      <w:proofErr w:type="spellStart"/>
-      <w:r>
-        <w:t>ChatOpenAI</w:t>
-      </w:r>
-      <w:proofErr w:type="spellEnd"/>
-      <w:r>
-        <w:t>) and hardcode your application to a single LLM vendor.</w:t>
-      </w:r>
-    </w:p>
-    <w:p>
-      <w:proofErr w:type="spellStart"/>
+        <w:t xml:space="preserve"> require provider-specific imports (e.g., ChatOpenAI) and hardcode your application to a single LLM vendor.</w:t>
+      </w:r>
+    </w:p>
+    <w:p>
       <w:r>
         <w:rPr>
           <w:b/>
@@ -516,7 +422,6 @@
         </w:rPr>
         <w:t>init_chat_model</w:t>
       </w:r>
-      <w:proofErr w:type="spellEnd"/>
       <w:r>
         <w:t xml:space="preserve"> is a unified factory function that lets you dynamically swap providers (OpenAI, Anthropic, etc.) using simple string arguments without changing your imports or code structure.</w:t>
       </w:r>
@@ -530,15 +435,7 @@
         <w:t>Recommendation:</w:t>
       </w:r>
       <w:r>
-        <w:t xml:space="preserve"> Use </w:t>
-      </w:r>
-      <w:proofErr w:type="spellStart"/>
-      <w:r>
-        <w:t>init_chat_model</w:t>
-      </w:r>
-      <w:proofErr w:type="spellEnd"/>
-      <w:r>
-        <w:t xml:space="preserve"> by default to keep your code flexible, future-proof, and decoupled from specific vendors.</w:t>
+        <w:t xml:space="preserve"> Use init_chat_model by default to keep your code flexible, future-proof, and decoupled from specific vendors.</w:t>
       </w:r>
     </w:p>
     <w:p>
@@ -550,15 +447,7 @@
         <w:t>QUESTION</w:t>
       </w:r>
       <w:r>
-        <w:t xml:space="preserve">: How API keys are working without get </w:t>
-      </w:r>
-      <w:proofErr w:type="spellStart"/>
-      <w:r>
-        <w:t>os</w:t>
-      </w:r>
-      <w:proofErr w:type="spellEnd"/>
-      <w:r>
-        <w:t xml:space="preserve"> en</w:t>
+        <w:t>: How API keys are working without get os en</w:t>
       </w:r>
       <w:r>
         <w:t>v method</w:t>
@@ -647,7 +536,7 @@
                     <pic:cNvPicPr/>
                   </pic:nvPicPr>
                   <pic:blipFill>
-                    <a:blip r:embed="rId10"/>
+                    <a:blip r:embed="rId11"/>
                     <a:stretch>
                       <a:fillRect/>
                     </a:stretch>
@@ -712,23 +601,7 @@
           <w:b/>
           <w:bCs/>
         </w:rPr>
-        <w:t>1. Local Model (</w:t>
-      </w:r>
-      <w:proofErr w:type="spellStart"/>
-      <w:r>
-        <w:rPr>
-          <w:b/>
-          <w:bCs/>
-        </w:rPr>
-        <w:t>HuggingFaceEmbeddings</w:t>
-      </w:r>
-      <w:proofErr w:type="spellEnd"/>
-      <w:r>
-        <w:rPr>
-          <w:b/>
-          <w:bCs/>
-        </w:rPr>
-        <w:t>)</w:t>
+        <w:t>1. Local Model (HuggingFaceEmbeddings)</w:t>
       </w:r>
     </w:p>
     <w:p>
@@ -764,15 +637,7 @@
         <w:t>Execution:</w:t>
       </w:r>
       <w:r>
-        <w:t xml:space="preserve"> When you run </w:t>
-      </w:r>
-      <w:proofErr w:type="spellStart"/>
-      <w:r>
-        <w:t>embeddings.embed_query</w:t>
-      </w:r>
-      <w:proofErr w:type="spellEnd"/>
-      <w:r>
-        <w:t xml:space="preserve">(), your own computer's </w:t>
+        <w:t xml:space="preserve"> When you run embeddings.embed_query(), your own computer's </w:t>
       </w:r>
       <w:r>
         <w:rPr>
@@ -797,23 +662,7 @@
           <w:b/>
           <w:bCs/>
         </w:rPr>
-        <w:t>2. API Endpoint (</w:t>
-      </w:r>
-      <w:proofErr w:type="spellStart"/>
-      <w:r>
-        <w:rPr>
-          <w:b/>
-          <w:bCs/>
-        </w:rPr>
-        <w:t>HuggingFaceEndpointEmbeddings</w:t>
-      </w:r>
-      <w:proofErr w:type="spellEnd"/>
-      <w:r>
-        <w:rPr>
-          <w:b/>
-          <w:bCs/>
-        </w:rPr>
-        <w:t>)</w:t>
+        <w:t>2. API Endpoint (HuggingFaceEndpointEmbeddings)</w:t>
       </w:r>
     </w:p>
     <w:p>
@@ -849,25 +698,17 @@
         <w:t>Execution:</w:t>
       </w:r>
       <w:r>
-        <w:t xml:space="preserve"> When you run </w:t>
-      </w:r>
-      <w:proofErr w:type="spellStart"/>
-      <w:r>
-        <w:t>embeddings.embed_query</w:t>
-      </w:r>
-      <w:proofErr w:type="spellEnd"/>
-      <w:r>
-        <w:t xml:space="preserve">(), </w:t>
-      </w:r>
-      <w:proofErr w:type="spellStart"/>
-      <w:r>
-        <w:t>LangChain</w:t>
-      </w:r>
-      <w:proofErr w:type="spellEnd"/>
-      <w:r>
-        <w:t xml:space="preserve"> sends your text across the internet via an HTTP request to Hugging Face. Their cloud servers compute the vectors and send the numbers back to your script.</w:t>
-      </w:r>
-    </w:p>
+        <w:t xml:space="preserve"> When you run embeddings.embed_query(), LangChain sends your text across the internet via an HTTP request to Hugging Face. Their cloud servers compute the vectors and send the numbers back to your script.</w:t>
+      </w:r>
+    </w:p>
+    <w:p>
+      <w:r>
+        <w:t>For storing chat history, use append feature of python to store the communication in dictionary.</w:t>
+      </w:r>
+    </w:p>
+    <w:p/>
+    <w:p/>
+    <w:p/>
     <w:p/>
     <w:p/>
     <w:p>
@@ -1951,6 +1792,7 @@
   <w:style w:type="character" w:default="1" w:styleId="DefaultParagraphFont">
     <w:name w:val="Default Paragraph Font"/>
     <w:uiPriority w:val="1"/>
+    <w:semiHidden/>
     <w:unhideWhenUsed/>
   </w:style>
   <w:style w:type="table" w:default="1" w:styleId="TableNormal">

--- a/GenAI by Sheryians Notes.docx
+++ b/GenAI by Sheryians Notes.docx
@@ -706,6 +706,133 @@
         <w:t>For storing chat history, use append feature of python to store the communication in dictionary.</w:t>
       </w:r>
     </w:p>
+    <w:p>
+      <w:r>
+        <w:t>Problem in saving chat history in simple dictionory</w:t>
+      </w:r>
+    </w:p>
+    <w:p>
+      <w:r>
+        <w:drawing>
+          <wp:inline distT="0" distB="0" distL="0" distR="0" wp14:anchorId="61DEC78A" wp14:editId="36E57123">
+            <wp:extent cx="5731510" cy="3050540"/>
+            <wp:effectExtent l="0" t="0" r="2540" b="0"/>
+            <wp:docPr id="119857225" name="Picture 1"/>
+            <wp:cNvGraphicFramePr>
+              <a:graphicFrameLocks xmlns:a="http://schemas.openxmlformats.org/drawingml/2006/main" noChangeAspect="1"/>
+            </wp:cNvGraphicFramePr>
+            <a:graphic xmlns:a="http://schemas.openxmlformats.org/drawingml/2006/main">
+              <a:graphicData uri="http://schemas.openxmlformats.org/drawingml/2006/picture">
+                <pic:pic xmlns:pic="http://schemas.openxmlformats.org/drawingml/2006/picture">
+                  <pic:nvPicPr>
+                    <pic:cNvPr id="119857225" name=""/>
+                    <pic:cNvPicPr/>
+                  </pic:nvPicPr>
+                  <pic:blipFill>
+                    <a:blip r:embed="rId12"/>
+                    <a:stretch>
+                      <a:fillRect/>
+                    </a:stretch>
+                  </pic:blipFill>
+                  <pic:spPr>
+                    <a:xfrm>
+                      <a:off x="0" y="0"/>
+                      <a:ext cx="5731510" cy="3050540"/>
+                    </a:xfrm>
+                    <a:prstGeom prst="rect">
+                      <a:avLst/>
+                    </a:prstGeom>
+                  </pic:spPr>
+                </pic:pic>
+              </a:graphicData>
+            </a:graphic>
+          </wp:inline>
+        </w:drawing>
+      </w:r>
+    </w:p>
+    <w:p/>
+    <w:p>
+      <w:r>
+        <w:lastRenderedPageBreak/>
+        <w:drawing>
+          <wp:inline distT="0" distB="0" distL="0" distR="0" wp14:anchorId="381D1C39" wp14:editId="4FD091BF">
+            <wp:extent cx="5344271" cy="2210108"/>
+            <wp:effectExtent l="0" t="0" r="8890" b="0"/>
+            <wp:docPr id="1094063006" name="Picture 1"/>
+            <wp:cNvGraphicFramePr>
+              <a:graphicFrameLocks xmlns:a="http://schemas.openxmlformats.org/drawingml/2006/main" noChangeAspect="1"/>
+            </wp:cNvGraphicFramePr>
+            <a:graphic xmlns:a="http://schemas.openxmlformats.org/drawingml/2006/main">
+              <a:graphicData uri="http://schemas.openxmlformats.org/drawingml/2006/picture">
+                <pic:pic xmlns:pic="http://schemas.openxmlformats.org/drawingml/2006/picture">
+                  <pic:nvPicPr>
+                    <pic:cNvPr id="1094063006" name=""/>
+                    <pic:cNvPicPr/>
+                  </pic:nvPicPr>
+                  <pic:blipFill>
+                    <a:blip r:embed="rId13"/>
+                    <a:stretch>
+                      <a:fillRect/>
+                    </a:stretch>
+                  </pic:blipFill>
+                  <pic:spPr>
+                    <a:xfrm>
+                      <a:off x="0" y="0"/>
+                      <a:ext cx="5344271" cy="2210108"/>
+                    </a:xfrm>
+                    <a:prstGeom prst="rect">
+                      <a:avLst/>
+                    </a:prstGeom>
+                  </pic:spPr>
+                </pic:pic>
+              </a:graphicData>
+            </a:graphic>
+          </wp:inline>
+        </w:drawing>
+      </w:r>
+    </w:p>
+    <w:p/>
+    <w:p>
+      <w:r>
+        <w:drawing>
+          <wp:inline distT="0" distB="0" distL="0" distR="0" wp14:anchorId="6A13796F" wp14:editId="7C3A244B">
+            <wp:extent cx="5731510" cy="2171700"/>
+            <wp:effectExtent l="0" t="0" r="2540" b="0"/>
+            <wp:docPr id="1357849799" name="Picture 1"/>
+            <wp:cNvGraphicFramePr>
+              <a:graphicFrameLocks xmlns:a="http://schemas.openxmlformats.org/drawingml/2006/main" noChangeAspect="1"/>
+            </wp:cNvGraphicFramePr>
+            <a:graphic xmlns:a="http://schemas.openxmlformats.org/drawingml/2006/main">
+              <a:graphicData uri="http://schemas.openxmlformats.org/drawingml/2006/picture">
+                <pic:pic xmlns:pic="http://schemas.openxmlformats.org/drawingml/2006/picture">
+                  <pic:nvPicPr>
+                    <pic:cNvPr id="1357849799" name=""/>
+                    <pic:cNvPicPr/>
+                  </pic:nvPicPr>
+                  <pic:blipFill>
+                    <a:blip r:embed="rId14"/>
+                    <a:stretch>
+                      <a:fillRect/>
+                    </a:stretch>
+                  </pic:blipFill>
+                  <pic:spPr>
+                    <a:xfrm>
+                      <a:off x="0" y="0"/>
+                      <a:ext cx="5731510" cy="2171700"/>
+                    </a:xfrm>
+                    <a:prstGeom prst="rect">
+                      <a:avLst/>
+                    </a:prstGeom>
+                  </pic:spPr>
+                </pic:pic>
+              </a:graphicData>
+            </a:graphic>
+          </wp:inline>
+        </w:drawing>
+      </w:r>
+    </w:p>
+    <w:p/>
+    <w:p/>
     <w:p/>
     <w:p/>
     <w:p/>

--- a/GenAI by Sheryians Notes.docx
+++ b/GenAI by Sheryians Notes.docx
@@ -713,6 +713,9 @@
     </w:p>
     <w:p>
       <w:r>
+        <w:rPr>
+          <w:noProof/>
+        </w:rPr>
         <w:drawing>
           <wp:inline distT="0" distB="0" distL="0" distR="0" wp14:anchorId="61DEC78A" wp14:editId="36E57123">
             <wp:extent cx="5731510" cy="3050540"/>
@@ -753,11 +756,14 @@
     <w:p/>
     <w:p>
       <w:r>
+        <w:rPr>
+          <w:noProof/>
+        </w:rPr>
         <w:lastRenderedPageBreak/>
         <w:drawing>
-          <wp:inline distT="0" distB="0" distL="0" distR="0" wp14:anchorId="381D1C39" wp14:editId="4FD091BF">
-            <wp:extent cx="5344271" cy="2210108"/>
-            <wp:effectExtent l="0" t="0" r="8890" b="0"/>
+          <wp:inline distT="0" distB="0" distL="0" distR="0" wp14:anchorId="381D1C39" wp14:editId="684E0B81">
+            <wp:extent cx="5342494" cy="1733909"/>
+            <wp:effectExtent l="0" t="0" r="0" b="0"/>
             <wp:docPr id="1094063006" name="Picture 1"/>
             <wp:cNvGraphicFramePr>
               <a:graphicFrameLocks xmlns:a="http://schemas.openxmlformats.org/drawingml/2006/main" noChangeAspect="1"/>
@@ -778,7 +784,7 @@
                   <pic:spPr>
                     <a:xfrm>
                       <a:off x="0" y="0"/>
-                      <a:ext cx="5344271" cy="2210108"/>
+                      <a:ext cx="5350559" cy="1736527"/>
                     </a:xfrm>
                     <a:prstGeom prst="rect">
                       <a:avLst/>
@@ -794,6 +800,9 @@
     <w:p/>
     <w:p>
       <w:r>
+        <w:rPr>
+          <w:noProof/>
+        </w:rPr>
         <w:drawing>
           <wp:inline distT="0" distB="0" distL="0" distR="0" wp14:anchorId="6A13796F" wp14:editId="7C3A244B">
             <wp:extent cx="5731510" cy="2171700"/>
@@ -832,6 +841,408 @@
       </w:r>
     </w:p>
     <w:p/>
+    <w:p>
+      <w:r>
+        <w:drawing>
+          <wp:inline distT="0" distB="0" distL="0" distR="0" wp14:anchorId="6BF994C8" wp14:editId="384459CE">
+            <wp:extent cx="5511800" cy="905298"/>
+            <wp:effectExtent l="0" t="0" r="0" b="9525"/>
+            <wp:docPr id="1450442996" name="Picture 1"/>
+            <wp:cNvGraphicFramePr>
+              <a:graphicFrameLocks xmlns:a="http://schemas.openxmlformats.org/drawingml/2006/main" noChangeAspect="1"/>
+            </wp:cNvGraphicFramePr>
+            <a:graphic xmlns:a="http://schemas.openxmlformats.org/drawingml/2006/main">
+              <a:graphicData uri="http://schemas.openxmlformats.org/drawingml/2006/picture">
+                <pic:pic xmlns:pic="http://schemas.openxmlformats.org/drawingml/2006/picture">
+                  <pic:nvPicPr>
+                    <pic:cNvPr id="1450442996" name=""/>
+                    <pic:cNvPicPr/>
+                  </pic:nvPicPr>
+                  <pic:blipFill>
+                    <a:blip r:embed="rId15"/>
+                    <a:stretch>
+                      <a:fillRect/>
+                    </a:stretch>
+                  </pic:blipFill>
+                  <pic:spPr>
+                    <a:xfrm>
+                      <a:off x="0" y="0"/>
+                      <a:ext cx="5555498" cy="912475"/>
+                    </a:xfrm>
+                    <a:prstGeom prst="rect">
+                      <a:avLst/>
+                    </a:prstGeom>
+                  </pic:spPr>
+                </pic:pic>
+              </a:graphicData>
+            </a:graphic>
+          </wp:inline>
+        </w:drawing>
+      </w:r>
+    </w:p>
+    <w:p/>
+    <w:p>
+      <w:r>
+        <w:t>Prompt Template Use case:</w:t>
+      </w:r>
+    </w:p>
+    <w:p>
+      <w:r>
+        <w:drawing>
+          <wp:inline distT="0" distB="0" distL="0" distR="0" wp14:anchorId="1A221E35" wp14:editId="630E8976">
+            <wp:extent cx="4847042" cy="1915064"/>
+            <wp:effectExtent l="0" t="0" r="0" b="9525"/>
+            <wp:docPr id="2106698834" name="Picture 1"/>
+            <wp:cNvGraphicFramePr>
+              <a:graphicFrameLocks xmlns:a="http://schemas.openxmlformats.org/drawingml/2006/main" noChangeAspect="1"/>
+            </wp:cNvGraphicFramePr>
+            <a:graphic xmlns:a="http://schemas.openxmlformats.org/drawingml/2006/main">
+              <a:graphicData uri="http://schemas.openxmlformats.org/drawingml/2006/picture">
+                <pic:pic xmlns:pic="http://schemas.openxmlformats.org/drawingml/2006/picture">
+                  <pic:nvPicPr>
+                    <pic:cNvPr id="2106698834" name=""/>
+                    <pic:cNvPicPr/>
+                  </pic:nvPicPr>
+                  <pic:blipFill>
+                    <a:blip r:embed="rId16"/>
+                    <a:stretch>
+                      <a:fillRect/>
+                    </a:stretch>
+                  </pic:blipFill>
+                  <pic:spPr>
+                    <a:xfrm>
+                      <a:off x="0" y="0"/>
+                      <a:ext cx="4873650" cy="1925577"/>
+                    </a:xfrm>
+                    <a:prstGeom prst="rect">
+                      <a:avLst/>
+                    </a:prstGeom>
+                  </pic:spPr>
+                </pic:pic>
+              </a:graphicData>
+            </a:graphic>
+          </wp:inline>
+        </w:drawing>
+      </w:r>
+    </w:p>
+    <w:p>
+      <w:r>
+        <w:lastRenderedPageBreak/>
+        <w:drawing>
+          <wp:inline distT="0" distB="0" distL="0" distR="0" wp14:anchorId="04309CDC" wp14:editId="01B348DA">
+            <wp:extent cx="5253355" cy="1345721"/>
+            <wp:effectExtent l="0" t="0" r="4445" b="6985"/>
+            <wp:docPr id="1519450265" name="Picture 1"/>
+            <wp:cNvGraphicFramePr>
+              <a:graphicFrameLocks xmlns:a="http://schemas.openxmlformats.org/drawingml/2006/main" noChangeAspect="1"/>
+            </wp:cNvGraphicFramePr>
+            <a:graphic xmlns:a="http://schemas.openxmlformats.org/drawingml/2006/main">
+              <a:graphicData uri="http://schemas.openxmlformats.org/drawingml/2006/picture">
+                <pic:pic xmlns:pic="http://schemas.openxmlformats.org/drawingml/2006/picture">
+                  <pic:nvPicPr>
+                    <pic:cNvPr id="1519450265" name=""/>
+                    <pic:cNvPicPr/>
+                  </pic:nvPicPr>
+                  <pic:blipFill>
+                    <a:blip r:embed="rId17"/>
+                    <a:stretch>
+                      <a:fillRect/>
+                    </a:stretch>
+                  </pic:blipFill>
+                  <pic:spPr>
+                    <a:xfrm>
+                      <a:off x="0" y="0"/>
+                      <a:ext cx="5277811" cy="1351986"/>
+                    </a:xfrm>
+                    <a:prstGeom prst="rect">
+                      <a:avLst/>
+                    </a:prstGeom>
+                  </pic:spPr>
+                </pic:pic>
+              </a:graphicData>
+            </a:graphic>
+          </wp:inline>
+        </w:drawing>
+      </w:r>
+    </w:p>
+    <w:p/>
+    <w:p>
+      <w:r>
+        <w:drawing>
+          <wp:inline distT="0" distB="0" distL="0" distR="0" wp14:anchorId="43A2412C" wp14:editId="1B383A38">
+            <wp:extent cx="5731510" cy="1703070"/>
+            <wp:effectExtent l="0" t="0" r="2540" b="0"/>
+            <wp:docPr id="226375215" name="Picture 1" descr="A white background with black text&#10;&#10;AI-generated content may be incorrect."/>
+            <wp:cNvGraphicFramePr>
+              <a:graphicFrameLocks xmlns:a="http://schemas.openxmlformats.org/drawingml/2006/main" noChangeAspect="1"/>
+            </wp:cNvGraphicFramePr>
+            <a:graphic xmlns:a="http://schemas.openxmlformats.org/drawingml/2006/main">
+              <a:graphicData uri="http://schemas.openxmlformats.org/drawingml/2006/picture">
+                <pic:pic xmlns:pic="http://schemas.openxmlformats.org/drawingml/2006/picture">
+                  <pic:nvPicPr>
+                    <pic:cNvPr id="226375215" name="Picture 1" descr="A white background with black text&#10;&#10;AI-generated content may be incorrect."/>
+                    <pic:cNvPicPr/>
+                  </pic:nvPicPr>
+                  <pic:blipFill>
+                    <a:blip r:embed="rId18"/>
+                    <a:stretch>
+                      <a:fillRect/>
+                    </a:stretch>
+                  </pic:blipFill>
+                  <pic:spPr>
+                    <a:xfrm>
+                      <a:off x="0" y="0"/>
+                      <a:ext cx="5731510" cy="1703070"/>
+                    </a:xfrm>
+                    <a:prstGeom prst="rect">
+                      <a:avLst/>
+                    </a:prstGeom>
+                  </pic:spPr>
+                </pic:pic>
+              </a:graphicData>
+            </a:graphic>
+          </wp:inline>
+        </w:drawing>
+      </w:r>
+    </w:p>
+    <w:p/>
+    <w:p>
+      <w:r>
+        <w:drawing>
+          <wp:inline distT="0" distB="0" distL="0" distR="0" wp14:anchorId="0B6FA107" wp14:editId="7C5F096B">
+            <wp:extent cx="5494849" cy="1423358"/>
+            <wp:effectExtent l="0" t="0" r="0" b="5715"/>
+            <wp:docPr id="407482558" name="Picture 1" descr="A white background with black text&#10;&#10;AI-generated content may be incorrect."/>
+            <wp:cNvGraphicFramePr>
+              <a:graphicFrameLocks xmlns:a="http://schemas.openxmlformats.org/drawingml/2006/main" noChangeAspect="1"/>
+            </wp:cNvGraphicFramePr>
+            <a:graphic xmlns:a="http://schemas.openxmlformats.org/drawingml/2006/main">
+              <a:graphicData uri="http://schemas.openxmlformats.org/drawingml/2006/picture">
+                <pic:pic xmlns:pic="http://schemas.openxmlformats.org/drawingml/2006/picture">
+                  <pic:nvPicPr>
+                    <pic:cNvPr id="407482558" name="Picture 1" descr="A white background with black text&#10;&#10;AI-generated content may be incorrect."/>
+                    <pic:cNvPicPr/>
+                  </pic:nvPicPr>
+                  <pic:blipFill>
+                    <a:blip r:embed="rId19"/>
+                    <a:stretch>
+                      <a:fillRect/>
+                    </a:stretch>
+                  </pic:blipFill>
+                  <pic:spPr>
+                    <a:xfrm>
+                      <a:off x="0" y="0"/>
+                      <a:ext cx="5507966" cy="1426756"/>
+                    </a:xfrm>
+                    <a:prstGeom prst="rect">
+                      <a:avLst/>
+                    </a:prstGeom>
+                  </pic:spPr>
+                </pic:pic>
+              </a:graphicData>
+            </a:graphic>
+          </wp:inline>
+        </w:drawing>
+      </w:r>
+    </w:p>
+    <w:p/>
+    <w:p>
+      <w:r>
+        <w:drawing>
+          <wp:inline distT="0" distB="0" distL="0" distR="0" wp14:anchorId="1DE22561" wp14:editId="2CA6B225">
+            <wp:extent cx="5731510" cy="1706880"/>
+            <wp:effectExtent l="0" t="0" r="2540" b="7620"/>
+            <wp:docPr id="970251587" name="Picture 1" descr="A screen shot of a movie&#10;&#10;AI-generated content may be incorrect."/>
+            <wp:cNvGraphicFramePr>
+              <a:graphicFrameLocks xmlns:a="http://schemas.openxmlformats.org/drawingml/2006/main" noChangeAspect="1"/>
+            </wp:cNvGraphicFramePr>
+            <a:graphic xmlns:a="http://schemas.openxmlformats.org/drawingml/2006/main">
+              <a:graphicData uri="http://schemas.openxmlformats.org/drawingml/2006/picture">
+                <pic:pic xmlns:pic="http://schemas.openxmlformats.org/drawingml/2006/picture">
+                  <pic:nvPicPr>
+                    <pic:cNvPr id="970251587" name="Picture 1" descr="A screen shot of a movie&#10;&#10;AI-generated content may be incorrect."/>
+                    <pic:cNvPicPr/>
+                  </pic:nvPicPr>
+                  <pic:blipFill>
+                    <a:blip r:embed="rId20"/>
+                    <a:stretch>
+                      <a:fillRect/>
+                    </a:stretch>
+                  </pic:blipFill>
+                  <pic:spPr>
+                    <a:xfrm>
+                      <a:off x="0" y="0"/>
+                      <a:ext cx="5731510" cy="1706880"/>
+                    </a:xfrm>
+                    <a:prstGeom prst="rect">
+                      <a:avLst/>
+                    </a:prstGeom>
+                  </pic:spPr>
+                </pic:pic>
+              </a:graphicData>
+            </a:graphic>
+          </wp:inline>
+        </w:drawing>
+      </w:r>
+    </w:p>
+    <w:p>
+      <w:r>
+        <w:drawing>
+          <wp:inline distT="0" distB="0" distL="0" distR="0" wp14:anchorId="567BD6E1" wp14:editId="6E166151">
+            <wp:extent cx="5731510" cy="1302589"/>
+            <wp:effectExtent l="0" t="0" r="2540" b="0"/>
+            <wp:docPr id="885650720" name="Picture 1" descr="A close up of a text&#10;&#10;AI-generated content may be incorrect."/>
+            <wp:cNvGraphicFramePr>
+              <a:graphicFrameLocks xmlns:a="http://schemas.openxmlformats.org/drawingml/2006/main" noChangeAspect="1"/>
+            </wp:cNvGraphicFramePr>
+            <a:graphic xmlns:a="http://schemas.openxmlformats.org/drawingml/2006/main">
+              <a:graphicData uri="http://schemas.openxmlformats.org/drawingml/2006/picture">
+                <pic:pic xmlns:pic="http://schemas.openxmlformats.org/drawingml/2006/picture">
+                  <pic:nvPicPr>
+                    <pic:cNvPr id="885650720" name="Picture 1" descr="A close up of a text&#10;&#10;AI-generated content may be incorrect."/>
+                    <pic:cNvPicPr/>
+                  </pic:nvPicPr>
+                  <pic:blipFill>
+                    <a:blip r:embed="rId21"/>
+                    <a:stretch>
+                      <a:fillRect/>
+                    </a:stretch>
+                  </pic:blipFill>
+                  <pic:spPr>
+                    <a:xfrm>
+                      <a:off x="0" y="0"/>
+                      <a:ext cx="5737152" cy="1303871"/>
+                    </a:xfrm>
+                    <a:prstGeom prst="rect">
+                      <a:avLst/>
+                    </a:prstGeom>
+                  </pic:spPr>
+                </pic:pic>
+              </a:graphicData>
+            </a:graphic>
+          </wp:inline>
+        </w:drawing>
+      </w:r>
+    </w:p>
+    <w:p/>
+    <w:p>
+      <w:r>
+        <w:drawing>
+          <wp:inline distT="0" distB="0" distL="0" distR="0" wp14:anchorId="178004D1" wp14:editId="2AF8463C">
+            <wp:extent cx="5731510" cy="3091815"/>
+            <wp:effectExtent l="0" t="0" r="2540" b="0"/>
+            <wp:docPr id="76550570" name="Picture 1" descr="A screen shot of a computer program&#10;&#10;AI-generated content may be incorrect."/>
+            <wp:cNvGraphicFramePr>
+              <a:graphicFrameLocks xmlns:a="http://schemas.openxmlformats.org/drawingml/2006/main" noChangeAspect="1"/>
+            </wp:cNvGraphicFramePr>
+            <a:graphic xmlns:a="http://schemas.openxmlformats.org/drawingml/2006/main">
+              <a:graphicData uri="http://schemas.openxmlformats.org/drawingml/2006/picture">
+                <pic:pic xmlns:pic="http://schemas.openxmlformats.org/drawingml/2006/picture">
+                  <pic:nvPicPr>
+                    <pic:cNvPr id="76550570" name="Picture 1" descr="A screen shot of a computer program&#10;&#10;AI-generated content may be incorrect."/>
+                    <pic:cNvPicPr/>
+                  </pic:nvPicPr>
+                  <pic:blipFill>
+                    <a:blip r:embed="rId22"/>
+                    <a:stretch>
+                      <a:fillRect/>
+                    </a:stretch>
+                  </pic:blipFill>
+                  <pic:spPr>
+                    <a:xfrm>
+                      <a:off x="0" y="0"/>
+                      <a:ext cx="5731510" cy="3091815"/>
+                    </a:xfrm>
+                    <a:prstGeom prst="rect">
+                      <a:avLst/>
+                    </a:prstGeom>
+                  </pic:spPr>
+                </pic:pic>
+              </a:graphicData>
+            </a:graphic>
+          </wp:inline>
+        </w:drawing>
+      </w:r>
+    </w:p>
+    <w:p>
+      <w:r>
+        <w:drawing>
+          <wp:inline distT="0" distB="0" distL="0" distR="0" wp14:anchorId="1DC88967" wp14:editId="48FAA321">
+            <wp:extent cx="3972479" cy="1924319"/>
+            <wp:effectExtent l="0" t="0" r="0" b="0"/>
+            <wp:docPr id="818487879" name="Picture 1" descr="A black screen with white text&#10;&#10;AI-generated content may be incorrect."/>
+            <wp:cNvGraphicFramePr>
+              <a:graphicFrameLocks xmlns:a="http://schemas.openxmlformats.org/drawingml/2006/main" noChangeAspect="1"/>
+            </wp:cNvGraphicFramePr>
+            <a:graphic xmlns:a="http://schemas.openxmlformats.org/drawingml/2006/main">
+              <a:graphicData uri="http://schemas.openxmlformats.org/drawingml/2006/picture">
+                <pic:pic xmlns:pic="http://schemas.openxmlformats.org/drawingml/2006/picture">
+                  <pic:nvPicPr>
+                    <pic:cNvPr id="818487879" name="Picture 1" descr="A black screen with white text&#10;&#10;AI-generated content may be incorrect."/>
+                    <pic:cNvPicPr/>
+                  </pic:nvPicPr>
+                  <pic:blipFill>
+                    <a:blip r:embed="rId23"/>
+                    <a:stretch>
+                      <a:fillRect/>
+                    </a:stretch>
+                  </pic:blipFill>
+                  <pic:spPr>
+                    <a:xfrm>
+                      <a:off x="0" y="0"/>
+                      <a:ext cx="3972479" cy="1924319"/>
+                    </a:xfrm>
+                    <a:prstGeom prst="rect">
+                      <a:avLst/>
+                    </a:prstGeom>
+                  </pic:spPr>
+                </pic:pic>
+              </a:graphicData>
+            </a:graphic>
+          </wp:inline>
+        </w:drawing>
+      </w:r>
+    </w:p>
+    <w:p/>
+    <w:p>
+      <w:r>
+        <w:drawing>
+          <wp:inline distT="0" distB="0" distL="0" distR="0" wp14:anchorId="30167D86" wp14:editId="69DA52B9">
+            <wp:extent cx="4096322" cy="2257740"/>
+            <wp:effectExtent l="0" t="0" r="0" b="9525"/>
+            <wp:docPr id="908513375" name="Picture 1"/>
+            <wp:cNvGraphicFramePr>
+              <a:graphicFrameLocks xmlns:a="http://schemas.openxmlformats.org/drawingml/2006/main" noChangeAspect="1"/>
+            </wp:cNvGraphicFramePr>
+            <a:graphic xmlns:a="http://schemas.openxmlformats.org/drawingml/2006/main">
+              <a:graphicData uri="http://schemas.openxmlformats.org/drawingml/2006/picture">
+                <pic:pic xmlns:pic="http://schemas.openxmlformats.org/drawingml/2006/picture">
+                  <pic:nvPicPr>
+                    <pic:cNvPr id="908513375" name=""/>
+                    <pic:cNvPicPr/>
+                  </pic:nvPicPr>
+                  <pic:blipFill>
+                    <a:blip r:embed="rId24"/>
+                    <a:stretch>
+                      <a:fillRect/>
+                    </a:stretch>
+                  </pic:blipFill>
+                  <pic:spPr>
+                    <a:xfrm>
+                      <a:off x="0" y="0"/>
+                      <a:ext cx="4096322" cy="2257740"/>
+                    </a:xfrm>
+                    <a:prstGeom prst="rect">
+                      <a:avLst/>
+                    </a:prstGeom>
+                  </pic:spPr>
+                </pic:pic>
+              </a:graphicData>
+            </a:graphic>
+          </wp:inline>
+        </w:drawing>
+      </w:r>
+    </w:p>
     <w:p/>
     <w:p/>
     <w:p/>

--- a/GenAI by Sheryians Notes.docx
+++ b/GenAI by Sheryians Notes.docx
@@ -843,6 +843,9 @@
     <w:p/>
     <w:p>
       <w:r>
+        <w:rPr>
+          <w:noProof/>
+        </w:rPr>
         <w:drawing>
           <wp:inline distT="0" distB="0" distL="0" distR="0" wp14:anchorId="6BF994C8" wp14:editId="384459CE">
             <wp:extent cx="5511800" cy="905298"/>
@@ -888,6 +891,9 @@
     </w:p>
     <w:p>
       <w:r>
+        <w:rPr>
+          <w:noProof/>
+        </w:rPr>
         <w:drawing>
           <wp:inline distT="0" distB="0" distL="0" distR="0" wp14:anchorId="1A221E35" wp14:editId="630E8976">
             <wp:extent cx="4847042" cy="1915064"/>
@@ -927,6 +933,9 @@
     </w:p>
     <w:p>
       <w:r>
+        <w:rPr>
+          <w:noProof/>
+        </w:rPr>
         <w:lastRenderedPageBreak/>
         <w:drawing>
           <wp:inline distT="0" distB="0" distL="0" distR="0" wp14:anchorId="04309CDC" wp14:editId="01B348DA">
@@ -968,6 +977,9 @@
     <w:p/>
     <w:p>
       <w:r>
+        <w:rPr>
+          <w:noProof/>
+        </w:rPr>
         <w:drawing>
           <wp:inline distT="0" distB="0" distL="0" distR="0" wp14:anchorId="43A2412C" wp14:editId="1B383A38">
             <wp:extent cx="5731510" cy="1703070"/>
@@ -1008,6 +1020,9 @@
     <w:p/>
     <w:p>
       <w:r>
+        <w:rPr>
+          <w:noProof/>
+        </w:rPr>
         <w:drawing>
           <wp:inline distT="0" distB="0" distL="0" distR="0" wp14:anchorId="0B6FA107" wp14:editId="7C5F096B">
             <wp:extent cx="5494849" cy="1423358"/>
@@ -1048,6 +1063,9 @@
     <w:p/>
     <w:p>
       <w:r>
+        <w:rPr>
+          <w:noProof/>
+        </w:rPr>
         <w:drawing>
           <wp:inline distT="0" distB="0" distL="0" distR="0" wp14:anchorId="1DE22561" wp14:editId="2CA6B225">
             <wp:extent cx="5731510" cy="1706880"/>
@@ -1087,6 +1105,9 @@
     </w:p>
     <w:p>
       <w:r>
+        <w:rPr>
+          <w:noProof/>
+        </w:rPr>
         <w:drawing>
           <wp:inline distT="0" distB="0" distL="0" distR="0" wp14:anchorId="567BD6E1" wp14:editId="6E166151">
             <wp:extent cx="5731510" cy="1302589"/>
@@ -1127,6 +1148,9 @@
     <w:p/>
     <w:p>
       <w:r>
+        <w:rPr>
+          <w:noProof/>
+        </w:rPr>
         <w:drawing>
           <wp:inline distT="0" distB="0" distL="0" distR="0" wp14:anchorId="178004D1" wp14:editId="2AF8463C">
             <wp:extent cx="5731510" cy="3091815"/>
@@ -1166,10 +1190,13 @@
     </w:p>
     <w:p>
       <w:r>
+        <w:rPr>
+          <w:noProof/>
+        </w:rPr>
         <w:drawing>
-          <wp:inline distT="0" distB="0" distL="0" distR="0" wp14:anchorId="1DC88967" wp14:editId="48FAA321">
-            <wp:extent cx="3972479" cy="1924319"/>
-            <wp:effectExtent l="0" t="0" r="0" b="0"/>
+          <wp:inline distT="0" distB="0" distL="0" distR="0" wp14:anchorId="1DC88967" wp14:editId="4EADCE7A">
+            <wp:extent cx="3970744" cy="1199072"/>
+            <wp:effectExtent l="0" t="0" r="0" b="1270"/>
             <wp:docPr id="818487879" name="Picture 1" descr="A black screen with white text&#10;&#10;AI-generated content may be incorrect."/>
             <wp:cNvGraphicFramePr>
               <a:graphicFrameLocks xmlns:a="http://schemas.openxmlformats.org/drawingml/2006/main" noChangeAspect="1"/>
@@ -1190,7 +1217,7 @@
                   <pic:spPr>
                     <a:xfrm>
                       <a:off x="0" y="0"/>
-                      <a:ext cx="3972479" cy="1924319"/>
+                      <a:ext cx="3978806" cy="1201506"/>
                     </a:xfrm>
                     <a:prstGeom prst="rect">
                       <a:avLst/>
@@ -1206,10 +1233,13 @@
     <w:p/>
     <w:p>
       <w:r>
+        <w:rPr>
+          <w:noProof/>
+        </w:rPr>
         <w:drawing>
-          <wp:inline distT="0" distB="0" distL="0" distR="0" wp14:anchorId="30167D86" wp14:editId="69DA52B9">
-            <wp:extent cx="4096322" cy="2257740"/>
-            <wp:effectExtent l="0" t="0" r="0" b="9525"/>
+          <wp:inline distT="0" distB="0" distL="0" distR="0" wp14:anchorId="30167D86" wp14:editId="730F4540">
+            <wp:extent cx="5218430" cy="1777041"/>
+            <wp:effectExtent l="0" t="0" r="1270" b="0"/>
             <wp:docPr id="908513375" name="Picture 1"/>
             <wp:cNvGraphicFramePr>
               <a:graphicFrameLocks xmlns:a="http://schemas.openxmlformats.org/drawingml/2006/main" noChangeAspect="1"/>
@@ -1230,7 +1260,7 @@
                   <pic:spPr>
                     <a:xfrm>
                       <a:off x="0" y="0"/>
-                      <a:ext cx="4096322" cy="2257740"/>
+                      <a:ext cx="5227732" cy="1780209"/>
                     </a:xfrm>
                     <a:prstGeom prst="rect">
                       <a:avLst/>
@@ -1243,6 +1273,664 @@
         </w:drawing>
       </w:r>
     </w:p>
+    <w:p/>
+    <w:p>
+      <w:r>
+        <w:rPr>
+          <w:noProof/>
+        </w:rPr>
+        <w:drawing>
+          <wp:inline distT="0" distB="0" distL="0" distR="0" wp14:anchorId="11A10E91" wp14:editId="44A1331B">
+            <wp:extent cx="5620534" cy="1543265"/>
+            <wp:effectExtent l="0" t="0" r="0" b="0"/>
+            <wp:docPr id="960387589" name="Picture 1" descr="A black text on a white background&#10;&#10;AI-generated content may be incorrect."/>
+            <wp:cNvGraphicFramePr>
+              <a:graphicFrameLocks xmlns:a="http://schemas.openxmlformats.org/drawingml/2006/main" noChangeAspect="1"/>
+            </wp:cNvGraphicFramePr>
+            <a:graphic xmlns:a="http://schemas.openxmlformats.org/drawingml/2006/main">
+              <a:graphicData uri="http://schemas.openxmlformats.org/drawingml/2006/picture">
+                <pic:pic xmlns:pic="http://schemas.openxmlformats.org/drawingml/2006/picture">
+                  <pic:nvPicPr>
+                    <pic:cNvPr id="960387589" name="Picture 1" descr="A black text on a white background&#10;&#10;AI-generated content may be incorrect."/>
+                    <pic:cNvPicPr/>
+                  </pic:nvPicPr>
+                  <pic:blipFill>
+                    <a:blip r:embed="rId25"/>
+                    <a:stretch>
+                      <a:fillRect/>
+                    </a:stretch>
+                  </pic:blipFill>
+                  <pic:spPr>
+                    <a:xfrm>
+                      <a:off x="0" y="0"/>
+                      <a:ext cx="5620534" cy="1543265"/>
+                    </a:xfrm>
+                    <a:prstGeom prst="rect">
+                      <a:avLst/>
+                    </a:prstGeom>
+                  </pic:spPr>
+                </pic:pic>
+              </a:graphicData>
+            </a:graphic>
+          </wp:inline>
+        </w:drawing>
+      </w:r>
+    </w:p>
+    <w:p>
+      <w:r>
+        <w:rPr>
+          <w:noProof/>
+        </w:rPr>
+        <w:lastRenderedPageBreak/>
+        <w:drawing>
+          <wp:inline distT="0" distB="0" distL="0" distR="0" wp14:anchorId="50E65778" wp14:editId="5A9F68B3">
+            <wp:extent cx="5731510" cy="809625"/>
+            <wp:effectExtent l="0" t="0" r="2540" b="9525"/>
+            <wp:docPr id="706528705" name="Picture 1" descr="A black text on a white background&#10;&#10;AI-generated content may be incorrect."/>
+            <wp:cNvGraphicFramePr>
+              <a:graphicFrameLocks xmlns:a="http://schemas.openxmlformats.org/drawingml/2006/main" noChangeAspect="1"/>
+            </wp:cNvGraphicFramePr>
+            <a:graphic xmlns:a="http://schemas.openxmlformats.org/drawingml/2006/main">
+              <a:graphicData uri="http://schemas.openxmlformats.org/drawingml/2006/picture">
+                <pic:pic xmlns:pic="http://schemas.openxmlformats.org/drawingml/2006/picture">
+                  <pic:nvPicPr>
+                    <pic:cNvPr id="706528705" name="Picture 1" descr="A black text on a white background&#10;&#10;AI-generated content may be incorrect."/>
+                    <pic:cNvPicPr/>
+                  </pic:nvPicPr>
+                  <pic:blipFill>
+                    <a:blip r:embed="rId26"/>
+                    <a:stretch>
+                      <a:fillRect/>
+                    </a:stretch>
+                  </pic:blipFill>
+                  <pic:spPr>
+                    <a:xfrm>
+                      <a:off x="0" y="0"/>
+                      <a:ext cx="5731510" cy="809625"/>
+                    </a:xfrm>
+                    <a:prstGeom prst="rect">
+                      <a:avLst/>
+                    </a:prstGeom>
+                  </pic:spPr>
+                </pic:pic>
+              </a:graphicData>
+            </a:graphic>
+          </wp:inline>
+        </w:drawing>
+      </w:r>
+    </w:p>
+    <w:p/>
+    <w:p>
+      <w:r>
+        <w:rPr>
+          <w:noProof/>
+        </w:rPr>
+        <w:drawing>
+          <wp:inline distT="0" distB="0" distL="0" distR="0" wp14:anchorId="66281089" wp14:editId="6DEBAF19">
+            <wp:extent cx="5731510" cy="1935480"/>
+            <wp:effectExtent l="0" t="0" r="2540" b="7620"/>
+            <wp:docPr id="348867899" name="Picture 1" descr="A screen shot of a movie&#10;&#10;AI-generated content may be incorrect."/>
+            <wp:cNvGraphicFramePr>
+              <a:graphicFrameLocks xmlns:a="http://schemas.openxmlformats.org/drawingml/2006/main" noChangeAspect="1"/>
+            </wp:cNvGraphicFramePr>
+            <a:graphic xmlns:a="http://schemas.openxmlformats.org/drawingml/2006/main">
+              <a:graphicData uri="http://schemas.openxmlformats.org/drawingml/2006/picture">
+                <pic:pic xmlns:pic="http://schemas.openxmlformats.org/drawingml/2006/picture">
+                  <pic:nvPicPr>
+                    <pic:cNvPr id="348867899" name="Picture 1" descr="A screen shot of a movie&#10;&#10;AI-generated content may be incorrect."/>
+                    <pic:cNvPicPr/>
+                  </pic:nvPicPr>
+                  <pic:blipFill>
+                    <a:blip r:embed="rId27"/>
+                    <a:stretch>
+                      <a:fillRect/>
+                    </a:stretch>
+                  </pic:blipFill>
+                  <pic:spPr>
+                    <a:xfrm>
+                      <a:off x="0" y="0"/>
+                      <a:ext cx="5731510" cy="1935480"/>
+                    </a:xfrm>
+                    <a:prstGeom prst="rect">
+                      <a:avLst/>
+                    </a:prstGeom>
+                  </pic:spPr>
+                </pic:pic>
+              </a:graphicData>
+            </a:graphic>
+          </wp:inline>
+        </w:drawing>
+      </w:r>
+    </w:p>
+    <w:p/>
+    <w:p>
+      <w:r>
+        <w:rPr>
+          <w:noProof/>
+        </w:rPr>
+        <w:drawing>
+          <wp:inline distT="0" distB="0" distL="0" distR="0" wp14:anchorId="3F3F7984" wp14:editId="383DB4E8">
+            <wp:extent cx="5439534" cy="2524477"/>
+            <wp:effectExtent l="0" t="0" r="8890" b="9525"/>
+            <wp:docPr id="1804502250" name="Picture 1" descr="A screenshot of a test&#10;&#10;AI-generated content may be incorrect."/>
+            <wp:cNvGraphicFramePr>
+              <a:graphicFrameLocks xmlns:a="http://schemas.openxmlformats.org/drawingml/2006/main" noChangeAspect="1"/>
+            </wp:cNvGraphicFramePr>
+            <a:graphic xmlns:a="http://schemas.openxmlformats.org/drawingml/2006/main">
+              <a:graphicData uri="http://schemas.openxmlformats.org/drawingml/2006/picture">
+                <pic:pic xmlns:pic="http://schemas.openxmlformats.org/drawingml/2006/picture">
+                  <pic:nvPicPr>
+                    <pic:cNvPr id="1804502250" name="Picture 1" descr="A screenshot of a test&#10;&#10;AI-generated content may be incorrect."/>
+                    <pic:cNvPicPr/>
+                  </pic:nvPicPr>
+                  <pic:blipFill>
+                    <a:blip r:embed="rId28"/>
+                    <a:stretch>
+                      <a:fillRect/>
+                    </a:stretch>
+                  </pic:blipFill>
+                  <pic:spPr>
+                    <a:xfrm>
+                      <a:off x="0" y="0"/>
+                      <a:ext cx="5439534" cy="2524477"/>
+                    </a:xfrm>
+                    <a:prstGeom prst="rect">
+                      <a:avLst/>
+                    </a:prstGeom>
+                  </pic:spPr>
+                </pic:pic>
+              </a:graphicData>
+            </a:graphic>
+          </wp:inline>
+        </w:drawing>
+      </w:r>
+    </w:p>
+    <w:p/>
+    <w:p>
+      <w:r>
+        <w:rPr>
+          <w:noProof/>
+        </w:rPr>
+        <w:drawing>
+          <wp:inline distT="0" distB="0" distL="0" distR="0" wp14:anchorId="42CEE544" wp14:editId="06E3CB23">
+            <wp:extent cx="5020376" cy="828791"/>
+            <wp:effectExtent l="0" t="0" r="0" b="9525"/>
+            <wp:docPr id="923457455" name="Picture 1" descr="A black text on a white background&#10;&#10;AI-generated content may be incorrect."/>
+            <wp:cNvGraphicFramePr>
+              <a:graphicFrameLocks xmlns:a="http://schemas.openxmlformats.org/drawingml/2006/main" noChangeAspect="1"/>
+            </wp:cNvGraphicFramePr>
+            <a:graphic xmlns:a="http://schemas.openxmlformats.org/drawingml/2006/main">
+              <a:graphicData uri="http://schemas.openxmlformats.org/drawingml/2006/picture">
+                <pic:pic xmlns:pic="http://schemas.openxmlformats.org/drawingml/2006/picture">
+                  <pic:nvPicPr>
+                    <pic:cNvPr id="923457455" name="Picture 1" descr="A black text on a white background&#10;&#10;AI-generated content may be incorrect."/>
+                    <pic:cNvPicPr/>
+                  </pic:nvPicPr>
+                  <pic:blipFill>
+                    <a:blip r:embed="rId29"/>
+                    <a:stretch>
+                      <a:fillRect/>
+                    </a:stretch>
+                  </pic:blipFill>
+                  <pic:spPr>
+                    <a:xfrm>
+                      <a:off x="0" y="0"/>
+                      <a:ext cx="5020376" cy="828791"/>
+                    </a:xfrm>
+                    <a:prstGeom prst="rect">
+                      <a:avLst/>
+                    </a:prstGeom>
+                  </pic:spPr>
+                </pic:pic>
+              </a:graphicData>
+            </a:graphic>
+          </wp:inline>
+        </w:drawing>
+      </w:r>
+    </w:p>
+    <w:p>
+      <w:r>
+        <w:rPr>
+          <w:noProof/>
+        </w:rPr>
+        <w:drawing>
+          <wp:inline distT="0" distB="0" distL="0" distR="0" wp14:anchorId="2E082F06" wp14:editId="177F762D">
+            <wp:extent cx="5731510" cy="880745"/>
+            <wp:effectExtent l="0" t="0" r="2540" b="0"/>
+            <wp:docPr id="891536863" name="Picture 1" descr="A close up of a text&#10;&#10;AI-generated content may be incorrect."/>
+            <wp:cNvGraphicFramePr>
+              <a:graphicFrameLocks xmlns:a="http://schemas.openxmlformats.org/drawingml/2006/main" noChangeAspect="1"/>
+            </wp:cNvGraphicFramePr>
+            <a:graphic xmlns:a="http://schemas.openxmlformats.org/drawingml/2006/main">
+              <a:graphicData uri="http://schemas.openxmlformats.org/drawingml/2006/picture">
+                <pic:pic xmlns:pic="http://schemas.openxmlformats.org/drawingml/2006/picture">
+                  <pic:nvPicPr>
+                    <pic:cNvPr id="891536863" name="Picture 1" descr="A close up of a text&#10;&#10;AI-generated content may be incorrect."/>
+                    <pic:cNvPicPr/>
+                  </pic:nvPicPr>
+                  <pic:blipFill>
+                    <a:blip r:embed="rId30"/>
+                    <a:stretch>
+                      <a:fillRect/>
+                    </a:stretch>
+                  </pic:blipFill>
+                  <pic:spPr>
+                    <a:xfrm>
+                      <a:off x="0" y="0"/>
+                      <a:ext cx="5731510" cy="880745"/>
+                    </a:xfrm>
+                    <a:prstGeom prst="rect">
+                      <a:avLst/>
+                    </a:prstGeom>
+                  </pic:spPr>
+                </pic:pic>
+              </a:graphicData>
+            </a:graphic>
+          </wp:inline>
+        </w:drawing>
+      </w:r>
+    </w:p>
+    <w:p/>
+    <w:p>
+      <w:r>
+        <w:rPr>
+          <w:noProof/>
+        </w:rPr>
+        <w:lastRenderedPageBreak/>
+        <w:drawing>
+          <wp:inline distT="0" distB="0" distL="0" distR="0" wp14:anchorId="0720C35B" wp14:editId="030EADCE">
+            <wp:extent cx="5731510" cy="1696720"/>
+            <wp:effectExtent l="0" t="0" r="2540" b="0"/>
+            <wp:docPr id="240018432" name="Picture 1"/>
+            <wp:cNvGraphicFramePr>
+              <a:graphicFrameLocks xmlns:a="http://schemas.openxmlformats.org/drawingml/2006/main" noChangeAspect="1"/>
+            </wp:cNvGraphicFramePr>
+            <a:graphic xmlns:a="http://schemas.openxmlformats.org/drawingml/2006/main">
+              <a:graphicData uri="http://schemas.openxmlformats.org/drawingml/2006/picture">
+                <pic:pic xmlns:pic="http://schemas.openxmlformats.org/drawingml/2006/picture">
+                  <pic:nvPicPr>
+                    <pic:cNvPr id="240018432" name=""/>
+                    <pic:cNvPicPr/>
+                  </pic:nvPicPr>
+                  <pic:blipFill>
+                    <a:blip r:embed="rId31"/>
+                    <a:stretch>
+                      <a:fillRect/>
+                    </a:stretch>
+                  </pic:blipFill>
+                  <pic:spPr>
+                    <a:xfrm>
+                      <a:off x="0" y="0"/>
+                      <a:ext cx="5731510" cy="1696720"/>
+                    </a:xfrm>
+                    <a:prstGeom prst="rect">
+                      <a:avLst/>
+                    </a:prstGeom>
+                  </pic:spPr>
+                </pic:pic>
+              </a:graphicData>
+            </a:graphic>
+          </wp:inline>
+        </w:drawing>
+      </w:r>
+    </w:p>
+    <w:p>
+      <w:r>
+        <w:t>Need to use below library</w:t>
+      </w:r>
+      <w:r>
+        <w:t xml:space="preserve"> and class for Structured output:</w:t>
+      </w:r>
+    </w:p>
+    <w:p>
+      <w:r>
+        <w:rPr>
+          <w:noProof/>
+        </w:rPr>
+        <w:drawing>
+          <wp:inline distT="0" distB="0" distL="0" distR="0" wp14:anchorId="05FB9DDC" wp14:editId="5C1C0CC0">
+            <wp:extent cx="4715533" cy="1971950"/>
+            <wp:effectExtent l="0" t="0" r="8890" b="9525"/>
+            <wp:docPr id="1763683627" name="Picture 1" descr="A computer screen shot of a program&#10;&#10;AI-generated content may be incorrect."/>
+            <wp:cNvGraphicFramePr>
+              <a:graphicFrameLocks xmlns:a="http://schemas.openxmlformats.org/drawingml/2006/main" noChangeAspect="1"/>
+            </wp:cNvGraphicFramePr>
+            <a:graphic xmlns:a="http://schemas.openxmlformats.org/drawingml/2006/main">
+              <a:graphicData uri="http://schemas.openxmlformats.org/drawingml/2006/picture">
+                <pic:pic xmlns:pic="http://schemas.openxmlformats.org/drawingml/2006/picture">
+                  <pic:nvPicPr>
+                    <pic:cNvPr id="1763683627" name="Picture 1" descr="A computer screen shot of a program&#10;&#10;AI-generated content may be incorrect."/>
+                    <pic:cNvPicPr/>
+                  </pic:nvPicPr>
+                  <pic:blipFill>
+                    <a:blip r:embed="rId32"/>
+                    <a:stretch>
+                      <a:fillRect/>
+                    </a:stretch>
+                  </pic:blipFill>
+                  <pic:spPr>
+                    <a:xfrm>
+                      <a:off x="0" y="0"/>
+                      <a:ext cx="4715533" cy="1971950"/>
+                    </a:xfrm>
+                    <a:prstGeom prst="rect">
+                      <a:avLst/>
+                    </a:prstGeom>
+                  </pic:spPr>
+                </pic:pic>
+              </a:graphicData>
+            </a:graphic>
+          </wp:inline>
+        </w:drawing>
+      </w:r>
+    </w:p>
+    <w:p/>
+    <w:p>
+      <w:r>
+        <w:rPr>
+          <w:noProof/>
+        </w:rPr>
+        <w:drawing>
+          <wp:inline distT="0" distB="0" distL="0" distR="0" wp14:anchorId="22EAE8E2" wp14:editId="398411B2">
+            <wp:extent cx="5731510" cy="1532255"/>
+            <wp:effectExtent l="0" t="0" r="2540" b="0"/>
+            <wp:docPr id="473050703" name="Picture 1" descr="A white background with black text&#10;&#10;AI-generated content may be incorrect."/>
+            <wp:cNvGraphicFramePr>
+              <a:graphicFrameLocks xmlns:a="http://schemas.openxmlformats.org/drawingml/2006/main" noChangeAspect="1"/>
+            </wp:cNvGraphicFramePr>
+            <a:graphic xmlns:a="http://schemas.openxmlformats.org/drawingml/2006/main">
+              <a:graphicData uri="http://schemas.openxmlformats.org/drawingml/2006/picture">
+                <pic:pic xmlns:pic="http://schemas.openxmlformats.org/drawingml/2006/picture">
+                  <pic:nvPicPr>
+                    <pic:cNvPr id="473050703" name="Picture 1" descr="A white background with black text&#10;&#10;AI-generated content may be incorrect."/>
+                    <pic:cNvPicPr/>
+                  </pic:nvPicPr>
+                  <pic:blipFill>
+                    <a:blip r:embed="rId33"/>
+                    <a:stretch>
+                      <a:fillRect/>
+                    </a:stretch>
+                  </pic:blipFill>
+                  <pic:spPr>
+                    <a:xfrm>
+                      <a:off x="0" y="0"/>
+                      <a:ext cx="5731510" cy="1532255"/>
+                    </a:xfrm>
+                    <a:prstGeom prst="rect">
+                      <a:avLst/>
+                    </a:prstGeom>
+                  </pic:spPr>
+                </pic:pic>
+              </a:graphicData>
+            </a:graphic>
+          </wp:inline>
+        </w:drawing>
+      </w:r>
+    </w:p>
+    <w:p/>
+    <w:p>
+      <w:r>
+        <w:rPr>
+          <w:noProof/>
+        </w:rPr>
+        <w:drawing>
+          <wp:inline distT="0" distB="0" distL="0" distR="0" wp14:anchorId="0EFE07BC" wp14:editId="427B5FAF">
+            <wp:extent cx="4972744" cy="485843"/>
+            <wp:effectExtent l="0" t="0" r="0" b="9525"/>
+            <wp:docPr id="472173916" name="Picture 1"/>
+            <wp:cNvGraphicFramePr>
+              <a:graphicFrameLocks xmlns:a="http://schemas.openxmlformats.org/drawingml/2006/main" noChangeAspect="1"/>
+            </wp:cNvGraphicFramePr>
+            <a:graphic xmlns:a="http://schemas.openxmlformats.org/drawingml/2006/main">
+              <a:graphicData uri="http://schemas.openxmlformats.org/drawingml/2006/picture">
+                <pic:pic xmlns:pic="http://schemas.openxmlformats.org/drawingml/2006/picture">
+                  <pic:nvPicPr>
+                    <pic:cNvPr id="472173916" name=""/>
+                    <pic:cNvPicPr/>
+                  </pic:nvPicPr>
+                  <pic:blipFill>
+                    <a:blip r:embed="rId34"/>
+                    <a:stretch>
+                      <a:fillRect/>
+                    </a:stretch>
+                  </pic:blipFill>
+                  <pic:spPr>
+                    <a:xfrm>
+                      <a:off x="0" y="0"/>
+                      <a:ext cx="4972744" cy="485843"/>
+                    </a:xfrm>
+                    <a:prstGeom prst="rect">
+                      <a:avLst/>
+                    </a:prstGeom>
+                  </pic:spPr>
+                </pic:pic>
+              </a:graphicData>
+            </a:graphic>
+          </wp:inline>
+        </w:drawing>
+      </w:r>
+    </w:p>
+    <w:p/>
+    <w:p>
+      <w:r>
+        <w:rPr>
+          <w:noProof/>
+        </w:rPr>
+        <w:drawing>
+          <wp:inline distT="0" distB="0" distL="0" distR="0" wp14:anchorId="3698F034" wp14:editId="57846FC7">
+            <wp:extent cx="4410691" cy="1171739"/>
+            <wp:effectExtent l="0" t="0" r="0" b="9525"/>
+            <wp:docPr id="549052810" name="Picture 1" descr="A screen shot of a computer&#10;&#10;AI-generated content may be incorrect."/>
+            <wp:cNvGraphicFramePr>
+              <a:graphicFrameLocks xmlns:a="http://schemas.openxmlformats.org/drawingml/2006/main" noChangeAspect="1"/>
+            </wp:cNvGraphicFramePr>
+            <a:graphic xmlns:a="http://schemas.openxmlformats.org/drawingml/2006/main">
+              <a:graphicData uri="http://schemas.openxmlformats.org/drawingml/2006/picture">
+                <pic:pic xmlns:pic="http://schemas.openxmlformats.org/drawingml/2006/picture">
+                  <pic:nvPicPr>
+                    <pic:cNvPr id="549052810" name="Picture 1" descr="A screen shot of a computer&#10;&#10;AI-generated content may be incorrect."/>
+                    <pic:cNvPicPr/>
+                  </pic:nvPicPr>
+                  <pic:blipFill>
+                    <a:blip r:embed="rId35"/>
+                    <a:stretch>
+                      <a:fillRect/>
+                    </a:stretch>
+                  </pic:blipFill>
+                  <pic:spPr>
+                    <a:xfrm>
+                      <a:off x="0" y="0"/>
+                      <a:ext cx="4410691" cy="1171739"/>
+                    </a:xfrm>
+                    <a:prstGeom prst="rect">
+                      <a:avLst/>
+                    </a:prstGeom>
+                  </pic:spPr>
+                </pic:pic>
+              </a:graphicData>
+            </a:graphic>
+          </wp:inline>
+        </w:drawing>
+      </w:r>
+    </w:p>
+    <w:p/>
+    <w:p>
+      <w:r>
+        <w:lastRenderedPageBreak/>
+        <w:drawing>
+          <wp:inline distT="0" distB="0" distL="0" distR="0" wp14:anchorId="1276992F" wp14:editId="34CB2440">
+            <wp:extent cx="4477375" cy="1943371"/>
+            <wp:effectExtent l="0" t="0" r="0" b="0"/>
+            <wp:docPr id="750856689" name="Picture 1" descr="A computer screen with text&#10;&#10;AI-generated content may be incorrect."/>
+            <wp:cNvGraphicFramePr>
+              <a:graphicFrameLocks xmlns:a="http://schemas.openxmlformats.org/drawingml/2006/main" noChangeAspect="1"/>
+            </wp:cNvGraphicFramePr>
+            <a:graphic xmlns:a="http://schemas.openxmlformats.org/drawingml/2006/main">
+              <a:graphicData uri="http://schemas.openxmlformats.org/drawingml/2006/picture">
+                <pic:pic xmlns:pic="http://schemas.openxmlformats.org/drawingml/2006/picture">
+                  <pic:nvPicPr>
+                    <pic:cNvPr id="750856689" name="Picture 1" descr="A computer screen with text&#10;&#10;AI-generated content may be incorrect."/>
+                    <pic:cNvPicPr/>
+                  </pic:nvPicPr>
+                  <pic:blipFill>
+                    <a:blip r:embed="rId36"/>
+                    <a:stretch>
+                      <a:fillRect/>
+                    </a:stretch>
+                  </pic:blipFill>
+                  <pic:spPr>
+                    <a:xfrm>
+                      <a:off x="0" y="0"/>
+                      <a:ext cx="4477375" cy="1943371"/>
+                    </a:xfrm>
+                    <a:prstGeom prst="rect">
+                      <a:avLst/>
+                    </a:prstGeom>
+                  </pic:spPr>
+                </pic:pic>
+              </a:graphicData>
+            </a:graphic>
+          </wp:inline>
+        </w:drawing>
+      </w:r>
+    </w:p>
+    <w:p>
+      <w:r>
+        <w:drawing>
+          <wp:inline distT="0" distB="0" distL="0" distR="0" wp14:anchorId="5C54C26B" wp14:editId="16947BA9">
+            <wp:extent cx="4982270" cy="2029108"/>
+            <wp:effectExtent l="0" t="0" r="8890" b="9525"/>
+            <wp:docPr id="982746830" name="Picture 1" descr="A screen shot of a computer program&#10;&#10;AI-generated content may be incorrect."/>
+            <wp:cNvGraphicFramePr>
+              <a:graphicFrameLocks xmlns:a="http://schemas.openxmlformats.org/drawingml/2006/main" noChangeAspect="1"/>
+            </wp:cNvGraphicFramePr>
+            <a:graphic xmlns:a="http://schemas.openxmlformats.org/drawingml/2006/main">
+              <a:graphicData uri="http://schemas.openxmlformats.org/drawingml/2006/picture">
+                <pic:pic xmlns:pic="http://schemas.openxmlformats.org/drawingml/2006/picture">
+                  <pic:nvPicPr>
+                    <pic:cNvPr id="982746830" name="Picture 1" descr="A screen shot of a computer program&#10;&#10;AI-generated content may be incorrect."/>
+                    <pic:cNvPicPr/>
+                  </pic:nvPicPr>
+                  <pic:blipFill>
+                    <a:blip r:embed="rId37"/>
+                    <a:stretch>
+                      <a:fillRect/>
+                    </a:stretch>
+                  </pic:blipFill>
+                  <pic:spPr>
+                    <a:xfrm>
+                      <a:off x="0" y="0"/>
+                      <a:ext cx="4982270" cy="2029108"/>
+                    </a:xfrm>
+                    <a:prstGeom prst="rect">
+                      <a:avLst/>
+                    </a:prstGeom>
+                  </pic:spPr>
+                </pic:pic>
+              </a:graphicData>
+            </a:graphic>
+          </wp:inline>
+        </w:drawing>
+      </w:r>
+    </w:p>
+    <w:p/>
+    <w:p>
+      <w:r>
+        <w:t>It should be in list, otherwise error</w:t>
+      </w:r>
+    </w:p>
+    <w:p>
+      <w:r>
+        <w:drawing>
+          <wp:inline distT="0" distB="0" distL="0" distR="0" wp14:anchorId="3ED98502" wp14:editId="39D07AB7">
+            <wp:extent cx="3277057" cy="1152686"/>
+            <wp:effectExtent l="0" t="0" r="0" b="9525"/>
+            <wp:docPr id="769095809" name="Picture 1"/>
+            <wp:cNvGraphicFramePr>
+              <a:graphicFrameLocks xmlns:a="http://schemas.openxmlformats.org/drawingml/2006/main" noChangeAspect="1"/>
+            </wp:cNvGraphicFramePr>
+            <a:graphic xmlns:a="http://schemas.openxmlformats.org/drawingml/2006/main">
+              <a:graphicData uri="http://schemas.openxmlformats.org/drawingml/2006/picture">
+                <pic:pic xmlns:pic="http://schemas.openxmlformats.org/drawingml/2006/picture">
+                  <pic:nvPicPr>
+                    <pic:cNvPr id="769095809" name=""/>
+                    <pic:cNvPicPr/>
+                  </pic:nvPicPr>
+                  <pic:blipFill>
+                    <a:blip r:embed="rId38"/>
+                    <a:stretch>
+                      <a:fillRect/>
+                    </a:stretch>
+                  </pic:blipFill>
+                  <pic:spPr>
+                    <a:xfrm>
+                      <a:off x="0" y="0"/>
+                      <a:ext cx="3277057" cy="1152686"/>
+                    </a:xfrm>
+                    <a:prstGeom prst="rect">
+                      <a:avLst/>
+                    </a:prstGeom>
+                  </pic:spPr>
+                </pic:pic>
+              </a:graphicData>
+            </a:graphic>
+          </wp:inline>
+        </w:drawing>
+      </w:r>
+    </w:p>
+    <w:p>
+      <w:r>
+        <w:t>For further stru</w:t>
+      </w:r>
+      <w:r>
+        <w:t>ctured data</w:t>
+      </w:r>
+      <w:r>
+        <w:t>, user Parser for response content</w:t>
+      </w:r>
+    </w:p>
+    <w:p>
+      <w:r>
+        <w:drawing>
+          <wp:inline distT="0" distB="0" distL="0" distR="0" wp14:anchorId="4EF4F911" wp14:editId="5843EDA7">
+            <wp:extent cx="3886742" cy="733527"/>
+            <wp:effectExtent l="0" t="0" r="0" b="9525"/>
+            <wp:docPr id="1430885601" name="Picture 1" descr="A black background with white text&#10;&#10;AI-generated content may be incorrect."/>
+            <wp:cNvGraphicFramePr>
+              <a:graphicFrameLocks xmlns:a="http://schemas.openxmlformats.org/drawingml/2006/main" noChangeAspect="1"/>
+            </wp:cNvGraphicFramePr>
+            <a:graphic xmlns:a="http://schemas.openxmlformats.org/drawingml/2006/main">
+              <a:graphicData uri="http://schemas.openxmlformats.org/drawingml/2006/picture">
+                <pic:pic xmlns:pic="http://schemas.openxmlformats.org/drawingml/2006/picture">
+                  <pic:nvPicPr>
+                    <pic:cNvPr id="1430885601" name="Picture 1" descr="A black background with white text&#10;&#10;AI-generated content may be incorrect."/>
+                    <pic:cNvPicPr/>
+                  </pic:nvPicPr>
+                  <pic:blipFill>
+                    <a:blip r:embed="rId39"/>
+                    <a:stretch>
+                      <a:fillRect/>
+                    </a:stretch>
+                  </pic:blipFill>
+                  <pic:spPr>
+                    <a:xfrm>
+                      <a:off x="0" y="0"/>
+                      <a:ext cx="3886742" cy="733527"/>
+                    </a:xfrm>
+                    <a:prstGeom prst="rect">
+                      <a:avLst/>
+                    </a:prstGeom>
+                  </pic:spPr>
+                </pic:pic>
+              </a:graphicData>
+            </a:graphic>
+          </wp:inline>
+        </w:drawing>
+      </w:r>
+    </w:p>
+    <w:p/>
+    <w:p/>
+    <w:p/>
     <w:p/>
     <w:p/>
     <w:p/>

--- a/GenAI by Sheryians Notes.docx
+++ b/GenAI by Sheryians Notes.docx
@@ -1756,6 +1756,9 @@
     <w:p/>
     <w:p>
       <w:r>
+        <w:rPr>
+          <w:noProof/>
+        </w:rPr>
         <w:lastRenderedPageBreak/>
         <w:drawing>
           <wp:inline distT="0" distB="0" distL="0" distR="0" wp14:anchorId="1276992F" wp14:editId="34CB2440">
@@ -1796,6 +1799,9 @@
     </w:p>
     <w:p>
       <w:r>
+        <w:rPr>
+          <w:noProof/>
+        </w:rPr>
         <w:drawing>
           <wp:inline distT="0" distB="0" distL="0" distR="0" wp14:anchorId="5C54C26B" wp14:editId="16947BA9">
             <wp:extent cx="4982270" cy="2029108"/>
@@ -1841,6 +1847,9 @@
     </w:p>
     <w:p>
       <w:r>
+        <w:rPr>
+          <w:noProof/>
+        </w:rPr>
         <w:drawing>
           <wp:inline distT="0" distB="0" distL="0" distR="0" wp14:anchorId="3ED98502" wp14:editId="39D07AB7">
             <wp:extent cx="3277057" cy="1152686"/>
@@ -1891,6 +1900,9 @@
     </w:p>
     <w:p>
       <w:r>
+        <w:rPr>
+          <w:noProof/>
+        </w:rPr>
         <w:drawing>
           <wp:inline distT="0" distB="0" distL="0" distR="0" wp14:anchorId="4EF4F911" wp14:editId="5843EDA7">
             <wp:extent cx="3886742" cy="733527"/>
@@ -1935,6 +1947,51 @@
     <w:p/>
     <w:p/>
     <w:p/>
+    <w:p>
+      <w:r>
+        <w:t>RAG – Document Loader:</w:t>
+      </w:r>
+    </w:p>
+    <w:p/>
+    <w:p>
+      <w:r>
+        <w:drawing>
+          <wp:inline distT="0" distB="0" distL="0" distR="0" wp14:anchorId="77B92906" wp14:editId="7702E4C2">
+            <wp:extent cx="5731510" cy="1982470"/>
+            <wp:effectExtent l="0" t="0" r="2540" b="0"/>
+            <wp:docPr id="1091330063" name="Picture 1"/>
+            <wp:cNvGraphicFramePr>
+              <a:graphicFrameLocks xmlns:a="http://schemas.openxmlformats.org/drawingml/2006/main" noChangeAspect="1"/>
+            </wp:cNvGraphicFramePr>
+            <a:graphic xmlns:a="http://schemas.openxmlformats.org/drawingml/2006/main">
+              <a:graphicData uri="http://schemas.openxmlformats.org/drawingml/2006/picture">
+                <pic:pic xmlns:pic="http://schemas.openxmlformats.org/drawingml/2006/picture">
+                  <pic:nvPicPr>
+                    <pic:cNvPr id="1091330063" name=""/>
+                    <pic:cNvPicPr/>
+                  </pic:nvPicPr>
+                  <pic:blipFill>
+                    <a:blip r:embed="rId40"/>
+                    <a:stretch>
+                      <a:fillRect/>
+                    </a:stretch>
+                  </pic:blipFill>
+                  <pic:spPr>
+                    <a:xfrm>
+                      <a:off x="0" y="0"/>
+                      <a:ext cx="5731510" cy="1982470"/>
+                    </a:xfrm>
+                    <a:prstGeom prst="rect">
+                      <a:avLst/>
+                    </a:prstGeom>
+                  </pic:spPr>
+                </pic:pic>
+              </a:graphicData>
+            </a:graphic>
+          </wp:inline>
+        </w:drawing>
+      </w:r>
+    </w:p>
     <w:p/>
     <w:p/>
     <w:p>

--- a/GenAI by Sheryians Notes.docx
+++ b/GenAI by Sheryians Notes.docx
@@ -1948,6 +1948,9 @@
     <w:p/>
     <w:p/>
     <w:p>
+      <w:pPr>
+        <w:pStyle w:val="Heading2"/>
+      </w:pPr>
       <w:r>
         <w:t>RAG – Document Loader:</w:t>
       </w:r>
@@ -1955,6 +1958,9 @@
     <w:p/>
     <w:p>
       <w:r>
+        <w:rPr>
+          <w:noProof/>
+        </w:rPr>
         <w:drawing>
           <wp:inline distT="0" distB="0" distL="0" distR="0" wp14:anchorId="77B92906" wp14:editId="7702E4C2">
             <wp:extent cx="5731510" cy="1982470"/>
@@ -1992,6 +1998,436 @@
         </w:drawing>
       </w:r>
     </w:p>
+    <w:p>
+      <w:r>
+        <w:t xml:space="preserve">Testing </w:t>
+      </w:r>
+      <w:r>
+        <w:t>Loaded</w:t>
+      </w:r>
+      <w:r>
+        <w:t xml:space="preserve"> Only:</w:t>
+      </w:r>
+    </w:p>
+    <w:p>
+      <w:r>
+        <w:drawing>
+          <wp:inline distT="0" distB="0" distL="0" distR="0" wp14:anchorId="4BE20415" wp14:editId="38C36B87">
+            <wp:extent cx="4972744" cy="1552792"/>
+            <wp:effectExtent l="0" t="0" r="0" b="9525"/>
+            <wp:docPr id="1052070939" name="Picture 1"/>
+            <wp:cNvGraphicFramePr>
+              <a:graphicFrameLocks xmlns:a="http://schemas.openxmlformats.org/drawingml/2006/main" noChangeAspect="1"/>
+            </wp:cNvGraphicFramePr>
+            <a:graphic xmlns:a="http://schemas.openxmlformats.org/drawingml/2006/main">
+              <a:graphicData uri="http://schemas.openxmlformats.org/drawingml/2006/picture">
+                <pic:pic xmlns:pic="http://schemas.openxmlformats.org/drawingml/2006/picture">
+                  <pic:nvPicPr>
+                    <pic:cNvPr id="1052070939" name=""/>
+                    <pic:cNvPicPr/>
+                  </pic:nvPicPr>
+                  <pic:blipFill>
+                    <a:blip r:embed="rId41"/>
+                    <a:stretch>
+                      <a:fillRect/>
+                    </a:stretch>
+                  </pic:blipFill>
+                  <pic:spPr>
+                    <a:xfrm>
+                      <a:off x="0" y="0"/>
+                      <a:ext cx="4972744" cy="1552792"/>
+                    </a:xfrm>
+                    <a:prstGeom prst="rect">
+                      <a:avLst/>
+                    </a:prstGeom>
+                  </pic:spPr>
+                </pic:pic>
+              </a:graphicData>
+            </a:graphic>
+          </wp:inline>
+        </w:drawing>
+      </w:r>
+    </w:p>
+    <w:p>
+      <w:pPr>
+        <w:pStyle w:val="ListParagraph"/>
+        <w:numPr>
+          <w:ilvl w:val="0"/>
+          <w:numId w:val="4"/>
+        </w:numPr>
+      </w:pPr>
+      <w:r>
+        <w:rPr>
+          <w:b/>
+          <w:bCs/>
+        </w:rPr>
+        <w:t>Community Text/File Loaders</w:t>
+      </w:r>
+      <w:r>
+        <w:t xml:space="preserve">: </w:t>
+      </w:r>
+      <w:r>
+        <w:t>(langchain_community)</w:t>
+      </w:r>
+    </w:p>
+    <w:p>
+      <w:pPr>
+        <w:ind w:left="720"/>
+      </w:pPr>
+      <w:r>
+        <w:t>Plain text files (.txt), simple single-column documents, fast prototyping.</w:t>
+      </w:r>
+    </w:p>
+    <w:p/>
+    <w:p>
+      <w:pPr>
+        <w:pStyle w:val="ListParagraph"/>
+        <w:numPr>
+          <w:ilvl w:val="0"/>
+          <w:numId w:val="4"/>
+        </w:numPr>
+        <w:rPr>
+          <w:b/>
+          <w:bCs/>
+        </w:rPr>
+      </w:pPr>
+      <w:r>
+        <w:rPr>
+          <w:b/>
+          <w:bCs/>
+        </w:rPr>
+        <w:t>LangChain Docling Loader (DoclingLoader</w:t>
+      </w:r>
+      <w:r>
+        <w:rPr>
+          <w:b/>
+          <w:bCs/>
+        </w:rPr>
+        <w:t>)</w:t>
+      </w:r>
+    </w:p>
+    <w:p>
+      <w:pPr>
+        <w:ind w:left="720"/>
+      </w:pPr>
+      <w:r>
+        <w:t>Complex PDFs, financial reports with tables, multi-column layouts, presentations.</w:t>
+      </w:r>
+    </w:p>
+    <w:p>
+      <w:pPr>
+        <w:rPr>
+          <w:b/>
+          <w:bCs/>
+        </w:rPr>
+      </w:pPr>
+    </w:p>
+    <w:p>
+      <w:pPr>
+        <w:rPr>
+          <w:b/>
+          <w:bCs/>
+        </w:rPr>
+      </w:pPr>
+      <w:r>
+        <w:rPr>
+          <w:b/>
+          <w:bCs/>
+        </w:rPr>
+        <w:t>Embedding enabled due to Format support issue</w:t>
+      </w:r>
+    </w:p>
+    <w:p>
+      <w:pPr>
+        <w:rPr>
+          <w:b/>
+          <w:bCs/>
+        </w:rPr>
+      </w:pPr>
+      <w:r>
+        <w:rPr>
+          <w:b/>
+          <w:bCs/>
+        </w:rPr>
+        <w:drawing>
+          <wp:inline distT="0" distB="0" distL="0" distR="0" wp14:anchorId="143F021A" wp14:editId="6304C97D">
+            <wp:extent cx="5731510" cy="1610995"/>
+            <wp:effectExtent l="0" t="0" r="2540" b="8255"/>
+            <wp:docPr id="1914182533" name="Picture 1"/>
+            <wp:cNvGraphicFramePr>
+              <a:graphicFrameLocks xmlns:a="http://schemas.openxmlformats.org/drawingml/2006/main" noChangeAspect="1"/>
+            </wp:cNvGraphicFramePr>
+            <a:graphic xmlns:a="http://schemas.openxmlformats.org/drawingml/2006/main">
+              <a:graphicData uri="http://schemas.openxmlformats.org/drawingml/2006/picture">
+                <pic:pic xmlns:pic="http://schemas.openxmlformats.org/drawingml/2006/picture">
+                  <pic:nvPicPr>
+                    <pic:cNvPr id="1914182533" name=""/>
+                    <pic:cNvPicPr/>
+                  </pic:nvPicPr>
+                  <pic:blipFill>
+                    <a:blip r:embed="rId42"/>
+                    <a:stretch>
+                      <a:fillRect/>
+                    </a:stretch>
+                  </pic:blipFill>
+                  <pic:spPr>
+                    <a:xfrm>
+                      <a:off x="0" y="0"/>
+                      <a:ext cx="5731510" cy="1610995"/>
+                    </a:xfrm>
+                    <a:prstGeom prst="rect">
+                      <a:avLst/>
+                    </a:prstGeom>
+                  </pic:spPr>
+                </pic:pic>
+              </a:graphicData>
+            </a:graphic>
+          </wp:inline>
+        </w:drawing>
+      </w:r>
+    </w:p>
+    <w:p>
+      <w:pPr>
+        <w:rPr>
+          <w:b/>
+          <w:bCs/>
+        </w:rPr>
+      </w:pPr>
+      <w:r>
+        <w:rPr>
+          <w:b/>
+          <w:bCs/>
+        </w:rPr>
+        <w:lastRenderedPageBreak/>
+        <w:t>It shows Metadata and Page Content</w:t>
+      </w:r>
+      <w:r>
+        <w:rPr>
+          <w:b/>
+          <w:bCs/>
+        </w:rPr>
+        <w:t>. Output is received in List</w:t>
+      </w:r>
+    </w:p>
+    <w:p>
+      <w:pPr>
+        <w:rPr>
+          <w:b/>
+          <w:bCs/>
+        </w:rPr>
+      </w:pPr>
+    </w:p>
+    <w:p>
+      <w:pPr>
+        <w:rPr>
+          <w:b/>
+          <w:bCs/>
+        </w:rPr>
+      </w:pPr>
+      <w:r>
+        <w:rPr>
+          <w:b/>
+          <w:bCs/>
+        </w:rPr>
+        <w:drawing>
+          <wp:inline distT="0" distB="0" distL="0" distR="0" wp14:anchorId="06D7709B" wp14:editId="4E98AA49">
+            <wp:extent cx="5731510" cy="873760"/>
+            <wp:effectExtent l="0" t="0" r="2540" b="2540"/>
+            <wp:docPr id="743151489" name="Picture 1"/>
+            <wp:cNvGraphicFramePr>
+              <a:graphicFrameLocks xmlns:a="http://schemas.openxmlformats.org/drawingml/2006/main" noChangeAspect="1"/>
+            </wp:cNvGraphicFramePr>
+            <a:graphic xmlns:a="http://schemas.openxmlformats.org/drawingml/2006/main">
+              <a:graphicData uri="http://schemas.openxmlformats.org/drawingml/2006/picture">
+                <pic:pic xmlns:pic="http://schemas.openxmlformats.org/drawingml/2006/picture">
+                  <pic:nvPicPr>
+                    <pic:cNvPr id="743151489" name=""/>
+                    <pic:cNvPicPr/>
+                  </pic:nvPicPr>
+                  <pic:blipFill>
+                    <a:blip r:embed="rId43"/>
+                    <a:stretch>
+                      <a:fillRect/>
+                    </a:stretch>
+                  </pic:blipFill>
+                  <pic:spPr>
+                    <a:xfrm>
+                      <a:off x="0" y="0"/>
+                      <a:ext cx="5731510" cy="873760"/>
+                    </a:xfrm>
+                    <a:prstGeom prst="rect">
+                      <a:avLst/>
+                    </a:prstGeom>
+                  </pic:spPr>
+                </pic:pic>
+              </a:graphicData>
+            </a:graphic>
+          </wp:inline>
+        </w:drawing>
+      </w:r>
+    </w:p>
+    <w:p>
+      <w:pPr>
+        <w:rPr>
+          <w:b/>
+          <w:bCs/>
+        </w:rPr>
+      </w:pPr>
+    </w:p>
+    <w:p>
+      <w:pPr>
+        <w:rPr>
+          <w:b/>
+          <w:bCs/>
+        </w:rPr>
+      </w:pPr>
+      <w:r>
+        <w:rPr>
+          <w:b/>
+          <w:bCs/>
+        </w:rPr>
+        <w:drawing>
+          <wp:inline distT="0" distB="0" distL="0" distR="0" wp14:anchorId="15DBD740" wp14:editId="2DDD5D43">
+            <wp:extent cx="3829584" cy="1752845"/>
+            <wp:effectExtent l="0" t="0" r="0" b="0"/>
+            <wp:docPr id="2005437159" name="Picture 1"/>
+            <wp:cNvGraphicFramePr>
+              <a:graphicFrameLocks xmlns:a="http://schemas.openxmlformats.org/drawingml/2006/main" noChangeAspect="1"/>
+            </wp:cNvGraphicFramePr>
+            <a:graphic xmlns:a="http://schemas.openxmlformats.org/drawingml/2006/main">
+              <a:graphicData uri="http://schemas.openxmlformats.org/drawingml/2006/picture">
+                <pic:pic xmlns:pic="http://schemas.openxmlformats.org/drawingml/2006/picture">
+                  <pic:nvPicPr>
+                    <pic:cNvPr id="2005437159" name=""/>
+                    <pic:cNvPicPr/>
+                  </pic:nvPicPr>
+                  <pic:blipFill>
+                    <a:blip r:embed="rId44"/>
+                    <a:stretch>
+                      <a:fillRect/>
+                    </a:stretch>
+                  </pic:blipFill>
+                  <pic:spPr>
+                    <a:xfrm>
+                      <a:off x="0" y="0"/>
+                      <a:ext cx="3829584" cy="1752845"/>
+                    </a:xfrm>
+                    <a:prstGeom prst="rect">
+                      <a:avLst/>
+                    </a:prstGeom>
+                  </pic:spPr>
+                </pic:pic>
+              </a:graphicData>
+            </a:graphic>
+          </wp:inline>
+        </w:drawing>
+      </w:r>
+    </w:p>
+    <w:p>
+      <w:pPr>
+        <w:rPr>
+          <w:b/>
+          <w:bCs/>
+        </w:rPr>
+      </w:pPr>
+    </w:p>
+    <w:p>
+      <w:pPr>
+        <w:rPr>
+          <w:b/>
+          <w:bCs/>
+        </w:rPr>
+      </w:pPr>
+    </w:p>
+    <w:p>
+      <w:pPr>
+        <w:rPr>
+          <w:b/>
+          <w:bCs/>
+        </w:rPr>
+      </w:pPr>
+    </w:p>
+    <w:p>
+      <w:pPr>
+        <w:rPr>
+          <w:b/>
+          <w:bCs/>
+        </w:rPr>
+      </w:pPr>
+    </w:p>
+    <w:p>
+      <w:pPr>
+        <w:rPr>
+          <w:b/>
+          <w:bCs/>
+        </w:rPr>
+      </w:pPr>
+    </w:p>
+    <w:p>
+      <w:pPr>
+        <w:rPr>
+          <w:b/>
+          <w:bCs/>
+        </w:rPr>
+      </w:pPr>
+    </w:p>
+    <w:p>
+      <w:pPr>
+        <w:rPr>
+          <w:b/>
+          <w:bCs/>
+        </w:rPr>
+      </w:pPr>
+    </w:p>
+    <w:p>
+      <w:pPr>
+        <w:rPr>
+          <w:b/>
+          <w:bCs/>
+        </w:rPr>
+      </w:pPr>
+      <w:r>
+        <w:rPr>
+          <w:b/>
+          <w:bCs/>
+        </w:rPr>
+        <w:drawing>
+          <wp:inline distT="0" distB="0" distL="0" distR="0" wp14:anchorId="4CF5477E" wp14:editId="37848569">
+            <wp:extent cx="5731510" cy="2761615"/>
+            <wp:effectExtent l="0" t="0" r="2540" b="635"/>
+            <wp:docPr id="666477920" name="Picture 1"/>
+            <wp:cNvGraphicFramePr>
+              <a:graphicFrameLocks xmlns:a="http://schemas.openxmlformats.org/drawingml/2006/main" noChangeAspect="1"/>
+            </wp:cNvGraphicFramePr>
+            <a:graphic xmlns:a="http://schemas.openxmlformats.org/drawingml/2006/main">
+              <a:graphicData uri="http://schemas.openxmlformats.org/drawingml/2006/picture">
+                <pic:pic xmlns:pic="http://schemas.openxmlformats.org/drawingml/2006/picture">
+                  <pic:nvPicPr>
+                    <pic:cNvPr id="666477920" name=""/>
+                    <pic:cNvPicPr/>
+                  </pic:nvPicPr>
+                  <pic:blipFill>
+                    <a:blip r:embed="rId45"/>
+                    <a:stretch>
+                      <a:fillRect/>
+                    </a:stretch>
+                  </pic:blipFill>
+                  <pic:spPr>
+                    <a:xfrm>
+                      <a:off x="0" y="0"/>
+                      <a:ext cx="5731510" cy="2761615"/>
+                    </a:xfrm>
+                    <a:prstGeom prst="rect">
+                      <a:avLst/>
+                    </a:prstGeom>
+                  </pic:spPr>
+                </pic:pic>
+              </a:graphicData>
+            </a:graphic>
+          </wp:inline>
+        </w:drawing>
+      </w:r>
+    </w:p>
     <w:p/>
     <w:p/>
     <w:p>
@@ -2163,6 +2599,119 @@
     </w:lvl>
   </w:abstractNum>
   <w:abstractNum w:abstractNumId="1" w15:restartNumberingAfterBreak="0">
+    <w:nsid w:val="28F45D7F"/>
+    <w:multiLevelType w:val="hybridMultilevel"/>
+    <w:tmpl w:val="28943950"/>
+    <w:lvl w:ilvl="0" w:tplc="08090001">
+      <w:start w:val="1"/>
+      <w:numFmt w:val="bullet"/>
+      <w:lvlText w:val=""/>
+      <w:lvlJc w:val="left"/>
+      <w:pPr>
+        <w:ind w:left="720" w:hanging="360"/>
+      </w:pPr>
+      <w:rPr>
+        <w:rFonts w:ascii="Symbol" w:hAnsi="Symbol" w:hint="default"/>
+      </w:rPr>
+    </w:lvl>
+    <w:lvl w:ilvl="1" w:tplc="08090003">
+      <w:start w:val="1"/>
+      <w:numFmt w:val="bullet"/>
+      <w:lvlText w:val="o"/>
+      <w:lvlJc w:val="left"/>
+      <w:pPr>
+        <w:ind w:left="1440" w:hanging="360"/>
+      </w:pPr>
+      <w:rPr>
+        <w:rFonts w:ascii="Courier New" w:hAnsi="Courier New" w:cs="Courier New" w:hint="default"/>
+      </w:rPr>
+    </w:lvl>
+    <w:lvl w:ilvl="2" w:tplc="08090005" w:tentative="1">
+      <w:start w:val="1"/>
+      <w:numFmt w:val="bullet"/>
+      <w:lvlText w:val=""/>
+      <w:lvlJc w:val="left"/>
+      <w:pPr>
+        <w:ind w:left="2160" w:hanging="360"/>
+      </w:pPr>
+      <w:rPr>
+        <w:rFonts w:ascii="Wingdings" w:hAnsi="Wingdings" w:hint="default"/>
+      </w:rPr>
+    </w:lvl>
+    <w:lvl w:ilvl="3" w:tplc="08090001" w:tentative="1">
+      <w:start w:val="1"/>
+      <w:numFmt w:val="bullet"/>
+      <w:lvlText w:val=""/>
+      <w:lvlJc w:val="left"/>
+      <w:pPr>
+        <w:ind w:left="2880" w:hanging="360"/>
+      </w:pPr>
+      <w:rPr>
+        <w:rFonts w:ascii="Symbol" w:hAnsi="Symbol" w:hint="default"/>
+      </w:rPr>
+    </w:lvl>
+    <w:lvl w:ilvl="4" w:tplc="08090003" w:tentative="1">
+      <w:start w:val="1"/>
+      <w:numFmt w:val="bullet"/>
+      <w:lvlText w:val="o"/>
+      <w:lvlJc w:val="left"/>
+      <w:pPr>
+        <w:ind w:left="3600" w:hanging="360"/>
+      </w:pPr>
+      <w:rPr>
+        <w:rFonts w:ascii="Courier New" w:hAnsi="Courier New" w:cs="Courier New" w:hint="default"/>
+      </w:rPr>
+    </w:lvl>
+    <w:lvl w:ilvl="5" w:tplc="08090005" w:tentative="1">
+      <w:start w:val="1"/>
+      <w:numFmt w:val="bullet"/>
+      <w:lvlText w:val=""/>
+      <w:lvlJc w:val="left"/>
+      <w:pPr>
+        <w:ind w:left="4320" w:hanging="360"/>
+      </w:pPr>
+      <w:rPr>
+        <w:rFonts w:ascii="Wingdings" w:hAnsi="Wingdings" w:hint="default"/>
+      </w:rPr>
+    </w:lvl>
+    <w:lvl w:ilvl="6" w:tplc="08090001" w:tentative="1">
+      <w:start w:val="1"/>
+      <w:numFmt w:val="bullet"/>
+      <w:lvlText w:val=""/>
+      <w:lvlJc w:val="left"/>
+      <w:pPr>
+        <w:ind w:left="5040" w:hanging="360"/>
+      </w:pPr>
+      <w:rPr>
+        <w:rFonts w:ascii="Symbol" w:hAnsi="Symbol" w:hint="default"/>
+      </w:rPr>
+    </w:lvl>
+    <w:lvl w:ilvl="7" w:tplc="08090003" w:tentative="1">
+      <w:start w:val="1"/>
+      <w:numFmt w:val="bullet"/>
+      <w:lvlText w:val="o"/>
+      <w:lvlJc w:val="left"/>
+      <w:pPr>
+        <w:ind w:left="5760" w:hanging="360"/>
+      </w:pPr>
+      <w:rPr>
+        <w:rFonts w:ascii="Courier New" w:hAnsi="Courier New" w:cs="Courier New" w:hint="default"/>
+      </w:rPr>
+    </w:lvl>
+    <w:lvl w:ilvl="8" w:tplc="08090005" w:tentative="1">
+      <w:start w:val="1"/>
+      <w:numFmt w:val="bullet"/>
+      <w:lvlText w:val=""/>
+      <w:lvlJc w:val="left"/>
+      <w:pPr>
+        <w:ind w:left="6480" w:hanging="360"/>
+      </w:pPr>
+      <w:rPr>
+        <w:rFonts w:ascii="Wingdings" w:hAnsi="Wingdings" w:hint="default"/>
+      </w:rPr>
+    </w:lvl>
+  </w:abstractNum>
+  <w:abstractNum w:abstractNumId="2" w15:restartNumberingAfterBreak="0">
     <w:nsid w:val="3E464BBD"/>
     <w:multiLevelType w:val="multilevel"/>
     <w:tmpl w:val="ABF8B8AA"/>
@@ -2311,7 +2860,7 @@
       </w:rPr>
     </w:lvl>
   </w:abstractNum>
-  <w:abstractNum w:abstractNumId="2" w15:restartNumberingAfterBreak="0">
+  <w:abstractNum w:abstractNumId="3" w15:restartNumberingAfterBreak="0">
     <w:nsid w:val="79A33BB0"/>
     <w:multiLevelType w:val="multilevel"/>
     <w:tmpl w:val="284C731C"/>
@@ -2461,13 +3010,16 @@
     </w:lvl>
   </w:abstractNum>
   <w:num w:numId="1" w16cid:durableId="1274479537">
-    <w:abstractNumId w:val="2"/>
+    <w:abstractNumId w:val="3"/>
   </w:num>
   <w:num w:numId="2" w16cid:durableId="1753239972">
-    <w:abstractNumId w:val="1"/>
+    <w:abstractNumId w:val="2"/>
   </w:num>
   <w:num w:numId="3" w16cid:durableId="1283418227">
     <w:abstractNumId w:val="0"/>
+  </w:num>
+  <w:num w:numId="4" w16cid:durableId="1967538878">
+    <w:abstractNumId w:val="1"/>
   </w:num>
 </w:numbering>
 </file>
@@ -2900,7 +3452,6 @@
     <w:next w:val="Normal"/>
     <w:link w:val="Heading2Char"/>
     <w:uiPriority w:val="9"/>
-    <w:semiHidden/>
     <w:unhideWhenUsed/>
     <w:qFormat/>
     <w:rsid w:val="009C4757"/>
@@ -3075,7 +3626,6 @@
   <w:style w:type="character" w:default="1" w:styleId="DefaultParagraphFont">
     <w:name w:val="Default Paragraph Font"/>
     <w:uiPriority w:val="1"/>
-    <w:semiHidden/>
     <w:unhideWhenUsed/>
   </w:style>
   <w:style w:type="table" w:default="1" w:styleId="TableNormal">
@@ -3117,7 +3667,6 @@
     <w:basedOn w:val="DefaultParagraphFont"/>
     <w:link w:val="Heading2"/>
     <w:uiPriority w:val="9"/>
-    <w:semiHidden/>
     <w:rsid w:val="009C4757"/>
     <w:rPr>
       <w:rFonts w:asciiTheme="majorHAnsi" w:eastAsiaTheme="majorEastAsia" w:hAnsiTheme="majorHAnsi" w:cstheme="majorBidi"/>

--- a/GenAI by Sheryians Notes.docx
+++ b/GenAI by Sheryians Notes.docx
@@ -40,7 +40,21 @@
         <w:rPr>
           <w:lang w:val="en-US"/>
         </w:rPr>
-        <w:t>Use uv:</w:t>
+        <w:t xml:space="preserve">Use </w:t>
+      </w:r>
+      <w:proofErr w:type="spellStart"/>
+      <w:r>
+        <w:rPr>
+          <w:lang w:val="en-US"/>
+        </w:rPr>
+        <w:t>uv</w:t>
+      </w:r>
+      <w:proofErr w:type="spellEnd"/>
+      <w:r>
+        <w:rPr>
+          <w:lang w:val="en-US"/>
+        </w:rPr>
+        <w:t>:</w:t>
       </w:r>
       <w:r>
         <w:rPr>
@@ -61,7 +75,31 @@
         </w:numPr>
       </w:pPr>
       <w:r>
-        <w:t>A single tool to replace pip, pip-tools, pipx, poetry, pyenv, twine, virtualenv, and more.</w:t>
+        <w:t>A single tool to replace pip, pip-tools, </w:t>
+      </w:r>
+      <w:proofErr w:type="spellStart"/>
+      <w:r>
+        <w:t>pipx</w:t>
+      </w:r>
+      <w:proofErr w:type="spellEnd"/>
+      <w:r>
+        <w:t>, poetry, </w:t>
+      </w:r>
+      <w:proofErr w:type="spellStart"/>
+      <w:r>
+        <w:t>pyenv</w:t>
+      </w:r>
+      <w:proofErr w:type="spellEnd"/>
+      <w:r>
+        <w:t>, twine, </w:t>
+      </w:r>
+      <w:proofErr w:type="spellStart"/>
+      <w:r>
+        <w:t>virtualenv</w:t>
+      </w:r>
+      <w:proofErr w:type="spellEnd"/>
+      <w:r>
+        <w:t>, and more.</w:t>
       </w:r>
     </w:p>
     <w:p>
@@ -109,152 +147,219 @@
           <w:rPr>
             <w:rStyle w:val="Hyperlink"/>
           </w:rPr>
-          <w:t>universal lockfile</w:t>
+          <w:t xml:space="preserve">universal </w:t>
         </w:r>
-      </w:hyperlink>
-      <w:r>
-        <w:t>.</w:t>
-      </w:r>
-    </w:p>
-    <w:p>
-      <w:pPr>
-        <w:rPr>
-          <w:lang w:val="en-US"/>
-        </w:rPr>
-      </w:pPr>
-      <w:r>
-        <w:rPr>
-          <w:lang w:val="en-US"/>
-        </w:rPr>
-        <w:t xml:space="preserve">Define API key in separate file </w:t>
-      </w:r>
-      <w:r>
-        <w:rPr>
-          <w:lang w:val="en-US"/>
-        </w:rPr>
-        <w:t>usually in .env file</w:t>
-      </w:r>
-    </w:p>
-    <w:p>
-      <w:pPr>
-        <w:rPr>
-          <w:lang w:val="en-US"/>
-        </w:rPr>
-      </w:pPr>
-      <w:r>
-        <w:rPr>
-          <w:lang w:val="en-US"/>
-        </w:rPr>
-        <w:t>G</w:t>
-      </w:r>
-      <w:r>
-        <w:rPr>
-          <w:lang w:val="en-US"/>
-        </w:rPr>
-        <w:t>ro</w:t>
-      </w:r>
-      <w:r>
-        <w:rPr>
-          <w:lang w:val="en-US"/>
-        </w:rPr>
-        <w:t>q can be used for free API Keys for many LLMs</w:t>
-      </w:r>
-      <w:r>
-        <w:rPr>
-          <w:lang w:val="en-US"/>
-        </w:rPr>
-        <w:t>.</w:t>
-      </w:r>
-    </w:p>
-    <w:p>
-      <w:pPr>
-        <w:rPr>
-          <w:lang w:val="en-US"/>
-        </w:rPr>
-      </w:pPr>
-    </w:p>
-    <w:p>
-      <w:pPr>
-        <w:rPr>
-          <w:lang w:val="en-US"/>
-        </w:rPr>
-      </w:pPr>
-      <w:r>
-        <w:rPr>
-          <w:lang w:val="en-US"/>
-        </w:rPr>
-        <w:t>Using Python , more token are burnt in using Gemini as compared to Java script</w:t>
-      </w:r>
-      <w:r>
-        <w:rPr>
-          <w:lang w:val="en-US"/>
-        </w:rPr>
-        <w:t>.</w:t>
-      </w:r>
-    </w:p>
-    <w:p>
-      <w:pPr>
-        <w:rPr>
-          <w:lang w:val="en-US"/>
-        </w:rPr>
-      </w:pPr>
-    </w:p>
-    <w:p>
-      <w:r>
-        <w:rPr>
-          <w:lang w:val="en-US"/>
-        </w:rPr>
-        <w:t xml:space="preserve">Use </w:t>
-      </w:r>
-      <w:r>
-        <w:rPr>
-          <w:b/>
-          <w:bCs/>
-        </w:rPr>
-        <w:t>python-dotenv</w:t>
-      </w:r>
-      <w:r>
-        <w:t xml:space="preserve"> library</w:t>
-      </w:r>
-      <w:r>
-        <w:t xml:space="preserve"> </w:t>
-      </w:r>
-      <w:r>
-        <w:t>for managing "secrets" like API keys, database passwords, and configuration settings.</w:t>
-      </w:r>
-      <w:r>
-        <w:t>it reads key-value pairs from a .env file and adds them to your system's environment variables.</w:t>
-      </w:r>
-    </w:p>
-    <w:p>
-      <w:pPr>
-        <w:rPr>
-          <w:b/>
-          <w:bCs/>
-        </w:rPr>
-      </w:pPr>
-      <w:r>
-        <w:rPr>
-          <w:b/>
-          <w:bCs/>
-        </w:rPr>
-        <w:br/>
-        <w:t>Initialize a model</w:t>
-      </w:r>
-    </w:p>
-    <w:p>
-      <w:r>
-        <w:t>The easiest way to get started with a standalone model in LangChain is to use </w:t>
-      </w:r>
-      <w:hyperlink r:id="rId8" w:tgtFrame="_blank" w:history="1">
+        <w:proofErr w:type="spellStart"/>
         <w:r>
           <w:rPr>
             <w:rStyle w:val="Hyperlink"/>
           </w:rPr>
-          <w:t>init_chat_model</w:t>
+          <w:t>lockfile</w:t>
         </w:r>
+        <w:proofErr w:type="spellEnd"/>
       </w:hyperlink>
       <w:r>
+        <w:t>.</w:t>
+      </w:r>
+    </w:p>
+    <w:p>
+      <w:pPr>
+        <w:rPr>
+          <w:lang w:val="en-US"/>
+        </w:rPr>
+      </w:pPr>
+      <w:proofErr w:type="gramStart"/>
+      <w:r>
+        <w:rPr>
+          <w:lang w:val="en-US"/>
+        </w:rPr>
+        <w:t>Define</w:t>
+      </w:r>
+      <w:proofErr w:type="gramEnd"/>
+      <w:r>
+        <w:rPr>
+          <w:lang w:val="en-US"/>
+        </w:rPr>
+        <w:t xml:space="preserve"> API key in separate file </w:t>
+      </w:r>
+      <w:r>
+        <w:rPr>
+          <w:lang w:val="en-US"/>
+        </w:rPr>
+        <w:t>usually in .env file</w:t>
+      </w:r>
+    </w:p>
+    <w:p>
+      <w:pPr>
+        <w:rPr>
+          <w:lang w:val="en-US"/>
+        </w:rPr>
+      </w:pPr>
+      <w:proofErr w:type="spellStart"/>
+      <w:r>
+        <w:rPr>
+          <w:lang w:val="en-US"/>
+        </w:rPr>
+        <w:t>G</w:t>
+      </w:r>
+      <w:r>
+        <w:rPr>
+          <w:lang w:val="en-US"/>
+        </w:rPr>
+        <w:t>ro</w:t>
+      </w:r>
+      <w:r>
+        <w:rPr>
+          <w:lang w:val="en-US"/>
+        </w:rPr>
+        <w:t>q</w:t>
+      </w:r>
+      <w:proofErr w:type="spellEnd"/>
+      <w:r>
+        <w:rPr>
+          <w:lang w:val="en-US"/>
+        </w:rPr>
+        <w:t xml:space="preserve"> can be used for free API Keys for many LLMs</w:t>
+      </w:r>
+      <w:r>
+        <w:rPr>
+          <w:lang w:val="en-US"/>
+        </w:rPr>
+        <w:t>.</w:t>
+      </w:r>
+    </w:p>
+    <w:p>
+      <w:pPr>
+        <w:rPr>
+          <w:lang w:val="en-US"/>
+        </w:rPr>
+      </w:pPr>
+    </w:p>
+    <w:p>
+      <w:pPr>
+        <w:rPr>
+          <w:lang w:val="en-US"/>
+        </w:rPr>
+      </w:pPr>
+      <w:r>
+        <w:rPr>
+          <w:lang w:val="en-US"/>
+        </w:rPr>
+        <w:t xml:space="preserve">Using Python , more </w:t>
+      </w:r>
+      <w:proofErr w:type="gramStart"/>
+      <w:r>
+        <w:rPr>
+          <w:lang w:val="en-US"/>
+        </w:rPr>
+        <w:t>token</w:t>
+      </w:r>
+      <w:proofErr w:type="gramEnd"/>
+      <w:r>
+        <w:rPr>
+          <w:lang w:val="en-US"/>
+        </w:rPr>
+        <w:t xml:space="preserve"> are burnt in using Gemini as compared to Java script</w:t>
+      </w:r>
+      <w:r>
+        <w:rPr>
+          <w:lang w:val="en-US"/>
+        </w:rPr>
+        <w:t>.</w:t>
+      </w:r>
+    </w:p>
+    <w:p>
+      <w:pPr>
+        <w:rPr>
+          <w:lang w:val="en-US"/>
+        </w:rPr>
+      </w:pPr>
+    </w:p>
+    <w:p>
+      <w:r>
+        <w:rPr>
+          <w:lang w:val="en-US"/>
+        </w:rPr>
+        <w:t xml:space="preserve">Use </w:t>
+      </w:r>
+      <w:r>
+        <w:rPr>
+          <w:b/>
+          <w:bCs/>
+        </w:rPr>
+        <w:t>python-</w:t>
+      </w:r>
+      <w:proofErr w:type="spellStart"/>
+      <w:r>
+        <w:rPr>
+          <w:b/>
+          <w:bCs/>
+        </w:rPr>
+        <w:t>dotenv</w:t>
+      </w:r>
+      <w:proofErr w:type="spellEnd"/>
+      <w:r>
+        <w:t xml:space="preserve"> library</w:t>
+      </w:r>
+      <w:r>
+        <w:t xml:space="preserve"> </w:t>
+      </w:r>
+      <w:r>
+        <w:t>for managing "secrets" like API keys, database passwords, and configuration settings.</w:t>
+      </w:r>
+      <w:r>
+        <w:t>it reads key-value pairs from a .env file and adds them to your system's environment variables.</w:t>
+      </w:r>
+    </w:p>
+    <w:p>
+      <w:pPr>
+        <w:rPr>
+          <w:b/>
+          <w:bCs/>
+        </w:rPr>
+      </w:pPr>
+      <w:r>
+        <w:rPr>
+          <w:b/>
+          <w:bCs/>
+        </w:rPr>
+        <w:br/>
+        <w:t>Initialize a model</w:t>
+      </w:r>
+    </w:p>
+    <w:p>
+      <w:r>
+        <w:t xml:space="preserve">The easiest way to get started with a standalone model in </w:t>
+      </w:r>
+      <w:proofErr w:type="spellStart"/>
+      <w:r>
+        <w:t>LangChain</w:t>
+      </w:r>
+      <w:proofErr w:type="spellEnd"/>
+      <w:r>
+        <w:t xml:space="preserve"> is to use </w:t>
+      </w:r>
+      <w:proofErr w:type="spellStart"/>
+      <w:r>
+        <w:fldChar w:fldCharType="begin"/>
+      </w:r>
+      <w:r>
+        <w:instrText>HYPERLINK "https://reference.langchain.com/python/langchain/chat_models/base/init_chat_model" \t "_blank"</w:instrText>
+      </w:r>
+      <w:r>
+        <w:fldChar w:fldCharType="separate"/>
+      </w:r>
+      <w:r>
+        <w:rPr>
+          <w:rStyle w:val="Hyperlink"/>
+        </w:rPr>
+        <w:t>init_chat_model</w:t>
+      </w:r>
+      <w:proofErr w:type="spellEnd"/>
+      <w:r>
+        <w:fldChar w:fldCharType="end"/>
+      </w:r>
+      <w:r>
         <w:t> to initialize one from a chat model provider of your choice</w:t>
       </w:r>
       <w:r>
@@ -270,6 +375,7 @@
       <w:r>
         <w:t xml:space="preserve">Using </w:t>
       </w:r>
+      <w:proofErr w:type="spellStart"/>
       <w:r>
         <w:rPr>
           <w:b/>
@@ -277,6 +383,7 @@
         </w:rPr>
         <w:t>init_chat_model</w:t>
       </w:r>
+      <w:proofErr w:type="spellEnd"/>
     </w:p>
     <w:p>
       <w:pPr>
@@ -305,7 +412,7 @@
                     <pic:cNvPicPr/>
                   </pic:nvPicPr>
                   <pic:blipFill>
-                    <a:blip r:embed="rId9"/>
+                    <a:blip r:embed="rId8"/>
                     <a:stretch>
                       <a:fillRect/>
                     </a:stretch>
@@ -371,7 +478,7 @@
                     <pic:cNvPicPr/>
                   </pic:nvPicPr>
                   <pic:blipFill>
-                    <a:blip r:embed="rId10"/>
+                    <a:blip r:embed="rId9"/>
                     <a:stretch>
                       <a:fillRect/>
                     </a:stretch>
@@ -411,10 +518,19 @@
         <w:t>Model Classes</w:t>
       </w:r>
       <w:r>
-        <w:t xml:space="preserve"> require provider-specific imports (e.g., ChatOpenAI) and hardcode your application to a single LLM vendor.</w:t>
-      </w:r>
-    </w:p>
-    <w:p>
+        <w:t xml:space="preserve"> require provider-specific imports (e.g., </w:t>
+      </w:r>
+      <w:proofErr w:type="spellStart"/>
+      <w:r>
+        <w:t>ChatOpenAI</w:t>
+      </w:r>
+      <w:proofErr w:type="spellEnd"/>
+      <w:r>
+        <w:t>) and hardcode your application to a single LLM vendor.</w:t>
+      </w:r>
+    </w:p>
+    <w:p>
+      <w:proofErr w:type="spellStart"/>
       <w:r>
         <w:rPr>
           <w:b/>
@@ -422,6 +538,7 @@
         </w:rPr>
         <w:t>init_chat_model</w:t>
       </w:r>
+      <w:proofErr w:type="spellEnd"/>
       <w:r>
         <w:t xml:space="preserve"> is a unified factory function that lets you dynamically swap providers (OpenAI, Anthropic, etc.) using simple string arguments without changing your imports or code structure.</w:t>
       </w:r>
@@ -435,7 +552,15 @@
         <w:t>Recommendation:</w:t>
       </w:r>
       <w:r>
-        <w:t xml:space="preserve"> Use init_chat_model by default to keep your code flexible, future-proof, and decoupled from specific vendors.</w:t>
+        <w:t xml:space="preserve"> Use </w:t>
+      </w:r>
+      <w:proofErr w:type="spellStart"/>
+      <w:r>
+        <w:t>init_chat_model</w:t>
+      </w:r>
+      <w:proofErr w:type="spellEnd"/>
+      <w:r>
+        <w:t xml:space="preserve"> by default to keep your code flexible, future-proof, and decoupled from specific vendors.</w:t>
       </w:r>
     </w:p>
     <w:p>
@@ -447,7 +572,15 @@
         <w:t>QUESTION</w:t>
       </w:r>
       <w:r>
-        <w:t>: How API keys are working without get os en</w:t>
+        <w:t xml:space="preserve">: How API keys are working without get </w:t>
+      </w:r>
+      <w:proofErr w:type="spellStart"/>
+      <w:r>
+        <w:t>os</w:t>
+      </w:r>
+      <w:proofErr w:type="spellEnd"/>
+      <w:r>
+        <w:t xml:space="preserve"> en</w:t>
       </w:r>
       <w:r>
         <w:t>v method</w:t>
@@ -536,7 +669,7 @@
                     <pic:cNvPicPr/>
                   </pic:nvPicPr>
                   <pic:blipFill>
-                    <a:blip r:embed="rId11"/>
+                    <a:blip r:embed="rId10"/>
                     <a:stretch>
                       <a:fillRect/>
                     </a:stretch>
@@ -601,7 +734,23 @@
           <w:b/>
           <w:bCs/>
         </w:rPr>
-        <w:t>1. Local Model (HuggingFaceEmbeddings)</w:t>
+        <w:t>1. Local Model (</w:t>
+      </w:r>
+      <w:proofErr w:type="spellStart"/>
+      <w:r>
+        <w:rPr>
+          <w:b/>
+          <w:bCs/>
+        </w:rPr>
+        <w:t>HuggingFaceEmbeddings</w:t>
+      </w:r>
+      <w:proofErr w:type="spellEnd"/>
+      <w:r>
+        <w:rPr>
+          <w:b/>
+          <w:bCs/>
+        </w:rPr>
+        <w:t>)</w:t>
       </w:r>
     </w:p>
     <w:p>
@@ -637,7 +786,15 @@
         <w:t>Execution:</w:t>
       </w:r>
       <w:r>
-        <w:t xml:space="preserve"> When you run embeddings.embed_query(), your own computer's </w:t>
+        <w:t xml:space="preserve"> When you run </w:t>
+      </w:r>
+      <w:proofErr w:type="spellStart"/>
+      <w:r>
+        <w:t>embeddings.embed_query</w:t>
+      </w:r>
+      <w:proofErr w:type="spellEnd"/>
+      <w:r>
+        <w:t xml:space="preserve">(), your own computer's </w:t>
       </w:r>
       <w:r>
         <w:rPr>
@@ -662,7 +819,23 @@
           <w:b/>
           <w:bCs/>
         </w:rPr>
-        <w:t>2. API Endpoint (HuggingFaceEndpointEmbeddings)</w:t>
+        <w:t>2. API Endpoint (</w:t>
+      </w:r>
+      <w:proofErr w:type="spellStart"/>
+      <w:r>
+        <w:rPr>
+          <w:b/>
+          <w:bCs/>
+        </w:rPr>
+        <w:t>HuggingFaceEndpointEmbeddings</w:t>
+      </w:r>
+      <w:proofErr w:type="spellEnd"/>
+      <w:r>
+        <w:rPr>
+          <w:b/>
+          <w:bCs/>
+        </w:rPr>
+        <w:t>)</w:t>
       </w:r>
     </w:p>
     <w:p>
@@ -698,7 +871,23 @@
         <w:t>Execution:</w:t>
       </w:r>
       <w:r>
-        <w:t xml:space="preserve"> When you run embeddings.embed_query(), LangChain sends your text across the internet via an HTTP request to Hugging Face. Their cloud servers compute the vectors and send the numbers back to your script.</w:t>
+        <w:t xml:space="preserve"> When you run </w:t>
+      </w:r>
+      <w:proofErr w:type="spellStart"/>
+      <w:r>
+        <w:t>embeddings.embed_query</w:t>
+      </w:r>
+      <w:proofErr w:type="spellEnd"/>
+      <w:r>
+        <w:t xml:space="preserve">(), </w:t>
+      </w:r>
+      <w:proofErr w:type="spellStart"/>
+      <w:r>
+        <w:t>LangChain</w:t>
+      </w:r>
+      <w:proofErr w:type="spellEnd"/>
+      <w:r>
+        <w:t xml:space="preserve"> sends your text across the internet via an HTTP request to Hugging Face. Their cloud servers compute the vectors and send the numbers back to your script.</w:t>
       </w:r>
     </w:p>
     <w:p>
@@ -708,8 +897,13 @@
     </w:p>
     <w:p>
       <w:r>
-        <w:t>Problem in saving chat history in simple dictionory</w:t>
-      </w:r>
+        <w:t xml:space="preserve">Problem in saving chat history in simple </w:t>
+      </w:r>
+      <w:proofErr w:type="spellStart"/>
+      <w:r>
+        <w:t>dictionory</w:t>
+      </w:r>
+      <w:proofErr w:type="spellEnd"/>
     </w:p>
     <w:p>
       <w:r>
@@ -732,7 +926,7 @@
                     <pic:cNvPicPr/>
                   </pic:nvPicPr>
                   <pic:blipFill>
-                    <a:blip r:embed="rId12"/>
+                    <a:blip r:embed="rId11"/>
                     <a:stretch>
                       <a:fillRect/>
                     </a:stretch>
@@ -776,7 +970,7 @@
                     <pic:cNvPicPr/>
                   </pic:nvPicPr>
                   <pic:blipFill>
-                    <a:blip r:embed="rId13"/>
+                    <a:blip r:embed="rId12"/>
                     <a:stretch>
                       <a:fillRect/>
                     </a:stretch>
@@ -819,7 +1013,7 @@
                     <pic:cNvPicPr/>
                   </pic:nvPicPr>
                   <pic:blipFill>
-                    <a:blip r:embed="rId14"/>
+                    <a:blip r:embed="rId13"/>
                     <a:stretch>
                       <a:fillRect/>
                     </a:stretch>
@@ -862,7 +1056,7 @@
                     <pic:cNvPicPr/>
                   </pic:nvPicPr>
                   <pic:blipFill>
-                    <a:blip r:embed="rId15"/>
+                    <a:blip r:embed="rId14"/>
                     <a:stretch>
                       <a:fillRect/>
                     </a:stretch>
@@ -910,7 +1104,7 @@
                     <pic:cNvPicPr/>
                   </pic:nvPicPr>
                   <pic:blipFill>
-                    <a:blip r:embed="rId16"/>
+                    <a:blip r:embed="rId15"/>
                     <a:stretch>
                       <a:fillRect/>
                     </a:stretch>
@@ -953,7 +1147,7 @@
                     <pic:cNvPicPr/>
                   </pic:nvPicPr>
                   <pic:blipFill>
-                    <a:blip r:embed="rId17"/>
+                    <a:blip r:embed="rId16"/>
                     <a:stretch>
                       <a:fillRect/>
                     </a:stretch>
@@ -996,7 +1190,7 @@
                     <pic:cNvPicPr/>
                   </pic:nvPicPr>
                   <pic:blipFill>
-                    <a:blip r:embed="rId18"/>
+                    <a:blip r:embed="rId17"/>
                     <a:stretch>
                       <a:fillRect/>
                     </a:stretch>
@@ -1039,7 +1233,7 @@
                     <pic:cNvPicPr/>
                   </pic:nvPicPr>
                   <pic:blipFill>
-                    <a:blip r:embed="rId19"/>
+                    <a:blip r:embed="rId18"/>
                     <a:stretch>
                       <a:fillRect/>
                     </a:stretch>
@@ -1082,7 +1276,7 @@
                     <pic:cNvPicPr/>
                   </pic:nvPicPr>
                   <pic:blipFill>
-                    <a:blip r:embed="rId20"/>
+                    <a:blip r:embed="rId19"/>
                     <a:stretch>
                       <a:fillRect/>
                     </a:stretch>
@@ -1124,7 +1318,7 @@
                     <pic:cNvPicPr/>
                   </pic:nvPicPr>
                   <pic:blipFill>
-                    <a:blip r:embed="rId21"/>
+                    <a:blip r:embed="rId20"/>
                     <a:stretch>
                       <a:fillRect/>
                     </a:stretch>
@@ -1167,7 +1361,7 @@
                     <pic:cNvPicPr/>
                   </pic:nvPicPr>
                   <pic:blipFill>
-                    <a:blip r:embed="rId22"/>
+                    <a:blip r:embed="rId21"/>
                     <a:stretch>
                       <a:fillRect/>
                     </a:stretch>
@@ -1209,7 +1403,7 @@
                     <pic:cNvPicPr/>
                   </pic:nvPicPr>
                   <pic:blipFill>
-                    <a:blip r:embed="rId23"/>
+                    <a:blip r:embed="rId22"/>
                     <a:stretch>
                       <a:fillRect/>
                     </a:stretch>
@@ -1252,7 +1446,7 @@
                     <pic:cNvPicPr/>
                   </pic:nvPicPr>
                   <pic:blipFill>
-                    <a:blip r:embed="rId24"/>
+                    <a:blip r:embed="rId23"/>
                     <a:stretch>
                       <a:fillRect/>
                     </a:stretch>
@@ -1295,7 +1489,7 @@
                     <pic:cNvPicPr/>
                   </pic:nvPicPr>
                   <pic:blipFill>
-                    <a:blip r:embed="rId25"/>
+                    <a:blip r:embed="rId24"/>
                     <a:stretch>
                       <a:fillRect/>
                     </a:stretch>
@@ -1338,7 +1532,7 @@
                     <pic:cNvPicPr/>
                   </pic:nvPicPr>
                   <pic:blipFill>
-                    <a:blip r:embed="rId26"/>
+                    <a:blip r:embed="rId25"/>
                     <a:stretch>
                       <a:fillRect/>
                     </a:stretch>
@@ -1381,7 +1575,7 @@
                     <pic:cNvPicPr/>
                   </pic:nvPicPr>
                   <pic:blipFill>
-                    <a:blip r:embed="rId27"/>
+                    <a:blip r:embed="rId26"/>
                     <a:stretch>
                       <a:fillRect/>
                     </a:stretch>
@@ -1424,7 +1618,7 @@
                     <pic:cNvPicPr/>
                   </pic:nvPicPr>
                   <pic:blipFill>
-                    <a:blip r:embed="rId28"/>
+                    <a:blip r:embed="rId27"/>
                     <a:stretch>
                       <a:fillRect/>
                     </a:stretch>
@@ -1467,7 +1661,7 @@
                     <pic:cNvPicPr/>
                   </pic:nvPicPr>
                   <pic:blipFill>
-                    <a:blip r:embed="rId29"/>
+                    <a:blip r:embed="rId28"/>
                     <a:stretch>
                       <a:fillRect/>
                     </a:stretch>
@@ -1509,7 +1703,7 @@
                     <pic:cNvPicPr/>
                   </pic:nvPicPr>
                   <pic:blipFill>
-                    <a:blip r:embed="rId30"/>
+                    <a:blip r:embed="rId29"/>
                     <a:stretch>
                       <a:fillRect/>
                     </a:stretch>
@@ -1553,7 +1747,7 @@
                     <pic:cNvPicPr/>
                   </pic:nvPicPr>
                   <pic:blipFill>
-                    <a:blip r:embed="rId31"/>
+                    <a:blip r:embed="rId30"/>
                     <a:stretch>
                       <a:fillRect/>
                     </a:stretch>
@@ -1603,7 +1797,7 @@
                     <pic:cNvPicPr/>
                   </pic:nvPicPr>
                   <pic:blipFill>
-                    <a:blip r:embed="rId32"/>
+                    <a:blip r:embed="rId31"/>
                     <a:stretch>
                       <a:fillRect/>
                     </a:stretch>
@@ -1646,7 +1840,7 @@
                     <pic:cNvPicPr/>
                   </pic:nvPicPr>
                   <pic:blipFill>
-                    <a:blip r:embed="rId33"/>
+                    <a:blip r:embed="rId32"/>
                     <a:stretch>
                       <a:fillRect/>
                     </a:stretch>
@@ -1689,7 +1883,7 @@
                     <pic:cNvPicPr/>
                   </pic:nvPicPr>
                   <pic:blipFill>
-                    <a:blip r:embed="rId34"/>
+                    <a:blip r:embed="rId33"/>
                     <a:stretch>
                       <a:fillRect/>
                     </a:stretch>
@@ -1732,7 +1926,7 @@
                     <pic:cNvPicPr/>
                   </pic:nvPicPr>
                   <pic:blipFill>
-                    <a:blip r:embed="rId35"/>
+                    <a:blip r:embed="rId34"/>
                     <a:stretch>
                       <a:fillRect/>
                     </a:stretch>
@@ -1776,7 +1970,7 @@
                     <pic:cNvPicPr/>
                   </pic:nvPicPr>
                   <pic:blipFill>
-                    <a:blip r:embed="rId36"/>
+                    <a:blip r:embed="rId35"/>
                     <a:stretch>
                       <a:fillRect/>
                     </a:stretch>
@@ -1818,7 +2012,7 @@
                     <pic:cNvPicPr/>
                   </pic:nvPicPr>
                   <pic:blipFill>
-                    <a:blip r:embed="rId37"/>
+                    <a:blip r:embed="rId36"/>
                     <a:stretch>
                       <a:fillRect/>
                     </a:stretch>
@@ -1866,7 +2060,7 @@
                     <pic:cNvPicPr/>
                   </pic:nvPicPr>
                   <pic:blipFill>
-                    <a:blip r:embed="rId38"/>
+                    <a:blip r:embed="rId37"/>
                     <a:stretch>
                       <a:fillRect/>
                     </a:stretch>
@@ -1919,7 +2113,7 @@
                     <pic:cNvPicPr/>
                   </pic:nvPicPr>
                   <pic:blipFill>
-                    <a:blip r:embed="rId39"/>
+                    <a:blip r:embed="rId38"/>
                     <a:stretch>
                       <a:fillRect/>
                     </a:stretch>
@@ -1977,7 +2171,7 @@
                     <pic:cNvPicPr/>
                   </pic:nvPicPr>
                   <pic:blipFill>
-                    <a:blip r:embed="rId40"/>
+                    <a:blip r:embed="rId39"/>
                     <a:stretch>
                       <a:fillRect/>
                     </a:stretch>
@@ -2011,6 +2205,9 @@
     </w:p>
     <w:p>
       <w:r>
+        <w:rPr>
+          <w:noProof/>
+        </w:rPr>
         <w:drawing>
           <wp:inline distT="0" distB="0" distL="0" distR="0" wp14:anchorId="4BE20415" wp14:editId="38C36B87">
             <wp:extent cx="4972744" cy="1552792"/>
@@ -2027,7 +2224,7 @@
                     <pic:cNvPicPr/>
                   </pic:nvPicPr>
                   <pic:blipFill>
-                    <a:blip r:embed="rId41"/>
+                    <a:blip r:embed="rId40"/>
                     <a:stretch>
                       <a:fillRect/>
                     </a:stretch>
@@ -2067,7 +2264,15 @@
         <w:t xml:space="preserve">: </w:t>
       </w:r>
       <w:r>
-        <w:t>(langchain_community)</w:t>
+        <w:t>(</w:t>
+      </w:r>
+      <w:proofErr w:type="spellStart"/>
+      <w:r>
+        <w:t>langchain_community</w:t>
+      </w:r>
+      <w:proofErr w:type="spellEnd"/>
+      <w:r>
+        <w:t>)</w:t>
       </w:r>
     </w:p>
     <w:p>
@@ -2091,13 +2296,47 @@
           <w:bCs/>
         </w:rPr>
       </w:pPr>
-      <w:r>
-        <w:rPr>
-          <w:b/>
-          <w:bCs/>
-        </w:rPr>
-        <w:t>LangChain Docling Loader (DoclingLoader</w:t>
-      </w:r>
+      <w:proofErr w:type="spellStart"/>
+      <w:r>
+        <w:rPr>
+          <w:b/>
+          <w:bCs/>
+        </w:rPr>
+        <w:t>LangChain</w:t>
+      </w:r>
+      <w:proofErr w:type="spellEnd"/>
+      <w:r>
+        <w:rPr>
+          <w:b/>
+          <w:bCs/>
+        </w:rPr>
+        <w:t xml:space="preserve"> </w:t>
+      </w:r>
+      <w:proofErr w:type="spellStart"/>
+      <w:r>
+        <w:rPr>
+          <w:b/>
+          <w:bCs/>
+        </w:rPr>
+        <w:t>Docling</w:t>
+      </w:r>
+      <w:proofErr w:type="spellEnd"/>
+      <w:r>
+        <w:rPr>
+          <w:b/>
+          <w:bCs/>
+        </w:rPr>
+        <w:t xml:space="preserve"> Loader (</w:t>
+      </w:r>
+      <w:proofErr w:type="spellStart"/>
+      <w:r>
+        <w:rPr>
+          <w:b/>
+          <w:bCs/>
+        </w:rPr>
+        <w:t>DoclingLoader</w:t>
+      </w:r>
+      <w:proofErr w:type="spellEnd"/>
       <w:r>
         <w:rPr>
           <w:b/>
@@ -2148,6 +2387,7 @@
         <w:rPr>
           <w:b/>
           <w:bCs/>
+          <w:noProof/>
         </w:rPr>
         <w:drawing>
           <wp:inline distT="0" distB="0" distL="0" distR="0" wp14:anchorId="143F021A" wp14:editId="6304C97D">
@@ -2165,7 +2405,7 @@
                     <pic:cNvPicPr/>
                   </pic:nvPicPr>
                   <pic:blipFill>
-                    <a:blip r:embed="rId42"/>
+                    <a:blip r:embed="rId41"/>
                     <a:stretch>
                       <a:fillRect/>
                     </a:stretch>
@@ -2228,6 +2468,7 @@
         <w:rPr>
           <w:b/>
           <w:bCs/>
+          <w:noProof/>
         </w:rPr>
         <w:drawing>
           <wp:inline distT="0" distB="0" distL="0" distR="0" wp14:anchorId="06D7709B" wp14:editId="4E98AA49">
@@ -2245,7 +2486,7 @@
                     <pic:cNvPicPr/>
                   </pic:nvPicPr>
                   <pic:blipFill>
-                    <a:blip r:embed="rId43"/>
+                    <a:blip r:embed="rId42"/>
                     <a:stretch>
                       <a:fillRect/>
                     </a:stretch>
@@ -2285,6 +2526,7 @@
         <w:rPr>
           <w:b/>
           <w:bCs/>
+          <w:noProof/>
         </w:rPr>
         <w:drawing>
           <wp:inline distT="0" distB="0" distL="0" distR="0" wp14:anchorId="15DBD740" wp14:editId="2DDD5D43">
@@ -2302,7 +2544,7 @@
                     <pic:cNvPicPr/>
                   </pic:nvPicPr>
                   <pic:blipFill>
-                    <a:blip r:embed="rId44"/>
+                    <a:blip r:embed="rId43"/>
                     <a:stretch>
                       <a:fillRect/>
                     </a:stretch>
@@ -2390,6 +2632,7 @@
         <w:rPr>
           <w:b/>
           <w:bCs/>
+          <w:noProof/>
         </w:rPr>
         <w:drawing>
           <wp:inline distT="0" distB="0" distL="0" distR="0" wp14:anchorId="4CF5477E" wp14:editId="37848569">
@@ -2407,7 +2650,7 @@
                     <pic:cNvPicPr/>
                   </pic:nvPicPr>
                   <pic:blipFill>
-                    <a:blip r:embed="rId45"/>
+                    <a:blip r:embed="rId44"/>
                     <a:stretch>
                       <a:fillRect/>
                     </a:stretch>
@@ -2429,13 +2672,185 @@
       </w:r>
     </w:p>
     <w:p/>
+    <w:p>
+      <w:r>
+        <w:lastRenderedPageBreak/>
+        <w:t>Loading Data in LLM:</w:t>
+      </w:r>
+    </w:p>
+    <w:p>
+      <w:r>
+        <w:rPr>
+          <w:noProof/>
+        </w:rPr>
+        <w:drawing>
+          <wp:inline distT="0" distB="0" distL="0" distR="0" wp14:anchorId="300E690B" wp14:editId="2A5485C1">
+            <wp:extent cx="5731510" cy="2006600"/>
+            <wp:effectExtent l="0" t="0" r="2540" b="0"/>
+            <wp:docPr id="342626389" name="Picture 1"/>
+            <wp:cNvGraphicFramePr>
+              <a:graphicFrameLocks xmlns:a="http://schemas.openxmlformats.org/drawingml/2006/main" noChangeAspect="1"/>
+            </wp:cNvGraphicFramePr>
+            <a:graphic xmlns:a="http://schemas.openxmlformats.org/drawingml/2006/main">
+              <a:graphicData uri="http://schemas.openxmlformats.org/drawingml/2006/picture">
+                <pic:pic xmlns:pic="http://schemas.openxmlformats.org/drawingml/2006/picture">
+                  <pic:nvPicPr>
+                    <pic:cNvPr id="342626389" name=""/>
+                    <pic:cNvPicPr/>
+                  </pic:nvPicPr>
+                  <pic:blipFill>
+                    <a:blip r:embed="rId45"/>
+                    <a:stretch>
+                      <a:fillRect/>
+                    </a:stretch>
+                  </pic:blipFill>
+                  <pic:spPr>
+                    <a:xfrm>
+                      <a:off x="0" y="0"/>
+                      <a:ext cx="5731510" cy="2006600"/>
+                    </a:xfrm>
+                    <a:prstGeom prst="rect">
+                      <a:avLst/>
+                    </a:prstGeom>
+                  </pic:spPr>
+                </pic:pic>
+              </a:graphicData>
+            </a:graphic>
+          </wp:inline>
+        </w:drawing>
+      </w:r>
+    </w:p>
+    <w:p>
+      <w:r>
+        <w:t xml:space="preserve">When we upload the text in docs, it </w:t>
+      </w:r>
+      <w:proofErr w:type="gramStart"/>
+      <w:r>
+        <w:t>generate</w:t>
+      </w:r>
+      <w:proofErr w:type="gramEnd"/>
+      <w:r>
+        <w:t xml:space="preserve"> the list of 1 item </w:t>
+      </w:r>
+      <w:r>
+        <w:rPr>
+          <w:b/>
+          <w:bCs/>
+        </w:rPr>
+        <w:t xml:space="preserve">but when we upload the PDF Document, it </w:t>
+      </w:r>
+      <w:proofErr w:type="gramStart"/>
+      <w:r>
+        <w:rPr>
+          <w:b/>
+          <w:bCs/>
+        </w:rPr>
+        <w:t>generate</w:t>
+      </w:r>
+      <w:proofErr w:type="gramEnd"/>
+      <w:r>
+        <w:rPr>
+          <w:b/>
+          <w:bCs/>
+        </w:rPr>
+        <w:t xml:space="preserve"> the list of more than 1 items,</w:t>
+      </w:r>
+      <w:r>
+        <w:t xml:space="preserve"> 15 in below example</w:t>
+      </w:r>
+      <w:r>
+        <w:t>(same as page numbers in pdf document).</w:t>
+      </w:r>
+    </w:p>
     <w:p/>
     <w:p>
+      <w:r>
+        <w:rPr>
+          <w:noProof/>
+        </w:rPr>
+        <w:drawing>
+          <wp:inline distT="0" distB="0" distL="0" distR="0" wp14:anchorId="34C641E3" wp14:editId="34DA808D">
+            <wp:extent cx="5534797" cy="3096057"/>
+            <wp:effectExtent l="0" t="0" r="8890" b="9525"/>
+            <wp:docPr id="1639423333" name="Picture 1"/>
+            <wp:cNvGraphicFramePr>
+              <a:graphicFrameLocks xmlns:a="http://schemas.openxmlformats.org/drawingml/2006/main" noChangeAspect="1"/>
+            </wp:cNvGraphicFramePr>
+            <a:graphic xmlns:a="http://schemas.openxmlformats.org/drawingml/2006/main">
+              <a:graphicData uri="http://schemas.openxmlformats.org/drawingml/2006/picture">
+                <pic:pic xmlns:pic="http://schemas.openxmlformats.org/drawingml/2006/picture">
+                  <pic:nvPicPr>
+                    <pic:cNvPr id="1639423333" name=""/>
+                    <pic:cNvPicPr/>
+                  </pic:nvPicPr>
+                  <pic:blipFill>
+                    <a:blip r:embed="rId46"/>
+                    <a:stretch>
+                      <a:fillRect/>
+                    </a:stretch>
+                  </pic:blipFill>
+                  <pic:spPr>
+                    <a:xfrm>
+                      <a:off x="0" y="0"/>
+                      <a:ext cx="5534797" cy="3096057"/>
+                    </a:xfrm>
+                    <a:prstGeom prst="rect">
+                      <a:avLst/>
+                    </a:prstGeom>
+                  </pic:spPr>
+                </pic:pic>
+              </a:graphicData>
+            </a:graphic>
+          </wp:inline>
+        </w:drawing>
+      </w:r>
+    </w:p>
+    <w:p>
       <w:pPr>
         <w:rPr>
           <w:lang w:val="en-US"/>
         </w:rPr>
       </w:pPr>
+    </w:p>
+    <w:p>
+      <w:pPr>
+        <w:rPr>
+          <w:b/>
+          <w:bCs/>
+          <w:lang w:val="en-US"/>
+        </w:rPr>
+      </w:pPr>
+      <w:proofErr w:type="spellStart"/>
+      <w:r>
+        <w:rPr>
+          <w:b/>
+          <w:bCs/>
+          <w:lang w:val="en-US"/>
+        </w:rPr>
+        <w:t>Langchain</w:t>
+      </w:r>
+      <w:proofErr w:type="spellEnd"/>
+      <w:r>
+        <w:rPr>
+          <w:b/>
+          <w:bCs/>
+          <w:lang w:val="en-US"/>
+        </w:rPr>
+        <w:t xml:space="preserve"> Community Sunset</w:t>
+      </w:r>
+    </w:p>
+    <w:p>
+      <w:pPr>
+        <w:rPr>
+          <w:lang w:val="en-US"/>
+        </w:rPr>
+      </w:pPr>
+      <w:r>
+        <w:rPr>
+          <w:lang w:val="en-US"/>
+        </w:rPr>
+        <w:t>https://github.com/langchain-ai/langchain-community/issues/674</w:t>
+      </w:r>
     </w:p>
     <w:sectPr>
       <w:pgSz w:w="11906" w:h="16838"/>
@@ -3626,6 +4041,7 @@
   <w:style w:type="character" w:default="1" w:styleId="DefaultParagraphFont">
     <w:name w:val="Default Paragraph Font"/>
     <w:uiPriority w:val="1"/>
+    <w:semiHidden/>
     <w:unhideWhenUsed/>
   </w:style>
   <w:style w:type="table" w:default="1" w:styleId="TableNormal">

--- a/GenAI by Sheryians Notes.docx
+++ b/GenAI by Sheryians Notes.docx
@@ -2845,12 +2845,384 @@
           <w:lang w:val="en-US"/>
         </w:rPr>
       </w:pPr>
-      <w:r>
-        <w:rPr>
-          <w:lang w:val="en-US"/>
-        </w:rPr>
-        <w:t>https://github.com/langchain-ai/langchain-community/issues/674</w:t>
-      </w:r>
+      <w:hyperlink r:id="rId47" w:history="1">
+        <w:r>
+          <w:rPr>
+            <w:rStyle w:val="Hyperlink"/>
+            <w:lang w:val="en-US"/>
+          </w:rPr>
+          <w:t>https://github.com/langchain-ai/langchain-community/issues/674</w:t>
+        </w:r>
+      </w:hyperlink>
+    </w:p>
+    <w:p>
+      <w:pPr>
+        <w:rPr>
+          <w:lang w:val="en-US"/>
+        </w:rPr>
+      </w:pPr>
+    </w:p>
+    <w:p>
+      <w:pPr>
+        <w:rPr>
+          <w:lang w:val="en-US"/>
+        </w:rPr>
+      </w:pPr>
+    </w:p>
+    <w:p>
+      <w:pPr>
+        <w:rPr>
+          <w:lang w:val="en-US"/>
+        </w:rPr>
+      </w:pPr>
+    </w:p>
+    <w:p>
+      <w:pPr>
+        <w:rPr>
+          <w:lang w:val="en-US"/>
+        </w:rPr>
+      </w:pPr>
+    </w:p>
+    <w:p>
+      <w:pPr>
+        <w:rPr>
+          <w:lang w:val="en-US"/>
+        </w:rPr>
+      </w:pPr>
+    </w:p>
+    <w:p>
+      <w:pPr>
+        <w:rPr>
+          <w:b/>
+          <w:bCs/>
+          <w:lang w:val="en-US"/>
+        </w:rPr>
+      </w:pPr>
+      <w:r>
+        <w:rPr>
+          <w:b/>
+          <w:bCs/>
+          <w:lang w:val="en-US"/>
+        </w:rPr>
+        <w:lastRenderedPageBreak/>
+        <w:t>Loading PDF Document to LLM Model:</w:t>
+      </w:r>
+    </w:p>
+    <w:p>
+      <w:pPr>
+        <w:rPr>
+          <w:b/>
+          <w:bCs/>
+          <w:lang w:val="en-US"/>
+        </w:rPr>
+      </w:pPr>
+      <w:r>
+        <w:rPr>
+          <w:lang w:val="en-US"/>
+        </w:rPr>
+        <w:t xml:space="preserve">Only </w:t>
+      </w:r>
+      <w:r>
+        <w:rPr>
+          <w:lang w:val="en-US"/>
+        </w:rPr>
+        <w:t>pdf library and file path need to change</w:t>
+      </w:r>
+      <w:r>
+        <w:rPr>
+          <w:b/>
+          <w:bCs/>
+          <w:lang w:val="en-US"/>
+        </w:rPr>
+        <w:t>.</w:t>
+      </w:r>
+    </w:p>
+    <w:p>
+      <w:pPr>
+        <w:rPr>
+          <w:b/>
+          <w:bCs/>
+          <w:lang w:val="en-US"/>
+        </w:rPr>
+      </w:pPr>
+      <w:r>
+        <w:rPr>
+          <w:b/>
+          <w:bCs/>
+          <w:noProof/>
+          <w:lang w:val="en-US"/>
+        </w:rPr>
+        <w:drawing>
+          <wp:inline distT="0" distB="0" distL="0" distR="0" wp14:anchorId="2A55009B" wp14:editId="107374EC">
+            <wp:extent cx="5731510" cy="2941955"/>
+            <wp:effectExtent l="0" t="0" r="2540" b="0"/>
+            <wp:docPr id="604461601" name="Picture 1"/>
+            <wp:cNvGraphicFramePr>
+              <a:graphicFrameLocks xmlns:a="http://schemas.openxmlformats.org/drawingml/2006/main" noChangeAspect="1"/>
+            </wp:cNvGraphicFramePr>
+            <a:graphic xmlns:a="http://schemas.openxmlformats.org/drawingml/2006/main">
+              <a:graphicData uri="http://schemas.openxmlformats.org/drawingml/2006/picture">
+                <pic:pic xmlns:pic="http://schemas.openxmlformats.org/drawingml/2006/picture">
+                  <pic:nvPicPr>
+                    <pic:cNvPr id="604461601" name=""/>
+                    <pic:cNvPicPr/>
+                  </pic:nvPicPr>
+                  <pic:blipFill>
+                    <a:blip r:embed="rId48"/>
+                    <a:stretch>
+                      <a:fillRect/>
+                    </a:stretch>
+                  </pic:blipFill>
+                  <pic:spPr>
+                    <a:xfrm>
+                      <a:off x="0" y="0"/>
+                      <a:ext cx="5731510" cy="2941955"/>
+                    </a:xfrm>
+                    <a:prstGeom prst="rect">
+                      <a:avLst/>
+                    </a:prstGeom>
+                  </pic:spPr>
+                </pic:pic>
+              </a:graphicData>
+            </a:graphic>
+          </wp:inline>
+        </w:drawing>
+      </w:r>
+    </w:p>
+    <w:p>
+      <w:pPr>
+        <w:rPr>
+          <w:b/>
+          <w:bCs/>
+          <w:lang w:val="en-US"/>
+        </w:rPr>
+      </w:pPr>
+    </w:p>
+    <w:p>
+      <w:pPr>
+        <w:rPr>
+          <w:b/>
+          <w:bCs/>
+          <w:lang w:val="en-US"/>
+        </w:rPr>
+      </w:pPr>
+    </w:p>
+    <w:p>
+      <w:pPr>
+        <w:rPr>
+          <w:b/>
+          <w:bCs/>
+          <w:lang w:val="en-US"/>
+        </w:rPr>
+      </w:pPr>
+      <w:r>
+        <w:rPr>
+          <w:b/>
+          <w:bCs/>
+          <w:lang w:val="en-US"/>
+        </w:rPr>
+        <w:t>Text Splitter and Chunking</w:t>
+      </w:r>
+    </w:p>
+    <w:p>
+      <w:pPr>
+        <w:rPr>
+          <w:b/>
+          <w:bCs/>
+          <w:lang w:val="en-US"/>
+        </w:rPr>
+      </w:pPr>
+    </w:p>
+    <w:p>
+      <w:pPr>
+        <w:rPr>
+          <w:b/>
+          <w:bCs/>
+          <w:lang w:val="en-US"/>
+        </w:rPr>
+      </w:pPr>
+      <w:r>
+        <w:rPr>
+          <w:b/>
+          <w:bCs/>
+          <w:noProof/>
+          <w:lang w:val="en-US"/>
+        </w:rPr>
+        <w:drawing>
+          <wp:inline distT="0" distB="0" distL="0" distR="0" wp14:anchorId="56E61256" wp14:editId="535A42E2">
+            <wp:extent cx="5525271" cy="3734321"/>
+            <wp:effectExtent l="0" t="0" r="0" b="0"/>
+            <wp:docPr id="1087232936" name="Picture 1"/>
+            <wp:cNvGraphicFramePr>
+              <a:graphicFrameLocks xmlns:a="http://schemas.openxmlformats.org/drawingml/2006/main" noChangeAspect="1"/>
+            </wp:cNvGraphicFramePr>
+            <a:graphic xmlns:a="http://schemas.openxmlformats.org/drawingml/2006/main">
+              <a:graphicData uri="http://schemas.openxmlformats.org/drawingml/2006/picture">
+                <pic:pic xmlns:pic="http://schemas.openxmlformats.org/drawingml/2006/picture">
+                  <pic:nvPicPr>
+                    <pic:cNvPr id="1087232936" name=""/>
+                    <pic:cNvPicPr/>
+                  </pic:nvPicPr>
+                  <pic:blipFill>
+                    <a:blip r:embed="rId49"/>
+                    <a:stretch>
+                      <a:fillRect/>
+                    </a:stretch>
+                  </pic:blipFill>
+                  <pic:spPr>
+                    <a:xfrm>
+                      <a:off x="0" y="0"/>
+                      <a:ext cx="5525271" cy="3734321"/>
+                    </a:xfrm>
+                    <a:prstGeom prst="rect">
+                      <a:avLst/>
+                    </a:prstGeom>
+                  </pic:spPr>
+                </pic:pic>
+              </a:graphicData>
+            </a:graphic>
+          </wp:inline>
+        </w:drawing>
+      </w:r>
+    </w:p>
+    <w:p>
+      <w:pPr>
+        <w:rPr>
+          <w:b/>
+          <w:bCs/>
+          <w:lang w:val="en-US"/>
+        </w:rPr>
+      </w:pPr>
+    </w:p>
+    <w:p>
+      <w:pPr>
+        <w:rPr>
+          <w:b/>
+          <w:bCs/>
+          <w:lang w:val="en-US"/>
+        </w:rPr>
+      </w:pPr>
+      <w:r>
+        <w:rPr>
+          <w:b/>
+          <w:bCs/>
+          <w:noProof/>
+          <w:lang w:val="en-US"/>
+        </w:rPr>
+        <w:lastRenderedPageBreak/>
+        <w:drawing>
+          <wp:inline distT="0" distB="0" distL="0" distR="0" wp14:anchorId="42DF45B5" wp14:editId="5B4E13D3">
+            <wp:extent cx="5731510" cy="950595"/>
+            <wp:effectExtent l="0" t="0" r="2540" b="1905"/>
+            <wp:docPr id="1662524635" name="Picture 1"/>
+            <wp:cNvGraphicFramePr>
+              <a:graphicFrameLocks xmlns:a="http://schemas.openxmlformats.org/drawingml/2006/main" noChangeAspect="1"/>
+            </wp:cNvGraphicFramePr>
+            <a:graphic xmlns:a="http://schemas.openxmlformats.org/drawingml/2006/main">
+              <a:graphicData uri="http://schemas.openxmlformats.org/drawingml/2006/picture">
+                <pic:pic xmlns:pic="http://schemas.openxmlformats.org/drawingml/2006/picture">
+                  <pic:nvPicPr>
+                    <pic:cNvPr id="1662524635" name=""/>
+                    <pic:cNvPicPr/>
+                  </pic:nvPicPr>
+                  <pic:blipFill>
+                    <a:blip r:embed="rId50"/>
+                    <a:stretch>
+                      <a:fillRect/>
+                    </a:stretch>
+                  </pic:blipFill>
+                  <pic:spPr>
+                    <a:xfrm>
+                      <a:off x="0" y="0"/>
+                      <a:ext cx="5731510" cy="950595"/>
+                    </a:xfrm>
+                    <a:prstGeom prst="rect">
+                      <a:avLst/>
+                    </a:prstGeom>
+                  </pic:spPr>
+                </pic:pic>
+              </a:graphicData>
+            </a:graphic>
+          </wp:inline>
+        </w:drawing>
+      </w:r>
+    </w:p>
+    <w:p>
+      <w:pPr>
+        <w:rPr>
+          <w:b/>
+          <w:bCs/>
+          <w:lang w:val="en-US"/>
+        </w:rPr>
+      </w:pPr>
+    </w:p>
+    <w:p>
+      <w:pPr>
+        <w:rPr>
+          <w:b/>
+          <w:bCs/>
+          <w:lang w:val="en-US"/>
+        </w:rPr>
+      </w:pPr>
+    </w:p>
+    <w:p>
+      <w:pPr>
+        <w:rPr>
+          <w:b/>
+          <w:bCs/>
+          <w:lang w:val="en-US"/>
+        </w:rPr>
+      </w:pPr>
+    </w:p>
+    <w:p>
+      <w:pPr>
+        <w:rPr>
+          <w:b/>
+          <w:bCs/>
+          <w:lang w:val="en-US"/>
+        </w:rPr>
+      </w:pPr>
+    </w:p>
+    <w:p>
+      <w:pPr>
+        <w:rPr>
+          <w:b/>
+          <w:bCs/>
+          <w:lang w:val="en-US"/>
+        </w:rPr>
+      </w:pPr>
+    </w:p>
+    <w:p>
+      <w:pPr>
+        <w:rPr>
+          <w:b/>
+          <w:bCs/>
+          <w:lang w:val="en-US"/>
+        </w:rPr>
+      </w:pPr>
+    </w:p>
+    <w:p>
+      <w:pPr>
+        <w:rPr>
+          <w:b/>
+          <w:bCs/>
+          <w:lang w:val="en-US"/>
+        </w:rPr>
+      </w:pPr>
+    </w:p>
+    <w:p>
+      <w:pPr>
+        <w:rPr>
+          <w:lang w:val="en-US"/>
+        </w:rPr>
+      </w:pPr>
+    </w:p>
+    <w:p>
+      <w:pPr>
+        <w:rPr>
+          <w:lang w:val="en-US"/>
+        </w:rPr>
+      </w:pPr>
     </w:p>
     <w:sectPr>
       <w:pgSz w:w="11906" w:h="16838"/>

--- a/GenAI by Sheryians Notes.docx
+++ b/GenAI by Sheryians Notes.docx
@@ -40,21 +40,7 @@
         <w:rPr>
           <w:lang w:val="en-US"/>
         </w:rPr>
-        <w:t xml:space="preserve">Use </w:t>
-      </w:r>
-      <w:proofErr w:type="spellStart"/>
-      <w:r>
-        <w:rPr>
-          <w:lang w:val="en-US"/>
-        </w:rPr>
-        <w:t>uv</w:t>
-      </w:r>
-      <w:proofErr w:type="spellEnd"/>
-      <w:r>
-        <w:rPr>
-          <w:lang w:val="en-US"/>
-        </w:rPr>
-        <w:t>:</w:t>
+        <w:t>Use uv:</w:t>
       </w:r>
       <w:r>
         <w:rPr>
@@ -75,31 +61,7 @@
         </w:numPr>
       </w:pPr>
       <w:r>
-        <w:t>A single tool to replace pip, pip-tools, </w:t>
-      </w:r>
-      <w:proofErr w:type="spellStart"/>
-      <w:r>
-        <w:t>pipx</w:t>
-      </w:r>
-      <w:proofErr w:type="spellEnd"/>
-      <w:r>
-        <w:t>, poetry, </w:t>
-      </w:r>
-      <w:proofErr w:type="spellStart"/>
-      <w:r>
-        <w:t>pyenv</w:t>
-      </w:r>
-      <w:proofErr w:type="spellEnd"/>
-      <w:r>
-        <w:t>, twine, </w:t>
-      </w:r>
-      <w:proofErr w:type="spellStart"/>
-      <w:r>
-        <w:t>virtualenv</w:t>
-      </w:r>
-      <w:proofErr w:type="spellEnd"/>
-      <w:r>
-        <w:t>, and more.</w:t>
+        <w:t>A single tool to replace pip, pip-tools, pipx, poetry, pyenv, twine, virtualenv, and more.</w:t>
       </w:r>
     </w:p>
     <w:p>
@@ -147,18 +109,155 @@
           <w:rPr>
             <w:rStyle w:val="Hyperlink"/>
           </w:rPr>
-          <w:t xml:space="preserve">universal </w:t>
+          <w:t>universal lockfile</w:t>
         </w:r>
-        <w:proofErr w:type="spellStart"/>
+      </w:hyperlink>
+      <w:r>
+        <w:t>.</w:t>
+      </w:r>
+    </w:p>
+    <w:p>
+      <w:pPr>
+        <w:rPr>
+          <w:lang w:val="en-US"/>
+        </w:rPr>
+      </w:pPr>
+      <w:r>
+        <w:rPr>
+          <w:lang w:val="en-US"/>
+        </w:rPr>
+        <w:t xml:space="preserve">Define API key in separate file </w:t>
+      </w:r>
+      <w:r>
+        <w:rPr>
+          <w:lang w:val="en-US"/>
+        </w:rPr>
+        <w:t>usually in .env file</w:t>
+      </w:r>
+    </w:p>
+    <w:p>
+      <w:pPr>
+        <w:rPr>
+          <w:lang w:val="en-US"/>
+        </w:rPr>
+      </w:pPr>
+      <w:r>
+        <w:rPr>
+          <w:lang w:val="en-US"/>
+        </w:rPr>
+        <w:t>G</w:t>
+      </w:r>
+      <w:r>
+        <w:rPr>
+          <w:lang w:val="en-US"/>
+        </w:rPr>
+        <w:t>ro</w:t>
+      </w:r>
+      <w:r>
+        <w:rPr>
+          <w:lang w:val="en-US"/>
+        </w:rPr>
+        <w:t>q can be used for free API Keys for many LLMs</w:t>
+      </w:r>
+      <w:r>
+        <w:rPr>
+          <w:lang w:val="en-US"/>
+        </w:rPr>
+        <w:t>.</w:t>
+      </w:r>
+    </w:p>
+    <w:p>
+      <w:pPr>
+        <w:rPr>
+          <w:lang w:val="en-US"/>
+        </w:rPr>
+      </w:pPr>
+    </w:p>
+    <w:p>
+      <w:pPr>
+        <w:rPr>
+          <w:lang w:val="en-US"/>
+        </w:rPr>
+      </w:pPr>
+      <w:r>
+        <w:rPr>
+          <w:lang w:val="en-US"/>
+        </w:rPr>
+        <w:t>Using Python , more token are burnt in using Gemini as compared to Java script</w:t>
+      </w:r>
+      <w:r>
+        <w:rPr>
+          <w:lang w:val="en-US"/>
+        </w:rPr>
+        <w:t>.</w:t>
+      </w:r>
+    </w:p>
+    <w:p>
+      <w:pPr>
+        <w:rPr>
+          <w:lang w:val="en-US"/>
+        </w:rPr>
+      </w:pPr>
+    </w:p>
+    <w:p>
+      <w:r>
+        <w:rPr>
+          <w:lang w:val="en-US"/>
+        </w:rPr>
+        <w:t xml:space="preserve">Use </w:t>
+      </w:r>
+      <w:r>
+        <w:rPr>
+          <w:b/>
+          <w:bCs/>
+        </w:rPr>
+        <w:t>python-dotenv</w:t>
+      </w:r>
+      <w:r>
+        <w:t xml:space="preserve"> library</w:t>
+      </w:r>
+      <w:r>
+        <w:t xml:space="preserve"> </w:t>
+      </w:r>
+      <w:r>
+        <w:t>for managing "secrets" like API keys, database passwords, and configuration settings.</w:t>
+      </w:r>
+      <w:r>
+        <w:t>it reads key-value pairs from a .env file and adds them to your system's environment variables.</w:t>
+      </w:r>
+    </w:p>
+    <w:p>
+      <w:pPr>
+        <w:rPr>
+          <w:b/>
+          <w:bCs/>
+        </w:rPr>
+      </w:pPr>
+      <w:r>
+        <w:rPr>
+          <w:b/>
+          <w:bCs/>
+        </w:rPr>
+        <w:br/>
+        <w:t>Initialize a model</w:t>
+      </w:r>
+    </w:p>
+    <w:p>
+      <w:r>
+        <w:t>The easiest way to get started with a standalone model in LangChain is to use </w:t>
+      </w:r>
+      <w:hyperlink r:id="rId8" w:tgtFrame="_blank" w:history="1">
         <w:r>
           <w:rPr>
             <w:rStyle w:val="Hyperlink"/>
           </w:rPr>
-          <w:t>lockfile</w:t>
+          <w:t>init_chat_model</w:t>
         </w:r>
-        <w:proofErr w:type="spellEnd"/>
       </w:hyperlink>
       <w:r>
+        <w:t> to initialize one from a chat model provider of your choice</w:t>
+      </w:r>
+      <w:r>
         <w:t>.</w:t>
       </w:r>
     </w:p>
@@ -168,222 +267,16 @@
           <w:lang w:val="en-US"/>
         </w:rPr>
       </w:pPr>
-      <w:proofErr w:type="gramStart"/>
-      <w:r>
-        <w:rPr>
-          <w:lang w:val="en-US"/>
-        </w:rPr>
-        <w:t>Define</w:t>
-      </w:r>
-      <w:proofErr w:type="gramEnd"/>
-      <w:r>
-        <w:rPr>
-          <w:lang w:val="en-US"/>
-        </w:rPr>
-        <w:t xml:space="preserve"> API key in separate file </w:t>
-      </w:r>
-      <w:r>
-        <w:rPr>
-          <w:lang w:val="en-US"/>
-        </w:rPr>
-        <w:t>usually in .env file</w:t>
-      </w:r>
-    </w:p>
-    <w:p>
-      <w:pPr>
-        <w:rPr>
-          <w:lang w:val="en-US"/>
-        </w:rPr>
-      </w:pPr>
-      <w:proofErr w:type="spellStart"/>
-      <w:r>
-        <w:rPr>
-          <w:lang w:val="en-US"/>
-        </w:rPr>
-        <w:t>G</w:t>
-      </w:r>
-      <w:r>
-        <w:rPr>
-          <w:lang w:val="en-US"/>
-        </w:rPr>
-        <w:t>ro</w:t>
-      </w:r>
-      <w:r>
-        <w:rPr>
-          <w:lang w:val="en-US"/>
-        </w:rPr>
-        <w:t>q</w:t>
-      </w:r>
-      <w:proofErr w:type="spellEnd"/>
-      <w:r>
-        <w:rPr>
-          <w:lang w:val="en-US"/>
-        </w:rPr>
-        <w:t xml:space="preserve"> can be used for free API Keys for many LLMs</w:t>
-      </w:r>
-      <w:r>
-        <w:rPr>
-          <w:lang w:val="en-US"/>
-        </w:rPr>
-        <w:t>.</w:t>
-      </w:r>
-    </w:p>
-    <w:p>
-      <w:pPr>
-        <w:rPr>
-          <w:lang w:val="en-US"/>
-        </w:rPr>
-      </w:pPr>
-    </w:p>
-    <w:p>
-      <w:pPr>
-        <w:rPr>
-          <w:lang w:val="en-US"/>
-        </w:rPr>
-      </w:pPr>
-      <w:r>
-        <w:rPr>
-          <w:lang w:val="en-US"/>
-        </w:rPr>
-        <w:t xml:space="preserve">Using Python , more </w:t>
-      </w:r>
-      <w:proofErr w:type="gramStart"/>
-      <w:r>
-        <w:rPr>
-          <w:lang w:val="en-US"/>
-        </w:rPr>
-        <w:t>token</w:t>
-      </w:r>
-      <w:proofErr w:type="gramEnd"/>
-      <w:r>
-        <w:rPr>
-          <w:lang w:val="en-US"/>
-        </w:rPr>
-        <w:t xml:space="preserve"> are burnt in using Gemini as compared to Java script</w:t>
-      </w:r>
-      <w:r>
-        <w:rPr>
-          <w:lang w:val="en-US"/>
-        </w:rPr>
-        <w:t>.</w:t>
-      </w:r>
-    </w:p>
-    <w:p>
-      <w:pPr>
-        <w:rPr>
-          <w:lang w:val="en-US"/>
-        </w:rPr>
-      </w:pPr>
-    </w:p>
-    <w:p>
-      <w:r>
-        <w:rPr>
-          <w:lang w:val="en-US"/>
-        </w:rPr>
-        <w:t xml:space="preserve">Use </w:t>
-      </w:r>
-      <w:r>
-        <w:rPr>
-          <w:b/>
-          <w:bCs/>
-        </w:rPr>
-        <w:t>python-</w:t>
-      </w:r>
-      <w:proofErr w:type="spellStart"/>
-      <w:r>
-        <w:rPr>
-          <w:b/>
-          <w:bCs/>
-        </w:rPr>
-        <w:t>dotenv</w:t>
-      </w:r>
-      <w:proofErr w:type="spellEnd"/>
-      <w:r>
-        <w:t xml:space="preserve"> library</w:t>
-      </w:r>
-      <w:r>
-        <w:t xml:space="preserve"> </w:t>
-      </w:r>
-      <w:r>
-        <w:t>for managing "secrets" like API keys, database passwords, and configuration settings.</w:t>
-      </w:r>
-      <w:r>
-        <w:t>it reads key-value pairs from a .env file and adds them to your system's environment variables.</w:t>
-      </w:r>
-    </w:p>
-    <w:p>
-      <w:pPr>
-        <w:rPr>
-          <w:b/>
-          <w:bCs/>
-        </w:rPr>
-      </w:pPr>
-      <w:r>
-        <w:rPr>
-          <w:b/>
-          <w:bCs/>
-        </w:rPr>
-        <w:br/>
-        <w:t>Initialize a model</w:t>
-      </w:r>
-    </w:p>
-    <w:p>
-      <w:r>
-        <w:t xml:space="preserve">The easiest way to get started with a standalone model in </w:t>
-      </w:r>
-      <w:proofErr w:type="spellStart"/>
-      <w:r>
-        <w:t>LangChain</w:t>
-      </w:r>
-      <w:proofErr w:type="spellEnd"/>
-      <w:r>
-        <w:t xml:space="preserve"> is to use </w:t>
-      </w:r>
-      <w:proofErr w:type="spellStart"/>
-      <w:r>
-        <w:fldChar w:fldCharType="begin"/>
-      </w:r>
-      <w:r>
-        <w:instrText>HYPERLINK "https://reference.langchain.com/python/langchain/chat_models/base/init_chat_model" \t "_blank"</w:instrText>
-      </w:r>
-      <w:r>
-        <w:fldChar w:fldCharType="separate"/>
-      </w:r>
-      <w:r>
-        <w:rPr>
-          <w:rStyle w:val="Hyperlink"/>
+      <w:r>
+        <w:t xml:space="preserve">Using </w:t>
+      </w:r>
+      <w:r>
+        <w:rPr>
+          <w:b/>
+          <w:bCs/>
         </w:rPr>
         <w:t>init_chat_model</w:t>
       </w:r>
-      <w:proofErr w:type="spellEnd"/>
-      <w:r>
-        <w:fldChar w:fldCharType="end"/>
-      </w:r>
-      <w:r>
-        <w:t> to initialize one from a chat model provider of your choice</w:t>
-      </w:r>
-      <w:r>
-        <w:t>.</w:t>
-      </w:r>
-    </w:p>
-    <w:p>
-      <w:pPr>
-        <w:rPr>
-          <w:lang w:val="en-US"/>
-        </w:rPr>
-      </w:pPr>
-      <w:r>
-        <w:t xml:space="preserve">Using </w:t>
-      </w:r>
-      <w:proofErr w:type="spellStart"/>
-      <w:r>
-        <w:rPr>
-          <w:b/>
-          <w:bCs/>
-        </w:rPr>
-        <w:t>init_chat_model</w:t>
-      </w:r>
-      <w:proofErr w:type="spellEnd"/>
     </w:p>
     <w:p>
       <w:pPr>
@@ -412,7 +305,7 @@
                     <pic:cNvPicPr/>
                   </pic:nvPicPr>
                   <pic:blipFill>
-                    <a:blip r:embed="rId8"/>
+                    <a:blip r:embed="rId9"/>
                     <a:stretch>
                       <a:fillRect/>
                     </a:stretch>
@@ -478,7 +371,7 @@
                     <pic:cNvPicPr/>
                   </pic:nvPicPr>
                   <pic:blipFill>
-                    <a:blip r:embed="rId9"/>
+                    <a:blip r:embed="rId10"/>
                     <a:stretch>
                       <a:fillRect/>
                     </a:stretch>
@@ -518,19 +411,10 @@
         <w:t>Model Classes</w:t>
       </w:r>
       <w:r>
-        <w:t xml:space="preserve"> require provider-specific imports (e.g., </w:t>
-      </w:r>
-      <w:proofErr w:type="spellStart"/>
-      <w:r>
-        <w:t>ChatOpenAI</w:t>
-      </w:r>
-      <w:proofErr w:type="spellEnd"/>
-      <w:r>
-        <w:t>) and hardcode your application to a single LLM vendor.</w:t>
-      </w:r>
-    </w:p>
-    <w:p>
-      <w:proofErr w:type="spellStart"/>
+        <w:t xml:space="preserve"> require provider-specific imports (e.g., ChatOpenAI) and hardcode your application to a single LLM vendor.</w:t>
+      </w:r>
+    </w:p>
+    <w:p>
       <w:r>
         <w:rPr>
           <w:b/>
@@ -538,7 +422,6 @@
         </w:rPr>
         <w:t>init_chat_model</w:t>
       </w:r>
-      <w:proofErr w:type="spellEnd"/>
       <w:r>
         <w:t xml:space="preserve"> is a unified factory function that lets you dynamically swap providers (OpenAI, Anthropic, etc.) using simple string arguments without changing your imports or code structure.</w:t>
       </w:r>
@@ -552,15 +435,7 @@
         <w:t>Recommendation:</w:t>
       </w:r>
       <w:r>
-        <w:t xml:space="preserve"> Use </w:t>
-      </w:r>
-      <w:proofErr w:type="spellStart"/>
-      <w:r>
-        <w:t>init_chat_model</w:t>
-      </w:r>
-      <w:proofErr w:type="spellEnd"/>
-      <w:r>
-        <w:t xml:space="preserve"> by default to keep your code flexible, future-proof, and decoupled from specific vendors.</w:t>
+        <w:t xml:space="preserve"> Use init_chat_model by default to keep your code flexible, future-proof, and decoupled from specific vendors.</w:t>
       </w:r>
     </w:p>
     <w:p>
@@ -572,15 +447,7 @@
         <w:t>QUESTION</w:t>
       </w:r>
       <w:r>
-        <w:t xml:space="preserve">: How API keys are working without get </w:t>
-      </w:r>
-      <w:proofErr w:type="spellStart"/>
-      <w:r>
-        <w:t>os</w:t>
-      </w:r>
-      <w:proofErr w:type="spellEnd"/>
-      <w:r>
-        <w:t xml:space="preserve"> en</w:t>
+        <w:t>: How API keys are working without get os en</w:t>
       </w:r>
       <w:r>
         <w:t>v method</w:t>
@@ -669,7 +536,7 @@
                     <pic:cNvPicPr/>
                   </pic:nvPicPr>
                   <pic:blipFill>
-                    <a:blip r:embed="rId10"/>
+                    <a:blip r:embed="rId11"/>
                     <a:stretch>
                       <a:fillRect/>
                     </a:stretch>
@@ -734,23 +601,7 @@
           <w:b/>
           <w:bCs/>
         </w:rPr>
-        <w:t>1. Local Model (</w:t>
-      </w:r>
-      <w:proofErr w:type="spellStart"/>
-      <w:r>
-        <w:rPr>
-          <w:b/>
-          <w:bCs/>
-        </w:rPr>
-        <w:t>HuggingFaceEmbeddings</w:t>
-      </w:r>
-      <w:proofErr w:type="spellEnd"/>
-      <w:r>
-        <w:rPr>
-          <w:b/>
-          <w:bCs/>
-        </w:rPr>
-        <w:t>)</w:t>
+        <w:t>1. Local Model (HuggingFaceEmbeddings)</w:t>
       </w:r>
     </w:p>
     <w:p>
@@ -786,15 +637,7 @@
         <w:t>Execution:</w:t>
       </w:r>
       <w:r>
-        <w:t xml:space="preserve"> When you run </w:t>
-      </w:r>
-      <w:proofErr w:type="spellStart"/>
-      <w:r>
-        <w:t>embeddings.embed_query</w:t>
-      </w:r>
-      <w:proofErr w:type="spellEnd"/>
-      <w:r>
-        <w:t xml:space="preserve">(), your own computer's </w:t>
+        <w:t xml:space="preserve"> When you run embeddings.embed_query(), your own computer's </w:t>
       </w:r>
       <w:r>
         <w:rPr>
@@ -819,23 +662,7 @@
           <w:b/>
           <w:bCs/>
         </w:rPr>
-        <w:t>2. API Endpoint (</w:t>
-      </w:r>
-      <w:proofErr w:type="spellStart"/>
-      <w:r>
-        <w:rPr>
-          <w:b/>
-          <w:bCs/>
-        </w:rPr>
-        <w:t>HuggingFaceEndpointEmbeddings</w:t>
-      </w:r>
-      <w:proofErr w:type="spellEnd"/>
-      <w:r>
-        <w:rPr>
-          <w:b/>
-          <w:bCs/>
-        </w:rPr>
-        <w:t>)</w:t>
+        <w:t>2. API Endpoint (HuggingFaceEndpointEmbeddings)</w:t>
       </w:r>
     </w:p>
     <w:p>
@@ -871,23 +698,7 @@
         <w:t>Execution:</w:t>
       </w:r>
       <w:r>
-        <w:t xml:space="preserve"> When you run </w:t>
-      </w:r>
-      <w:proofErr w:type="spellStart"/>
-      <w:r>
-        <w:t>embeddings.embed_query</w:t>
-      </w:r>
-      <w:proofErr w:type="spellEnd"/>
-      <w:r>
-        <w:t xml:space="preserve">(), </w:t>
-      </w:r>
-      <w:proofErr w:type="spellStart"/>
-      <w:r>
-        <w:t>LangChain</w:t>
-      </w:r>
-      <w:proofErr w:type="spellEnd"/>
-      <w:r>
-        <w:t xml:space="preserve"> sends your text across the internet via an HTTP request to Hugging Face. Their cloud servers compute the vectors and send the numbers back to your script.</w:t>
+        <w:t xml:space="preserve"> When you run embeddings.embed_query(), LangChain sends your text across the internet via an HTTP request to Hugging Face. Their cloud servers compute the vectors and send the numbers back to your script.</w:t>
       </w:r>
     </w:p>
     <w:p>
@@ -897,13 +708,8 @@
     </w:p>
     <w:p>
       <w:r>
-        <w:t xml:space="preserve">Problem in saving chat history in simple </w:t>
-      </w:r>
-      <w:proofErr w:type="spellStart"/>
-      <w:r>
-        <w:t>dictionory</w:t>
-      </w:r>
-      <w:proofErr w:type="spellEnd"/>
+        <w:t>Problem in saving chat history in simple dictionory</w:t>
+      </w:r>
     </w:p>
     <w:p>
       <w:r>
@@ -926,7 +732,7 @@
                     <pic:cNvPicPr/>
                   </pic:nvPicPr>
                   <pic:blipFill>
-                    <a:blip r:embed="rId11"/>
+                    <a:blip r:embed="rId12"/>
                     <a:stretch>
                       <a:fillRect/>
                     </a:stretch>
@@ -970,7 +776,7 @@
                     <pic:cNvPicPr/>
                   </pic:nvPicPr>
                   <pic:blipFill>
-                    <a:blip r:embed="rId12"/>
+                    <a:blip r:embed="rId13"/>
                     <a:stretch>
                       <a:fillRect/>
                     </a:stretch>
@@ -1013,7 +819,7 @@
                     <pic:cNvPicPr/>
                   </pic:nvPicPr>
                   <pic:blipFill>
-                    <a:blip r:embed="rId13"/>
+                    <a:blip r:embed="rId14"/>
                     <a:stretch>
                       <a:fillRect/>
                     </a:stretch>
@@ -1056,7 +862,7 @@
                     <pic:cNvPicPr/>
                   </pic:nvPicPr>
                   <pic:blipFill>
-                    <a:blip r:embed="rId14"/>
+                    <a:blip r:embed="rId15"/>
                     <a:stretch>
                       <a:fillRect/>
                     </a:stretch>
@@ -1104,7 +910,7 @@
                     <pic:cNvPicPr/>
                   </pic:nvPicPr>
                   <pic:blipFill>
-                    <a:blip r:embed="rId15"/>
+                    <a:blip r:embed="rId16"/>
                     <a:stretch>
                       <a:fillRect/>
                     </a:stretch>
@@ -1147,7 +953,7 @@
                     <pic:cNvPicPr/>
                   </pic:nvPicPr>
                   <pic:blipFill>
-                    <a:blip r:embed="rId16"/>
+                    <a:blip r:embed="rId17"/>
                     <a:stretch>
                       <a:fillRect/>
                     </a:stretch>
@@ -1190,7 +996,7 @@
                     <pic:cNvPicPr/>
                   </pic:nvPicPr>
                   <pic:blipFill>
-                    <a:blip r:embed="rId17"/>
+                    <a:blip r:embed="rId18"/>
                     <a:stretch>
                       <a:fillRect/>
                     </a:stretch>
@@ -1233,7 +1039,7 @@
                     <pic:cNvPicPr/>
                   </pic:nvPicPr>
                   <pic:blipFill>
-                    <a:blip r:embed="rId18"/>
+                    <a:blip r:embed="rId19"/>
                     <a:stretch>
                       <a:fillRect/>
                     </a:stretch>
@@ -1276,7 +1082,7 @@
                     <pic:cNvPicPr/>
                   </pic:nvPicPr>
                   <pic:blipFill>
-                    <a:blip r:embed="rId19"/>
+                    <a:blip r:embed="rId20"/>
                     <a:stretch>
                       <a:fillRect/>
                     </a:stretch>
@@ -1318,7 +1124,7 @@
                     <pic:cNvPicPr/>
                   </pic:nvPicPr>
                   <pic:blipFill>
-                    <a:blip r:embed="rId20"/>
+                    <a:blip r:embed="rId21"/>
                     <a:stretch>
                       <a:fillRect/>
                     </a:stretch>
@@ -1361,7 +1167,7 @@
                     <pic:cNvPicPr/>
                   </pic:nvPicPr>
                   <pic:blipFill>
-                    <a:blip r:embed="rId21"/>
+                    <a:blip r:embed="rId22"/>
                     <a:stretch>
                       <a:fillRect/>
                     </a:stretch>
@@ -1403,7 +1209,7 @@
                     <pic:cNvPicPr/>
                   </pic:nvPicPr>
                   <pic:blipFill>
-                    <a:blip r:embed="rId22"/>
+                    <a:blip r:embed="rId23"/>
                     <a:stretch>
                       <a:fillRect/>
                     </a:stretch>
@@ -1446,7 +1252,7 @@
                     <pic:cNvPicPr/>
                   </pic:nvPicPr>
                   <pic:blipFill>
-                    <a:blip r:embed="rId23"/>
+                    <a:blip r:embed="rId24"/>
                     <a:stretch>
                       <a:fillRect/>
                     </a:stretch>
@@ -1489,7 +1295,7 @@
                     <pic:cNvPicPr/>
                   </pic:nvPicPr>
                   <pic:blipFill>
-                    <a:blip r:embed="rId24"/>
+                    <a:blip r:embed="rId25"/>
                     <a:stretch>
                       <a:fillRect/>
                     </a:stretch>
@@ -1532,7 +1338,7 @@
                     <pic:cNvPicPr/>
                   </pic:nvPicPr>
                   <pic:blipFill>
-                    <a:blip r:embed="rId25"/>
+                    <a:blip r:embed="rId26"/>
                     <a:stretch>
                       <a:fillRect/>
                     </a:stretch>
@@ -1575,7 +1381,7 @@
                     <pic:cNvPicPr/>
                   </pic:nvPicPr>
                   <pic:blipFill>
-                    <a:blip r:embed="rId26"/>
+                    <a:blip r:embed="rId27"/>
                     <a:stretch>
                       <a:fillRect/>
                     </a:stretch>
@@ -1618,7 +1424,7 @@
                     <pic:cNvPicPr/>
                   </pic:nvPicPr>
                   <pic:blipFill>
-                    <a:blip r:embed="rId27"/>
+                    <a:blip r:embed="rId28"/>
                     <a:stretch>
                       <a:fillRect/>
                     </a:stretch>
@@ -1661,7 +1467,7 @@
                     <pic:cNvPicPr/>
                   </pic:nvPicPr>
                   <pic:blipFill>
-                    <a:blip r:embed="rId28"/>
+                    <a:blip r:embed="rId29"/>
                     <a:stretch>
                       <a:fillRect/>
                     </a:stretch>
@@ -1703,7 +1509,7 @@
                     <pic:cNvPicPr/>
                   </pic:nvPicPr>
                   <pic:blipFill>
-                    <a:blip r:embed="rId29"/>
+                    <a:blip r:embed="rId30"/>
                     <a:stretch>
                       <a:fillRect/>
                     </a:stretch>
@@ -1747,7 +1553,7 @@
                     <pic:cNvPicPr/>
                   </pic:nvPicPr>
                   <pic:blipFill>
-                    <a:blip r:embed="rId30"/>
+                    <a:blip r:embed="rId31"/>
                     <a:stretch>
                       <a:fillRect/>
                     </a:stretch>
@@ -1797,7 +1603,7 @@
                     <pic:cNvPicPr/>
                   </pic:nvPicPr>
                   <pic:blipFill>
-                    <a:blip r:embed="rId31"/>
+                    <a:blip r:embed="rId32"/>
                     <a:stretch>
                       <a:fillRect/>
                     </a:stretch>
@@ -1840,7 +1646,7 @@
                     <pic:cNvPicPr/>
                   </pic:nvPicPr>
                   <pic:blipFill>
-                    <a:blip r:embed="rId32"/>
+                    <a:blip r:embed="rId33"/>
                     <a:stretch>
                       <a:fillRect/>
                     </a:stretch>
@@ -1883,7 +1689,7 @@
                     <pic:cNvPicPr/>
                   </pic:nvPicPr>
                   <pic:blipFill>
-                    <a:blip r:embed="rId33"/>
+                    <a:blip r:embed="rId34"/>
                     <a:stretch>
                       <a:fillRect/>
                     </a:stretch>
@@ -1926,7 +1732,7 @@
                     <pic:cNvPicPr/>
                   </pic:nvPicPr>
                   <pic:blipFill>
-                    <a:blip r:embed="rId34"/>
+                    <a:blip r:embed="rId35"/>
                     <a:stretch>
                       <a:fillRect/>
                     </a:stretch>
@@ -1970,7 +1776,7 @@
                     <pic:cNvPicPr/>
                   </pic:nvPicPr>
                   <pic:blipFill>
-                    <a:blip r:embed="rId35"/>
+                    <a:blip r:embed="rId36"/>
                     <a:stretch>
                       <a:fillRect/>
                     </a:stretch>
@@ -2012,7 +1818,7 @@
                     <pic:cNvPicPr/>
                   </pic:nvPicPr>
                   <pic:blipFill>
-                    <a:blip r:embed="rId36"/>
+                    <a:blip r:embed="rId37"/>
                     <a:stretch>
                       <a:fillRect/>
                     </a:stretch>
@@ -2060,7 +1866,7 @@
                     <pic:cNvPicPr/>
                   </pic:nvPicPr>
                   <pic:blipFill>
-                    <a:blip r:embed="rId37"/>
+                    <a:blip r:embed="rId38"/>
                     <a:stretch>
                       <a:fillRect/>
                     </a:stretch>
@@ -2113,7 +1919,7 @@
                     <pic:cNvPicPr/>
                   </pic:nvPicPr>
                   <pic:blipFill>
-                    <a:blip r:embed="rId38"/>
+                    <a:blip r:embed="rId39"/>
                     <a:stretch>
                       <a:fillRect/>
                     </a:stretch>
@@ -2171,7 +1977,7 @@
                     <pic:cNvPicPr/>
                   </pic:nvPicPr>
                   <pic:blipFill>
-                    <a:blip r:embed="rId39"/>
+                    <a:blip r:embed="rId40"/>
                     <a:stretch>
                       <a:fillRect/>
                     </a:stretch>
@@ -2224,7 +2030,7 @@
                     <pic:cNvPicPr/>
                   </pic:nvPicPr>
                   <pic:blipFill>
-                    <a:blip r:embed="rId40"/>
+                    <a:blip r:embed="rId41"/>
                     <a:stretch>
                       <a:fillRect/>
                     </a:stretch>
@@ -2264,15 +2070,7 @@
         <w:t xml:space="preserve">: </w:t>
       </w:r>
       <w:r>
-        <w:t>(</w:t>
-      </w:r>
-      <w:proofErr w:type="spellStart"/>
-      <w:r>
-        <w:t>langchain_community</w:t>
-      </w:r>
-      <w:proofErr w:type="spellEnd"/>
-      <w:r>
-        <w:t>)</w:t>
+        <w:t>(langchain_community)</w:t>
       </w:r>
     </w:p>
     <w:p>
@@ -2296,53 +2094,12 @@
           <w:bCs/>
         </w:rPr>
       </w:pPr>
-      <w:proofErr w:type="spellStart"/>
-      <w:r>
-        <w:rPr>
-          <w:b/>
-          <w:bCs/>
-        </w:rPr>
-        <w:t>LangChain</w:t>
-      </w:r>
-      <w:proofErr w:type="spellEnd"/>
-      <w:r>
-        <w:rPr>
-          <w:b/>
-          <w:bCs/>
-        </w:rPr>
-        <w:t xml:space="preserve"> </w:t>
-      </w:r>
-      <w:proofErr w:type="spellStart"/>
-      <w:r>
-        <w:rPr>
-          <w:b/>
-          <w:bCs/>
-        </w:rPr>
-        <w:t>Docling</w:t>
-      </w:r>
-      <w:proofErr w:type="spellEnd"/>
-      <w:r>
-        <w:rPr>
-          <w:b/>
-          <w:bCs/>
-        </w:rPr>
-        <w:t xml:space="preserve"> Loader (</w:t>
-      </w:r>
-      <w:proofErr w:type="spellStart"/>
-      <w:r>
-        <w:rPr>
-          <w:b/>
-          <w:bCs/>
-        </w:rPr>
-        <w:t>DoclingLoader</w:t>
-      </w:r>
-      <w:proofErr w:type="spellEnd"/>
-      <w:r>
-        <w:rPr>
-          <w:b/>
-          <w:bCs/>
-        </w:rPr>
-        <w:t>)</w:t>
+      <w:r>
+        <w:rPr>
+          <w:b/>
+          <w:bCs/>
+        </w:rPr>
+        <w:t>LangChain Docling Loader (DoclingLoader)</w:t>
       </w:r>
     </w:p>
     <w:p>
@@ -2405,7 +2162,7 @@
                     <pic:cNvPicPr/>
                   </pic:nvPicPr>
                   <pic:blipFill>
-                    <a:blip r:embed="rId41"/>
+                    <a:blip r:embed="rId42"/>
                     <a:stretch>
                       <a:fillRect/>
                     </a:stretch>
@@ -2486,7 +2243,7 @@
                     <pic:cNvPicPr/>
                   </pic:nvPicPr>
                   <pic:blipFill>
-                    <a:blip r:embed="rId42"/>
+                    <a:blip r:embed="rId43"/>
                     <a:stretch>
                       <a:fillRect/>
                     </a:stretch>
@@ -2544,7 +2301,7 @@
                     <pic:cNvPicPr/>
                   </pic:nvPicPr>
                   <pic:blipFill>
-                    <a:blip r:embed="rId43"/>
+                    <a:blip r:embed="rId44"/>
                     <a:stretch>
                       <a:fillRect/>
                     </a:stretch>
@@ -2650,7 +2407,7 @@
                     <pic:cNvPicPr/>
                   </pic:nvPicPr>
                   <pic:blipFill>
-                    <a:blip r:embed="rId44"/>
+                    <a:blip r:embed="rId45"/>
                     <a:stretch>
                       <a:fillRect/>
                     </a:stretch>
@@ -2699,7 +2456,7 @@
                     <pic:cNvPicPr/>
                   </pic:nvPicPr>
                   <pic:blipFill>
-                    <a:blip r:embed="rId45"/>
+                    <a:blip r:embed="rId46"/>
                     <a:stretch>
                       <a:fillRect/>
                     </a:stretch>
@@ -2722,38 +2479,14 @@
     </w:p>
     <w:p>
       <w:r>
-        <w:t xml:space="preserve">When we upload the text in docs, it </w:t>
-      </w:r>
-      <w:proofErr w:type="gramStart"/>
-      <w:r>
-        <w:t>generate</w:t>
-      </w:r>
-      <w:proofErr w:type="gramEnd"/>
-      <w:r>
-        <w:t xml:space="preserve"> the list of 1 item </w:t>
-      </w:r>
-      <w:r>
-        <w:rPr>
-          <w:b/>
-          <w:bCs/>
-        </w:rPr>
-        <w:t xml:space="preserve">but when we upload the PDF Document, it </w:t>
-      </w:r>
-      <w:proofErr w:type="gramStart"/>
-      <w:r>
-        <w:rPr>
-          <w:b/>
-          <w:bCs/>
-        </w:rPr>
-        <w:t>generate</w:t>
-      </w:r>
-      <w:proofErr w:type="gramEnd"/>
-      <w:r>
-        <w:rPr>
-          <w:b/>
-          <w:bCs/>
-        </w:rPr>
-        <w:t xml:space="preserve"> the list of more than 1 items,</w:t>
+        <w:t xml:space="preserve">When we upload the text in docs, it generate the list of 1 item </w:t>
+      </w:r>
+      <w:r>
+        <w:rPr>
+          <w:b/>
+          <w:bCs/>
+        </w:rPr>
+        <w:t>but when we upload the PDF Document, it generate the list of more than 1 items,</w:t>
       </w:r>
       <w:r>
         <w:t xml:space="preserve"> 15 in below example</w:t>
@@ -2784,7 +2517,7 @@
                     <pic:cNvPicPr/>
                   </pic:nvPicPr>
                   <pic:blipFill>
-                    <a:blip r:embed="rId46"/>
+                    <a:blip r:embed="rId47"/>
                     <a:stretch>
                       <a:fillRect/>
                     </a:stretch>
@@ -2820,32 +2553,22 @@
           <w:lang w:val="en-US"/>
         </w:rPr>
       </w:pPr>
-      <w:proofErr w:type="spellStart"/>
-      <w:r>
-        <w:rPr>
-          <w:b/>
-          <w:bCs/>
-          <w:lang w:val="en-US"/>
-        </w:rPr>
-        <w:t>Langchain</w:t>
-      </w:r>
-      <w:proofErr w:type="spellEnd"/>
-      <w:r>
-        <w:rPr>
-          <w:b/>
-          <w:bCs/>
-          <w:lang w:val="en-US"/>
-        </w:rPr>
-        <w:t xml:space="preserve"> Community Sunset</w:t>
-      </w:r>
-    </w:p>
-    <w:p>
-      <w:pPr>
-        <w:rPr>
-          <w:lang w:val="en-US"/>
-        </w:rPr>
-      </w:pPr>
-      <w:hyperlink r:id="rId47" w:history="1">
+      <w:r>
+        <w:rPr>
+          <w:b/>
+          <w:bCs/>
+          <w:lang w:val="en-US"/>
+        </w:rPr>
+        <w:t>Langchain Community Sunset</w:t>
+      </w:r>
+    </w:p>
+    <w:p>
+      <w:pPr>
+        <w:rPr>
+          <w:lang w:val="en-US"/>
+        </w:rPr>
+      </w:pPr>
+      <w:hyperlink r:id="rId48" w:history="1">
         <w:r>
           <w:rPr>
             <w:rStyle w:val="Hyperlink"/>
@@ -2968,7 +2691,7 @@
                     <pic:cNvPicPr/>
                   </pic:nvPicPr>
                   <pic:blipFill>
-                    <a:blip r:embed="rId48"/>
+                    <a:blip r:embed="rId49"/>
                     <a:stretch>
                       <a:fillRect/>
                     </a:stretch>
@@ -3064,7 +2787,7 @@
                     <pic:cNvPicPr/>
                   </pic:nvPicPr>
                   <pic:blipFill>
-                    <a:blip r:embed="rId49"/>
+                    <a:blip r:embed="rId50"/>
                     <a:stretch>
                       <a:fillRect/>
                     </a:stretch>
@@ -3126,7 +2849,7 @@
                     <pic:cNvPicPr/>
                   </pic:nvPicPr>
                   <pic:blipFill>
-                    <a:blip r:embed="rId50"/>
+                    <a:blip r:embed="rId51"/>
                     <a:stretch>
                       <a:fillRect/>
                     </a:stretch>
@@ -3157,10 +2880,342 @@
       </w:pPr>
     </w:p>
     <w:p>
-      <w:pPr>
-        <w:rPr>
-          <w:b/>
-          <w:bCs/>
+      <w:r>
+        <w:rPr>
+          <w:b/>
+          <w:bCs/>
+        </w:rPr>
+        <w:t xml:space="preserve"> separator: </w:t>
+      </w:r>
+      <w:r>
+        <w:t>The character or string used to split the text (defaults to "\n\n")</w:t>
+      </w:r>
+      <w:r>
+        <w:t xml:space="preserve"> in Langchain.</w:t>
+      </w:r>
+      <w:r>
+        <w:t xml:space="preserve"> It can be changed</w:t>
+      </w:r>
+      <w:r>
+        <w:t xml:space="preserve"> using Separator.</w:t>
+      </w:r>
+    </w:p>
+    <w:p>
+      <w:r>
+        <w:rPr>
+          <w:b/>
+          <w:bCs/>
+        </w:rPr>
+        <w:t xml:space="preserve">chunk_size: </w:t>
+      </w:r>
+      <w:r>
+        <w:t>The maximum number of characters allowed per chunk.</w:t>
+      </w:r>
+    </w:p>
+    <w:p>
+      <w:r>
+        <w:rPr>
+          <w:b/>
+          <w:bCs/>
+        </w:rPr>
+        <w:t xml:space="preserve"> chunk_overlap: </w:t>
+      </w:r>
+      <w:r>
+        <w:t>The number of characters shared between consecutive chunks to preserve contextual continuity</w:t>
+      </w:r>
+    </w:p>
+    <w:p>
+      <w:r>
+        <w:rPr>
+          <w:noProof/>
+        </w:rPr>
+        <w:drawing>
+          <wp:inline distT="0" distB="0" distL="0" distR="0" wp14:anchorId="03AB851C" wp14:editId="668AFAC6">
+            <wp:extent cx="5731510" cy="1894205"/>
+            <wp:effectExtent l="0" t="0" r="2540" b="0"/>
+            <wp:docPr id="2061504110" name="Picture 1"/>
+            <wp:cNvGraphicFramePr>
+              <a:graphicFrameLocks xmlns:a="http://schemas.openxmlformats.org/drawingml/2006/main" noChangeAspect="1"/>
+            </wp:cNvGraphicFramePr>
+            <a:graphic xmlns:a="http://schemas.openxmlformats.org/drawingml/2006/main">
+              <a:graphicData uri="http://schemas.openxmlformats.org/drawingml/2006/picture">
+                <pic:pic xmlns:pic="http://schemas.openxmlformats.org/drawingml/2006/picture">
+                  <pic:nvPicPr>
+                    <pic:cNvPr id="2061504110" name=""/>
+                    <pic:cNvPicPr/>
+                  </pic:nvPicPr>
+                  <pic:blipFill>
+                    <a:blip r:embed="rId52"/>
+                    <a:stretch>
+                      <a:fillRect/>
+                    </a:stretch>
+                  </pic:blipFill>
+                  <pic:spPr>
+                    <a:xfrm>
+                      <a:off x="0" y="0"/>
+                      <a:ext cx="5731510" cy="1894205"/>
+                    </a:xfrm>
+                    <a:prstGeom prst="rect">
+                      <a:avLst/>
+                    </a:prstGeom>
+                  </pic:spPr>
+                </pic:pic>
+              </a:graphicData>
+            </a:graphic>
+          </wp:inline>
+        </w:drawing>
+      </w:r>
+    </w:p>
+    <w:p/>
+    <w:p>
+      <w:r>
+        <w:rPr>
+          <w:noProof/>
+        </w:rPr>
+        <w:drawing>
+          <wp:inline distT="0" distB="0" distL="0" distR="0" wp14:anchorId="4CDF246D" wp14:editId="27855426">
+            <wp:extent cx="5611008" cy="3305636"/>
+            <wp:effectExtent l="0" t="0" r="8890" b="9525"/>
+            <wp:docPr id="1659694998" name="Picture 1"/>
+            <wp:cNvGraphicFramePr>
+              <a:graphicFrameLocks xmlns:a="http://schemas.openxmlformats.org/drawingml/2006/main" noChangeAspect="1"/>
+            </wp:cNvGraphicFramePr>
+            <a:graphic xmlns:a="http://schemas.openxmlformats.org/drawingml/2006/main">
+              <a:graphicData uri="http://schemas.openxmlformats.org/drawingml/2006/picture">
+                <pic:pic xmlns:pic="http://schemas.openxmlformats.org/drawingml/2006/picture">
+                  <pic:nvPicPr>
+                    <pic:cNvPr id="1659694998" name=""/>
+                    <pic:cNvPicPr/>
+                  </pic:nvPicPr>
+                  <pic:blipFill>
+                    <a:blip r:embed="rId53"/>
+                    <a:stretch>
+                      <a:fillRect/>
+                    </a:stretch>
+                  </pic:blipFill>
+                  <pic:spPr>
+                    <a:xfrm>
+                      <a:off x="0" y="0"/>
+                      <a:ext cx="5611008" cy="3305636"/>
+                    </a:xfrm>
+                    <a:prstGeom prst="rect">
+                      <a:avLst/>
+                    </a:prstGeom>
+                  </pic:spPr>
+                </pic:pic>
+              </a:graphicData>
+            </a:graphic>
+          </wp:inline>
+        </w:drawing>
+      </w:r>
+    </w:p>
+    <w:p/>
+    <w:p/>
+    <w:p>
+      <w:r>
+        <w:rPr>
+          <w:noProof/>
+        </w:rPr>
+        <w:lastRenderedPageBreak/>
+        <w:drawing>
+          <wp:inline distT="0" distB="0" distL="0" distR="0" wp14:anchorId="19ECFF42" wp14:editId="3409471E">
+            <wp:extent cx="4906060" cy="3057952"/>
+            <wp:effectExtent l="0" t="0" r="8890" b="9525"/>
+            <wp:docPr id="429893683" name="Picture 1"/>
+            <wp:cNvGraphicFramePr>
+              <a:graphicFrameLocks xmlns:a="http://schemas.openxmlformats.org/drawingml/2006/main" noChangeAspect="1"/>
+            </wp:cNvGraphicFramePr>
+            <a:graphic xmlns:a="http://schemas.openxmlformats.org/drawingml/2006/main">
+              <a:graphicData uri="http://schemas.openxmlformats.org/drawingml/2006/picture">
+                <pic:pic xmlns:pic="http://schemas.openxmlformats.org/drawingml/2006/picture">
+                  <pic:nvPicPr>
+                    <pic:cNvPr id="429893683" name=""/>
+                    <pic:cNvPicPr/>
+                  </pic:nvPicPr>
+                  <pic:blipFill>
+                    <a:blip r:embed="rId54"/>
+                    <a:stretch>
+                      <a:fillRect/>
+                    </a:stretch>
+                  </pic:blipFill>
+                  <pic:spPr>
+                    <a:xfrm>
+                      <a:off x="0" y="0"/>
+                      <a:ext cx="4906060" cy="3057952"/>
+                    </a:xfrm>
+                    <a:prstGeom prst="rect">
+                      <a:avLst/>
+                    </a:prstGeom>
+                  </pic:spPr>
+                </pic:pic>
+              </a:graphicData>
+            </a:graphic>
+          </wp:inline>
+        </w:drawing>
+      </w:r>
+    </w:p>
+    <w:p/>
+    <w:p>
+      <w:r>
+        <w:rPr>
+          <w:noProof/>
+        </w:rPr>
+        <w:drawing>
+          <wp:inline distT="0" distB="0" distL="0" distR="0" wp14:anchorId="2A2D71F0" wp14:editId="09E9185E">
+            <wp:extent cx="5731510" cy="2579298"/>
+            <wp:effectExtent l="0" t="0" r="2540" b="0"/>
+            <wp:docPr id="838992598" name="Picture 1"/>
+            <wp:cNvGraphicFramePr>
+              <a:graphicFrameLocks xmlns:a="http://schemas.openxmlformats.org/drawingml/2006/main" noChangeAspect="1"/>
+            </wp:cNvGraphicFramePr>
+            <a:graphic xmlns:a="http://schemas.openxmlformats.org/drawingml/2006/main">
+              <a:graphicData uri="http://schemas.openxmlformats.org/drawingml/2006/picture">
+                <pic:pic xmlns:pic="http://schemas.openxmlformats.org/drawingml/2006/picture">
+                  <pic:nvPicPr>
+                    <pic:cNvPr id="838992598" name=""/>
+                    <pic:cNvPicPr/>
+                  </pic:nvPicPr>
+                  <pic:blipFill>
+                    <a:blip r:embed="rId55"/>
+                    <a:stretch>
+                      <a:fillRect/>
+                    </a:stretch>
+                  </pic:blipFill>
+                  <pic:spPr>
+                    <a:xfrm>
+                      <a:off x="0" y="0"/>
+                      <a:ext cx="5735217" cy="2580966"/>
+                    </a:xfrm>
+                    <a:prstGeom prst="rect">
+                      <a:avLst/>
+                    </a:prstGeom>
+                  </pic:spPr>
+                </pic:pic>
+              </a:graphicData>
+            </a:graphic>
+          </wp:inline>
+        </w:drawing>
+      </w:r>
+    </w:p>
+    <w:p/>
+    <w:p>
+      <w:r>
+        <w:rPr>
+          <w:noProof/>
+        </w:rPr>
+        <w:drawing>
+          <wp:inline distT="0" distB="0" distL="0" distR="0" wp14:anchorId="5308901C" wp14:editId="0A8D6BAD">
+            <wp:extent cx="5382376" cy="2229161"/>
+            <wp:effectExtent l="0" t="0" r="8890" b="0"/>
+            <wp:docPr id="75271983" name="Picture 1"/>
+            <wp:cNvGraphicFramePr>
+              <a:graphicFrameLocks xmlns:a="http://schemas.openxmlformats.org/drawingml/2006/main" noChangeAspect="1"/>
+            </wp:cNvGraphicFramePr>
+            <a:graphic xmlns:a="http://schemas.openxmlformats.org/drawingml/2006/main">
+              <a:graphicData uri="http://schemas.openxmlformats.org/drawingml/2006/picture">
+                <pic:pic xmlns:pic="http://schemas.openxmlformats.org/drawingml/2006/picture">
+                  <pic:nvPicPr>
+                    <pic:cNvPr id="75271983" name=""/>
+                    <pic:cNvPicPr/>
+                  </pic:nvPicPr>
+                  <pic:blipFill>
+                    <a:blip r:embed="rId56"/>
+                    <a:stretch>
+                      <a:fillRect/>
+                    </a:stretch>
+                  </pic:blipFill>
+                  <pic:spPr>
+                    <a:xfrm>
+                      <a:off x="0" y="0"/>
+                      <a:ext cx="5382376" cy="2229161"/>
+                    </a:xfrm>
+                    <a:prstGeom prst="rect">
+                      <a:avLst/>
+                    </a:prstGeom>
+                  </pic:spPr>
+                </pic:pic>
+              </a:graphicData>
+            </a:graphic>
+          </wp:inline>
+        </w:drawing>
+      </w:r>
+    </w:p>
+    <w:p/>
+    <w:p>
+      <w:r>
+        <w:t>Vector Store</w:t>
+      </w:r>
+    </w:p>
+    <w:p>
+      <w:r>
+        <w:t>ChromaDB – For Development and Testing</w:t>
+      </w:r>
+    </w:p>
+    <w:p>
+      <w:r>
+        <w:t xml:space="preserve">Pinecone and Quadrant </w:t>
+      </w:r>
+      <w:r>
+        <w:t>–</w:t>
+      </w:r>
+      <w:r>
+        <w:t xml:space="preserve"> Production</w:t>
+      </w:r>
+    </w:p>
+    <w:p/>
+    <w:p>
+      <w:r>
+        <w:drawing>
+          <wp:inline distT="0" distB="0" distL="0" distR="0" wp14:anchorId="413F5B06" wp14:editId="3693DA09">
+            <wp:extent cx="3096057" cy="1476581"/>
+            <wp:effectExtent l="0" t="0" r="9525" b="9525"/>
+            <wp:docPr id="752617468" name="Picture 1"/>
+            <wp:cNvGraphicFramePr>
+              <a:graphicFrameLocks xmlns:a="http://schemas.openxmlformats.org/drawingml/2006/main" noChangeAspect="1"/>
+            </wp:cNvGraphicFramePr>
+            <a:graphic xmlns:a="http://schemas.openxmlformats.org/drawingml/2006/main">
+              <a:graphicData uri="http://schemas.openxmlformats.org/drawingml/2006/picture">
+                <pic:pic xmlns:pic="http://schemas.openxmlformats.org/drawingml/2006/picture">
+                  <pic:nvPicPr>
+                    <pic:cNvPr id="752617468" name=""/>
+                    <pic:cNvPicPr/>
+                  </pic:nvPicPr>
+                  <pic:blipFill>
+                    <a:blip r:embed="rId57"/>
+                    <a:stretch>
+                      <a:fillRect/>
+                    </a:stretch>
+                  </pic:blipFill>
+                  <pic:spPr>
+                    <a:xfrm>
+                      <a:off x="0" y="0"/>
+                      <a:ext cx="3096057" cy="1476581"/>
+                    </a:xfrm>
+                    <a:prstGeom prst="rect">
+                      <a:avLst/>
+                    </a:prstGeom>
+                  </pic:spPr>
+                </pic:pic>
+              </a:graphicData>
+            </a:graphic>
+          </wp:inline>
+        </w:drawing>
+      </w:r>
+    </w:p>
+    <w:p>
+      <w:r>
+        <w:t>Sqlite3 file contain the document metadata and bin file has embeddings</w:t>
+      </w:r>
+    </w:p>
+    <w:p/>
+    <w:p/>
+    <w:p/>
+    <w:p/>
+    <w:p/>
+    <w:p/>
+    <w:p>
+      <w:pPr>
+        <w:rPr>
           <w:lang w:val="en-US"/>
         </w:rPr>
       </w:pPr>

--- a/GenAI by Sheryians Notes.docx
+++ b/GenAI by Sheryians Notes.docx
@@ -3140,9 +3140,9 @@
         </w:drawing>
       </w:r>
     </w:p>
-    <w:p/>
-    <w:p>
-      <w:r>
+    <w:p>
+      <w:r>
+        <w:lastRenderedPageBreak/>
         <w:t>Vector Store</w:t>
       </w:r>
     </w:p>
@@ -3162,9 +3162,11 @@
         <w:t xml:space="preserve"> Production</w:t>
       </w:r>
     </w:p>
-    <w:p/>
-    <w:p>
-      <w:r>
+    <w:p>
+      <w:r>
+        <w:rPr>
+          <w:noProof/>
+        </w:rPr>
         <w:drawing>
           <wp:inline distT="0" distB="0" distL="0" distR="0" wp14:anchorId="413F5B06" wp14:editId="3693DA09">
             <wp:extent cx="3096057" cy="1476581"/>
@@ -3206,7 +3208,298 @@
       <w:r>
         <w:t>Sqlite3 file contain the document metadata and bin file has embeddings</w:t>
       </w:r>
-    </w:p>
+      <w:r>
+        <w:t>.</w:t>
+      </w:r>
+    </w:p>
+    <w:p>
+      <w:r>
+        <w:drawing>
+          <wp:inline distT="0" distB="0" distL="0" distR="0" wp14:anchorId="5345BAE7" wp14:editId="575FFB16">
+            <wp:extent cx="5731510" cy="2113280"/>
+            <wp:effectExtent l="0" t="0" r="2540" b="1270"/>
+            <wp:docPr id="144801696" name="Picture 1"/>
+            <wp:cNvGraphicFramePr>
+              <a:graphicFrameLocks xmlns:a="http://schemas.openxmlformats.org/drawingml/2006/main" noChangeAspect="1"/>
+            </wp:cNvGraphicFramePr>
+            <a:graphic xmlns:a="http://schemas.openxmlformats.org/drawingml/2006/main">
+              <a:graphicData uri="http://schemas.openxmlformats.org/drawingml/2006/picture">
+                <pic:pic xmlns:pic="http://schemas.openxmlformats.org/drawingml/2006/picture">
+                  <pic:nvPicPr>
+                    <pic:cNvPr id="144801696" name=""/>
+                    <pic:cNvPicPr/>
+                  </pic:nvPicPr>
+                  <pic:blipFill>
+                    <a:blip r:embed="rId58"/>
+                    <a:stretch>
+                      <a:fillRect/>
+                    </a:stretch>
+                  </pic:blipFill>
+                  <pic:spPr>
+                    <a:xfrm>
+                      <a:off x="0" y="0"/>
+                      <a:ext cx="5731510" cy="2113280"/>
+                    </a:xfrm>
+                    <a:prstGeom prst="rect">
+                      <a:avLst/>
+                    </a:prstGeom>
+                  </pic:spPr>
+                </pic:pic>
+              </a:graphicData>
+            </a:graphic>
+          </wp:inline>
+        </w:drawing>
+      </w:r>
+    </w:p>
+    <w:p>
+      <w:r>
+        <w:t>Similarity search are not runnable while retrievers are runnables.</w:t>
+      </w:r>
+    </w:p>
+    <w:p>
+      <w:r>
+        <w:drawing>
+          <wp:inline distT="0" distB="0" distL="0" distR="0" wp14:anchorId="14786405" wp14:editId="69A1E02B">
+            <wp:extent cx="2867425" cy="438211"/>
+            <wp:effectExtent l="0" t="0" r="9525" b="0"/>
+            <wp:docPr id="24879520" name="Picture 1"/>
+            <wp:cNvGraphicFramePr>
+              <a:graphicFrameLocks xmlns:a="http://schemas.openxmlformats.org/drawingml/2006/main" noChangeAspect="1"/>
+            </wp:cNvGraphicFramePr>
+            <a:graphic xmlns:a="http://schemas.openxmlformats.org/drawingml/2006/main">
+              <a:graphicData uri="http://schemas.openxmlformats.org/drawingml/2006/picture">
+                <pic:pic xmlns:pic="http://schemas.openxmlformats.org/drawingml/2006/picture">
+                  <pic:nvPicPr>
+                    <pic:cNvPr id="24879520" name=""/>
+                    <pic:cNvPicPr/>
+                  </pic:nvPicPr>
+                  <pic:blipFill>
+                    <a:blip r:embed="rId59"/>
+                    <a:stretch>
+                      <a:fillRect/>
+                    </a:stretch>
+                  </pic:blipFill>
+                  <pic:spPr>
+                    <a:xfrm>
+                      <a:off x="0" y="0"/>
+                      <a:ext cx="2867425" cy="438211"/>
+                    </a:xfrm>
+                    <a:prstGeom prst="rect">
+                      <a:avLst/>
+                    </a:prstGeom>
+                  </pic:spPr>
+                </pic:pic>
+              </a:graphicData>
+            </a:graphic>
+          </wp:inline>
+        </w:drawing>
+      </w:r>
+    </w:p>
+    <w:p>
+      <w:r>
+        <w:t xml:space="preserve">Default strategy is Similarity search </w:t>
+      </w:r>
+    </w:p>
+    <w:p>
+      <w:r>
+        <w:drawing>
+          <wp:inline distT="0" distB="0" distL="0" distR="0" wp14:anchorId="2B627236" wp14:editId="7AC459A8">
+            <wp:extent cx="3534268" cy="2067213"/>
+            <wp:effectExtent l="0" t="0" r="9525" b="9525"/>
+            <wp:docPr id="1659384575" name="Picture 1"/>
+            <wp:cNvGraphicFramePr>
+              <a:graphicFrameLocks xmlns:a="http://schemas.openxmlformats.org/drawingml/2006/main" noChangeAspect="1"/>
+            </wp:cNvGraphicFramePr>
+            <a:graphic xmlns:a="http://schemas.openxmlformats.org/drawingml/2006/main">
+              <a:graphicData uri="http://schemas.openxmlformats.org/drawingml/2006/picture">
+                <pic:pic xmlns:pic="http://schemas.openxmlformats.org/drawingml/2006/picture">
+                  <pic:nvPicPr>
+                    <pic:cNvPr id="1659384575" name=""/>
+                    <pic:cNvPicPr/>
+                  </pic:nvPicPr>
+                  <pic:blipFill>
+                    <a:blip r:embed="rId60"/>
+                    <a:stretch>
+                      <a:fillRect/>
+                    </a:stretch>
+                  </pic:blipFill>
+                  <pic:spPr>
+                    <a:xfrm>
+                      <a:off x="0" y="0"/>
+                      <a:ext cx="3534268" cy="2067213"/>
+                    </a:xfrm>
+                    <a:prstGeom prst="rect">
+                      <a:avLst/>
+                    </a:prstGeom>
+                  </pic:spPr>
+                </pic:pic>
+              </a:graphicData>
+            </a:graphic>
+          </wp:inline>
+        </w:drawing>
+      </w:r>
+    </w:p>
+    <w:p/>
+    <w:p/>
+    <w:p>
+      <w:r>
+        <w:lastRenderedPageBreak/>
+        <w:t>MMR is not used in Vector DB, it is available in retriever only.</w:t>
+      </w:r>
+    </w:p>
+    <w:p>
+      <w:r>
+        <w:drawing>
+          <wp:inline distT="0" distB="0" distL="0" distR="0" wp14:anchorId="4C15066D" wp14:editId="270BF3AB">
+            <wp:extent cx="5731510" cy="2099310"/>
+            <wp:effectExtent l="0" t="0" r="2540" b="0"/>
+            <wp:docPr id="118242301" name="Picture 1"/>
+            <wp:cNvGraphicFramePr>
+              <a:graphicFrameLocks xmlns:a="http://schemas.openxmlformats.org/drawingml/2006/main" noChangeAspect="1"/>
+            </wp:cNvGraphicFramePr>
+            <a:graphic xmlns:a="http://schemas.openxmlformats.org/drawingml/2006/main">
+              <a:graphicData uri="http://schemas.openxmlformats.org/drawingml/2006/picture">
+                <pic:pic xmlns:pic="http://schemas.openxmlformats.org/drawingml/2006/picture">
+                  <pic:nvPicPr>
+                    <pic:cNvPr id="118242301" name=""/>
+                    <pic:cNvPicPr/>
+                  </pic:nvPicPr>
+                  <pic:blipFill>
+                    <a:blip r:embed="rId61"/>
+                    <a:stretch>
+                      <a:fillRect/>
+                    </a:stretch>
+                  </pic:blipFill>
+                  <pic:spPr>
+                    <a:xfrm>
+                      <a:off x="0" y="0"/>
+                      <a:ext cx="5731510" cy="2099310"/>
+                    </a:xfrm>
+                    <a:prstGeom prst="rect">
+                      <a:avLst/>
+                    </a:prstGeom>
+                  </pic:spPr>
+                </pic:pic>
+              </a:graphicData>
+            </a:graphic>
+          </wp:inline>
+        </w:drawing>
+      </w:r>
+    </w:p>
+    <w:p/>
+    <w:p>
+      <w:r>
+        <w:drawing>
+          <wp:inline distT="0" distB="0" distL="0" distR="0" wp14:anchorId="525F0A8D" wp14:editId="33E9295F">
+            <wp:extent cx="5731510" cy="1424305"/>
+            <wp:effectExtent l="0" t="0" r="2540" b="4445"/>
+            <wp:docPr id="1551506895" name="Picture 1"/>
+            <wp:cNvGraphicFramePr>
+              <a:graphicFrameLocks xmlns:a="http://schemas.openxmlformats.org/drawingml/2006/main" noChangeAspect="1"/>
+            </wp:cNvGraphicFramePr>
+            <a:graphic xmlns:a="http://schemas.openxmlformats.org/drawingml/2006/main">
+              <a:graphicData uri="http://schemas.openxmlformats.org/drawingml/2006/picture">
+                <pic:pic xmlns:pic="http://schemas.openxmlformats.org/drawingml/2006/picture">
+                  <pic:nvPicPr>
+                    <pic:cNvPr id="1551506895" name=""/>
+                    <pic:cNvPicPr/>
+                  </pic:nvPicPr>
+                  <pic:blipFill>
+                    <a:blip r:embed="rId62"/>
+                    <a:stretch>
+                      <a:fillRect/>
+                    </a:stretch>
+                  </pic:blipFill>
+                  <pic:spPr>
+                    <a:xfrm>
+                      <a:off x="0" y="0"/>
+                      <a:ext cx="5731510" cy="1424305"/>
+                    </a:xfrm>
+                    <a:prstGeom prst="rect">
+                      <a:avLst/>
+                    </a:prstGeom>
+                  </pic:spPr>
+                </pic:pic>
+              </a:graphicData>
+            </a:graphic>
+          </wp:inline>
+        </w:drawing>
+      </w:r>
+    </w:p>
+    <w:p/>
+    <w:p>
+      <w:r>
+        <w:t>Multi query strategy</w:t>
+      </w:r>
+    </w:p>
+    <w:p>
+      <w:r>
+        <w:drawing>
+          <wp:inline distT="0" distB="0" distL="0" distR="0" wp14:anchorId="4917D897" wp14:editId="32DD031B">
+            <wp:extent cx="5115639" cy="2600688"/>
+            <wp:effectExtent l="0" t="0" r="8890" b="9525"/>
+            <wp:docPr id="272867129" name="Picture 1"/>
+            <wp:cNvGraphicFramePr>
+              <a:graphicFrameLocks xmlns:a="http://schemas.openxmlformats.org/drawingml/2006/main" noChangeAspect="1"/>
+            </wp:cNvGraphicFramePr>
+            <a:graphic xmlns:a="http://schemas.openxmlformats.org/drawingml/2006/main">
+              <a:graphicData uri="http://schemas.openxmlformats.org/drawingml/2006/picture">
+                <pic:pic xmlns:pic="http://schemas.openxmlformats.org/drawingml/2006/picture">
+                  <pic:nvPicPr>
+                    <pic:cNvPr id="272867129" name=""/>
+                    <pic:cNvPicPr/>
+                  </pic:nvPicPr>
+                  <pic:blipFill>
+                    <a:blip r:embed="rId63"/>
+                    <a:stretch>
+                      <a:fillRect/>
+                    </a:stretch>
+                  </pic:blipFill>
+                  <pic:spPr>
+                    <a:xfrm>
+                      <a:off x="0" y="0"/>
+                      <a:ext cx="5115639" cy="2600688"/>
+                    </a:xfrm>
+                    <a:prstGeom prst="rect">
+                      <a:avLst/>
+                    </a:prstGeom>
+                  </pic:spPr>
+                </pic:pic>
+              </a:graphicData>
+            </a:graphic>
+          </wp:inline>
+        </w:drawing>
+      </w:r>
+    </w:p>
+    <w:p/>
+    <w:p/>
+    <w:p/>
+    <w:p/>
+    <w:p/>
+    <w:p>
+      <w:r>
+        <w:t>In Main.py,</w:t>
+      </w:r>
+    </w:p>
+    <w:p>
+      <w:r>
+        <w:t>Embedding model should be same in create database and main.py</w:t>
+      </w:r>
+    </w:p>
+    <w:p/>
+    <w:p>
+      <w:r>
+        <w:t>Two missed points: Chat History and Runnables</w:t>
+      </w:r>
+    </w:p>
+    <w:p/>
+    <w:p/>
+    <w:p/>
+    <w:p/>
+    <w:p/>
+    <w:p/>
+    <w:p/>
+    <w:p/>
     <w:p/>
     <w:p/>
     <w:p/>

--- a/GenAI by Sheryians Notes.docx
+++ b/GenAI by Sheryians Notes.docx
@@ -40,7 +40,21 @@
         <w:rPr>
           <w:lang w:val="en-US"/>
         </w:rPr>
-        <w:t>Use uv:</w:t>
+        <w:t xml:space="preserve">Use </w:t>
+      </w:r>
+      <w:proofErr w:type="spellStart"/>
+      <w:r>
+        <w:rPr>
+          <w:lang w:val="en-US"/>
+        </w:rPr>
+        <w:t>uv</w:t>
+      </w:r>
+      <w:proofErr w:type="spellEnd"/>
+      <w:r>
+        <w:rPr>
+          <w:lang w:val="en-US"/>
+        </w:rPr>
+        <w:t>:</w:t>
       </w:r>
       <w:r>
         <w:rPr>
@@ -61,7 +75,31 @@
         </w:numPr>
       </w:pPr>
       <w:r>
-        <w:t>A single tool to replace pip, pip-tools, pipx, poetry, pyenv, twine, virtualenv, and more.</w:t>
+        <w:t>A single tool to replace pip, pip-tools, </w:t>
+      </w:r>
+      <w:proofErr w:type="spellStart"/>
+      <w:r>
+        <w:t>pipx</w:t>
+      </w:r>
+      <w:proofErr w:type="spellEnd"/>
+      <w:r>
+        <w:t>, poetry, </w:t>
+      </w:r>
+      <w:proofErr w:type="spellStart"/>
+      <w:r>
+        <w:t>pyenv</w:t>
+      </w:r>
+      <w:proofErr w:type="spellEnd"/>
+      <w:r>
+        <w:t>, twine, </w:t>
+      </w:r>
+      <w:proofErr w:type="spellStart"/>
+      <w:r>
+        <w:t>virtualenv</w:t>
+      </w:r>
+      <w:proofErr w:type="spellEnd"/>
+      <w:r>
+        <w:t>, and more.</w:t>
       </w:r>
     </w:p>
     <w:p>
@@ -109,152 +147,233 @@
           <w:rPr>
             <w:rStyle w:val="Hyperlink"/>
           </w:rPr>
-          <w:t>universal lockfile</w:t>
+          <w:t xml:space="preserve">universal </w:t>
         </w:r>
-      </w:hyperlink>
-      <w:r>
-        <w:t>.</w:t>
-      </w:r>
-    </w:p>
-    <w:p>
-      <w:pPr>
-        <w:rPr>
-          <w:lang w:val="en-US"/>
-        </w:rPr>
-      </w:pPr>
-      <w:r>
-        <w:rPr>
-          <w:lang w:val="en-US"/>
-        </w:rPr>
-        <w:t xml:space="preserve">Define API key in separate file </w:t>
-      </w:r>
-      <w:r>
-        <w:rPr>
-          <w:lang w:val="en-US"/>
-        </w:rPr>
-        <w:t>usually in .env file</w:t>
-      </w:r>
-    </w:p>
-    <w:p>
-      <w:pPr>
-        <w:rPr>
-          <w:lang w:val="en-US"/>
-        </w:rPr>
-      </w:pPr>
-      <w:r>
-        <w:rPr>
-          <w:lang w:val="en-US"/>
-        </w:rPr>
-        <w:t>G</w:t>
-      </w:r>
-      <w:r>
-        <w:rPr>
-          <w:lang w:val="en-US"/>
-        </w:rPr>
-        <w:t>ro</w:t>
-      </w:r>
-      <w:r>
-        <w:rPr>
-          <w:lang w:val="en-US"/>
-        </w:rPr>
-        <w:t>q can be used for free API Keys for many LLMs</w:t>
-      </w:r>
-      <w:r>
-        <w:rPr>
-          <w:lang w:val="en-US"/>
-        </w:rPr>
-        <w:t>.</w:t>
-      </w:r>
-    </w:p>
-    <w:p>
-      <w:pPr>
-        <w:rPr>
-          <w:lang w:val="en-US"/>
-        </w:rPr>
-      </w:pPr>
-    </w:p>
-    <w:p>
-      <w:pPr>
-        <w:rPr>
-          <w:lang w:val="en-US"/>
-        </w:rPr>
-      </w:pPr>
-      <w:r>
-        <w:rPr>
-          <w:lang w:val="en-US"/>
-        </w:rPr>
-        <w:t>Using Python , more token are burnt in using Gemini as compared to Java script</w:t>
-      </w:r>
-      <w:r>
-        <w:rPr>
-          <w:lang w:val="en-US"/>
-        </w:rPr>
-        <w:t>.</w:t>
-      </w:r>
-    </w:p>
-    <w:p>
-      <w:pPr>
-        <w:rPr>
-          <w:lang w:val="en-US"/>
-        </w:rPr>
-      </w:pPr>
-    </w:p>
-    <w:p>
-      <w:r>
-        <w:rPr>
-          <w:lang w:val="en-US"/>
-        </w:rPr>
-        <w:t xml:space="preserve">Use </w:t>
-      </w:r>
-      <w:r>
-        <w:rPr>
-          <w:b/>
-          <w:bCs/>
-        </w:rPr>
-        <w:t>python-dotenv</w:t>
-      </w:r>
-      <w:r>
-        <w:t xml:space="preserve"> library</w:t>
-      </w:r>
-      <w:r>
-        <w:t xml:space="preserve"> </w:t>
-      </w:r>
-      <w:r>
-        <w:t>for managing "secrets" like API keys, database passwords, and configuration settings.</w:t>
-      </w:r>
-      <w:r>
-        <w:t>it reads key-value pairs from a .env file and adds them to your system's environment variables.</w:t>
-      </w:r>
-    </w:p>
-    <w:p>
-      <w:pPr>
-        <w:rPr>
-          <w:b/>
-          <w:bCs/>
-        </w:rPr>
-      </w:pPr>
-      <w:r>
-        <w:rPr>
-          <w:b/>
-          <w:bCs/>
-        </w:rPr>
-        <w:br/>
-        <w:t>Initialize a model</w:t>
-      </w:r>
-    </w:p>
-    <w:p>
-      <w:r>
-        <w:t>The easiest way to get started with a standalone model in LangChain is to use </w:t>
-      </w:r>
-      <w:hyperlink r:id="rId8" w:tgtFrame="_blank" w:history="1">
+        <w:proofErr w:type="spellStart"/>
         <w:r>
           <w:rPr>
             <w:rStyle w:val="Hyperlink"/>
           </w:rPr>
-          <w:t>init_chat_model</w:t>
+          <w:t>lockfile</w:t>
         </w:r>
+        <w:proofErr w:type="spellEnd"/>
       </w:hyperlink>
       <w:r>
+        <w:t>.</w:t>
+      </w:r>
+    </w:p>
+    <w:p>
+      <w:pPr>
+        <w:rPr>
+          <w:lang w:val="en-US"/>
+        </w:rPr>
+      </w:pPr>
+      <w:proofErr w:type="gramStart"/>
+      <w:r>
+        <w:rPr>
+          <w:lang w:val="en-US"/>
+        </w:rPr>
+        <w:t>Define</w:t>
+      </w:r>
+      <w:proofErr w:type="gramEnd"/>
+      <w:r>
+        <w:rPr>
+          <w:lang w:val="en-US"/>
+        </w:rPr>
+        <w:t xml:space="preserve"> API key in separate file </w:t>
+      </w:r>
+      <w:r>
+        <w:rPr>
+          <w:lang w:val="en-US"/>
+        </w:rPr>
+        <w:t>usually in .env file</w:t>
+      </w:r>
+    </w:p>
+    <w:p>
+      <w:pPr>
+        <w:rPr>
+          <w:lang w:val="en-US"/>
+        </w:rPr>
+      </w:pPr>
+      <w:proofErr w:type="spellStart"/>
+      <w:r>
+        <w:rPr>
+          <w:lang w:val="en-US"/>
+        </w:rPr>
+        <w:t>G</w:t>
+      </w:r>
+      <w:r>
+        <w:rPr>
+          <w:lang w:val="en-US"/>
+        </w:rPr>
+        <w:t>ro</w:t>
+      </w:r>
+      <w:r>
+        <w:rPr>
+          <w:lang w:val="en-US"/>
+        </w:rPr>
+        <w:t>q</w:t>
+      </w:r>
+      <w:proofErr w:type="spellEnd"/>
+      <w:r>
+        <w:rPr>
+          <w:lang w:val="en-US"/>
+        </w:rPr>
+        <w:t xml:space="preserve"> can be used for free API Keys for many LLMs</w:t>
+      </w:r>
+      <w:r>
+        <w:rPr>
+          <w:lang w:val="en-US"/>
+        </w:rPr>
+        <w:t>.</w:t>
+      </w:r>
+    </w:p>
+    <w:p>
+      <w:pPr>
+        <w:rPr>
+          <w:lang w:val="en-US"/>
+        </w:rPr>
+      </w:pPr>
+    </w:p>
+    <w:p>
+      <w:pPr>
+        <w:rPr>
+          <w:lang w:val="en-US"/>
+        </w:rPr>
+      </w:pPr>
+      <w:r>
+        <w:rPr>
+          <w:lang w:val="en-US"/>
+        </w:rPr>
+        <w:t xml:space="preserve">Using </w:t>
+      </w:r>
+      <w:proofErr w:type="gramStart"/>
+      <w:r>
+        <w:rPr>
+          <w:lang w:val="en-US"/>
+        </w:rPr>
+        <w:t>Python ,</w:t>
+      </w:r>
+      <w:proofErr w:type="gramEnd"/>
+      <w:r>
+        <w:rPr>
+          <w:lang w:val="en-US"/>
+        </w:rPr>
+        <w:t xml:space="preserve"> more </w:t>
+      </w:r>
+      <w:proofErr w:type="gramStart"/>
+      <w:r>
+        <w:rPr>
+          <w:lang w:val="en-US"/>
+        </w:rPr>
+        <w:t>token</w:t>
+      </w:r>
+      <w:proofErr w:type="gramEnd"/>
+      <w:r>
+        <w:rPr>
+          <w:lang w:val="en-US"/>
+        </w:rPr>
+        <w:t xml:space="preserve"> are burnt in using Gemini as compared to Java script</w:t>
+      </w:r>
+      <w:r>
+        <w:rPr>
+          <w:lang w:val="en-US"/>
+        </w:rPr>
+        <w:t>.</w:t>
+      </w:r>
+    </w:p>
+    <w:p>
+      <w:pPr>
+        <w:rPr>
+          <w:lang w:val="en-US"/>
+        </w:rPr>
+      </w:pPr>
+    </w:p>
+    <w:p>
+      <w:r>
+        <w:rPr>
+          <w:lang w:val="en-US"/>
+        </w:rPr>
+        <w:t xml:space="preserve">Use </w:t>
+      </w:r>
+      <w:r>
+        <w:rPr>
+          <w:b/>
+          <w:bCs/>
+        </w:rPr>
+        <w:t>python-</w:t>
+      </w:r>
+      <w:proofErr w:type="spellStart"/>
+      <w:r>
+        <w:rPr>
+          <w:b/>
+          <w:bCs/>
+        </w:rPr>
+        <w:t>dotenv</w:t>
+      </w:r>
+      <w:proofErr w:type="spellEnd"/>
+      <w:r>
+        <w:t xml:space="preserve"> library</w:t>
+      </w:r>
+      <w:r>
+        <w:t xml:space="preserve"> </w:t>
+      </w:r>
+      <w:r>
+        <w:t>for managing "secrets" like API keys, database passwords, and configuration settings.</w:t>
+      </w:r>
+      <w:r>
+        <w:t>it reads key-value pairs from a .env file and adds them to your system's environment variables.</w:t>
+      </w:r>
+    </w:p>
+    <w:p>
+      <w:pPr>
+        <w:rPr>
+          <w:b/>
+          <w:bCs/>
+        </w:rPr>
+      </w:pPr>
+      <w:r>
+        <w:rPr>
+          <w:b/>
+          <w:bCs/>
+        </w:rPr>
+        <w:br/>
+        <w:t>Initialize a model</w:t>
+      </w:r>
+    </w:p>
+    <w:p>
+      <w:r>
+        <w:t xml:space="preserve">The easiest way to get started with a standalone model in </w:t>
+      </w:r>
+      <w:proofErr w:type="spellStart"/>
+      <w:r>
+        <w:t>LangChain</w:t>
+      </w:r>
+      <w:proofErr w:type="spellEnd"/>
+      <w:r>
+        <w:t xml:space="preserve"> is to use </w:t>
+      </w:r>
+      <w:proofErr w:type="spellStart"/>
+      <w:r>
+        <w:fldChar w:fldCharType="begin"/>
+      </w:r>
+      <w:r>
+        <w:instrText>HYPERLINK "https://reference.langchain.com/python/langchain/chat_models/base/init_chat_model" \t "_blank"</w:instrText>
+      </w:r>
+      <w:r>
+        <w:fldChar w:fldCharType="separate"/>
+      </w:r>
+      <w:r>
+        <w:rPr>
+          <w:rStyle w:val="Hyperlink"/>
+        </w:rPr>
+        <w:t>init_chat_model</w:t>
+      </w:r>
+      <w:proofErr w:type="spellEnd"/>
+      <w:r>
+        <w:fldChar w:fldCharType="end"/>
+      </w:r>
+      <w:r>
         <w:t> to initialize one from a chat model provider of your choice</w:t>
       </w:r>
       <w:r>
@@ -270,6 +389,7 @@
       <w:r>
         <w:t xml:space="preserve">Using </w:t>
       </w:r>
+      <w:proofErr w:type="spellStart"/>
       <w:r>
         <w:rPr>
           <w:b/>
@@ -277,6 +397,7 @@
         </w:rPr>
         <w:t>init_chat_model</w:t>
       </w:r>
+      <w:proofErr w:type="spellEnd"/>
     </w:p>
     <w:p>
       <w:pPr>
@@ -305,7 +426,7 @@
                     <pic:cNvPicPr/>
                   </pic:nvPicPr>
                   <pic:blipFill>
-                    <a:blip r:embed="rId9"/>
+                    <a:blip r:embed="rId8"/>
                     <a:stretch>
                       <a:fillRect/>
                     </a:stretch>
@@ -371,7 +492,7 @@
                     <pic:cNvPicPr/>
                   </pic:nvPicPr>
                   <pic:blipFill>
-                    <a:blip r:embed="rId10"/>
+                    <a:blip r:embed="rId9"/>
                     <a:stretch>
                       <a:fillRect/>
                     </a:stretch>
@@ -411,10 +532,19 @@
         <w:t>Model Classes</w:t>
       </w:r>
       <w:r>
-        <w:t xml:space="preserve"> require provider-specific imports (e.g., ChatOpenAI) and hardcode your application to a single LLM vendor.</w:t>
-      </w:r>
-    </w:p>
-    <w:p>
+        <w:t xml:space="preserve"> require provider-specific imports (e.g., </w:t>
+      </w:r>
+      <w:proofErr w:type="spellStart"/>
+      <w:r>
+        <w:t>ChatOpenAI</w:t>
+      </w:r>
+      <w:proofErr w:type="spellEnd"/>
+      <w:r>
+        <w:t>) and hardcode your application to a single LLM vendor.</w:t>
+      </w:r>
+    </w:p>
+    <w:p>
+      <w:proofErr w:type="spellStart"/>
       <w:r>
         <w:rPr>
           <w:b/>
@@ -422,6 +552,7 @@
         </w:rPr>
         <w:t>init_chat_model</w:t>
       </w:r>
+      <w:proofErr w:type="spellEnd"/>
       <w:r>
         <w:t xml:space="preserve"> is a unified factory function that lets you dynamically swap providers (OpenAI, Anthropic, etc.) using simple string arguments without changing your imports or code structure.</w:t>
       </w:r>
@@ -435,7 +566,15 @@
         <w:t>Recommendation:</w:t>
       </w:r>
       <w:r>
-        <w:t xml:space="preserve"> Use init_chat_model by default to keep your code flexible, future-proof, and decoupled from specific vendors.</w:t>
+        <w:t xml:space="preserve"> Use </w:t>
+      </w:r>
+      <w:proofErr w:type="spellStart"/>
+      <w:r>
+        <w:t>init_chat_model</w:t>
+      </w:r>
+      <w:proofErr w:type="spellEnd"/>
+      <w:r>
+        <w:t xml:space="preserve"> by default to keep your code flexible, future-proof, and decoupled from specific vendors.</w:t>
       </w:r>
     </w:p>
     <w:p>
@@ -447,7 +586,15 @@
         <w:t>QUESTION</w:t>
       </w:r>
       <w:r>
-        <w:t>: How API keys are working without get os en</w:t>
+        <w:t xml:space="preserve">: How API keys are working without get </w:t>
+      </w:r>
+      <w:proofErr w:type="spellStart"/>
+      <w:r>
+        <w:t>os</w:t>
+      </w:r>
+      <w:proofErr w:type="spellEnd"/>
+      <w:r>
+        <w:t xml:space="preserve"> en</w:t>
       </w:r>
       <w:r>
         <w:t>v method</w:t>
@@ -536,7 +683,7 @@
                     <pic:cNvPicPr/>
                   </pic:nvPicPr>
                   <pic:blipFill>
-                    <a:blip r:embed="rId11"/>
+                    <a:blip r:embed="rId10"/>
                     <a:stretch>
                       <a:fillRect/>
                     </a:stretch>
@@ -601,7 +748,23 @@
           <w:b/>
           <w:bCs/>
         </w:rPr>
-        <w:t>1. Local Model (HuggingFaceEmbeddings)</w:t>
+        <w:t>1. Local Model (</w:t>
+      </w:r>
+      <w:proofErr w:type="spellStart"/>
+      <w:r>
+        <w:rPr>
+          <w:b/>
+          <w:bCs/>
+        </w:rPr>
+        <w:t>HuggingFaceEmbeddings</w:t>
+      </w:r>
+      <w:proofErr w:type="spellEnd"/>
+      <w:r>
+        <w:rPr>
+          <w:b/>
+          <w:bCs/>
+        </w:rPr>
+        <w:t>)</w:t>
       </w:r>
     </w:p>
     <w:p>
@@ -637,7 +800,15 @@
         <w:t>Execution:</w:t>
       </w:r>
       <w:r>
-        <w:t xml:space="preserve"> When you run embeddings.embed_query(), your own computer's </w:t>
+        <w:t xml:space="preserve"> When you run </w:t>
+      </w:r>
+      <w:proofErr w:type="spellStart"/>
+      <w:r>
+        <w:t>embeddings.embed_query</w:t>
+      </w:r>
+      <w:proofErr w:type="spellEnd"/>
+      <w:r>
+        <w:t xml:space="preserve">(), your own computer's </w:t>
       </w:r>
       <w:r>
         <w:rPr>
@@ -662,7 +833,23 @@
           <w:b/>
           <w:bCs/>
         </w:rPr>
-        <w:t>2. API Endpoint (HuggingFaceEndpointEmbeddings)</w:t>
+        <w:t>2. API Endpoint (</w:t>
+      </w:r>
+      <w:proofErr w:type="spellStart"/>
+      <w:r>
+        <w:rPr>
+          <w:b/>
+          <w:bCs/>
+        </w:rPr>
+        <w:t>HuggingFaceEndpointEmbeddings</w:t>
+      </w:r>
+      <w:proofErr w:type="spellEnd"/>
+      <w:r>
+        <w:rPr>
+          <w:b/>
+          <w:bCs/>
+        </w:rPr>
+        <w:t>)</w:t>
       </w:r>
     </w:p>
     <w:p>
@@ -698,7 +885,23 @@
         <w:t>Execution:</w:t>
       </w:r>
       <w:r>
-        <w:t xml:space="preserve"> When you run embeddings.embed_query(), LangChain sends your text across the internet via an HTTP request to Hugging Face. Their cloud servers compute the vectors and send the numbers back to your script.</w:t>
+        <w:t xml:space="preserve"> When you run </w:t>
+      </w:r>
+      <w:proofErr w:type="spellStart"/>
+      <w:r>
+        <w:t>embeddings.embed_query</w:t>
+      </w:r>
+      <w:proofErr w:type="spellEnd"/>
+      <w:r>
+        <w:t xml:space="preserve">(), </w:t>
+      </w:r>
+      <w:proofErr w:type="spellStart"/>
+      <w:r>
+        <w:t>LangChain</w:t>
+      </w:r>
+      <w:proofErr w:type="spellEnd"/>
+      <w:r>
+        <w:t xml:space="preserve"> sends your text across the internet via an HTTP request to Hugging Face. Their cloud servers compute the vectors and send the numbers back to your script.</w:t>
       </w:r>
     </w:p>
     <w:p>
@@ -708,8 +911,13 @@
     </w:p>
     <w:p>
       <w:r>
-        <w:t>Problem in saving chat history in simple dictionory</w:t>
-      </w:r>
+        <w:t xml:space="preserve">Problem in saving chat history in simple </w:t>
+      </w:r>
+      <w:proofErr w:type="spellStart"/>
+      <w:r>
+        <w:t>dictionory</w:t>
+      </w:r>
+      <w:proofErr w:type="spellEnd"/>
     </w:p>
     <w:p>
       <w:r>
@@ -732,7 +940,7 @@
                     <pic:cNvPicPr/>
                   </pic:nvPicPr>
                   <pic:blipFill>
-                    <a:blip r:embed="rId12"/>
+                    <a:blip r:embed="rId11"/>
                     <a:stretch>
                       <a:fillRect/>
                     </a:stretch>
@@ -776,7 +984,7 @@
                     <pic:cNvPicPr/>
                   </pic:nvPicPr>
                   <pic:blipFill>
-                    <a:blip r:embed="rId13"/>
+                    <a:blip r:embed="rId12"/>
                     <a:stretch>
                       <a:fillRect/>
                     </a:stretch>
@@ -819,7 +1027,7 @@
                     <pic:cNvPicPr/>
                   </pic:nvPicPr>
                   <pic:blipFill>
-                    <a:blip r:embed="rId14"/>
+                    <a:blip r:embed="rId13"/>
                     <a:stretch>
                       <a:fillRect/>
                     </a:stretch>
@@ -862,7 +1070,7 @@
                     <pic:cNvPicPr/>
                   </pic:nvPicPr>
                   <pic:blipFill>
-                    <a:blip r:embed="rId15"/>
+                    <a:blip r:embed="rId14"/>
                     <a:stretch>
                       <a:fillRect/>
                     </a:stretch>
@@ -910,7 +1118,7 @@
                     <pic:cNvPicPr/>
                   </pic:nvPicPr>
                   <pic:blipFill>
-                    <a:blip r:embed="rId16"/>
+                    <a:blip r:embed="rId15"/>
                     <a:stretch>
                       <a:fillRect/>
                     </a:stretch>
@@ -953,7 +1161,7 @@
                     <pic:cNvPicPr/>
                   </pic:nvPicPr>
                   <pic:blipFill>
-                    <a:blip r:embed="rId17"/>
+                    <a:blip r:embed="rId16"/>
                     <a:stretch>
                       <a:fillRect/>
                     </a:stretch>
@@ -996,7 +1204,7 @@
                     <pic:cNvPicPr/>
                   </pic:nvPicPr>
                   <pic:blipFill>
-                    <a:blip r:embed="rId18"/>
+                    <a:blip r:embed="rId17"/>
                     <a:stretch>
                       <a:fillRect/>
                     </a:stretch>
@@ -1039,7 +1247,7 @@
                     <pic:cNvPicPr/>
                   </pic:nvPicPr>
                   <pic:blipFill>
-                    <a:blip r:embed="rId19"/>
+                    <a:blip r:embed="rId18"/>
                     <a:stretch>
                       <a:fillRect/>
                     </a:stretch>
@@ -1082,7 +1290,7 @@
                     <pic:cNvPicPr/>
                   </pic:nvPicPr>
                   <pic:blipFill>
-                    <a:blip r:embed="rId20"/>
+                    <a:blip r:embed="rId19"/>
                     <a:stretch>
                       <a:fillRect/>
                     </a:stretch>
@@ -1124,7 +1332,7 @@
                     <pic:cNvPicPr/>
                   </pic:nvPicPr>
                   <pic:blipFill>
-                    <a:blip r:embed="rId21"/>
+                    <a:blip r:embed="rId20"/>
                     <a:stretch>
                       <a:fillRect/>
                     </a:stretch>
@@ -1167,7 +1375,7 @@
                     <pic:cNvPicPr/>
                   </pic:nvPicPr>
                   <pic:blipFill>
-                    <a:blip r:embed="rId22"/>
+                    <a:blip r:embed="rId21"/>
                     <a:stretch>
                       <a:fillRect/>
                     </a:stretch>
@@ -1209,7 +1417,7 @@
                     <pic:cNvPicPr/>
                   </pic:nvPicPr>
                   <pic:blipFill>
-                    <a:blip r:embed="rId23"/>
+                    <a:blip r:embed="rId22"/>
                     <a:stretch>
                       <a:fillRect/>
                     </a:stretch>
@@ -1252,7 +1460,7 @@
                     <pic:cNvPicPr/>
                   </pic:nvPicPr>
                   <pic:blipFill>
-                    <a:blip r:embed="rId24"/>
+                    <a:blip r:embed="rId23"/>
                     <a:stretch>
                       <a:fillRect/>
                     </a:stretch>
@@ -1295,7 +1503,7 @@
                     <pic:cNvPicPr/>
                   </pic:nvPicPr>
                   <pic:blipFill>
-                    <a:blip r:embed="rId25"/>
+                    <a:blip r:embed="rId24"/>
                     <a:stretch>
                       <a:fillRect/>
                     </a:stretch>
@@ -1338,7 +1546,7 @@
                     <pic:cNvPicPr/>
                   </pic:nvPicPr>
                   <pic:blipFill>
-                    <a:blip r:embed="rId26"/>
+                    <a:blip r:embed="rId25"/>
                     <a:stretch>
                       <a:fillRect/>
                     </a:stretch>
@@ -1381,7 +1589,7 @@
                     <pic:cNvPicPr/>
                   </pic:nvPicPr>
                   <pic:blipFill>
-                    <a:blip r:embed="rId27"/>
+                    <a:blip r:embed="rId26"/>
                     <a:stretch>
                       <a:fillRect/>
                     </a:stretch>
@@ -1424,7 +1632,7 @@
                     <pic:cNvPicPr/>
                   </pic:nvPicPr>
                   <pic:blipFill>
-                    <a:blip r:embed="rId28"/>
+                    <a:blip r:embed="rId27"/>
                     <a:stretch>
                       <a:fillRect/>
                     </a:stretch>
@@ -1467,7 +1675,7 @@
                     <pic:cNvPicPr/>
                   </pic:nvPicPr>
                   <pic:blipFill>
-                    <a:blip r:embed="rId29"/>
+                    <a:blip r:embed="rId28"/>
                     <a:stretch>
                       <a:fillRect/>
                     </a:stretch>
@@ -1509,7 +1717,7 @@
                     <pic:cNvPicPr/>
                   </pic:nvPicPr>
                   <pic:blipFill>
-                    <a:blip r:embed="rId30"/>
+                    <a:blip r:embed="rId29"/>
                     <a:stretch>
                       <a:fillRect/>
                     </a:stretch>
@@ -1553,7 +1761,7 @@
                     <pic:cNvPicPr/>
                   </pic:nvPicPr>
                   <pic:blipFill>
-                    <a:blip r:embed="rId31"/>
+                    <a:blip r:embed="rId30"/>
                     <a:stretch>
                       <a:fillRect/>
                     </a:stretch>
@@ -1603,7 +1811,7 @@
                     <pic:cNvPicPr/>
                   </pic:nvPicPr>
                   <pic:blipFill>
-                    <a:blip r:embed="rId32"/>
+                    <a:blip r:embed="rId31"/>
                     <a:stretch>
                       <a:fillRect/>
                     </a:stretch>
@@ -1646,7 +1854,7 @@
                     <pic:cNvPicPr/>
                   </pic:nvPicPr>
                   <pic:blipFill>
-                    <a:blip r:embed="rId33"/>
+                    <a:blip r:embed="rId32"/>
                     <a:stretch>
                       <a:fillRect/>
                     </a:stretch>
@@ -1689,7 +1897,7 @@
                     <pic:cNvPicPr/>
                   </pic:nvPicPr>
                   <pic:blipFill>
-                    <a:blip r:embed="rId34"/>
+                    <a:blip r:embed="rId33"/>
                     <a:stretch>
                       <a:fillRect/>
                     </a:stretch>
@@ -1732,7 +1940,7 @@
                     <pic:cNvPicPr/>
                   </pic:nvPicPr>
                   <pic:blipFill>
-                    <a:blip r:embed="rId35"/>
+                    <a:blip r:embed="rId34"/>
                     <a:stretch>
                       <a:fillRect/>
                     </a:stretch>
@@ -1776,7 +1984,7 @@
                     <pic:cNvPicPr/>
                   </pic:nvPicPr>
                   <pic:blipFill>
-                    <a:blip r:embed="rId36"/>
+                    <a:blip r:embed="rId35"/>
                     <a:stretch>
                       <a:fillRect/>
                     </a:stretch>
@@ -1818,7 +2026,7 @@
                     <pic:cNvPicPr/>
                   </pic:nvPicPr>
                   <pic:blipFill>
-                    <a:blip r:embed="rId37"/>
+                    <a:blip r:embed="rId36"/>
                     <a:stretch>
                       <a:fillRect/>
                     </a:stretch>
@@ -1866,7 +2074,7 @@
                     <pic:cNvPicPr/>
                   </pic:nvPicPr>
                   <pic:blipFill>
-                    <a:blip r:embed="rId38"/>
+                    <a:blip r:embed="rId37"/>
                     <a:stretch>
                       <a:fillRect/>
                     </a:stretch>
@@ -1919,7 +2127,7 @@
                     <pic:cNvPicPr/>
                   </pic:nvPicPr>
                   <pic:blipFill>
-                    <a:blip r:embed="rId39"/>
+                    <a:blip r:embed="rId38"/>
                     <a:stretch>
                       <a:fillRect/>
                     </a:stretch>
@@ -1977,7 +2185,7 @@
                     <pic:cNvPicPr/>
                   </pic:nvPicPr>
                   <pic:blipFill>
-                    <a:blip r:embed="rId40"/>
+                    <a:blip r:embed="rId39"/>
                     <a:stretch>
                       <a:fillRect/>
                     </a:stretch>
@@ -2030,7 +2238,7 @@
                     <pic:cNvPicPr/>
                   </pic:nvPicPr>
                   <pic:blipFill>
-                    <a:blip r:embed="rId41"/>
+                    <a:blip r:embed="rId40"/>
                     <a:stretch>
                       <a:fillRect/>
                     </a:stretch>
@@ -2070,7 +2278,15 @@
         <w:t xml:space="preserve">: </w:t>
       </w:r>
       <w:r>
-        <w:t>(langchain_community)</w:t>
+        <w:t>(</w:t>
+      </w:r>
+      <w:proofErr w:type="spellStart"/>
+      <w:r>
+        <w:t>langchain_community</w:t>
+      </w:r>
+      <w:proofErr w:type="spellEnd"/>
+      <w:r>
+        <w:t>)</w:t>
       </w:r>
     </w:p>
     <w:p>
@@ -2094,12 +2310,53 @@
           <w:bCs/>
         </w:rPr>
       </w:pPr>
-      <w:r>
-        <w:rPr>
-          <w:b/>
-          <w:bCs/>
-        </w:rPr>
-        <w:t>LangChain Docling Loader (DoclingLoader)</w:t>
+      <w:proofErr w:type="spellStart"/>
+      <w:r>
+        <w:rPr>
+          <w:b/>
+          <w:bCs/>
+        </w:rPr>
+        <w:t>LangChain</w:t>
+      </w:r>
+      <w:proofErr w:type="spellEnd"/>
+      <w:r>
+        <w:rPr>
+          <w:b/>
+          <w:bCs/>
+        </w:rPr>
+        <w:t xml:space="preserve"> </w:t>
+      </w:r>
+      <w:proofErr w:type="spellStart"/>
+      <w:r>
+        <w:rPr>
+          <w:b/>
+          <w:bCs/>
+        </w:rPr>
+        <w:t>Docling</w:t>
+      </w:r>
+      <w:proofErr w:type="spellEnd"/>
+      <w:r>
+        <w:rPr>
+          <w:b/>
+          <w:bCs/>
+        </w:rPr>
+        <w:t xml:space="preserve"> Loader (</w:t>
+      </w:r>
+      <w:proofErr w:type="spellStart"/>
+      <w:r>
+        <w:rPr>
+          <w:b/>
+          <w:bCs/>
+        </w:rPr>
+        <w:t>DoclingLoader</w:t>
+      </w:r>
+      <w:proofErr w:type="spellEnd"/>
+      <w:r>
+        <w:rPr>
+          <w:b/>
+          <w:bCs/>
+        </w:rPr>
+        <w:t>)</w:t>
       </w:r>
     </w:p>
     <w:p>
@@ -2162,7 +2419,7 @@
                     <pic:cNvPicPr/>
                   </pic:nvPicPr>
                   <pic:blipFill>
-                    <a:blip r:embed="rId42"/>
+                    <a:blip r:embed="rId41"/>
                     <a:stretch>
                       <a:fillRect/>
                     </a:stretch>
@@ -2243,7 +2500,7 @@
                     <pic:cNvPicPr/>
                   </pic:nvPicPr>
                   <pic:blipFill>
-                    <a:blip r:embed="rId43"/>
+                    <a:blip r:embed="rId42"/>
                     <a:stretch>
                       <a:fillRect/>
                     </a:stretch>
@@ -2301,7 +2558,7 @@
                     <pic:cNvPicPr/>
                   </pic:nvPicPr>
                   <pic:blipFill>
-                    <a:blip r:embed="rId44"/>
+                    <a:blip r:embed="rId43"/>
                     <a:stretch>
                       <a:fillRect/>
                     </a:stretch>
@@ -2407,7 +2664,7 @@
                     <pic:cNvPicPr/>
                   </pic:nvPicPr>
                   <pic:blipFill>
-                    <a:blip r:embed="rId45"/>
+                    <a:blip r:embed="rId44"/>
                     <a:stretch>
                       <a:fillRect/>
                     </a:stretch>
@@ -2456,7 +2713,7 @@
                     <pic:cNvPicPr/>
                   </pic:nvPicPr>
                   <pic:blipFill>
-                    <a:blip r:embed="rId46"/>
+                    <a:blip r:embed="rId45"/>
                     <a:stretch>
                       <a:fillRect/>
                     </a:stretch>
@@ -2479,20 +2736,52 @@
     </w:p>
     <w:p>
       <w:r>
-        <w:t xml:space="preserve">When we upload the text in docs, it generate the list of 1 item </w:t>
-      </w:r>
-      <w:r>
-        <w:rPr>
-          <w:b/>
-          <w:bCs/>
-        </w:rPr>
-        <w:t>but when we upload the PDF Document, it generate the list of more than 1 items,</w:t>
-      </w:r>
-      <w:r>
-        <w:t xml:space="preserve"> 15 in below example</w:t>
-      </w:r>
-      <w:r>
-        <w:t>(same as page numbers in pdf document).</w:t>
+        <w:t xml:space="preserve">When we upload the text in docs, it </w:t>
+      </w:r>
+      <w:proofErr w:type="gramStart"/>
+      <w:r>
+        <w:t>generate</w:t>
+      </w:r>
+      <w:proofErr w:type="gramEnd"/>
+      <w:r>
+        <w:t xml:space="preserve"> the list of 1 item </w:t>
+      </w:r>
+      <w:r>
+        <w:rPr>
+          <w:b/>
+          <w:bCs/>
+        </w:rPr>
+        <w:t xml:space="preserve">but when we upload the PDF Document, it </w:t>
+      </w:r>
+      <w:proofErr w:type="gramStart"/>
+      <w:r>
+        <w:rPr>
+          <w:b/>
+          <w:bCs/>
+        </w:rPr>
+        <w:t>generate</w:t>
+      </w:r>
+      <w:proofErr w:type="gramEnd"/>
+      <w:r>
+        <w:rPr>
+          <w:b/>
+          <w:bCs/>
+        </w:rPr>
+        <w:t xml:space="preserve"> the list of more than 1 items,</w:t>
+      </w:r>
+      <w:r>
+        <w:t xml:space="preserve"> 15 in below </w:t>
+      </w:r>
+      <w:proofErr w:type="gramStart"/>
+      <w:r>
+        <w:t>example</w:t>
+      </w:r>
+      <w:r>
+        <w:t>(</w:t>
+      </w:r>
+      <w:proofErr w:type="gramEnd"/>
+      <w:r>
+        <w:t>same as page numbers in pdf document).</w:t>
       </w:r>
     </w:p>
     <w:p/>
@@ -2517,7 +2806,7 @@
                     <pic:cNvPicPr/>
                   </pic:nvPicPr>
                   <pic:blipFill>
-                    <a:blip r:embed="rId47"/>
+                    <a:blip r:embed="rId46"/>
                     <a:stretch>
                       <a:fillRect/>
                     </a:stretch>
@@ -2553,22 +2842,32 @@
           <w:lang w:val="en-US"/>
         </w:rPr>
       </w:pPr>
-      <w:r>
-        <w:rPr>
-          <w:b/>
-          <w:bCs/>
-          <w:lang w:val="en-US"/>
-        </w:rPr>
-        <w:t>Langchain Community Sunset</w:t>
-      </w:r>
-    </w:p>
-    <w:p>
-      <w:pPr>
-        <w:rPr>
-          <w:lang w:val="en-US"/>
-        </w:rPr>
-      </w:pPr>
-      <w:hyperlink r:id="rId48" w:history="1">
+      <w:proofErr w:type="spellStart"/>
+      <w:r>
+        <w:rPr>
+          <w:b/>
+          <w:bCs/>
+          <w:lang w:val="en-US"/>
+        </w:rPr>
+        <w:t>Langchain</w:t>
+      </w:r>
+      <w:proofErr w:type="spellEnd"/>
+      <w:r>
+        <w:rPr>
+          <w:b/>
+          <w:bCs/>
+          <w:lang w:val="en-US"/>
+        </w:rPr>
+        <w:t xml:space="preserve"> Community Sunset</w:t>
+      </w:r>
+    </w:p>
+    <w:p>
+      <w:pPr>
+        <w:rPr>
+          <w:lang w:val="en-US"/>
+        </w:rPr>
+      </w:pPr>
+      <w:hyperlink r:id="rId47" w:history="1">
         <w:r>
           <w:rPr>
             <w:rStyle w:val="Hyperlink"/>
@@ -2691,7 +2990,7 @@
                     <pic:cNvPicPr/>
                   </pic:nvPicPr>
                   <pic:blipFill>
-                    <a:blip r:embed="rId49"/>
+                    <a:blip r:embed="rId48"/>
                     <a:stretch>
                       <a:fillRect/>
                     </a:stretch>
@@ -2787,7 +3086,7 @@
                     <pic:cNvPicPr/>
                   </pic:nvPicPr>
                   <pic:blipFill>
-                    <a:blip r:embed="rId50"/>
+                    <a:blip r:embed="rId49"/>
                     <a:stretch>
                       <a:fillRect/>
                     </a:stretch>
@@ -2849,7 +3148,7 @@
                     <pic:cNvPicPr/>
                   </pic:nvPicPr>
                   <pic:blipFill>
-                    <a:blip r:embed="rId51"/>
+                    <a:blip r:embed="rId50"/>
                     <a:stretch>
                       <a:fillRect/>
                     </a:stretch>
@@ -2891,7 +3190,15 @@
         <w:t>The character or string used to split the text (defaults to "\n\n")</w:t>
       </w:r>
       <w:r>
-        <w:t xml:space="preserve"> in Langchain.</w:t>
+        <w:t xml:space="preserve"> in </w:t>
+      </w:r>
+      <w:proofErr w:type="spellStart"/>
+      <w:r>
+        <w:t>Langchain</w:t>
+      </w:r>
+      <w:proofErr w:type="spellEnd"/>
+      <w:r>
+        <w:t>.</w:t>
       </w:r>
       <w:r>
         <w:t xml:space="preserve"> It can be changed</w:t>
@@ -2901,12 +3208,21 @@
       </w:r>
     </w:p>
     <w:p>
-      <w:r>
-        <w:rPr>
-          <w:b/>
-          <w:bCs/>
-        </w:rPr>
-        <w:t xml:space="preserve">chunk_size: </w:t>
+      <w:proofErr w:type="spellStart"/>
+      <w:r>
+        <w:rPr>
+          <w:b/>
+          <w:bCs/>
+        </w:rPr>
+        <w:t>chunk_size</w:t>
+      </w:r>
+      <w:proofErr w:type="spellEnd"/>
+      <w:r>
+        <w:rPr>
+          <w:b/>
+          <w:bCs/>
+        </w:rPr>
+        <w:t xml:space="preserve">: </w:t>
       </w:r>
       <w:r>
         <w:t>The maximum number of characters allowed per chunk.</w:t>
@@ -2918,7 +3234,23 @@
           <w:b/>
           <w:bCs/>
         </w:rPr>
-        <w:t xml:space="preserve"> chunk_overlap: </w:t>
+        <w:t xml:space="preserve"> </w:t>
+      </w:r>
+      <w:proofErr w:type="spellStart"/>
+      <w:r>
+        <w:rPr>
+          <w:b/>
+          <w:bCs/>
+        </w:rPr>
+        <w:t>chunk_overlap</w:t>
+      </w:r>
+      <w:proofErr w:type="spellEnd"/>
+      <w:r>
+        <w:rPr>
+          <w:b/>
+          <w:bCs/>
+        </w:rPr>
+        <w:t xml:space="preserve">: </w:t>
       </w:r>
       <w:r>
         <w:t>The number of characters shared between consecutive chunks to preserve contextual continuity</w:t>
@@ -2945,7 +3277,7 @@
                     <pic:cNvPicPr/>
                   </pic:nvPicPr>
                   <pic:blipFill>
-                    <a:blip r:embed="rId52"/>
+                    <a:blip r:embed="rId51"/>
                     <a:stretch>
                       <a:fillRect/>
                     </a:stretch>
@@ -2988,7 +3320,7 @@
                     <pic:cNvPicPr/>
                   </pic:nvPicPr>
                   <pic:blipFill>
-                    <a:blip r:embed="rId53"/>
+                    <a:blip r:embed="rId52"/>
                     <a:stretch>
                       <a:fillRect/>
                     </a:stretch>
@@ -3033,7 +3365,7 @@
                     <pic:cNvPicPr/>
                   </pic:nvPicPr>
                   <pic:blipFill>
-                    <a:blip r:embed="rId54"/>
+                    <a:blip r:embed="rId53"/>
                     <a:stretch>
                       <a:fillRect/>
                     </a:stretch>
@@ -3076,7 +3408,7 @@
                     <pic:cNvPicPr/>
                   </pic:nvPicPr>
                   <pic:blipFill>
-                    <a:blip r:embed="rId55"/>
+                    <a:blip r:embed="rId54"/>
                     <a:stretch>
                       <a:fillRect/>
                     </a:stretch>
@@ -3119,7 +3451,7 @@
                     <pic:cNvPicPr/>
                   </pic:nvPicPr>
                   <pic:blipFill>
-                    <a:blip r:embed="rId56"/>
+                    <a:blip r:embed="rId55"/>
                     <a:stretch>
                       <a:fillRect/>
                     </a:stretch>
@@ -3147,8 +3479,13 @@
       </w:r>
     </w:p>
     <w:p>
-      <w:r>
-        <w:t>ChromaDB – For Development and Testing</w:t>
+      <w:proofErr w:type="spellStart"/>
+      <w:r>
+        <w:t>ChromaDB</w:t>
+      </w:r>
+      <w:proofErr w:type="spellEnd"/>
+      <w:r>
+        <w:t xml:space="preserve"> – For Development and Testing</w:t>
       </w:r>
     </w:p>
     <w:p>
@@ -3183,7 +3520,7 @@
                     <pic:cNvPicPr/>
                   </pic:nvPicPr>
                   <pic:blipFill>
-                    <a:blip r:embed="rId57"/>
+                    <a:blip r:embed="rId56"/>
                     <a:stretch>
                       <a:fillRect/>
                     </a:stretch>
@@ -3206,7 +3543,15 @@
     </w:p>
     <w:p>
       <w:r>
-        <w:t>Sqlite3 file contain the document metadata and bin file has embeddings</w:t>
+        <w:t xml:space="preserve">Sqlite3 file </w:t>
+      </w:r>
+      <w:proofErr w:type="gramStart"/>
+      <w:r>
+        <w:t>contain</w:t>
+      </w:r>
+      <w:proofErr w:type="gramEnd"/>
+      <w:r>
+        <w:t xml:space="preserve"> the document metadata and bin file has embeddings</w:t>
       </w:r>
       <w:r>
         <w:t>.</w:t>
@@ -3214,6 +3559,9 @@
     </w:p>
     <w:p>
       <w:r>
+        <w:rPr>
+          <w:noProof/>
+        </w:rPr>
         <w:drawing>
           <wp:inline distT="0" distB="0" distL="0" distR="0" wp14:anchorId="5345BAE7" wp14:editId="575FFB16">
             <wp:extent cx="5731510" cy="2113280"/>
@@ -3230,7 +3578,7 @@
                     <pic:cNvPicPr/>
                   </pic:nvPicPr>
                   <pic:blipFill>
-                    <a:blip r:embed="rId58"/>
+                    <a:blip r:embed="rId57"/>
                     <a:stretch>
                       <a:fillRect/>
                     </a:stretch>
@@ -3253,11 +3601,30 @@
     </w:p>
     <w:p>
       <w:r>
-        <w:t>Similarity search are not runnable while retrievers are runnables.</w:t>
-      </w:r>
-    </w:p>
-    <w:p>
-      <w:r>
+        <w:t xml:space="preserve">Similarity </w:t>
+      </w:r>
+      <w:proofErr w:type="gramStart"/>
+      <w:r>
+        <w:t>search</w:t>
+      </w:r>
+      <w:proofErr w:type="gramEnd"/>
+      <w:r>
+        <w:t xml:space="preserve"> are not runnable while retrievers are </w:t>
+      </w:r>
+      <w:proofErr w:type="spellStart"/>
+      <w:r>
+        <w:t>runnables</w:t>
+      </w:r>
+      <w:proofErr w:type="spellEnd"/>
+      <w:r>
+        <w:t>.</w:t>
+      </w:r>
+    </w:p>
+    <w:p>
+      <w:r>
+        <w:rPr>
+          <w:noProof/>
+        </w:rPr>
         <w:drawing>
           <wp:inline distT="0" distB="0" distL="0" distR="0" wp14:anchorId="14786405" wp14:editId="69A1E02B">
             <wp:extent cx="2867425" cy="438211"/>
@@ -3274,7 +3641,7 @@
                     <pic:cNvPicPr/>
                   </pic:nvPicPr>
                   <pic:blipFill>
-                    <a:blip r:embed="rId59"/>
+                    <a:blip r:embed="rId58"/>
                     <a:stretch>
                       <a:fillRect/>
                     </a:stretch>
@@ -3302,6 +3669,9 @@
     </w:p>
     <w:p>
       <w:r>
+        <w:rPr>
+          <w:noProof/>
+        </w:rPr>
         <w:drawing>
           <wp:inline distT="0" distB="0" distL="0" distR="0" wp14:anchorId="2B627236" wp14:editId="7AC459A8">
             <wp:extent cx="3534268" cy="2067213"/>
@@ -3318,7 +3688,7 @@
                     <pic:cNvPicPr/>
                   </pic:nvPicPr>
                   <pic:blipFill>
-                    <a:blip r:embed="rId60"/>
+                    <a:blip r:embed="rId59"/>
                     <a:stretch>
                       <a:fillRect/>
                     </a:stretch>
@@ -3344,11 +3714,22 @@
     <w:p>
       <w:r>
         <w:lastRenderedPageBreak/>
-        <w:t>MMR is not used in Vector DB, it is available in retriever only.</w:t>
-      </w:r>
-    </w:p>
-    <w:p>
-      <w:r>
+        <w:t xml:space="preserve">MMR is not used in Vector </w:t>
+      </w:r>
+      <w:proofErr w:type="gramStart"/>
+      <w:r>
+        <w:t>DB,</w:t>
+      </w:r>
+      <w:proofErr w:type="gramEnd"/>
+      <w:r>
+        <w:t xml:space="preserve"> it is available in retriever only.</w:t>
+      </w:r>
+    </w:p>
+    <w:p>
+      <w:r>
+        <w:rPr>
+          <w:noProof/>
+        </w:rPr>
         <w:drawing>
           <wp:inline distT="0" distB="0" distL="0" distR="0" wp14:anchorId="4C15066D" wp14:editId="270BF3AB">
             <wp:extent cx="5731510" cy="2099310"/>
@@ -3365,7 +3746,7 @@
                     <pic:cNvPicPr/>
                   </pic:nvPicPr>
                   <pic:blipFill>
-                    <a:blip r:embed="rId61"/>
+                    <a:blip r:embed="rId60"/>
                     <a:stretch>
                       <a:fillRect/>
                     </a:stretch>
@@ -3389,6 +3770,9 @@
     <w:p/>
     <w:p>
       <w:r>
+        <w:rPr>
+          <w:noProof/>
+        </w:rPr>
         <w:drawing>
           <wp:inline distT="0" distB="0" distL="0" distR="0" wp14:anchorId="525F0A8D" wp14:editId="33E9295F">
             <wp:extent cx="5731510" cy="1424305"/>
@@ -3405,7 +3789,7 @@
                     <pic:cNvPicPr/>
                   </pic:nvPicPr>
                   <pic:blipFill>
-                    <a:blip r:embed="rId62"/>
+                    <a:blip r:embed="rId61"/>
                     <a:stretch>
                       <a:fillRect/>
                     </a:stretch>
@@ -3434,6 +3818,9 @@
     </w:p>
     <w:p>
       <w:r>
+        <w:rPr>
+          <w:noProof/>
+        </w:rPr>
         <w:drawing>
           <wp:inline distT="0" distB="0" distL="0" distR="0" wp14:anchorId="4917D897" wp14:editId="32DD031B">
             <wp:extent cx="5115639" cy="2600688"/>
@@ -3450,7 +3837,7 @@
                     <pic:cNvPicPr/>
                   </pic:nvPicPr>
                   <pic:blipFill>
-                    <a:blip r:embed="rId63"/>
+                    <a:blip r:embed="rId62"/>
                     <a:stretch>
                       <a:fillRect/>
                     </a:stretch>
@@ -3489,15 +3876,87 @@
     <w:p/>
     <w:p>
       <w:r>
-        <w:t>Two missed points: Chat History and Runnables</w:t>
-      </w:r>
+        <w:t xml:space="preserve">Two missed points: Chat History and </w:t>
+      </w:r>
+      <w:proofErr w:type="spellStart"/>
+      <w:r>
+        <w:t>Runnables</w:t>
+      </w:r>
+      <w:proofErr w:type="spellEnd"/>
     </w:p>
     <w:p/>
     <w:p/>
     <w:p/>
+    <w:p>
+      <w:r>
+        <w:t>PART3:</w:t>
+      </w:r>
+    </w:p>
+    <w:p/>
+    <w:p>
+      <w:r>
+        <w:rPr>
+          <w:noProof/>
+        </w:rPr>
+        <w:drawing>
+          <wp:inline distT="0" distB="0" distL="0" distR="0" wp14:anchorId="7A0143A8" wp14:editId="2AC46ADC">
+            <wp:extent cx="5731510" cy="2673350"/>
+            <wp:effectExtent l="0" t="0" r="2540" b="0"/>
+            <wp:docPr id="1642397924" name="Picture 1"/>
+            <wp:cNvGraphicFramePr>
+              <a:graphicFrameLocks xmlns:a="http://schemas.openxmlformats.org/drawingml/2006/main" noChangeAspect="1"/>
+            </wp:cNvGraphicFramePr>
+            <a:graphic xmlns:a="http://schemas.openxmlformats.org/drawingml/2006/main">
+              <a:graphicData uri="http://schemas.openxmlformats.org/drawingml/2006/picture">
+                <pic:pic xmlns:pic="http://schemas.openxmlformats.org/drawingml/2006/picture">
+                  <pic:nvPicPr>
+                    <pic:cNvPr id="1642397924" name=""/>
+                    <pic:cNvPicPr/>
+                  </pic:nvPicPr>
+                  <pic:blipFill>
+                    <a:blip r:embed="rId63"/>
+                    <a:stretch>
+                      <a:fillRect/>
+                    </a:stretch>
+                  </pic:blipFill>
+                  <pic:spPr>
+                    <a:xfrm>
+                      <a:off x="0" y="0"/>
+                      <a:ext cx="5731510" cy="2673350"/>
+                    </a:xfrm>
+                    <a:prstGeom prst="rect">
+                      <a:avLst/>
+                    </a:prstGeom>
+                  </pic:spPr>
+                </pic:pic>
+              </a:graphicData>
+            </a:graphic>
+          </wp:inline>
+        </w:drawing>
+      </w:r>
+    </w:p>
     <w:p/>
     <w:p/>
-    <w:p/>
+    <w:p>
+      <w:pPr>
+        <w:rPr>
+          <w:b/>
+          <w:bCs/>
+        </w:rPr>
+      </w:pPr>
+      <w:r>
+        <w:rPr>
+          <w:b/>
+          <w:bCs/>
+        </w:rPr>
+        <w:t xml:space="preserve">Parallel Runnable: </w:t>
+      </w:r>
+    </w:p>
+    <w:p>
+      <w:r>
+        <w:t>we define multiple pipelines inside a dictionary,</w:t>
+      </w:r>
+    </w:p>
     <w:p/>
     <w:p/>
     <w:p/>
@@ -4761,7 +5220,6 @@
   <w:style w:type="character" w:default="1" w:styleId="DefaultParagraphFont">
     <w:name w:val="Default Paragraph Font"/>
     <w:uiPriority w:val="1"/>
-    <w:semiHidden/>
     <w:unhideWhenUsed/>
   </w:style>
   <w:style w:type="table" w:default="1" w:styleId="TableNormal">

--- a/GenAI by Sheryians Notes.docx
+++ b/GenAI by Sheryians Notes.docx
@@ -40,21 +40,7 @@
         <w:rPr>
           <w:lang w:val="en-US"/>
         </w:rPr>
-        <w:t xml:space="preserve">Use </w:t>
-      </w:r>
-      <w:proofErr w:type="spellStart"/>
-      <w:r>
-        <w:rPr>
-          <w:lang w:val="en-US"/>
-        </w:rPr>
-        <w:t>uv</w:t>
-      </w:r>
-      <w:proofErr w:type="spellEnd"/>
-      <w:r>
-        <w:rPr>
-          <w:lang w:val="en-US"/>
-        </w:rPr>
-        <w:t>:</w:t>
+        <w:t>Use uv:</w:t>
       </w:r>
       <w:r>
         <w:rPr>
@@ -75,31 +61,7 @@
         </w:numPr>
       </w:pPr>
       <w:r>
-        <w:t>A single tool to replace pip, pip-tools, </w:t>
-      </w:r>
-      <w:proofErr w:type="spellStart"/>
-      <w:r>
-        <w:t>pipx</w:t>
-      </w:r>
-      <w:proofErr w:type="spellEnd"/>
-      <w:r>
-        <w:t>, poetry, </w:t>
-      </w:r>
-      <w:proofErr w:type="spellStart"/>
-      <w:r>
-        <w:t>pyenv</w:t>
-      </w:r>
-      <w:proofErr w:type="spellEnd"/>
-      <w:r>
-        <w:t>, twine, </w:t>
-      </w:r>
-      <w:proofErr w:type="spellStart"/>
-      <w:r>
-        <w:t>virtualenv</w:t>
-      </w:r>
-      <w:proofErr w:type="spellEnd"/>
-      <w:r>
-        <w:t>, and more.</w:t>
+        <w:t>A single tool to replace pip, pip-tools, pipx, poetry, pyenv, twine, virtualenv, and more.</w:t>
       </w:r>
     </w:p>
     <w:p>
@@ -147,18 +109,155 @@
           <w:rPr>
             <w:rStyle w:val="Hyperlink"/>
           </w:rPr>
-          <w:t xml:space="preserve">universal </w:t>
+          <w:t>universal lockfile</w:t>
         </w:r>
-        <w:proofErr w:type="spellStart"/>
+      </w:hyperlink>
+      <w:r>
+        <w:t>.</w:t>
+      </w:r>
+    </w:p>
+    <w:p>
+      <w:pPr>
+        <w:rPr>
+          <w:lang w:val="en-US"/>
+        </w:rPr>
+      </w:pPr>
+      <w:r>
+        <w:rPr>
+          <w:lang w:val="en-US"/>
+        </w:rPr>
+        <w:t xml:space="preserve">Define API key in separate file </w:t>
+      </w:r>
+      <w:r>
+        <w:rPr>
+          <w:lang w:val="en-US"/>
+        </w:rPr>
+        <w:t>usually in .env file</w:t>
+      </w:r>
+    </w:p>
+    <w:p>
+      <w:pPr>
+        <w:rPr>
+          <w:lang w:val="en-US"/>
+        </w:rPr>
+      </w:pPr>
+      <w:r>
+        <w:rPr>
+          <w:lang w:val="en-US"/>
+        </w:rPr>
+        <w:t>G</w:t>
+      </w:r>
+      <w:r>
+        <w:rPr>
+          <w:lang w:val="en-US"/>
+        </w:rPr>
+        <w:t>ro</w:t>
+      </w:r>
+      <w:r>
+        <w:rPr>
+          <w:lang w:val="en-US"/>
+        </w:rPr>
+        <w:t>q can be used for free API Keys for many LLMs</w:t>
+      </w:r>
+      <w:r>
+        <w:rPr>
+          <w:lang w:val="en-US"/>
+        </w:rPr>
+        <w:t>.</w:t>
+      </w:r>
+    </w:p>
+    <w:p>
+      <w:pPr>
+        <w:rPr>
+          <w:lang w:val="en-US"/>
+        </w:rPr>
+      </w:pPr>
+    </w:p>
+    <w:p>
+      <w:pPr>
+        <w:rPr>
+          <w:lang w:val="en-US"/>
+        </w:rPr>
+      </w:pPr>
+      <w:r>
+        <w:rPr>
+          <w:lang w:val="en-US"/>
+        </w:rPr>
+        <w:t>Using Python , more token are burnt in using Gemini as compared to Java script</w:t>
+      </w:r>
+      <w:r>
+        <w:rPr>
+          <w:lang w:val="en-US"/>
+        </w:rPr>
+        <w:t>.</w:t>
+      </w:r>
+    </w:p>
+    <w:p>
+      <w:pPr>
+        <w:rPr>
+          <w:lang w:val="en-US"/>
+        </w:rPr>
+      </w:pPr>
+    </w:p>
+    <w:p>
+      <w:r>
+        <w:rPr>
+          <w:lang w:val="en-US"/>
+        </w:rPr>
+        <w:t xml:space="preserve">Use </w:t>
+      </w:r>
+      <w:r>
+        <w:rPr>
+          <w:b/>
+          <w:bCs/>
+        </w:rPr>
+        <w:t>python-dotenv</w:t>
+      </w:r>
+      <w:r>
+        <w:t xml:space="preserve"> library</w:t>
+      </w:r>
+      <w:r>
+        <w:t xml:space="preserve"> </w:t>
+      </w:r>
+      <w:r>
+        <w:t>for managing "secrets" like API keys, database passwords, and configuration settings.</w:t>
+      </w:r>
+      <w:r>
+        <w:t>it reads key-value pairs from a .env file and adds them to your system's environment variables.</w:t>
+      </w:r>
+    </w:p>
+    <w:p>
+      <w:pPr>
+        <w:rPr>
+          <w:b/>
+          <w:bCs/>
+        </w:rPr>
+      </w:pPr>
+      <w:r>
+        <w:rPr>
+          <w:b/>
+          <w:bCs/>
+        </w:rPr>
+        <w:br/>
+        <w:t>Initialize a model</w:t>
+      </w:r>
+    </w:p>
+    <w:p>
+      <w:r>
+        <w:t>The easiest way to get started with a standalone model in LangChain is to use </w:t>
+      </w:r>
+      <w:hyperlink r:id="rId8" w:tgtFrame="_blank" w:history="1">
         <w:r>
           <w:rPr>
             <w:rStyle w:val="Hyperlink"/>
           </w:rPr>
-          <w:t>lockfile</w:t>
+          <w:t>init_chat_model</w:t>
         </w:r>
-        <w:proofErr w:type="spellEnd"/>
       </w:hyperlink>
       <w:r>
+        <w:t> to initialize one from a chat model provider of your choice</w:t>
+      </w:r>
+      <w:r>
         <w:t>.</w:t>
       </w:r>
     </w:p>
@@ -168,236 +267,16 @@
           <w:lang w:val="en-US"/>
         </w:rPr>
       </w:pPr>
-      <w:proofErr w:type="gramStart"/>
-      <w:r>
-        <w:rPr>
-          <w:lang w:val="en-US"/>
-        </w:rPr>
-        <w:t>Define</w:t>
-      </w:r>
-      <w:proofErr w:type="gramEnd"/>
-      <w:r>
-        <w:rPr>
-          <w:lang w:val="en-US"/>
-        </w:rPr>
-        <w:t xml:space="preserve"> API key in separate file </w:t>
-      </w:r>
-      <w:r>
-        <w:rPr>
-          <w:lang w:val="en-US"/>
-        </w:rPr>
-        <w:t>usually in .env file</w:t>
-      </w:r>
-    </w:p>
-    <w:p>
-      <w:pPr>
-        <w:rPr>
-          <w:lang w:val="en-US"/>
-        </w:rPr>
-      </w:pPr>
-      <w:proofErr w:type="spellStart"/>
-      <w:r>
-        <w:rPr>
-          <w:lang w:val="en-US"/>
-        </w:rPr>
-        <w:t>G</w:t>
-      </w:r>
-      <w:r>
-        <w:rPr>
-          <w:lang w:val="en-US"/>
-        </w:rPr>
-        <w:t>ro</w:t>
-      </w:r>
-      <w:r>
-        <w:rPr>
-          <w:lang w:val="en-US"/>
-        </w:rPr>
-        <w:t>q</w:t>
-      </w:r>
-      <w:proofErr w:type="spellEnd"/>
-      <w:r>
-        <w:rPr>
-          <w:lang w:val="en-US"/>
-        </w:rPr>
-        <w:t xml:space="preserve"> can be used for free API Keys for many LLMs</w:t>
-      </w:r>
-      <w:r>
-        <w:rPr>
-          <w:lang w:val="en-US"/>
-        </w:rPr>
-        <w:t>.</w:t>
-      </w:r>
-    </w:p>
-    <w:p>
-      <w:pPr>
-        <w:rPr>
-          <w:lang w:val="en-US"/>
-        </w:rPr>
-      </w:pPr>
-    </w:p>
-    <w:p>
-      <w:pPr>
-        <w:rPr>
-          <w:lang w:val="en-US"/>
-        </w:rPr>
-      </w:pPr>
-      <w:r>
-        <w:rPr>
-          <w:lang w:val="en-US"/>
-        </w:rPr>
+      <w:r>
         <w:t xml:space="preserve">Using </w:t>
       </w:r>
-      <w:proofErr w:type="gramStart"/>
-      <w:r>
-        <w:rPr>
-          <w:lang w:val="en-US"/>
-        </w:rPr>
-        <w:t>Python ,</w:t>
-      </w:r>
-      <w:proofErr w:type="gramEnd"/>
-      <w:r>
-        <w:rPr>
-          <w:lang w:val="en-US"/>
-        </w:rPr>
-        <w:t xml:space="preserve"> more </w:t>
-      </w:r>
-      <w:proofErr w:type="gramStart"/>
-      <w:r>
-        <w:rPr>
-          <w:lang w:val="en-US"/>
-        </w:rPr>
-        <w:t>token</w:t>
-      </w:r>
-      <w:proofErr w:type="gramEnd"/>
-      <w:r>
-        <w:rPr>
-          <w:lang w:val="en-US"/>
-        </w:rPr>
-        <w:t xml:space="preserve"> are burnt in using Gemini as compared to Java script</w:t>
-      </w:r>
-      <w:r>
-        <w:rPr>
-          <w:lang w:val="en-US"/>
-        </w:rPr>
-        <w:t>.</w:t>
-      </w:r>
-    </w:p>
-    <w:p>
-      <w:pPr>
-        <w:rPr>
-          <w:lang w:val="en-US"/>
-        </w:rPr>
-      </w:pPr>
-    </w:p>
-    <w:p>
-      <w:r>
-        <w:rPr>
-          <w:lang w:val="en-US"/>
-        </w:rPr>
-        <w:t xml:space="preserve">Use </w:t>
-      </w:r>
-      <w:r>
-        <w:rPr>
-          <w:b/>
-          <w:bCs/>
-        </w:rPr>
-        <w:t>python-</w:t>
-      </w:r>
-      <w:proofErr w:type="spellStart"/>
-      <w:r>
-        <w:rPr>
-          <w:b/>
-          <w:bCs/>
-        </w:rPr>
-        <w:t>dotenv</w:t>
-      </w:r>
-      <w:proofErr w:type="spellEnd"/>
-      <w:r>
-        <w:t xml:space="preserve"> library</w:t>
-      </w:r>
-      <w:r>
-        <w:t xml:space="preserve"> </w:t>
-      </w:r>
-      <w:r>
-        <w:t>for managing "secrets" like API keys, database passwords, and configuration settings.</w:t>
-      </w:r>
-      <w:r>
-        <w:t>it reads key-value pairs from a .env file and adds them to your system's environment variables.</w:t>
-      </w:r>
-    </w:p>
-    <w:p>
-      <w:pPr>
-        <w:rPr>
-          <w:b/>
-          <w:bCs/>
-        </w:rPr>
-      </w:pPr>
-      <w:r>
-        <w:rPr>
-          <w:b/>
-          <w:bCs/>
-        </w:rPr>
-        <w:br/>
-        <w:t>Initialize a model</w:t>
-      </w:r>
-    </w:p>
-    <w:p>
-      <w:r>
-        <w:t xml:space="preserve">The easiest way to get started with a standalone model in </w:t>
-      </w:r>
-      <w:proofErr w:type="spellStart"/>
-      <w:r>
-        <w:t>LangChain</w:t>
-      </w:r>
-      <w:proofErr w:type="spellEnd"/>
-      <w:r>
-        <w:t xml:space="preserve"> is to use </w:t>
-      </w:r>
-      <w:proofErr w:type="spellStart"/>
-      <w:r>
-        <w:fldChar w:fldCharType="begin"/>
-      </w:r>
-      <w:r>
-        <w:instrText>HYPERLINK "https://reference.langchain.com/python/langchain/chat_models/base/init_chat_model" \t "_blank"</w:instrText>
-      </w:r>
-      <w:r>
-        <w:fldChar w:fldCharType="separate"/>
-      </w:r>
-      <w:r>
-        <w:rPr>
-          <w:rStyle w:val="Hyperlink"/>
+      <w:r>
+        <w:rPr>
+          <w:b/>
+          <w:bCs/>
         </w:rPr>
         <w:t>init_chat_model</w:t>
       </w:r>
-      <w:proofErr w:type="spellEnd"/>
-      <w:r>
-        <w:fldChar w:fldCharType="end"/>
-      </w:r>
-      <w:r>
-        <w:t> to initialize one from a chat model provider of your choice</w:t>
-      </w:r>
-      <w:r>
-        <w:t>.</w:t>
-      </w:r>
-    </w:p>
-    <w:p>
-      <w:pPr>
-        <w:rPr>
-          <w:lang w:val="en-US"/>
-        </w:rPr>
-      </w:pPr>
-      <w:r>
-        <w:t xml:space="preserve">Using </w:t>
-      </w:r>
-      <w:proofErr w:type="spellStart"/>
-      <w:r>
-        <w:rPr>
-          <w:b/>
-          <w:bCs/>
-        </w:rPr>
-        <w:t>init_chat_model</w:t>
-      </w:r>
-      <w:proofErr w:type="spellEnd"/>
     </w:p>
     <w:p>
       <w:pPr>
@@ -426,7 +305,7 @@
                     <pic:cNvPicPr/>
                   </pic:nvPicPr>
                   <pic:blipFill>
-                    <a:blip r:embed="rId8"/>
+                    <a:blip r:embed="rId9"/>
                     <a:stretch>
                       <a:fillRect/>
                     </a:stretch>
@@ -492,7 +371,7 @@
                     <pic:cNvPicPr/>
                   </pic:nvPicPr>
                   <pic:blipFill>
-                    <a:blip r:embed="rId9"/>
+                    <a:blip r:embed="rId10"/>
                     <a:stretch>
                       <a:fillRect/>
                     </a:stretch>
@@ -532,19 +411,10 @@
         <w:t>Model Classes</w:t>
       </w:r>
       <w:r>
-        <w:t xml:space="preserve"> require provider-specific imports (e.g., </w:t>
-      </w:r>
-      <w:proofErr w:type="spellStart"/>
-      <w:r>
-        <w:t>ChatOpenAI</w:t>
-      </w:r>
-      <w:proofErr w:type="spellEnd"/>
-      <w:r>
-        <w:t>) and hardcode your application to a single LLM vendor.</w:t>
-      </w:r>
-    </w:p>
-    <w:p>
-      <w:proofErr w:type="spellStart"/>
+        <w:t xml:space="preserve"> require provider-specific imports (e.g., ChatOpenAI) and hardcode your application to a single LLM vendor.</w:t>
+      </w:r>
+    </w:p>
+    <w:p>
       <w:r>
         <w:rPr>
           <w:b/>
@@ -552,7 +422,6 @@
         </w:rPr>
         <w:t>init_chat_model</w:t>
       </w:r>
-      <w:proofErr w:type="spellEnd"/>
       <w:r>
         <w:t xml:space="preserve"> is a unified factory function that lets you dynamically swap providers (OpenAI, Anthropic, etc.) using simple string arguments without changing your imports or code structure.</w:t>
       </w:r>
@@ -566,15 +435,7 @@
         <w:t>Recommendation:</w:t>
       </w:r>
       <w:r>
-        <w:t xml:space="preserve"> Use </w:t>
-      </w:r>
-      <w:proofErr w:type="spellStart"/>
-      <w:r>
-        <w:t>init_chat_model</w:t>
-      </w:r>
-      <w:proofErr w:type="spellEnd"/>
-      <w:r>
-        <w:t xml:space="preserve"> by default to keep your code flexible, future-proof, and decoupled from specific vendors.</w:t>
+        <w:t xml:space="preserve"> Use init_chat_model by default to keep your code flexible, future-proof, and decoupled from specific vendors.</w:t>
       </w:r>
     </w:p>
     <w:p>
@@ -586,15 +447,7 @@
         <w:t>QUESTION</w:t>
       </w:r>
       <w:r>
-        <w:t xml:space="preserve">: How API keys are working without get </w:t>
-      </w:r>
-      <w:proofErr w:type="spellStart"/>
-      <w:r>
-        <w:t>os</w:t>
-      </w:r>
-      <w:proofErr w:type="spellEnd"/>
-      <w:r>
-        <w:t xml:space="preserve"> en</w:t>
+        <w:t>: How API keys are working without get os en</w:t>
       </w:r>
       <w:r>
         <w:t>v method</w:t>
@@ -683,7 +536,7 @@
                     <pic:cNvPicPr/>
                   </pic:nvPicPr>
                   <pic:blipFill>
-                    <a:blip r:embed="rId10"/>
+                    <a:blip r:embed="rId11"/>
                     <a:stretch>
                       <a:fillRect/>
                     </a:stretch>
@@ -748,23 +601,7 @@
           <w:b/>
           <w:bCs/>
         </w:rPr>
-        <w:t>1. Local Model (</w:t>
-      </w:r>
-      <w:proofErr w:type="spellStart"/>
-      <w:r>
-        <w:rPr>
-          <w:b/>
-          <w:bCs/>
-        </w:rPr>
-        <w:t>HuggingFaceEmbeddings</w:t>
-      </w:r>
-      <w:proofErr w:type="spellEnd"/>
-      <w:r>
-        <w:rPr>
-          <w:b/>
-          <w:bCs/>
-        </w:rPr>
-        <w:t>)</w:t>
+        <w:t>1. Local Model (HuggingFaceEmbeddings)</w:t>
       </w:r>
     </w:p>
     <w:p>
@@ -800,15 +637,7 @@
         <w:t>Execution:</w:t>
       </w:r>
       <w:r>
-        <w:t xml:space="preserve"> When you run </w:t>
-      </w:r>
-      <w:proofErr w:type="spellStart"/>
-      <w:r>
-        <w:t>embeddings.embed_query</w:t>
-      </w:r>
-      <w:proofErr w:type="spellEnd"/>
-      <w:r>
-        <w:t xml:space="preserve">(), your own computer's </w:t>
+        <w:t xml:space="preserve"> When you run embeddings.embed_query(), your own computer's </w:t>
       </w:r>
       <w:r>
         <w:rPr>
@@ -833,23 +662,7 @@
           <w:b/>
           <w:bCs/>
         </w:rPr>
-        <w:t>2. API Endpoint (</w:t>
-      </w:r>
-      <w:proofErr w:type="spellStart"/>
-      <w:r>
-        <w:rPr>
-          <w:b/>
-          <w:bCs/>
-        </w:rPr>
-        <w:t>HuggingFaceEndpointEmbeddings</w:t>
-      </w:r>
-      <w:proofErr w:type="spellEnd"/>
-      <w:r>
-        <w:rPr>
-          <w:b/>
-          <w:bCs/>
-        </w:rPr>
-        <w:t>)</w:t>
+        <w:t>2. API Endpoint (HuggingFaceEndpointEmbeddings)</w:t>
       </w:r>
     </w:p>
     <w:p>
@@ -885,23 +698,7 @@
         <w:t>Execution:</w:t>
       </w:r>
       <w:r>
-        <w:t xml:space="preserve"> When you run </w:t>
-      </w:r>
-      <w:proofErr w:type="spellStart"/>
-      <w:r>
-        <w:t>embeddings.embed_query</w:t>
-      </w:r>
-      <w:proofErr w:type="spellEnd"/>
-      <w:r>
-        <w:t xml:space="preserve">(), </w:t>
-      </w:r>
-      <w:proofErr w:type="spellStart"/>
-      <w:r>
-        <w:t>LangChain</w:t>
-      </w:r>
-      <w:proofErr w:type="spellEnd"/>
-      <w:r>
-        <w:t xml:space="preserve"> sends your text across the internet via an HTTP request to Hugging Face. Their cloud servers compute the vectors and send the numbers back to your script.</w:t>
+        <w:t xml:space="preserve"> When you run embeddings.embed_query(), LangChain sends your text across the internet via an HTTP request to Hugging Face. Their cloud servers compute the vectors and send the numbers back to your script.</w:t>
       </w:r>
     </w:p>
     <w:p>
@@ -911,13 +708,8 @@
     </w:p>
     <w:p>
       <w:r>
-        <w:t xml:space="preserve">Problem in saving chat history in simple </w:t>
-      </w:r>
-      <w:proofErr w:type="spellStart"/>
-      <w:r>
-        <w:t>dictionory</w:t>
-      </w:r>
-      <w:proofErr w:type="spellEnd"/>
+        <w:t>Problem in saving chat history in simple dictionory</w:t>
+      </w:r>
     </w:p>
     <w:p>
       <w:r>
@@ -940,7 +732,7 @@
                     <pic:cNvPicPr/>
                   </pic:nvPicPr>
                   <pic:blipFill>
-                    <a:blip r:embed="rId11"/>
+                    <a:blip r:embed="rId12"/>
                     <a:stretch>
                       <a:fillRect/>
                     </a:stretch>
@@ -984,7 +776,7 @@
                     <pic:cNvPicPr/>
                   </pic:nvPicPr>
                   <pic:blipFill>
-                    <a:blip r:embed="rId12"/>
+                    <a:blip r:embed="rId13"/>
                     <a:stretch>
                       <a:fillRect/>
                     </a:stretch>
@@ -1027,7 +819,7 @@
                     <pic:cNvPicPr/>
                   </pic:nvPicPr>
                   <pic:blipFill>
-                    <a:blip r:embed="rId13"/>
+                    <a:blip r:embed="rId14"/>
                     <a:stretch>
                       <a:fillRect/>
                     </a:stretch>
@@ -1070,7 +862,7 @@
                     <pic:cNvPicPr/>
                   </pic:nvPicPr>
                   <pic:blipFill>
-                    <a:blip r:embed="rId14"/>
+                    <a:blip r:embed="rId15"/>
                     <a:stretch>
                       <a:fillRect/>
                     </a:stretch>
@@ -1118,7 +910,7 @@
                     <pic:cNvPicPr/>
                   </pic:nvPicPr>
                   <pic:blipFill>
-                    <a:blip r:embed="rId15"/>
+                    <a:blip r:embed="rId16"/>
                     <a:stretch>
                       <a:fillRect/>
                     </a:stretch>
@@ -1161,7 +953,7 @@
                     <pic:cNvPicPr/>
                   </pic:nvPicPr>
                   <pic:blipFill>
-                    <a:blip r:embed="rId16"/>
+                    <a:blip r:embed="rId17"/>
                     <a:stretch>
                       <a:fillRect/>
                     </a:stretch>
@@ -1204,7 +996,7 @@
                     <pic:cNvPicPr/>
                   </pic:nvPicPr>
                   <pic:blipFill>
-                    <a:blip r:embed="rId17"/>
+                    <a:blip r:embed="rId18"/>
                     <a:stretch>
                       <a:fillRect/>
                     </a:stretch>
@@ -1247,7 +1039,7 @@
                     <pic:cNvPicPr/>
                   </pic:nvPicPr>
                   <pic:blipFill>
-                    <a:blip r:embed="rId18"/>
+                    <a:blip r:embed="rId19"/>
                     <a:stretch>
                       <a:fillRect/>
                     </a:stretch>
@@ -1290,7 +1082,7 @@
                     <pic:cNvPicPr/>
                   </pic:nvPicPr>
                   <pic:blipFill>
-                    <a:blip r:embed="rId19"/>
+                    <a:blip r:embed="rId20"/>
                     <a:stretch>
                       <a:fillRect/>
                     </a:stretch>
@@ -1332,7 +1124,7 @@
                     <pic:cNvPicPr/>
                   </pic:nvPicPr>
                   <pic:blipFill>
-                    <a:blip r:embed="rId20"/>
+                    <a:blip r:embed="rId21"/>
                     <a:stretch>
                       <a:fillRect/>
                     </a:stretch>
@@ -1375,7 +1167,7 @@
                     <pic:cNvPicPr/>
                   </pic:nvPicPr>
                   <pic:blipFill>
-                    <a:blip r:embed="rId21"/>
+                    <a:blip r:embed="rId22"/>
                     <a:stretch>
                       <a:fillRect/>
                     </a:stretch>
@@ -1417,7 +1209,7 @@
                     <pic:cNvPicPr/>
                   </pic:nvPicPr>
                   <pic:blipFill>
-                    <a:blip r:embed="rId22"/>
+                    <a:blip r:embed="rId23"/>
                     <a:stretch>
                       <a:fillRect/>
                     </a:stretch>
@@ -1460,7 +1252,7 @@
                     <pic:cNvPicPr/>
                   </pic:nvPicPr>
                   <pic:blipFill>
-                    <a:blip r:embed="rId23"/>
+                    <a:blip r:embed="rId24"/>
                     <a:stretch>
                       <a:fillRect/>
                     </a:stretch>
@@ -1503,7 +1295,7 @@
                     <pic:cNvPicPr/>
                   </pic:nvPicPr>
                   <pic:blipFill>
-                    <a:blip r:embed="rId24"/>
+                    <a:blip r:embed="rId25"/>
                     <a:stretch>
                       <a:fillRect/>
                     </a:stretch>
@@ -1546,7 +1338,7 @@
                     <pic:cNvPicPr/>
                   </pic:nvPicPr>
                   <pic:blipFill>
-                    <a:blip r:embed="rId25"/>
+                    <a:blip r:embed="rId26"/>
                     <a:stretch>
                       <a:fillRect/>
                     </a:stretch>
@@ -1589,7 +1381,7 @@
                     <pic:cNvPicPr/>
                   </pic:nvPicPr>
                   <pic:blipFill>
-                    <a:blip r:embed="rId26"/>
+                    <a:blip r:embed="rId27"/>
                     <a:stretch>
                       <a:fillRect/>
                     </a:stretch>
@@ -1632,7 +1424,7 @@
                     <pic:cNvPicPr/>
                   </pic:nvPicPr>
                   <pic:blipFill>
-                    <a:blip r:embed="rId27"/>
+                    <a:blip r:embed="rId28"/>
                     <a:stretch>
                       <a:fillRect/>
                     </a:stretch>
@@ -1675,7 +1467,7 @@
                     <pic:cNvPicPr/>
                   </pic:nvPicPr>
                   <pic:blipFill>
-                    <a:blip r:embed="rId28"/>
+                    <a:blip r:embed="rId29"/>
                     <a:stretch>
                       <a:fillRect/>
                     </a:stretch>
@@ -1717,7 +1509,7 @@
                     <pic:cNvPicPr/>
                   </pic:nvPicPr>
                   <pic:blipFill>
-                    <a:blip r:embed="rId29"/>
+                    <a:blip r:embed="rId30"/>
                     <a:stretch>
                       <a:fillRect/>
                     </a:stretch>
@@ -1761,7 +1553,7 @@
                     <pic:cNvPicPr/>
                   </pic:nvPicPr>
                   <pic:blipFill>
-                    <a:blip r:embed="rId30"/>
+                    <a:blip r:embed="rId31"/>
                     <a:stretch>
                       <a:fillRect/>
                     </a:stretch>
@@ -1811,7 +1603,7 @@
                     <pic:cNvPicPr/>
                   </pic:nvPicPr>
                   <pic:blipFill>
-                    <a:blip r:embed="rId31"/>
+                    <a:blip r:embed="rId32"/>
                     <a:stretch>
                       <a:fillRect/>
                     </a:stretch>
@@ -1854,7 +1646,7 @@
                     <pic:cNvPicPr/>
                   </pic:nvPicPr>
                   <pic:blipFill>
-                    <a:blip r:embed="rId32"/>
+                    <a:blip r:embed="rId33"/>
                     <a:stretch>
                       <a:fillRect/>
                     </a:stretch>
@@ -1897,7 +1689,7 @@
                     <pic:cNvPicPr/>
                   </pic:nvPicPr>
                   <pic:blipFill>
-                    <a:blip r:embed="rId33"/>
+                    <a:blip r:embed="rId34"/>
                     <a:stretch>
                       <a:fillRect/>
                     </a:stretch>
@@ -1940,7 +1732,7 @@
                     <pic:cNvPicPr/>
                   </pic:nvPicPr>
                   <pic:blipFill>
-                    <a:blip r:embed="rId34"/>
+                    <a:blip r:embed="rId35"/>
                     <a:stretch>
                       <a:fillRect/>
                     </a:stretch>
@@ -1984,7 +1776,7 @@
                     <pic:cNvPicPr/>
                   </pic:nvPicPr>
                   <pic:blipFill>
-                    <a:blip r:embed="rId35"/>
+                    <a:blip r:embed="rId36"/>
                     <a:stretch>
                       <a:fillRect/>
                     </a:stretch>
@@ -2026,7 +1818,7 @@
                     <pic:cNvPicPr/>
                   </pic:nvPicPr>
                   <pic:blipFill>
-                    <a:blip r:embed="rId36"/>
+                    <a:blip r:embed="rId37"/>
                     <a:stretch>
                       <a:fillRect/>
                     </a:stretch>
@@ -2074,7 +1866,7 @@
                     <pic:cNvPicPr/>
                   </pic:nvPicPr>
                   <pic:blipFill>
-                    <a:blip r:embed="rId37"/>
+                    <a:blip r:embed="rId38"/>
                     <a:stretch>
                       <a:fillRect/>
                     </a:stretch>
@@ -2127,7 +1919,7 @@
                     <pic:cNvPicPr/>
                   </pic:nvPicPr>
                   <pic:blipFill>
-                    <a:blip r:embed="rId38"/>
+                    <a:blip r:embed="rId39"/>
                     <a:stretch>
                       <a:fillRect/>
                     </a:stretch>
@@ -2185,7 +1977,7 @@
                     <pic:cNvPicPr/>
                   </pic:nvPicPr>
                   <pic:blipFill>
-                    <a:blip r:embed="rId39"/>
+                    <a:blip r:embed="rId40"/>
                     <a:stretch>
                       <a:fillRect/>
                     </a:stretch>
@@ -2238,7 +2030,7 @@
                     <pic:cNvPicPr/>
                   </pic:nvPicPr>
                   <pic:blipFill>
-                    <a:blip r:embed="rId40"/>
+                    <a:blip r:embed="rId41"/>
                     <a:stretch>
                       <a:fillRect/>
                     </a:stretch>
@@ -2278,15 +2070,7 @@
         <w:t xml:space="preserve">: </w:t>
       </w:r>
       <w:r>
-        <w:t>(</w:t>
-      </w:r>
-      <w:proofErr w:type="spellStart"/>
-      <w:r>
-        <w:t>langchain_community</w:t>
-      </w:r>
-      <w:proofErr w:type="spellEnd"/>
-      <w:r>
-        <w:t>)</w:t>
+        <w:t>(langchain_community)</w:t>
       </w:r>
     </w:p>
     <w:p>
@@ -2310,53 +2094,12 @@
           <w:bCs/>
         </w:rPr>
       </w:pPr>
-      <w:proofErr w:type="spellStart"/>
-      <w:r>
-        <w:rPr>
-          <w:b/>
-          <w:bCs/>
-        </w:rPr>
-        <w:t>LangChain</w:t>
-      </w:r>
-      <w:proofErr w:type="spellEnd"/>
-      <w:r>
-        <w:rPr>
-          <w:b/>
-          <w:bCs/>
-        </w:rPr>
-        <w:t xml:space="preserve"> </w:t>
-      </w:r>
-      <w:proofErr w:type="spellStart"/>
-      <w:r>
-        <w:rPr>
-          <w:b/>
-          <w:bCs/>
-        </w:rPr>
-        <w:t>Docling</w:t>
-      </w:r>
-      <w:proofErr w:type="spellEnd"/>
-      <w:r>
-        <w:rPr>
-          <w:b/>
-          <w:bCs/>
-        </w:rPr>
-        <w:t xml:space="preserve"> Loader (</w:t>
-      </w:r>
-      <w:proofErr w:type="spellStart"/>
-      <w:r>
-        <w:rPr>
-          <w:b/>
-          <w:bCs/>
-        </w:rPr>
-        <w:t>DoclingLoader</w:t>
-      </w:r>
-      <w:proofErr w:type="spellEnd"/>
-      <w:r>
-        <w:rPr>
-          <w:b/>
-          <w:bCs/>
-        </w:rPr>
-        <w:t>)</w:t>
+      <w:r>
+        <w:rPr>
+          <w:b/>
+          <w:bCs/>
+        </w:rPr>
+        <w:t>LangChain Docling Loader (DoclingLoader)</w:t>
       </w:r>
     </w:p>
     <w:p>
@@ -2419,7 +2162,7 @@
                     <pic:cNvPicPr/>
                   </pic:nvPicPr>
                   <pic:blipFill>
-                    <a:blip r:embed="rId41"/>
+                    <a:blip r:embed="rId42"/>
                     <a:stretch>
                       <a:fillRect/>
                     </a:stretch>
@@ -2500,7 +2243,7 @@
                     <pic:cNvPicPr/>
                   </pic:nvPicPr>
                   <pic:blipFill>
-                    <a:blip r:embed="rId42"/>
+                    <a:blip r:embed="rId43"/>
                     <a:stretch>
                       <a:fillRect/>
                     </a:stretch>
@@ -2558,7 +2301,7 @@
                     <pic:cNvPicPr/>
                   </pic:nvPicPr>
                   <pic:blipFill>
-                    <a:blip r:embed="rId43"/>
+                    <a:blip r:embed="rId44"/>
                     <a:stretch>
                       <a:fillRect/>
                     </a:stretch>
@@ -2664,7 +2407,7 @@
                     <pic:cNvPicPr/>
                   </pic:nvPicPr>
                   <pic:blipFill>
-                    <a:blip r:embed="rId44"/>
+                    <a:blip r:embed="rId45"/>
                     <a:stretch>
                       <a:fillRect/>
                     </a:stretch>
@@ -2713,7 +2456,7 @@
                     <pic:cNvPicPr/>
                   </pic:nvPicPr>
                   <pic:blipFill>
-                    <a:blip r:embed="rId45"/>
+                    <a:blip r:embed="rId46"/>
                     <a:stretch>
                       <a:fillRect/>
                     </a:stretch>
@@ -2736,52 +2479,20 @@
     </w:p>
     <w:p>
       <w:r>
-        <w:t xml:space="preserve">When we upload the text in docs, it </w:t>
-      </w:r>
-      <w:proofErr w:type="gramStart"/>
-      <w:r>
-        <w:t>generate</w:t>
-      </w:r>
-      <w:proofErr w:type="gramEnd"/>
-      <w:r>
-        <w:t xml:space="preserve"> the list of 1 item </w:t>
-      </w:r>
-      <w:r>
-        <w:rPr>
-          <w:b/>
-          <w:bCs/>
-        </w:rPr>
-        <w:t xml:space="preserve">but when we upload the PDF Document, it </w:t>
-      </w:r>
-      <w:proofErr w:type="gramStart"/>
-      <w:r>
-        <w:rPr>
-          <w:b/>
-          <w:bCs/>
-        </w:rPr>
-        <w:t>generate</w:t>
-      </w:r>
-      <w:proofErr w:type="gramEnd"/>
-      <w:r>
-        <w:rPr>
-          <w:b/>
-          <w:bCs/>
-        </w:rPr>
-        <w:t xml:space="preserve"> the list of more than 1 items,</w:t>
-      </w:r>
-      <w:r>
-        <w:t xml:space="preserve"> 15 in below </w:t>
-      </w:r>
-      <w:proofErr w:type="gramStart"/>
-      <w:r>
-        <w:t>example</w:t>
-      </w:r>
-      <w:r>
-        <w:t>(</w:t>
-      </w:r>
-      <w:proofErr w:type="gramEnd"/>
-      <w:r>
-        <w:t>same as page numbers in pdf document).</w:t>
+        <w:t xml:space="preserve">When we upload the text in docs, it generate the list of 1 item </w:t>
+      </w:r>
+      <w:r>
+        <w:rPr>
+          <w:b/>
+          <w:bCs/>
+        </w:rPr>
+        <w:t>but when we upload the PDF Document, it generate the list of more than 1 items,</w:t>
+      </w:r>
+      <w:r>
+        <w:t xml:space="preserve"> 15 in below example</w:t>
+      </w:r>
+      <w:r>
+        <w:t>(same as page numbers in pdf document).</w:t>
       </w:r>
     </w:p>
     <w:p/>
@@ -2806,7 +2517,7 @@
                     <pic:cNvPicPr/>
                   </pic:nvPicPr>
                   <pic:blipFill>
-                    <a:blip r:embed="rId46"/>
+                    <a:blip r:embed="rId47"/>
                     <a:stretch>
                       <a:fillRect/>
                     </a:stretch>
@@ -2842,32 +2553,22 @@
           <w:lang w:val="en-US"/>
         </w:rPr>
       </w:pPr>
-      <w:proofErr w:type="spellStart"/>
-      <w:r>
-        <w:rPr>
-          <w:b/>
-          <w:bCs/>
-          <w:lang w:val="en-US"/>
-        </w:rPr>
-        <w:t>Langchain</w:t>
-      </w:r>
-      <w:proofErr w:type="spellEnd"/>
-      <w:r>
-        <w:rPr>
-          <w:b/>
-          <w:bCs/>
-          <w:lang w:val="en-US"/>
-        </w:rPr>
-        <w:t xml:space="preserve"> Community Sunset</w:t>
-      </w:r>
-    </w:p>
-    <w:p>
-      <w:pPr>
-        <w:rPr>
-          <w:lang w:val="en-US"/>
-        </w:rPr>
-      </w:pPr>
-      <w:hyperlink r:id="rId47" w:history="1">
+      <w:r>
+        <w:rPr>
+          <w:b/>
+          <w:bCs/>
+          <w:lang w:val="en-US"/>
+        </w:rPr>
+        <w:t>Langchain Community Sunset</w:t>
+      </w:r>
+    </w:p>
+    <w:p>
+      <w:pPr>
+        <w:rPr>
+          <w:lang w:val="en-US"/>
+        </w:rPr>
+      </w:pPr>
+      <w:hyperlink r:id="rId48" w:history="1">
         <w:r>
           <w:rPr>
             <w:rStyle w:val="Hyperlink"/>
@@ -2990,7 +2691,7 @@
                     <pic:cNvPicPr/>
                   </pic:nvPicPr>
                   <pic:blipFill>
-                    <a:blip r:embed="rId48"/>
+                    <a:blip r:embed="rId49"/>
                     <a:stretch>
                       <a:fillRect/>
                     </a:stretch>
@@ -3086,7 +2787,7 @@
                     <pic:cNvPicPr/>
                   </pic:nvPicPr>
                   <pic:blipFill>
-                    <a:blip r:embed="rId49"/>
+                    <a:blip r:embed="rId50"/>
                     <a:stretch>
                       <a:fillRect/>
                     </a:stretch>
@@ -3148,7 +2849,7 @@
                     <pic:cNvPicPr/>
                   </pic:nvPicPr>
                   <pic:blipFill>
-                    <a:blip r:embed="rId50"/>
+                    <a:blip r:embed="rId51"/>
                     <a:stretch>
                       <a:fillRect/>
                     </a:stretch>
@@ -3190,15 +2891,7 @@
         <w:t>The character or string used to split the text (defaults to "\n\n")</w:t>
       </w:r>
       <w:r>
-        <w:t xml:space="preserve"> in </w:t>
-      </w:r>
-      <w:proofErr w:type="spellStart"/>
-      <w:r>
-        <w:t>Langchain</w:t>
-      </w:r>
-      <w:proofErr w:type="spellEnd"/>
-      <w:r>
-        <w:t>.</w:t>
+        <w:t xml:space="preserve"> in Langchain.</w:t>
       </w:r>
       <w:r>
         <w:t xml:space="preserve"> It can be changed</w:t>
@@ -3208,21 +2901,12 @@
       </w:r>
     </w:p>
     <w:p>
-      <w:proofErr w:type="spellStart"/>
-      <w:r>
-        <w:rPr>
-          <w:b/>
-          <w:bCs/>
-        </w:rPr>
-        <w:t>chunk_size</w:t>
-      </w:r>
-      <w:proofErr w:type="spellEnd"/>
-      <w:r>
-        <w:rPr>
-          <w:b/>
-          <w:bCs/>
-        </w:rPr>
-        <w:t xml:space="preserve">: </w:t>
+      <w:r>
+        <w:rPr>
+          <w:b/>
+          <w:bCs/>
+        </w:rPr>
+        <w:t xml:space="preserve">chunk_size: </w:t>
       </w:r>
       <w:r>
         <w:t>The maximum number of characters allowed per chunk.</w:t>
@@ -3234,23 +2918,7 @@
           <w:b/>
           <w:bCs/>
         </w:rPr>
-        <w:t xml:space="preserve"> </w:t>
-      </w:r>
-      <w:proofErr w:type="spellStart"/>
-      <w:r>
-        <w:rPr>
-          <w:b/>
-          <w:bCs/>
-        </w:rPr>
-        <w:t>chunk_overlap</w:t>
-      </w:r>
-      <w:proofErr w:type="spellEnd"/>
-      <w:r>
-        <w:rPr>
-          <w:b/>
-          <w:bCs/>
-        </w:rPr>
-        <w:t xml:space="preserve">: </w:t>
+        <w:t xml:space="preserve"> chunk_overlap: </w:t>
       </w:r>
       <w:r>
         <w:t>The number of characters shared between consecutive chunks to preserve contextual continuity</w:t>
@@ -3277,7 +2945,7 @@
                     <pic:cNvPicPr/>
                   </pic:nvPicPr>
                   <pic:blipFill>
-                    <a:blip r:embed="rId51"/>
+                    <a:blip r:embed="rId52"/>
                     <a:stretch>
                       <a:fillRect/>
                     </a:stretch>
@@ -3320,7 +2988,7 @@
                     <pic:cNvPicPr/>
                   </pic:nvPicPr>
                   <pic:blipFill>
-                    <a:blip r:embed="rId52"/>
+                    <a:blip r:embed="rId53"/>
                     <a:stretch>
                       <a:fillRect/>
                     </a:stretch>
@@ -3365,7 +3033,7 @@
                     <pic:cNvPicPr/>
                   </pic:nvPicPr>
                   <pic:blipFill>
-                    <a:blip r:embed="rId53"/>
+                    <a:blip r:embed="rId54"/>
                     <a:stretch>
                       <a:fillRect/>
                     </a:stretch>
@@ -3408,7 +3076,7 @@
                     <pic:cNvPicPr/>
                   </pic:nvPicPr>
                   <pic:blipFill>
-                    <a:blip r:embed="rId54"/>
+                    <a:blip r:embed="rId55"/>
                     <a:stretch>
                       <a:fillRect/>
                     </a:stretch>
@@ -3451,7 +3119,7 @@
                     <pic:cNvPicPr/>
                   </pic:nvPicPr>
                   <pic:blipFill>
-                    <a:blip r:embed="rId55"/>
+                    <a:blip r:embed="rId56"/>
                     <a:stretch>
                       <a:fillRect/>
                     </a:stretch>
@@ -3479,13 +3147,8 @@
       </w:r>
     </w:p>
     <w:p>
-      <w:proofErr w:type="spellStart"/>
-      <w:r>
-        <w:t>ChromaDB</w:t>
-      </w:r>
-      <w:proofErr w:type="spellEnd"/>
-      <w:r>
-        <w:t xml:space="preserve"> – For Development and Testing</w:t>
+      <w:r>
+        <w:t>ChromaDB – For Development and Testing</w:t>
       </w:r>
     </w:p>
     <w:p>
@@ -3520,7 +3183,7 @@
                     <pic:cNvPicPr/>
                   </pic:nvPicPr>
                   <pic:blipFill>
-                    <a:blip r:embed="rId56"/>
+                    <a:blip r:embed="rId57"/>
                     <a:stretch>
                       <a:fillRect/>
                     </a:stretch>
@@ -3543,15 +3206,7 @@
     </w:p>
     <w:p>
       <w:r>
-        <w:t xml:space="preserve">Sqlite3 file </w:t>
-      </w:r>
-      <w:proofErr w:type="gramStart"/>
-      <w:r>
-        <w:t>contain</w:t>
-      </w:r>
-      <w:proofErr w:type="gramEnd"/>
-      <w:r>
-        <w:t xml:space="preserve"> the document metadata and bin file has embeddings</w:t>
+        <w:t>Sqlite3 file contain the document metadata and bin file has embeddings</w:t>
       </w:r>
       <w:r>
         <w:t>.</w:t>
@@ -3578,7 +3233,7 @@
                     <pic:cNvPicPr/>
                   </pic:nvPicPr>
                   <pic:blipFill>
-                    <a:blip r:embed="rId57"/>
+                    <a:blip r:embed="rId58"/>
                     <a:stretch>
                       <a:fillRect/>
                     </a:stretch>
@@ -3601,23 +3256,7 @@
     </w:p>
     <w:p>
       <w:r>
-        <w:t xml:space="preserve">Similarity </w:t>
-      </w:r>
-      <w:proofErr w:type="gramStart"/>
-      <w:r>
-        <w:t>search</w:t>
-      </w:r>
-      <w:proofErr w:type="gramEnd"/>
-      <w:r>
-        <w:t xml:space="preserve"> are not runnable while retrievers are </w:t>
-      </w:r>
-      <w:proofErr w:type="spellStart"/>
-      <w:r>
-        <w:t>runnables</w:t>
-      </w:r>
-      <w:proofErr w:type="spellEnd"/>
-      <w:r>
-        <w:t>.</w:t>
+        <w:t>Similarity search are not runnable while retrievers are runnables.</w:t>
       </w:r>
     </w:p>
     <w:p>
@@ -3641,7 +3280,7 @@
                     <pic:cNvPicPr/>
                   </pic:nvPicPr>
                   <pic:blipFill>
-                    <a:blip r:embed="rId58"/>
+                    <a:blip r:embed="rId59"/>
                     <a:stretch>
                       <a:fillRect/>
                     </a:stretch>
@@ -3688,7 +3327,7 @@
                     <pic:cNvPicPr/>
                   </pic:nvPicPr>
                   <pic:blipFill>
-                    <a:blip r:embed="rId59"/>
+                    <a:blip r:embed="rId60"/>
                     <a:stretch>
                       <a:fillRect/>
                     </a:stretch>
@@ -3714,15 +3353,7 @@
     <w:p>
       <w:r>
         <w:lastRenderedPageBreak/>
-        <w:t xml:space="preserve">MMR is not used in Vector </w:t>
-      </w:r>
-      <w:proofErr w:type="gramStart"/>
-      <w:r>
-        <w:t>DB,</w:t>
-      </w:r>
-      <w:proofErr w:type="gramEnd"/>
-      <w:r>
-        <w:t xml:space="preserve"> it is available in retriever only.</w:t>
+        <w:t>MMR is not used in Vector DB, it is available in retriever only.</w:t>
       </w:r>
     </w:p>
     <w:p>
@@ -3746,7 +3377,7 @@
                     <pic:cNvPicPr/>
                   </pic:nvPicPr>
                   <pic:blipFill>
-                    <a:blip r:embed="rId60"/>
+                    <a:blip r:embed="rId61"/>
                     <a:stretch>
                       <a:fillRect/>
                     </a:stretch>
@@ -3789,7 +3420,7 @@
                     <pic:cNvPicPr/>
                   </pic:nvPicPr>
                   <pic:blipFill>
-                    <a:blip r:embed="rId61"/>
+                    <a:blip r:embed="rId62"/>
                     <a:stretch>
                       <a:fillRect/>
                     </a:stretch>
@@ -3837,7 +3468,7 @@
                     <pic:cNvPicPr/>
                   </pic:nvPicPr>
                   <pic:blipFill>
-                    <a:blip r:embed="rId62"/>
+                    <a:blip r:embed="rId63"/>
                     <a:stretch>
                       <a:fillRect/>
                     </a:stretch>
@@ -3876,13 +3507,8 @@
     <w:p/>
     <w:p>
       <w:r>
-        <w:t xml:space="preserve">Two missed points: Chat History and </w:t>
-      </w:r>
-      <w:proofErr w:type="spellStart"/>
-      <w:r>
-        <w:t>Runnables</w:t>
-      </w:r>
-      <w:proofErr w:type="spellEnd"/>
+        <w:t>Two missed points: Chat History and Runnables</w:t>
+      </w:r>
     </w:p>
     <w:p/>
     <w:p/>
@@ -3914,7 +3540,7 @@
                     <pic:cNvPicPr/>
                   </pic:nvPicPr>
                   <pic:blipFill>
-                    <a:blip r:embed="rId63"/>
+                    <a:blip r:embed="rId64"/>
                     <a:stretch>
                       <a:fillRect/>
                     </a:stretch>
@@ -3958,10 +3584,126 @@
       </w:r>
     </w:p>
     <w:p/>
-    <w:p/>
-    <w:p/>
-    <w:p/>
-    <w:p/>
+    <w:p>
+      <w:pPr>
+        <w:rPr>
+          <w:b/>
+          <w:bCs/>
+        </w:rPr>
+      </w:pPr>
+      <w:r>
+        <w:rPr>
+          <w:b/>
+          <w:bCs/>
+        </w:rPr>
+        <w:t>Passthrough Runnable:</w:t>
+      </w:r>
+    </w:p>
+    <w:p>
+      <w:r>
+        <w:t xml:space="preserve">It </w:t>
+      </w:r>
+      <w:r>
+        <w:t>passes inputs through unchanged or adds computed keys to dictionary inputs</w:t>
+      </w:r>
+      <w:r>
+        <w:t>.</w:t>
+      </w:r>
+    </w:p>
+    <w:p>
+      <w:r>
+        <w:t>Returns the exact input value it receives when used on its own.</w:t>
+      </w:r>
+    </w:p>
+    <w:p/>
+    <w:p/>
+    <w:p/>
+    <w:p>
+      <w:pPr>
+        <w:rPr>
+          <w:b/>
+          <w:bCs/>
+        </w:rPr>
+      </w:pPr>
+      <w:r>
+        <w:rPr>
+          <w:b/>
+          <w:bCs/>
+        </w:rPr>
+        <w:lastRenderedPageBreak/>
+        <w:t>Tools</w:t>
+      </w:r>
+    </w:p>
+    <w:p>
+      <w:r>
+        <w:t>Tools extend what </w:t>
+      </w:r>
+      <w:hyperlink r:id="rId65" w:history="1">
+        <w:r>
+          <w:rPr>
+            <w:rStyle w:val="Hyperlink"/>
+          </w:rPr>
+          <w:t>agents</w:t>
+        </w:r>
+      </w:hyperlink>
+      <w:r>
+        <w:t> can do—letting them fetch real-time data, execute code, query external databases, and take actions in the world.</w:t>
+      </w:r>
+    </w:p>
+    <w:p>
+      <w:r>
+        <w:t>Under the hood, tools are callable functions with well-defined inputs and outputs that get passed to a </w:t>
+      </w:r>
+      <w:hyperlink r:id="rId66" w:history="1">
+        <w:r>
+          <w:rPr>
+            <w:rStyle w:val="Hyperlink"/>
+          </w:rPr>
+          <w:t>chat model</w:t>
+        </w:r>
+      </w:hyperlink>
+      <w:r>
+        <w:t>.</w:t>
+      </w:r>
+    </w:p>
+    <w:p>
+      <w:r>
+        <w:t>The model decides when to invoke a tool based on the conversation context, and what input arguments to provide.</w:t>
+      </w:r>
+    </w:p>
+    <w:p>
+      <w:pPr>
+        <w:rPr>
+          <w:b/>
+          <w:bCs/>
+        </w:rPr>
+      </w:pPr>
+      <w:r>
+        <w:rPr>
+          <w:b/>
+          <w:bCs/>
+        </w:rPr>
+        <w:t>Prebuilt tools</w:t>
+      </w:r>
+    </w:p>
+    <w:p>
+      <w:r>
+        <w:t>LangChain provides a large collection of prebuilt tools and toolkits for common tasks like web search, code interpretation, database access, and more. These ready-to-use tools can be directly integrated into your agents without writing custom code</w:t>
+      </w:r>
+      <w:r>
+        <w:t>.</w:t>
+      </w:r>
+    </w:p>
+    <w:p/>
+    <w:p/>
+    <w:p>
+      <w:r>
+        <w:t xml:space="preserve">tavily key for </w:t>
+      </w:r>
+      <w:r>
+        <w:t>API Key usage</w:t>
+      </w:r>
+    </w:p>
     <w:p/>
     <w:p/>
     <w:p/>
@@ -5220,6 +4962,7 @@
   <w:style w:type="character" w:default="1" w:styleId="DefaultParagraphFont">
     <w:name w:val="Default Paragraph Font"/>
     <w:uiPriority w:val="1"/>
+    <w:semiHidden/>
     <w:unhideWhenUsed/>
   </w:style>
   <w:style w:type="table" w:default="1" w:styleId="TableNormal">

--- a/GenAI by Sheryians Notes.docx
+++ b/GenAI by Sheryians Notes.docx
@@ -1,6 +1,6 @@
 
 <file path=word/document.xml><?xml version="1.0" encoding="utf-8"?>
-<w:document xmlns:wpc="http://schemas.microsoft.com/office/word/2010/wordprocessingCanvas" xmlns:cx="http://schemas.microsoft.com/office/drawing/2014/chartex" xmlns:cx1="http://schemas.microsoft.com/office/drawing/2015/9/8/chartex" xmlns:cx2="http://schemas.microsoft.com/office/drawing/2015/10/21/chartex" xmlns:cx3="http://schemas.microsoft.com/office/drawing/2016/5/9/chartex" xmlns:cx4="http://schemas.microsoft.com/office/drawing/2016/5/10/chartex" xmlns:cx5="http://schemas.microsoft.com/office/drawing/2016/5/11/chartex" xmlns:cx6="http://schemas.microsoft.com/office/drawing/2016/5/12/chartex" xmlns:cx7="http://schemas.microsoft.com/office/drawing/2016/5/13/chartex" xmlns:cx8="http://schemas.microsoft.com/office/drawing/2016/5/14/chartex" xmlns:mc="http://schemas.openxmlformats.org/markup-compatibility/2006" xmlns:aink="http://schemas.microsoft.com/office/drawing/2016/ink" xmlns:am3d="http://schemas.microsoft.com/office/drawing/2017/model3d" xmlns:o="urn:schemas-microsoft-com:office:office" xmlns:oel="http://schemas.microsoft.com/office/2019/extlst" xmlns:r="http://schemas.openxmlformats.org/officeDocument/2006/relationships" xmlns:m="http://schemas.openxmlformats.org/officeDocument/2006/math" xmlns:v="urn:schemas-microsoft-com:vml" xmlns:wp14="http://schemas.microsoft.com/office/word/2010/wordprocessingDrawing" xmlns:wp="http://schemas.openxmlformats.org/drawingml/2006/wordprocessingDrawing" xmlns:w10="urn:schemas-microsoft-com:office:word" xmlns:w="http://schemas.openxmlformats.org/wordprocessingml/2006/main" xmlns:w14="http://schemas.microsoft.com/office/word/2010/wordml" xmlns:w15="http://schemas.microsoft.com/office/word/2012/wordml" xmlns:w16cex="http://schemas.microsoft.com/office/word/2018/wordml/cex" xmlns:w16cid="http://schemas.microsoft.com/office/word/2016/wordml/cid" xmlns:w16="http://schemas.microsoft.com/office/word/2018/wordml" xmlns:w16du="http://schemas.microsoft.com/office/word/2023/wordml/word16du" xmlns:w16sdtdh="http://schemas.microsoft.com/office/word/2020/wordml/sdtdatahash" xmlns:w16sdtfl="http://schemas.microsoft.com/office/word/2024/wordml/sdtformatlock" xmlns:w16se="http://schemas.microsoft.com/office/word/2015/wordml/symex" xmlns:wpg="http://schemas.microsoft.com/office/word/2010/wordprocessingGroup" xmlns:wpi="http://schemas.microsoft.com/office/word/2010/wordprocessingInk" xmlns:wne="http://schemas.microsoft.com/office/word/2006/wordml" xmlns:wps="http://schemas.microsoft.com/office/word/2010/wordprocessingShape" mc:Ignorable="w14 w15 w16se w16cid w16 w16cex w16sdtdh w16sdtfl w16du wp14">
+<w:document xmlns:wpc="http://schemas.microsoft.com/office/word/2010/wordprocessingCanvas" xmlns:cx="http://schemas.microsoft.com/office/drawing/2014/chartex" xmlns:cx1="http://schemas.microsoft.com/office/drawing/2015/9/8/chartex" xmlns:cx2="http://schemas.microsoft.com/office/drawing/2015/10/21/chartex" xmlns:cx3="http://schemas.microsoft.com/office/drawing/2016/5/9/chartex" xmlns:cx4="http://schemas.microsoft.com/office/drawing/2016/5/10/chartex" xmlns:cx5="http://schemas.microsoft.com/office/drawing/2016/5/11/chartex" xmlns:cx6="http://schemas.microsoft.com/office/drawing/2016/5/12/chartex" xmlns:cx7="http://schemas.microsoft.com/office/drawing/2016/5/13/chartex" xmlns:cx8="http://schemas.microsoft.com/office/drawing/2016/5/14/chartex" xmlns:mc="http://schemas.openxmlformats.org/markup-compatibility/2006" xmlns:aink="http://schemas.microsoft.com/office/drawing/2016/ink" xmlns:am3d="http://schemas.microsoft.com/office/drawing/2017/model3d" xmlns:o="urn:schemas-microsoft-com:office:office" xmlns:oel="http://schemas.microsoft.com/office/2019/extlst" xmlns:r="http://schemas.openxmlformats.org/officeDocument/2006/relationships" xmlns:m="http://schemas.openxmlformats.org/officeDocument/2006/math" xmlns:v="urn:schemas-microsoft-com:vml" xmlns:wp14="http://schemas.microsoft.com/office/word/2010/wordprocessingDrawing" xmlns:wp="http://schemas.openxmlformats.org/drawingml/2006/wordprocessingDrawing" xmlns:w10="urn:schemas-microsoft-com:office:word" xmlns:w="http://schemas.openxmlformats.org/wordprocessingml/2006/main" xmlns:w14="http://schemas.microsoft.com/office/word/2010/wordml" xmlns:w15="http://schemas.microsoft.com/office/word/2012/wordml" xmlns:w16cei="http://schemas.microsoft.com/office/word/2026/wordml/cei" xmlns:w16cex="http://schemas.microsoft.com/office/word/2018/wordml/cex" xmlns:w16cid="http://schemas.microsoft.com/office/word/2016/wordml/cid" xmlns:w16="http://schemas.microsoft.com/office/word/2018/wordml" xmlns:w16du="http://schemas.microsoft.com/office/word/2023/wordml/word16du" xmlns:w16sdtdh="http://schemas.microsoft.com/office/word/2020/wordml/sdtdatahash" xmlns:w16sdtfl="http://schemas.microsoft.com/office/word/2024/wordml/sdtformatlock" xmlns:w16se="http://schemas.microsoft.com/office/word/2015/wordml/symex" xmlns:wpg="http://schemas.microsoft.com/office/word/2010/wordprocessingGroup" xmlns:wpi="http://schemas.microsoft.com/office/word/2010/wordprocessingInk" xmlns:wne="http://schemas.microsoft.com/office/word/2006/wordml" xmlns:wps="http://schemas.microsoft.com/office/word/2010/wordprocessingShape" mc:Ignorable="w14 w15 w16se w16cid w16 w16cex w16sdtdh w16sdtfl w16du wp14">
   <w:body>
     <w:p>
       <w:pPr>
@@ -3702,6 +3702,175 @@
       </w:r>
       <w:r>
         <w:t>API Key usage</w:t>
+      </w:r>
+    </w:p>
+    <w:p/>
+    <w:p>
+      <w:r>
+        <w:drawing>
+          <wp:inline distT="0" distB="0" distL="0" distR="0" wp14:anchorId="11DAB56A" wp14:editId="0E6E660C">
+            <wp:extent cx="5685013" cy="1653683"/>
+            <wp:effectExtent l="0" t="0" r="0" b="3810"/>
+            <wp:docPr id="1191550971" name="Picture 1"/>
+            <wp:cNvGraphicFramePr>
+              <a:graphicFrameLocks xmlns:a="http://schemas.openxmlformats.org/drawingml/2006/main" noChangeAspect="1"/>
+            </wp:cNvGraphicFramePr>
+            <a:graphic xmlns:a="http://schemas.openxmlformats.org/drawingml/2006/main">
+              <a:graphicData uri="http://schemas.openxmlformats.org/drawingml/2006/picture">
+                <pic:pic xmlns:pic="http://schemas.openxmlformats.org/drawingml/2006/picture">
+                  <pic:nvPicPr>
+                    <pic:cNvPr id="1191550971" name=""/>
+                    <pic:cNvPicPr/>
+                  </pic:nvPicPr>
+                  <pic:blipFill>
+                    <a:blip r:embed="rId67"/>
+                    <a:stretch>
+                      <a:fillRect/>
+                    </a:stretch>
+                  </pic:blipFill>
+                  <pic:spPr>
+                    <a:xfrm>
+                      <a:off x="0" y="0"/>
+                      <a:ext cx="5685013" cy="1653683"/>
+                    </a:xfrm>
+                    <a:prstGeom prst="rect">
+                      <a:avLst/>
+                    </a:prstGeom>
+                  </pic:spPr>
+                </pic:pic>
+              </a:graphicData>
+            </a:graphic>
+          </wp:inline>
+        </w:drawing>
+      </w:r>
+    </w:p>
+    <w:p/>
+    <w:p>
+      <w:r>
+        <w:drawing>
+          <wp:inline distT="0" distB="0" distL="0" distR="0" wp14:anchorId="4332DAF4" wp14:editId="1106A699">
+            <wp:extent cx="4740051" cy="1463167"/>
+            <wp:effectExtent l="0" t="0" r="3810" b="3810"/>
+            <wp:docPr id="335704239" name="Picture 1"/>
+            <wp:cNvGraphicFramePr>
+              <a:graphicFrameLocks xmlns:a="http://schemas.openxmlformats.org/drawingml/2006/main" noChangeAspect="1"/>
+            </wp:cNvGraphicFramePr>
+            <a:graphic xmlns:a="http://schemas.openxmlformats.org/drawingml/2006/main">
+              <a:graphicData uri="http://schemas.openxmlformats.org/drawingml/2006/picture">
+                <pic:pic xmlns:pic="http://schemas.openxmlformats.org/drawingml/2006/picture">
+                  <pic:nvPicPr>
+                    <pic:cNvPr id="335704239" name=""/>
+                    <pic:cNvPicPr/>
+                  </pic:nvPicPr>
+                  <pic:blipFill>
+                    <a:blip r:embed="rId68"/>
+                    <a:stretch>
+                      <a:fillRect/>
+                    </a:stretch>
+                  </pic:blipFill>
+                  <pic:spPr>
+                    <a:xfrm>
+                      <a:off x="0" y="0"/>
+                      <a:ext cx="4740051" cy="1463167"/>
+                    </a:xfrm>
+                    <a:prstGeom prst="rect">
+                      <a:avLst/>
+                    </a:prstGeom>
+                  </pic:spPr>
+                </pic:pic>
+              </a:graphicData>
+            </a:graphic>
+          </wp:inline>
+        </w:drawing>
+      </w:r>
+    </w:p>
+    <w:p/>
+    <w:p>
+      <w:r>
+        <w:drawing>
+          <wp:inline distT="0" distB="0" distL="0" distR="0" wp14:anchorId="73891869" wp14:editId="6D7A6BCD">
+            <wp:extent cx="5692633" cy="1044030"/>
+            <wp:effectExtent l="0" t="0" r="3810" b="3810"/>
+            <wp:docPr id="981248956" name="Picture 1"/>
+            <wp:cNvGraphicFramePr>
+              <a:graphicFrameLocks xmlns:a="http://schemas.openxmlformats.org/drawingml/2006/main" noChangeAspect="1"/>
+            </wp:cNvGraphicFramePr>
+            <a:graphic xmlns:a="http://schemas.openxmlformats.org/drawingml/2006/main">
+              <a:graphicData uri="http://schemas.openxmlformats.org/drawingml/2006/picture">
+                <pic:pic xmlns:pic="http://schemas.openxmlformats.org/drawingml/2006/picture">
+                  <pic:nvPicPr>
+                    <pic:cNvPr id="981248956" name=""/>
+                    <pic:cNvPicPr/>
+                  </pic:nvPicPr>
+                  <pic:blipFill>
+                    <a:blip r:embed="rId69"/>
+                    <a:stretch>
+                      <a:fillRect/>
+                    </a:stretch>
+                  </pic:blipFill>
+                  <pic:spPr>
+                    <a:xfrm>
+                      <a:off x="0" y="0"/>
+                      <a:ext cx="5692633" cy="1044030"/>
+                    </a:xfrm>
+                    <a:prstGeom prst="rect">
+                      <a:avLst/>
+                    </a:prstGeom>
+                  </pic:spPr>
+                </pic:pic>
+              </a:graphicData>
+            </a:graphic>
+          </wp:inline>
+        </w:drawing>
+      </w:r>
+    </w:p>
+    <w:p>
+      <w:r>
+        <w:lastRenderedPageBreak/>
+        <w:t>LLM with tools consume more input token than normal llm</w:t>
+      </w:r>
+      <w:r>
+        <w:t xml:space="preserve"> model due to metadata for tool.</w:t>
+      </w:r>
+    </w:p>
+    <w:p/>
+    <w:p>
+      <w:r>
+        <w:drawing>
+          <wp:inline distT="0" distB="0" distL="0" distR="0" wp14:anchorId="7D7F9EE6" wp14:editId="73CE5543">
+            <wp:extent cx="5731510" cy="2760980"/>
+            <wp:effectExtent l="0" t="0" r="2540" b="1270"/>
+            <wp:docPr id="2123934956" name="Picture 1"/>
+            <wp:cNvGraphicFramePr>
+              <a:graphicFrameLocks xmlns:a="http://schemas.openxmlformats.org/drawingml/2006/main" noChangeAspect="1"/>
+            </wp:cNvGraphicFramePr>
+            <a:graphic xmlns:a="http://schemas.openxmlformats.org/drawingml/2006/main">
+              <a:graphicData uri="http://schemas.openxmlformats.org/drawingml/2006/picture">
+                <pic:pic xmlns:pic="http://schemas.openxmlformats.org/drawingml/2006/picture">
+                  <pic:nvPicPr>
+                    <pic:cNvPr id="2123934956" name=""/>
+                    <pic:cNvPicPr/>
+                  </pic:nvPicPr>
+                  <pic:blipFill>
+                    <a:blip r:embed="rId70"/>
+                    <a:stretch>
+                      <a:fillRect/>
+                    </a:stretch>
+                  </pic:blipFill>
+                  <pic:spPr>
+                    <a:xfrm>
+                      <a:off x="0" y="0"/>
+                      <a:ext cx="5731510" cy="2760980"/>
+                    </a:xfrm>
+                    <a:prstGeom prst="rect">
+                      <a:avLst/>
+                    </a:prstGeom>
+                  </pic:spPr>
+                </pic:pic>
+              </a:graphicData>
+            </a:graphic>
+          </wp:inline>
+        </w:drawing>
       </w:r>
     </w:p>
     <w:p/>
@@ -3784,7 +3953,7 @@
 </file>
 
 <file path=word/numbering.xml><?xml version="1.0" encoding="utf-8"?>
-<w:numbering xmlns:wpc="http://schemas.microsoft.com/office/word/2010/wordprocessingCanvas" xmlns:cx="http://schemas.microsoft.com/office/drawing/2014/chartex" xmlns:cx1="http://schemas.microsoft.com/office/drawing/2015/9/8/chartex" xmlns:cx2="http://schemas.microsoft.com/office/drawing/2015/10/21/chartex" xmlns:cx3="http://schemas.microsoft.com/office/drawing/2016/5/9/chartex" xmlns:cx4="http://schemas.microsoft.com/office/drawing/2016/5/10/chartex" xmlns:cx5="http://schemas.microsoft.com/office/drawing/2016/5/11/chartex" xmlns:cx6="http://schemas.microsoft.com/office/drawing/2016/5/12/chartex" xmlns:cx7="http://schemas.microsoft.com/office/drawing/2016/5/13/chartex" xmlns:cx8="http://schemas.microsoft.com/office/drawing/2016/5/14/chartex" xmlns:mc="http://schemas.openxmlformats.org/markup-compatibility/2006" xmlns:aink="http://schemas.microsoft.com/office/drawing/2016/ink" xmlns:am3d="http://schemas.microsoft.com/office/drawing/2017/model3d" xmlns:o="urn:schemas-microsoft-com:office:office" xmlns:oel="http://schemas.microsoft.com/office/2019/extlst" xmlns:r="http://schemas.openxmlformats.org/officeDocument/2006/relationships" xmlns:m="http://schemas.openxmlformats.org/officeDocument/2006/math" xmlns:v="urn:schemas-microsoft-com:vml" xmlns:wp14="http://schemas.microsoft.com/office/word/2010/wordprocessingDrawing" xmlns:wp="http://schemas.openxmlformats.org/drawingml/2006/wordprocessingDrawing" xmlns:w10="urn:schemas-microsoft-com:office:word" xmlns:w="http://schemas.openxmlformats.org/wordprocessingml/2006/main" xmlns:w14="http://schemas.microsoft.com/office/word/2010/wordml" xmlns:w15="http://schemas.microsoft.com/office/word/2012/wordml" xmlns:w16cex="http://schemas.microsoft.com/office/word/2018/wordml/cex" xmlns:w16cid="http://schemas.microsoft.com/office/word/2016/wordml/cid" xmlns:w16="http://schemas.microsoft.com/office/word/2018/wordml" xmlns:w16du="http://schemas.microsoft.com/office/word/2023/wordml/word16du" xmlns:w16sdtdh="http://schemas.microsoft.com/office/word/2020/wordml/sdtdatahash" xmlns:w16sdtfl="http://schemas.microsoft.com/office/word/2024/wordml/sdtformatlock" xmlns:w16se="http://schemas.microsoft.com/office/word/2015/wordml/symex" xmlns:wpg="http://schemas.microsoft.com/office/word/2010/wordprocessingGroup" xmlns:wpi="http://schemas.microsoft.com/office/word/2010/wordprocessingInk" xmlns:wne="http://schemas.microsoft.com/office/word/2006/wordml" xmlns:wps="http://schemas.microsoft.com/office/word/2010/wordprocessingShape" mc:Ignorable="w14 w15 w16se w16cid w16 w16cex w16sdtdh w16sdtfl w16du wp14">
+<w:numbering xmlns:wpc="http://schemas.microsoft.com/office/word/2010/wordprocessingCanvas" xmlns:cx="http://schemas.microsoft.com/office/drawing/2014/chartex" xmlns:cx1="http://schemas.microsoft.com/office/drawing/2015/9/8/chartex" xmlns:cx2="http://schemas.microsoft.com/office/drawing/2015/10/21/chartex" xmlns:cx3="http://schemas.microsoft.com/office/drawing/2016/5/9/chartex" xmlns:cx4="http://schemas.microsoft.com/office/drawing/2016/5/10/chartex" xmlns:cx5="http://schemas.microsoft.com/office/drawing/2016/5/11/chartex" xmlns:cx6="http://schemas.microsoft.com/office/drawing/2016/5/12/chartex" xmlns:cx7="http://schemas.microsoft.com/office/drawing/2016/5/13/chartex" xmlns:cx8="http://schemas.microsoft.com/office/drawing/2016/5/14/chartex" xmlns:mc="http://schemas.openxmlformats.org/markup-compatibility/2006" xmlns:aink="http://schemas.microsoft.com/office/drawing/2016/ink" xmlns:am3d="http://schemas.microsoft.com/office/drawing/2017/model3d" xmlns:o="urn:schemas-microsoft-com:office:office" xmlns:oel="http://schemas.microsoft.com/office/2019/extlst" xmlns:r="http://schemas.openxmlformats.org/officeDocument/2006/relationships" xmlns:m="http://schemas.openxmlformats.org/officeDocument/2006/math" xmlns:v="urn:schemas-microsoft-com:vml" xmlns:wp14="http://schemas.microsoft.com/office/word/2010/wordprocessingDrawing" xmlns:wp="http://schemas.openxmlformats.org/drawingml/2006/wordprocessingDrawing" xmlns:w10="urn:schemas-microsoft-com:office:word" xmlns:w="http://schemas.openxmlformats.org/wordprocessingml/2006/main" xmlns:w14="http://schemas.microsoft.com/office/word/2010/wordml" xmlns:w15="http://schemas.microsoft.com/office/word/2012/wordml" xmlns:w16cei="http://schemas.microsoft.com/office/word/2026/wordml/cei" xmlns:w16cex="http://schemas.microsoft.com/office/word/2018/wordml/cex" xmlns:w16cid="http://schemas.microsoft.com/office/word/2016/wordml/cid" xmlns:w16="http://schemas.microsoft.com/office/word/2018/wordml" xmlns:w16du="http://schemas.microsoft.com/office/word/2023/wordml/word16du" xmlns:w16sdtdh="http://schemas.microsoft.com/office/word/2020/wordml/sdtdatahash" xmlns:w16sdtfl="http://schemas.microsoft.com/office/word/2024/wordml/sdtformatlock" xmlns:w16se="http://schemas.microsoft.com/office/word/2015/wordml/symex" xmlns:wpg="http://schemas.microsoft.com/office/word/2010/wordprocessingGroup" xmlns:wpi="http://schemas.microsoft.com/office/word/2010/wordprocessingInk" xmlns:wne="http://schemas.microsoft.com/office/word/2006/wordml" xmlns:wps="http://schemas.microsoft.com/office/word/2010/wordprocessingShape" mc:Ignorable="w14 w15 w16se w16cid w16 w16cex w16sdtdh w16sdtfl w16du wp14">
   <w:abstractNum w:abstractNumId="0" w15:restartNumberingAfterBreak="0">
     <w:nsid w:val="270B04E2"/>
     <w:multiLevelType w:val="multilevel"/>

--- a/GenAI by Sheryians Notes.docx
+++ b/GenAI by Sheryians Notes.docx
@@ -3873,7 +3873,50 @@
         </w:drawing>
       </w:r>
     </w:p>
-    <w:p/>
+    <w:p>
+      <w:pPr>
+        <w:rPr>
+          <w:b/>
+          <w:bCs/>
+        </w:rPr>
+      </w:pPr>
+      <w:r>
+        <w:rPr>
+          <w:b/>
+          <w:bCs/>
+        </w:rPr>
+        <w:t>from rich import print</w:t>
+      </w:r>
+      <w:r>
+        <w:rPr>
+          <w:b/>
+          <w:bCs/>
+        </w:rPr>
+        <w:t>:</w:t>
+      </w:r>
+    </w:p>
+    <w:p>
+      <w:pPr>
+        <w:rPr>
+          <w:b/>
+          <w:bCs/>
+        </w:rPr>
+      </w:pPr>
+      <w:r>
+        <w:rPr>
+          <w:b/>
+          <w:bCs/>
+        </w:rPr>
+        <w:t>Python's built-in print() with Rich's enhanced version.</w:t>
+      </w:r>
+      <w:r>
+        <w:rPr>
+          <w:b/>
+          <w:bCs/>
+        </w:rPr>
+        <w:t xml:space="preserve"> It also tells about input and output token consumed</w:t>
+      </w:r>
+    </w:p>
     <w:p/>
     <w:p/>
     <w:p>
@@ -5131,7 +5174,6 @@
   <w:style w:type="character" w:default="1" w:styleId="DefaultParagraphFont">
     <w:name w:val="Default Paragraph Font"/>
     <w:uiPriority w:val="1"/>
-    <w:semiHidden/>
     <w:unhideWhenUsed/>
   </w:style>
   <w:style w:type="table" w:default="1" w:styleId="TableNormal">

--- a/GenAI by Sheryians Notes.docx
+++ b/GenAI by Sheryians Notes.docx
@@ -1,6 +1,6 @@
 
 <file path=word/document.xml><?xml version="1.0" encoding="utf-8"?>
-<w:document xmlns:wpc="http://schemas.microsoft.com/office/word/2010/wordprocessingCanvas" xmlns:cx="http://schemas.microsoft.com/office/drawing/2014/chartex" xmlns:cx1="http://schemas.microsoft.com/office/drawing/2015/9/8/chartex" xmlns:cx2="http://schemas.microsoft.com/office/drawing/2015/10/21/chartex" xmlns:cx3="http://schemas.microsoft.com/office/drawing/2016/5/9/chartex" xmlns:cx4="http://schemas.microsoft.com/office/drawing/2016/5/10/chartex" xmlns:cx5="http://schemas.microsoft.com/office/drawing/2016/5/11/chartex" xmlns:cx6="http://schemas.microsoft.com/office/drawing/2016/5/12/chartex" xmlns:cx7="http://schemas.microsoft.com/office/drawing/2016/5/13/chartex" xmlns:cx8="http://schemas.microsoft.com/office/drawing/2016/5/14/chartex" xmlns:mc="http://schemas.openxmlformats.org/markup-compatibility/2006" xmlns:aink="http://schemas.microsoft.com/office/drawing/2016/ink" xmlns:am3d="http://schemas.microsoft.com/office/drawing/2017/model3d" xmlns:o="urn:schemas-microsoft-com:office:office" xmlns:oel="http://schemas.microsoft.com/office/2019/extlst" xmlns:r="http://schemas.openxmlformats.org/officeDocument/2006/relationships" xmlns:m="http://schemas.openxmlformats.org/officeDocument/2006/math" xmlns:v="urn:schemas-microsoft-com:vml" xmlns:wp14="http://schemas.microsoft.com/office/word/2010/wordprocessingDrawing" xmlns:wp="http://schemas.openxmlformats.org/drawingml/2006/wordprocessingDrawing" xmlns:w10="urn:schemas-microsoft-com:office:word" xmlns:w="http://schemas.openxmlformats.org/wordprocessingml/2006/main" xmlns:w14="http://schemas.microsoft.com/office/word/2010/wordml" xmlns:w15="http://schemas.microsoft.com/office/word/2012/wordml" xmlns:w16cei="http://schemas.microsoft.com/office/word/2026/wordml/cei" xmlns:w16cex="http://schemas.microsoft.com/office/word/2018/wordml/cex" xmlns:w16cid="http://schemas.microsoft.com/office/word/2016/wordml/cid" xmlns:w16="http://schemas.microsoft.com/office/word/2018/wordml" xmlns:w16du="http://schemas.microsoft.com/office/word/2023/wordml/word16du" xmlns:w16sdtdh="http://schemas.microsoft.com/office/word/2020/wordml/sdtdatahash" xmlns:w16sdtfl="http://schemas.microsoft.com/office/word/2024/wordml/sdtformatlock" xmlns:w16se="http://schemas.microsoft.com/office/word/2015/wordml/symex" xmlns:wpg="http://schemas.microsoft.com/office/word/2010/wordprocessingGroup" xmlns:wpi="http://schemas.microsoft.com/office/word/2010/wordprocessingInk" xmlns:wne="http://schemas.microsoft.com/office/word/2006/wordml" xmlns:wps="http://schemas.microsoft.com/office/word/2010/wordprocessingShape" mc:Ignorable="w14 w15 w16se w16cid w16 w16cex w16sdtdh w16sdtfl w16du wp14">
+<w:document xmlns:wpc="http://schemas.microsoft.com/office/word/2010/wordprocessingCanvas" xmlns:cx="http://schemas.microsoft.com/office/drawing/2014/chartex" xmlns:cx1="http://schemas.microsoft.com/office/drawing/2015/9/8/chartex" xmlns:cx2="http://schemas.microsoft.com/office/drawing/2015/10/21/chartex" xmlns:cx3="http://schemas.microsoft.com/office/drawing/2016/5/9/chartex" xmlns:cx4="http://schemas.microsoft.com/office/drawing/2016/5/10/chartex" xmlns:cx5="http://schemas.microsoft.com/office/drawing/2016/5/11/chartex" xmlns:cx6="http://schemas.microsoft.com/office/drawing/2016/5/12/chartex" xmlns:cx7="http://schemas.microsoft.com/office/drawing/2016/5/13/chartex" xmlns:cx8="http://schemas.microsoft.com/office/drawing/2016/5/14/chartex" xmlns:mc="http://schemas.openxmlformats.org/markup-compatibility/2006" xmlns:aink="http://schemas.microsoft.com/office/drawing/2016/ink" xmlns:am3d="http://schemas.microsoft.com/office/drawing/2017/model3d" xmlns:o="urn:schemas-microsoft-com:office:office" xmlns:oel="http://schemas.microsoft.com/office/2019/extlst" xmlns:r="http://schemas.openxmlformats.org/officeDocument/2006/relationships" xmlns:m="http://schemas.openxmlformats.org/officeDocument/2006/math" xmlns:v="urn:schemas-microsoft-com:vml" xmlns:wp14="http://schemas.microsoft.com/office/word/2010/wordprocessingDrawing" xmlns:wp="http://schemas.openxmlformats.org/drawingml/2006/wordprocessingDrawing" xmlns:w10="urn:schemas-microsoft-com:office:word" xmlns:w="http://schemas.openxmlformats.org/wordprocessingml/2006/main" xmlns:w14="http://schemas.microsoft.com/office/word/2010/wordml" xmlns:w15="http://schemas.microsoft.com/office/word/2012/wordml" xmlns:w16cex="http://schemas.microsoft.com/office/word/2018/wordml/cex" xmlns:w16cid="http://schemas.microsoft.com/office/word/2016/wordml/cid" xmlns:w16="http://schemas.microsoft.com/office/word/2018/wordml" xmlns:w16du="http://schemas.microsoft.com/office/word/2023/wordml/word16du" xmlns:w16sdtdh="http://schemas.microsoft.com/office/word/2020/wordml/sdtdatahash" xmlns:w16sdtfl="http://schemas.microsoft.com/office/word/2024/wordml/sdtformatlock" xmlns:w16se="http://schemas.microsoft.com/office/word/2015/wordml/symex" xmlns:wpg="http://schemas.microsoft.com/office/word/2010/wordprocessingGroup" xmlns:wpi="http://schemas.microsoft.com/office/word/2010/wordprocessingInk" xmlns:wne="http://schemas.microsoft.com/office/word/2006/wordml" xmlns:wps="http://schemas.microsoft.com/office/word/2010/wordprocessingShape" mc:Ignorable="w14 w15 w16se w16cid w16 w16cex w16sdtdh w16sdtfl w16du wp14">
   <w:body>
     <w:p>
       <w:pPr>
@@ -40,7 +40,21 @@
         <w:rPr>
           <w:lang w:val="en-US"/>
         </w:rPr>
-        <w:t>Use uv:</w:t>
+        <w:t xml:space="preserve">Use </w:t>
+      </w:r>
+      <w:proofErr w:type="spellStart"/>
+      <w:r>
+        <w:rPr>
+          <w:lang w:val="en-US"/>
+        </w:rPr>
+        <w:t>uv</w:t>
+      </w:r>
+      <w:proofErr w:type="spellEnd"/>
+      <w:r>
+        <w:rPr>
+          <w:lang w:val="en-US"/>
+        </w:rPr>
+        <w:t>:</w:t>
       </w:r>
       <w:r>
         <w:rPr>
@@ -61,7 +75,31 @@
         </w:numPr>
       </w:pPr>
       <w:r>
-        <w:t>A single tool to replace pip, pip-tools, pipx, poetry, pyenv, twine, virtualenv, and more.</w:t>
+        <w:t>A single tool to replace pip, pip-tools, </w:t>
+      </w:r>
+      <w:proofErr w:type="spellStart"/>
+      <w:r>
+        <w:t>pipx</w:t>
+      </w:r>
+      <w:proofErr w:type="spellEnd"/>
+      <w:r>
+        <w:t>, poetry, </w:t>
+      </w:r>
+      <w:proofErr w:type="spellStart"/>
+      <w:r>
+        <w:t>pyenv</w:t>
+      </w:r>
+      <w:proofErr w:type="spellEnd"/>
+      <w:r>
+        <w:t>, twine, </w:t>
+      </w:r>
+      <w:proofErr w:type="spellStart"/>
+      <w:r>
+        <w:t>virtualenv</w:t>
+      </w:r>
+      <w:proofErr w:type="spellEnd"/>
+      <w:r>
+        <w:t>, and more.</w:t>
       </w:r>
     </w:p>
     <w:p>
@@ -109,152 +147,233 @@
           <w:rPr>
             <w:rStyle w:val="Hyperlink"/>
           </w:rPr>
-          <w:t>universal lockfile</w:t>
+          <w:t xml:space="preserve">universal </w:t>
         </w:r>
-      </w:hyperlink>
-      <w:r>
-        <w:t>.</w:t>
-      </w:r>
-    </w:p>
-    <w:p>
-      <w:pPr>
-        <w:rPr>
-          <w:lang w:val="en-US"/>
-        </w:rPr>
-      </w:pPr>
-      <w:r>
-        <w:rPr>
-          <w:lang w:val="en-US"/>
-        </w:rPr>
-        <w:t xml:space="preserve">Define API key in separate file </w:t>
-      </w:r>
-      <w:r>
-        <w:rPr>
-          <w:lang w:val="en-US"/>
-        </w:rPr>
-        <w:t>usually in .env file</w:t>
-      </w:r>
-    </w:p>
-    <w:p>
-      <w:pPr>
-        <w:rPr>
-          <w:lang w:val="en-US"/>
-        </w:rPr>
-      </w:pPr>
-      <w:r>
-        <w:rPr>
-          <w:lang w:val="en-US"/>
-        </w:rPr>
-        <w:t>G</w:t>
-      </w:r>
-      <w:r>
-        <w:rPr>
-          <w:lang w:val="en-US"/>
-        </w:rPr>
-        <w:t>ro</w:t>
-      </w:r>
-      <w:r>
-        <w:rPr>
-          <w:lang w:val="en-US"/>
-        </w:rPr>
-        <w:t>q can be used for free API Keys for many LLMs</w:t>
-      </w:r>
-      <w:r>
-        <w:rPr>
-          <w:lang w:val="en-US"/>
-        </w:rPr>
-        <w:t>.</w:t>
-      </w:r>
-    </w:p>
-    <w:p>
-      <w:pPr>
-        <w:rPr>
-          <w:lang w:val="en-US"/>
-        </w:rPr>
-      </w:pPr>
-    </w:p>
-    <w:p>
-      <w:pPr>
-        <w:rPr>
-          <w:lang w:val="en-US"/>
-        </w:rPr>
-      </w:pPr>
-      <w:r>
-        <w:rPr>
-          <w:lang w:val="en-US"/>
-        </w:rPr>
-        <w:t>Using Python , more token are burnt in using Gemini as compared to Java script</w:t>
-      </w:r>
-      <w:r>
-        <w:rPr>
-          <w:lang w:val="en-US"/>
-        </w:rPr>
-        <w:t>.</w:t>
-      </w:r>
-    </w:p>
-    <w:p>
-      <w:pPr>
-        <w:rPr>
-          <w:lang w:val="en-US"/>
-        </w:rPr>
-      </w:pPr>
-    </w:p>
-    <w:p>
-      <w:r>
-        <w:rPr>
-          <w:lang w:val="en-US"/>
-        </w:rPr>
-        <w:t xml:space="preserve">Use </w:t>
-      </w:r>
-      <w:r>
-        <w:rPr>
-          <w:b/>
-          <w:bCs/>
-        </w:rPr>
-        <w:t>python-dotenv</w:t>
-      </w:r>
-      <w:r>
-        <w:t xml:space="preserve"> library</w:t>
-      </w:r>
-      <w:r>
-        <w:t xml:space="preserve"> </w:t>
-      </w:r>
-      <w:r>
-        <w:t>for managing "secrets" like API keys, database passwords, and configuration settings.</w:t>
-      </w:r>
-      <w:r>
-        <w:t>it reads key-value pairs from a .env file and adds them to your system's environment variables.</w:t>
-      </w:r>
-    </w:p>
-    <w:p>
-      <w:pPr>
-        <w:rPr>
-          <w:b/>
-          <w:bCs/>
-        </w:rPr>
-      </w:pPr>
-      <w:r>
-        <w:rPr>
-          <w:b/>
-          <w:bCs/>
-        </w:rPr>
-        <w:br/>
-        <w:t>Initialize a model</w:t>
-      </w:r>
-    </w:p>
-    <w:p>
-      <w:r>
-        <w:t>The easiest way to get started with a standalone model in LangChain is to use </w:t>
-      </w:r>
-      <w:hyperlink r:id="rId8" w:tgtFrame="_blank" w:history="1">
+        <w:proofErr w:type="spellStart"/>
         <w:r>
           <w:rPr>
             <w:rStyle w:val="Hyperlink"/>
           </w:rPr>
-          <w:t>init_chat_model</w:t>
+          <w:t>lockfile</w:t>
         </w:r>
+        <w:proofErr w:type="spellEnd"/>
       </w:hyperlink>
       <w:r>
+        <w:t>.</w:t>
+      </w:r>
+    </w:p>
+    <w:p>
+      <w:pPr>
+        <w:rPr>
+          <w:lang w:val="en-US"/>
+        </w:rPr>
+      </w:pPr>
+      <w:proofErr w:type="gramStart"/>
+      <w:r>
+        <w:rPr>
+          <w:lang w:val="en-US"/>
+        </w:rPr>
+        <w:t>Define</w:t>
+      </w:r>
+      <w:proofErr w:type="gramEnd"/>
+      <w:r>
+        <w:rPr>
+          <w:lang w:val="en-US"/>
+        </w:rPr>
+        <w:t xml:space="preserve"> API key in separate file </w:t>
+      </w:r>
+      <w:r>
+        <w:rPr>
+          <w:lang w:val="en-US"/>
+        </w:rPr>
+        <w:t>usually in .env file</w:t>
+      </w:r>
+    </w:p>
+    <w:p>
+      <w:pPr>
+        <w:rPr>
+          <w:lang w:val="en-US"/>
+        </w:rPr>
+      </w:pPr>
+      <w:proofErr w:type="spellStart"/>
+      <w:r>
+        <w:rPr>
+          <w:lang w:val="en-US"/>
+        </w:rPr>
+        <w:t>G</w:t>
+      </w:r>
+      <w:r>
+        <w:rPr>
+          <w:lang w:val="en-US"/>
+        </w:rPr>
+        <w:t>ro</w:t>
+      </w:r>
+      <w:r>
+        <w:rPr>
+          <w:lang w:val="en-US"/>
+        </w:rPr>
+        <w:t>q</w:t>
+      </w:r>
+      <w:proofErr w:type="spellEnd"/>
+      <w:r>
+        <w:rPr>
+          <w:lang w:val="en-US"/>
+        </w:rPr>
+        <w:t xml:space="preserve"> can be used for free API Keys for many LLMs</w:t>
+      </w:r>
+      <w:r>
+        <w:rPr>
+          <w:lang w:val="en-US"/>
+        </w:rPr>
+        <w:t>.</w:t>
+      </w:r>
+    </w:p>
+    <w:p>
+      <w:pPr>
+        <w:rPr>
+          <w:lang w:val="en-US"/>
+        </w:rPr>
+      </w:pPr>
+    </w:p>
+    <w:p>
+      <w:pPr>
+        <w:rPr>
+          <w:lang w:val="en-US"/>
+        </w:rPr>
+      </w:pPr>
+      <w:r>
+        <w:rPr>
+          <w:lang w:val="en-US"/>
+        </w:rPr>
+        <w:t xml:space="preserve">Using </w:t>
+      </w:r>
+      <w:proofErr w:type="gramStart"/>
+      <w:r>
+        <w:rPr>
+          <w:lang w:val="en-US"/>
+        </w:rPr>
+        <w:t>Python ,</w:t>
+      </w:r>
+      <w:proofErr w:type="gramEnd"/>
+      <w:r>
+        <w:rPr>
+          <w:lang w:val="en-US"/>
+        </w:rPr>
+        <w:t xml:space="preserve"> more </w:t>
+      </w:r>
+      <w:proofErr w:type="gramStart"/>
+      <w:r>
+        <w:rPr>
+          <w:lang w:val="en-US"/>
+        </w:rPr>
+        <w:t>token</w:t>
+      </w:r>
+      <w:proofErr w:type="gramEnd"/>
+      <w:r>
+        <w:rPr>
+          <w:lang w:val="en-US"/>
+        </w:rPr>
+        <w:t xml:space="preserve"> are burnt in using Gemini as compared to Java script</w:t>
+      </w:r>
+      <w:r>
+        <w:rPr>
+          <w:lang w:val="en-US"/>
+        </w:rPr>
+        <w:t>.</w:t>
+      </w:r>
+    </w:p>
+    <w:p>
+      <w:pPr>
+        <w:rPr>
+          <w:lang w:val="en-US"/>
+        </w:rPr>
+      </w:pPr>
+    </w:p>
+    <w:p>
+      <w:r>
+        <w:rPr>
+          <w:lang w:val="en-US"/>
+        </w:rPr>
+        <w:t xml:space="preserve">Use </w:t>
+      </w:r>
+      <w:r>
+        <w:rPr>
+          <w:b/>
+          <w:bCs/>
+        </w:rPr>
+        <w:t>python-</w:t>
+      </w:r>
+      <w:proofErr w:type="spellStart"/>
+      <w:r>
+        <w:rPr>
+          <w:b/>
+          <w:bCs/>
+        </w:rPr>
+        <w:t>dotenv</w:t>
+      </w:r>
+      <w:proofErr w:type="spellEnd"/>
+      <w:r>
+        <w:t xml:space="preserve"> library</w:t>
+      </w:r>
+      <w:r>
+        <w:t xml:space="preserve"> </w:t>
+      </w:r>
+      <w:r>
+        <w:t>for managing "secrets" like API keys, database passwords, and configuration settings.</w:t>
+      </w:r>
+      <w:r>
+        <w:t>it reads key-value pairs from a .env file and adds them to your system's environment variables.</w:t>
+      </w:r>
+    </w:p>
+    <w:p>
+      <w:pPr>
+        <w:rPr>
+          <w:b/>
+          <w:bCs/>
+        </w:rPr>
+      </w:pPr>
+      <w:r>
+        <w:rPr>
+          <w:b/>
+          <w:bCs/>
+        </w:rPr>
+        <w:br/>
+        <w:t>Initialize a model</w:t>
+      </w:r>
+    </w:p>
+    <w:p>
+      <w:r>
+        <w:t xml:space="preserve">The easiest way to get started with a standalone model in </w:t>
+      </w:r>
+      <w:proofErr w:type="spellStart"/>
+      <w:r>
+        <w:t>LangChain</w:t>
+      </w:r>
+      <w:proofErr w:type="spellEnd"/>
+      <w:r>
+        <w:t xml:space="preserve"> is to use </w:t>
+      </w:r>
+      <w:proofErr w:type="spellStart"/>
+      <w:r>
+        <w:fldChar w:fldCharType="begin"/>
+      </w:r>
+      <w:r>
+        <w:instrText>HYPERLINK "https://reference.langchain.com/python/langchain/chat_models/base/init_chat_model" \t "_blank"</w:instrText>
+      </w:r>
+      <w:r>
+        <w:fldChar w:fldCharType="separate"/>
+      </w:r>
+      <w:r>
+        <w:rPr>
+          <w:rStyle w:val="Hyperlink"/>
+        </w:rPr>
+        <w:t>init_chat_model</w:t>
+      </w:r>
+      <w:proofErr w:type="spellEnd"/>
+      <w:r>
+        <w:fldChar w:fldCharType="end"/>
+      </w:r>
+      <w:r>
         <w:t> to initialize one from a chat model provider of your choice</w:t>
       </w:r>
       <w:r>
@@ -270,6 +389,7 @@
       <w:r>
         <w:t xml:space="preserve">Using </w:t>
       </w:r>
+      <w:proofErr w:type="spellStart"/>
       <w:r>
         <w:rPr>
           <w:b/>
@@ -277,6 +397,7 @@
         </w:rPr>
         <w:t>init_chat_model</w:t>
       </w:r>
+      <w:proofErr w:type="spellEnd"/>
     </w:p>
     <w:p>
       <w:pPr>
@@ -305,7 +426,7 @@
                     <pic:cNvPicPr/>
                   </pic:nvPicPr>
                   <pic:blipFill>
-                    <a:blip r:embed="rId9"/>
+                    <a:blip r:embed="rId8"/>
                     <a:stretch>
                       <a:fillRect/>
                     </a:stretch>
@@ -371,7 +492,7 @@
                     <pic:cNvPicPr/>
                   </pic:nvPicPr>
                   <pic:blipFill>
-                    <a:blip r:embed="rId10"/>
+                    <a:blip r:embed="rId9"/>
                     <a:stretch>
                       <a:fillRect/>
                     </a:stretch>
@@ -411,10 +532,19 @@
         <w:t>Model Classes</w:t>
       </w:r>
       <w:r>
-        <w:t xml:space="preserve"> require provider-specific imports (e.g., ChatOpenAI) and hardcode your application to a single LLM vendor.</w:t>
-      </w:r>
-    </w:p>
-    <w:p>
+        <w:t xml:space="preserve"> require provider-specific imports (e.g., </w:t>
+      </w:r>
+      <w:proofErr w:type="spellStart"/>
+      <w:r>
+        <w:t>ChatOpenAI</w:t>
+      </w:r>
+      <w:proofErr w:type="spellEnd"/>
+      <w:r>
+        <w:t>) and hardcode your application to a single LLM vendor.</w:t>
+      </w:r>
+    </w:p>
+    <w:p>
+      <w:proofErr w:type="spellStart"/>
       <w:r>
         <w:rPr>
           <w:b/>
@@ -422,6 +552,7 @@
         </w:rPr>
         <w:t>init_chat_model</w:t>
       </w:r>
+      <w:proofErr w:type="spellEnd"/>
       <w:r>
         <w:t xml:space="preserve"> is a unified factory function that lets you dynamically swap providers (OpenAI, Anthropic, etc.) using simple string arguments without changing your imports or code structure.</w:t>
       </w:r>
@@ -435,7 +566,15 @@
         <w:t>Recommendation:</w:t>
       </w:r>
       <w:r>
-        <w:t xml:space="preserve"> Use init_chat_model by default to keep your code flexible, future-proof, and decoupled from specific vendors.</w:t>
+        <w:t xml:space="preserve"> Use </w:t>
+      </w:r>
+      <w:proofErr w:type="spellStart"/>
+      <w:r>
+        <w:t>init_chat_model</w:t>
+      </w:r>
+      <w:proofErr w:type="spellEnd"/>
+      <w:r>
+        <w:t xml:space="preserve"> by default to keep your code flexible, future-proof, and decoupled from specific vendors.</w:t>
       </w:r>
     </w:p>
     <w:p>
@@ -447,7 +586,15 @@
         <w:t>QUESTION</w:t>
       </w:r>
       <w:r>
-        <w:t>: How API keys are working without get os en</w:t>
+        <w:t xml:space="preserve">: How API keys are working without get </w:t>
+      </w:r>
+      <w:proofErr w:type="spellStart"/>
+      <w:r>
+        <w:t>os</w:t>
+      </w:r>
+      <w:proofErr w:type="spellEnd"/>
+      <w:r>
+        <w:t xml:space="preserve"> en</w:t>
       </w:r>
       <w:r>
         <w:t>v method</w:t>
@@ -536,7 +683,7 @@
                     <pic:cNvPicPr/>
                   </pic:nvPicPr>
                   <pic:blipFill>
-                    <a:blip r:embed="rId11"/>
+                    <a:blip r:embed="rId10"/>
                     <a:stretch>
                       <a:fillRect/>
                     </a:stretch>
@@ -601,7 +748,23 @@
           <w:b/>
           <w:bCs/>
         </w:rPr>
-        <w:t>1. Local Model (HuggingFaceEmbeddings)</w:t>
+        <w:t>1. Local Model (</w:t>
+      </w:r>
+      <w:proofErr w:type="spellStart"/>
+      <w:r>
+        <w:rPr>
+          <w:b/>
+          <w:bCs/>
+        </w:rPr>
+        <w:t>HuggingFaceEmbeddings</w:t>
+      </w:r>
+      <w:proofErr w:type="spellEnd"/>
+      <w:r>
+        <w:rPr>
+          <w:b/>
+          <w:bCs/>
+        </w:rPr>
+        <w:t>)</w:t>
       </w:r>
     </w:p>
     <w:p>
@@ -637,7 +800,28 @@
         <w:t>Execution:</w:t>
       </w:r>
       <w:r>
-        <w:t xml:space="preserve"> When you run embeddings.embed_query(), your own computer's </w:t>
+        <w:t xml:space="preserve"> When you run </w:t>
+      </w:r>
+      <w:proofErr w:type="spellStart"/>
+      <w:proofErr w:type="gramStart"/>
+      <w:r>
+        <w:t>embeddings.embed</w:t>
+      </w:r>
+      <w:proofErr w:type="gramEnd"/>
+      <w:r>
+        <w:t>_</w:t>
+      </w:r>
+      <w:proofErr w:type="gramStart"/>
+      <w:r>
+        <w:t>query</w:t>
+      </w:r>
+      <w:proofErr w:type="spellEnd"/>
+      <w:r>
+        <w:t>(</w:t>
+      </w:r>
+      <w:proofErr w:type="gramEnd"/>
+      <w:r>
+        <w:t xml:space="preserve">), your own computer's </w:t>
       </w:r>
       <w:r>
         <w:rPr>
@@ -662,7 +846,23 @@
           <w:b/>
           <w:bCs/>
         </w:rPr>
-        <w:t>2. API Endpoint (HuggingFaceEndpointEmbeddings)</w:t>
+        <w:t>2. API Endpoint (</w:t>
+      </w:r>
+      <w:proofErr w:type="spellStart"/>
+      <w:r>
+        <w:rPr>
+          <w:b/>
+          <w:bCs/>
+        </w:rPr>
+        <w:t>HuggingFaceEndpointEmbeddings</w:t>
+      </w:r>
+      <w:proofErr w:type="spellEnd"/>
+      <w:r>
+        <w:rPr>
+          <w:b/>
+          <w:bCs/>
+        </w:rPr>
+        <w:t>)</w:t>
       </w:r>
     </w:p>
     <w:p>
@@ -698,7 +898,36 @@
         <w:t>Execution:</w:t>
       </w:r>
       <w:r>
-        <w:t xml:space="preserve"> When you run embeddings.embed_query(), LangChain sends your text across the internet via an HTTP request to Hugging Face. Their cloud servers compute the vectors and send the numbers back to your script.</w:t>
+        <w:t xml:space="preserve"> When you run </w:t>
+      </w:r>
+      <w:proofErr w:type="spellStart"/>
+      <w:proofErr w:type="gramStart"/>
+      <w:r>
+        <w:t>embeddings.embed</w:t>
+      </w:r>
+      <w:proofErr w:type="gramEnd"/>
+      <w:r>
+        <w:t>_</w:t>
+      </w:r>
+      <w:proofErr w:type="gramStart"/>
+      <w:r>
+        <w:t>query</w:t>
+      </w:r>
+      <w:proofErr w:type="spellEnd"/>
+      <w:r>
+        <w:t>(</w:t>
+      </w:r>
+      <w:proofErr w:type="gramEnd"/>
+      <w:r>
+        <w:t xml:space="preserve">), </w:t>
+      </w:r>
+      <w:proofErr w:type="spellStart"/>
+      <w:r>
+        <w:t>LangChain</w:t>
+      </w:r>
+      <w:proofErr w:type="spellEnd"/>
+      <w:r>
+        <w:t xml:space="preserve"> sends your text across the internet via an HTTP request to Hugging Face. Their cloud servers compute the vectors and send the numbers back to your script.</w:t>
       </w:r>
     </w:p>
     <w:p>
@@ -708,8 +937,13 @@
     </w:p>
     <w:p>
       <w:r>
-        <w:t>Problem in saving chat history in simple dictionory</w:t>
-      </w:r>
+        <w:t xml:space="preserve">Problem in saving chat history in simple </w:t>
+      </w:r>
+      <w:proofErr w:type="spellStart"/>
+      <w:r>
+        <w:t>dictionory</w:t>
+      </w:r>
+      <w:proofErr w:type="spellEnd"/>
     </w:p>
     <w:p>
       <w:r>
@@ -732,7 +966,7 @@
                     <pic:cNvPicPr/>
                   </pic:nvPicPr>
                   <pic:blipFill>
-                    <a:blip r:embed="rId12"/>
+                    <a:blip r:embed="rId11"/>
                     <a:stretch>
                       <a:fillRect/>
                     </a:stretch>
@@ -776,7 +1010,7 @@
                     <pic:cNvPicPr/>
                   </pic:nvPicPr>
                   <pic:blipFill>
-                    <a:blip r:embed="rId13"/>
+                    <a:blip r:embed="rId12"/>
                     <a:stretch>
                       <a:fillRect/>
                     </a:stretch>
@@ -819,7 +1053,7 @@
                     <pic:cNvPicPr/>
                   </pic:nvPicPr>
                   <pic:blipFill>
-                    <a:blip r:embed="rId14"/>
+                    <a:blip r:embed="rId13"/>
                     <a:stretch>
                       <a:fillRect/>
                     </a:stretch>
@@ -862,7 +1096,7 @@
                     <pic:cNvPicPr/>
                   </pic:nvPicPr>
                   <pic:blipFill>
-                    <a:blip r:embed="rId15"/>
+                    <a:blip r:embed="rId14"/>
                     <a:stretch>
                       <a:fillRect/>
                     </a:stretch>
@@ -910,7 +1144,7 @@
                     <pic:cNvPicPr/>
                   </pic:nvPicPr>
                   <pic:blipFill>
-                    <a:blip r:embed="rId16"/>
+                    <a:blip r:embed="rId15"/>
                     <a:stretch>
                       <a:fillRect/>
                     </a:stretch>
@@ -953,7 +1187,7 @@
                     <pic:cNvPicPr/>
                   </pic:nvPicPr>
                   <pic:blipFill>
-                    <a:blip r:embed="rId17"/>
+                    <a:blip r:embed="rId16"/>
                     <a:stretch>
                       <a:fillRect/>
                     </a:stretch>
@@ -996,7 +1230,7 @@
                     <pic:cNvPicPr/>
                   </pic:nvPicPr>
                   <pic:blipFill>
-                    <a:blip r:embed="rId18"/>
+                    <a:blip r:embed="rId17"/>
                     <a:stretch>
                       <a:fillRect/>
                     </a:stretch>
@@ -1039,7 +1273,7 @@
                     <pic:cNvPicPr/>
                   </pic:nvPicPr>
                   <pic:blipFill>
-                    <a:blip r:embed="rId19"/>
+                    <a:blip r:embed="rId18"/>
                     <a:stretch>
                       <a:fillRect/>
                     </a:stretch>
@@ -1082,7 +1316,7 @@
                     <pic:cNvPicPr/>
                   </pic:nvPicPr>
                   <pic:blipFill>
-                    <a:blip r:embed="rId20"/>
+                    <a:blip r:embed="rId19"/>
                     <a:stretch>
                       <a:fillRect/>
                     </a:stretch>
@@ -1124,7 +1358,7 @@
                     <pic:cNvPicPr/>
                   </pic:nvPicPr>
                   <pic:blipFill>
-                    <a:blip r:embed="rId21"/>
+                    <a:blip r:embed="rId20"/>
                     <a:stretch>
                       <a:fillRect/>
                     </a:stretch>
@@ -1167,7 +1401,7 @@
                     <pic:cNvPicPr/>
                   </pic:nvPicPr>
                   <pic:blipFill>
-                    <a:blip r:embed="rId22"/>
+                    <a:blip r:embed="rId21"/>
                     <a:stretch>
                       <a:fillRect/>
                     </a:stretch>
@@ -1209,7 +1443,7 @@
                     <pic:cNvPicPr/>
                   </pic:nvPicPr>
                   <pic:blipFill>
-                    <a:blip r:embed="rId23"/>
+                    <a:blip r:embed="rId22"/>
                     <a:stretch>
                       <a:fillRect/>
                     </a:stretch>
@@ -1252,7 +1486,7 @@
                     <pic:cNvPicPr/>
                   </pic:nvPicPr>
                   <pic:blipFill>
-                    <a:blip r:embed="rId24"/>
+                    <a:blip r:embed="rId23"/>
                     <a:stretch>
                       <a:fillRect/>
                     </a:stretch>
@@ -1295,7 +1529,7 @@
                     <pic:cNvPicPr/>
                   </pic:nvPicPr>
                   <pic:blipFill>
-                    <a:blip r:embed="rId25"/>
+                    <a:blip r:embed="rId24"/>
                     <a:stretch>
                       <a:fillRect/>
                     </a:stretch>
@@ -1338,7 +1572,7 @@
                     <pic:cNvPicPr/>
                   </pic:nvPicPr>
                   <pic:blipFill>
-                    <a:blip r:embed="rId26"/>
+                    <a:blip r:embed="rId25"/>
                     <a:stretch>
                       <a:fillRect/>
                     </a:stretch>
@@ -1381,7 +1615,7 @@
                     <pic:cNvPicPr/>
                   </pic:nvPicPr>
                   <pic:blipFill>
-                    <a:blip r:embed="rId27"/>
+                    <a:blip r:embed="rId26"/>
                     <a:stretch>
                       <a:fillRect/>
                     </a:stretch>
@@ -1424,7 +1658,7 @@
                     <pic:cNvPicPr/>
                   </pic:nvPicPr>
                   <pic:blipFill>
-                    <a:blip r:embed="rId28"/>
+                    <a:blip r:embed="rId27"/>
                     <a:stretch>
                       <a:fillRect/>
                     </a:stretch>
@@ -1467,7 +1701,7 @@
                     <pic:cNvPicPr/>
                   </pic:nvPicPr>
                   <pic:blipFill>
-                    <a:blip r:embed="rId29"/>
+                    <a:blip r:embed="rId28"/>
                     <a:stretch>
                       <a:fillRect/>
                     </a:stretch>
@@ -1509,7 +1743,7 @@
                     <pic:cNvPicPr/>
                   </pic:nvPicPr>
                   <pic:blipFill>
-                    <a:blip r:embed="rId30"/>
+                    <a:blip r:embed="rId29"/>
                     <a:stretch>
                       <a:fillRect/>
                     </a:stretch>
@@ -1553,7 +1787,7 @@
                     <pic:cNvPicPr/>
                   </pic:nvPicPr>
                   <pic:blipFill>
-                    <a:blip r:embed="rId31"/>
+                    <a:blip r:embed="rId30"/>
                     <a:stretch>
                       <a:fillRect/>
                     </a:stretch>
@@ -1603,7 +1837,7 @@
                     <pic:cNvPicPr/>
                   </pic:nvPicPr>
                   <pic:blipFill>
-                    <a:blip r:embed="rId32"/>
+                    <a:blip r:embed="rId31"/>
                     <a:stretch>
                       <a:fillRect/>
                     </a:stretch>
@@ -1646,7 +1880,7 @@
                     <pic:cNvPicPr/>
                   </pic:nvPicPr>
                   <pic:blipFill>
-                    <a:blip r:embed="rId33"/>
+                    <a:blip r:embed="rId32"/>
                     <a:stretch>
                       <a:fillRect/>
                     </a:stretch>
@@ -1689,7 +1923,7 @@
                     <pic:cNvPicPr/>
                   </pic:nvPicPr>
                   <pic:blipFill>
-                    <a:blip r:embed="rId34"/>
+                    <a:blip r:embed="rId33"/>
                     <a:stretch>
                       <a:fillRect/>
                     </a:stretch>
@@ -1732,7 +1966,7 @@
                     <pic:cNvPicPr/>
                   </pic:nvPicPr>
                   <pic:blipFill>
-                    <a:blip r:embed="rId35"/>
+                    <a:blip r:embed="rId34"/>
                     <a:stretch>
                       <a:fillRect/>
                     </a:stretch>
@@ -1776,7 +2010,7 @@
                     <pic:cNvPicPr/>
                   </pic:nvPicPr>
                   <pic:blipFill>
-                    <a:blip r:embed="rId36"/>
+                    <a:blip r:embed="rId35"/>
                     <a:stretch>
                       <a:fillRect/>
                     </a:stretch>
@@ -1818,7 +2052,7 @@
                     <pic:cNvPicPr/>
                   </pic:nvPicPr>
                   <pic:blipFill>
-                    <a:blip r:embed="rId37"/>
+                    <a:blip r:embed="rId36"/>
                     <a:stretch>
                       <a:fillRect/>
                     </a:stretch>
@@ -1866,7 +2100,7 @@
                     <pic:cNvPicPr/>
                   </pic:nvPicPr>
                   <pic:blipFill>
-                    <a:blip r:embed="rId38"/>
+                    <a:blip r:embed="rId37"/>
                     <a:stretch>
                       <a:fillRect/>
                     </a:stretch>
@@ -1919,7 +2153,7 @@
                     <pic:cNvPicPr/>
                   </pic:nvPicPr>
                   <pic:blipFill>
-                    <a:blip r:embed="rId39"/>
+                    <a:blip r:embed="rId38"/>
                     <a:stretch>
                       <a:fillRect/>
                     </a:stretch>
@@ -1977,7 +2211,7 @@
                     <pic:cNvPicPr/>
                   </pic:nvPicPr>
                   <pic:blipFill>
-                    <a:blip r:embed="rId40"/>
+                    <a:blip r:embed="rId39"/>
                     <a:stretch>
                       <a:fillRect/>
                     </a:stretch>
@@ -2030,7 +2264,7 @@
                     <pic:cNvPicPr/>
                   </pic:nvPicPr>
                   <pic:blipFill>
-                    <a:blip r:embed="rId41"/>
+                    <a:blip r:embed="rId40"/>
                     <a:stretch>
                       <a:fillRect/>
                     </a:stretch>
@@ -2070,7 +2304,15 @@
         <w:t xml:space="preserve">: </w:t>
       </w:r>
       <w:r>
-        <w:t>(langchain_community)</w:t>
+        <w:t>(</w:t>
+      </w:r>
+      <w:proofErr w:type="spellStart"/>
+      <w:r>
+        <w:t>langchain_community</w:t>
+      </w:r>
+      <w:proofErr w:type="spellEnd"/>
+      <w:r>
+        <w:t>)</w:t>
       </w:r>
     </w:p>
     <w:p>
@@ -2094,12 +2336,53 @@
           <w:bCs/>
         </w:rPr>
       </w:pPr>
-      <w:r>
-        <w:rPr>
-          <w:b/>
-          <w:bCs/>
-        </w:rPr>
-        <w:t>LangChain Docling Loader (DoclingLoader)</w:t>
+      <w:proofErr w:type="spellStart"/>
+      <w:r>
+        <w:rPr>
+          <w:b/>
+          <w:bCs/>
+        </w:rPr>
+        <w:t>LangChain</w:t>
+      </w:r>
+      <w:proofErr w:type="spellEnd"/>
+      <w:r>
+        <w:rPr>
+          <w:b/>
+          <w:bCs/>
+        </w:rPr>
+        <w:t xml:space="preserve"> </w:t>
+      </w:r>
+      <w:proofErr w:type="spellStart"/>
+      <w:r>
+        <w:rPr>
+          <w:b/>
+          <w:bCs/>
+        </w:rPr>
+        <w:t>Docling</w:t>
+      </w:r>
+      <w:proofErr w:type="spellEnd"/>
+      <w:r>
+        <w:rPr>
+          <w:b/>
+          <w:bCs/>
+        </w:rPr>
+        <w:t xml:space="preserve"> Loader (</w:t>
+      </w:r>
+      <w:proofErr w:type="spellStart"/>
+      <w:r>
+        <w:rPr>
+          <w:b/>
+          <w:bCs/>
+        </w:rPr>
+        <w:t>DoclingLoader</w:t>
+      </w:r>
+      <w:proofErr w:type="spellEnd"/>
+      <w:r>
+        <w:rPr>
+          <w:b/>
+          <w:bCs/>
+        </w:rPr>
+        <w:t>)</w:t>
       </w:r>
     </w:p>
     <w:p>
@@ -2162,7 +2445,7 @@
                     <pic:cNvPicPr/>
                   </pic:nvPicPr>
                   <pic:blipFill>
-                    <a:blip r:embed="rId42"/>
+                    <a:blip r:embed="rId41"/>
                     <a:stretch>
                       <a:fillRect/>
                     </a:stretch>
@@ -2243,7 +2526,7 @@
                     <pic:cNvPicPr/>
                   </pic:nvPicPr>
                   <pic:blipFill>
-                    <a:blip r:embed="rId43"/>
+                    <a:blip r:embed="rId42"/>
                     <a:stretch>
                       <a:fillRect/>
                     </a:stretch>
@@ -2301,7 +2584,7 @@
                     <pic:cNvPicPr/>
                   </pic:nvPicPr>
                   <pic:blipFill>
-                    <a:blip r:embed="rId44"/>
+                    <a:blip r:embed="rId43"/>
                     <a:stretch>
                       <a:fillRect/>
                     </a:stretch>
@@ -2407,7 +2690,7 @@
                     <pic:cNvPicPr/>
                   </pic:nvPicPr>
                   <pic:blipFill>
-                    <a:blip r:embed="rId45"/>
+                    <a:blip r:embed="rId44"/>
                     <a:stretch>
                       <a:fillRect/>
                     </a:stretch>
@@ -2456,7 +2739,7 @@
                     <pic:cNvPicPr/>
                   </pic:nvPicPr>
                   <pic:blipFill>
-                    <a:blip r:embed="rId46"/>
+                    <a:blip r:embed="rId45"/>
                     <a:stretch>
                       <a:fillRect/>
                     </a:stretch>
@@ -2479,20 +2762,52 @@
     </w:p>
     <w:p>
       <w:r>
-        <w:t xml:space="preserve">When we upload the text in docs, it generate the list of 1 item </w:t>
-      </w:r>
-      <w:r>
-        <w:rPr>
-          <w:b/>
-          <w:bCs/>
-        </w:rPr>
-        <w:t>but when we upload the PDF Document, it generate the list of more than 1 items,</w:t>
-      </w:r>
-      <w:r>
-        <w:t xml:space="preserve"> 15 in below example</w:t>
-      </w:r>
-      <w:r>
-        <w:t>(same as page numbers in pdf document).</w:t>
+        <w:t xml:space="preserve">When we upload the text in docs, it </w:t>
+      </w:r>
+      <w:proofErr w:type="gramStart"/>
+      <w:r>
+        <w:t>generate</w:t>
+      </w:r>
+      <w:proofErr w:type="gramEnd"/>
+      <w:r>
+        <w:t xml:space="preserve"> the list of 1 item </w:t>
+      </w:r>
+      <w:r>
+        <w:rPr>
+          <w:b/>
+          <w:bCs/>
+        </w:rPr>
+        <w:t xml:space="preserve">but when we upload the PDF Document, it </w:t>
+      </w:r>
+      <w:proofErr w:type="gramStart"/>
+      <w:r>
+        <w:rPr>
+          <w:b/>
+          <w:bCs/>
+        </w:rPr>
+        <w:t>generate</w:t>
+      </w:r>
+      <w:proofErr w:type="gramEnd"/>
+      <w:r>
+        <w:rPr>
+          <w:b/>
+          <w:bCs/>
+        </w:rPr>
+        <w:t xml:space="preserve"> the list of more than 1 items,</w:t>
+      </w:r>
+      <w:r>
+        <w:t xml:space="preserve"> 15 in below </w:t>
+      </w:r>
+      <w:proofErr w:type="gramStart"/>
+      <w:r>
+        <w:t>example</w:t>
+      </w:r>
+      <w:r>
+        <w:t>(</w:t>
+      </w:r>
+      <w:proofErr w:type="gramEnd"/>
+      <w:r>
+        <w:t>same as page numbers in pdf document).</w:t>
       </w:r>
     </w:p>
     <w:p/>
@@ -2517,7 +2832,7 @@
                     <pic:cNvPicPr/>
                   </pic:nvPicPr>
                   <pic:blipFill>
-                    <a:blip r:embed="rId47"/>
+                    <a:blip r:embed="rId46"/>
                     <a:stretch>
                       <a:fillRect/>
                     </a:stretch>
@@ -2553,22 +2868,32 @@
           <w:lang w:val="en-US"/>
         </w:rPr>
       </w:pPr>
-      <w:r>
-        <w:rPr>
-          <w:b/>
-          <w:bCs/>
-          <w:lang w:val="en-US"/>
-        </w:rPr>
-        <w:t>Langchain Community Sunset</w:t>
-      </w:r>
-    </w:p>
-    <w:p>
-      <w:pPr>
-        <w:rPr>
-          <w:lang w:val="en-US"/>
-        </w:rPr>
-      </w:pPr>
-      <w:hyperlink r:id="rId48" w:history="1">
+      <w:proofErr w:type="spellStart"/>
+      <w:r>
+        <w:rPr>
+          <w:b/>
+          <w:bCs/>
+          <w:lang w:val="en-US"/>
+        </w:rPr>
+        <w:t>Langchain</w:t>
+      </w:r>
+      <w:proofErr w:type="spellEnd"/>
+      <w:r>
+        <w:rPr>
+          <w:b/>
+          <w:bCs/>
+          <w:lang w:val="en-US"/>
+        </w:rPr>
+        <w:t xml:space="preserve"> Community Sunset</w:t>
+      </w:r>
+    </w:p>
+    <w:p>
+      <w:pPr>
+        <w:rPr>
+          <w:lang w:val="en-US"/>
+        </w:rPr>
+      </w:pPr>
+      <w:hyperlink r:id="rId47" w:history="1">
         <w:r>
           <w:rPr>
             <w:rStyle w:val="Hyperlink"/>
@@ -2691,7 +3016,7 @@
                     <pic:cNvPicPr/>
                   </pic:nvPicPr>
                   <pic:blipFill>
-                    <a:blip r:embed="rId49"/>
+                    <a:blip r:embed="rId48"/>
                     <a:stretch>
                       <a:fillRect/>
                     </a:stretch>
@@ -2787,7 +3112,7 @@
                     <pic:cNvPicPr/>
                   </pic:nvPicPr>
                   <pic:blipFill>
-                    <a:blip r:embed="rId50"/>
+                    <a:blip r:embed="rId49"/>
                     <a:stretch>
                       <a:fillRect/>
                     </a:stretch>
@@ -2849,7 +3174,7 @@
                     <pic:cNvPicPr/>
                   </pic:nvPicPr>
                   <pic:blipFill>
-                    <a:blip r:embed="rId51"/>
+                    <a:blip r:embed="rId50"/>
                     <a:stretch>
                       <a:fillRect/>
                     </a:stretch>
@@ -2891,7 +3216,15 @@
         <w:t>The character or string used to split the text (defaults to "\n\n")</w:t>
       </w:r>
       <w:r>
-        <w:t xml:space="preserve"> in Langchain.</w:t>
+        <w:t xml:space="preserve"> in </w:t>
+      </w:r>
+      <w:proofErr w:type="spellStart"/>
+      <w:r>
+        <w:t>Langchain</w:t>
+      </w:r>
+      <w:proofErr w:type="spellEnd"/>
+      <w:r>
+        <w:t>.</w:t>
       </w:r>
       <w:r>
         <w:t xml:space="preserve"> It can be changed</w:t>
@@ -2901,12 +3234,21 @@
       </w:r>
     </w:p>
     <w:p>
-      <w:r>
-        <w:rPr>
-          <w:b/>
-          <w:bCs/>
-        </w:rPr>
-        <w:t xml:space="preserve">chunk_size: </w:t>
+      <w:proofErr w:type="spellStart"/>
+      <w:r>
+        <w:rPr>
+          <w:b/>
+          <w:bCs/>
+        </w:rPr>
+        <w:t>chunk_size</w:t>
+      </w:r>
+      <w:proofErr w:type="spellEnd"/>
+      <w:r>
+        <w:rPr>
+          <w:b/>
+          <w:bCs/>
+        </w:rPr>
+        <w:t xml:space="preserve">: </w:t>
       </w:r>
       <w:r>
         <w:t>The maximum number of characters allowed per chunk.</w:t>
@@ -2918,7 +3260,23 @@
           <w:b/>
           <w:bCs/>
         </w:rPr>
-        <w:t xml:space="preserve"> chunk_overlap: </w:t>
+        <w:t xml:space="preserve"> </w:t>
+      </w:r>
+      <w:proofErr w:type="spellStart"/>
+      <w:r>
+        <w:rPr>
+          <w:b/>
+          <w:bCs/>
+        </w:rPr>
+        <w:t>chunk_overlap</w:t>
+      </w:r>
+      <w:proofErr w:type="spellEnd"/>
+      <w:r>
+        <w:rPr>
+          <w:b/>
+          <w:bCs/>
+        </w:rPr>
+        <w:t xml:space="preserve">: </w:t>
       </w:r>
       <w:r>
         <w:t>The number of characters shared between consecutive chunks to preserve contextual continuity</w:t>
@@ -2945,7 +3303,7 @@
                     <pic:cNvPicPr/>
                   </pic:nvPicPr>
                   <pic:blipFill>
-                    <a:blip r:embed="rId52"/>
+                    <a:blip r:embed="rId51"/>
                     <a:stretch>
                       <a:fillRect/>
                     </a:stretch>
@@ -2988,7 +3346,7 @@
                     <pic:cNvPicPr/>
                   </pic:nvPicPr>
                   <pic:blipFill>
-                    <a:blip r:embed="rId53"/>
+                    <a:blip r:embed="rId52"/>
                     <a:stretch>
                       <a:fillRect/>
                     </a:stretch>
@@ -3033,7 +3391,7 @@
                     <pic:cNvPicPr/>
                   </pic:nvPicPr>
                   <pic:blipFill>
-                    <a:blip r:embed="rId54"/>
+                    <a:blip r:embed="rId53"/>
                     <a:stretch>
                       <a:fillRect/>
                     </a:stretch>
@@ -3076,7 +3434,7 @@
                     <pic:cNvPicPr/>
                   </pic:nvPicPr>
                   <pic:blipFill>
-                    <a:blip r:embed="rId55"/>
+                    <a:blip r:embed="rId54"/>
                     <a:stretch>
                       <a:fillRect/>
                     </a:stretch>
@@ -3119,7 +3477,7 @@
                     <pic:cNvPicPr/>
                   </pic:nvPicPr>
                   <pic:blipFill>
-                    <a:blip r:embed="rId56"/>
+                    <a:blip r:embed="rId55"/>
                     <a:stretch>
                       <a:fillRect/>
                     </a:stretch>
@@ -3147,8 +3505,13 @@
       </w:r>
     </w:p>
     <w:p>
-      <w:r>
-        <w:t>ChromaDB – For Development and Testing</w:t>
+      <w:proofErr w:type="spellStart"/>
+      <w:r>
+        <w:t>ChromaDB</w:t>
+      </w:r>
+      <w:proofErr w:type="spellEnd"/>
+      <w:r>
+        <w:t xml:space="preserve"> – For Development and Testing</w:t>
       </w:r>
     </w:p>
     <w:p>
@@ -3183,7 +3546,7 @@
                     <pic:cNvPicPr/>
                   </pic:nvPicPr>
                   <pic:blipFill>
-                    <a:blip r:embed="rId57"/>
+                    <a:blip r:embed="rId56"/>
                     <a:stretch>
                       <a:fillRect/>
                     </a:stretch>
@@ -3206,7 +3569,15 @@
     </w:p>
     <w:p>
       <w:r>
-        <w:t>Sqlite3 file contain the document metadata and bin file has embeddings</w:t>
+        <w:t xml:space="preserve">Sqlite3 file </w:t>
+      </w:r>
+      <w:proofErr w:type="gramStart"/>
+      <w:r>
+        <w:t>contain</w:t>
+      </w:r>
+      <w:proofErr w:type="gramEnd"/>
+      <w:r>
+        <w:t xml:space="preserve"> the document metadata and bin file has embeddings</w:t>
       </w:r>
       <w:r>
         <w:t>.</w:t>
@@ -3233,7 +3604,7 @@
                     <pic:cNvPicPr/>
                   </pic:nvPicPr>
                   <pic:blipFill>
-                    <a:blip r:embed="rId58"/>
+                    <a:blip r:embed="rId57"/>
                     <a:stretch>
                       <a:fillRect/>
                     </a:stretch>
@@ -3256,7 +3627,23 @@
     </w:p>
     <w:p>
       <w:r>
-        <w:t>Similarity search are not runnable while retrievers are runnables.</w:t>
+        <w:t xml:space="preserve">Similarity </w:t>
+      </w:r>
+      <w:proofErr w:type="gramStart"/>
+      <w:r>
+        <w:t>search</w:t>
+      </w:r>
+      <w:proofErr w:type="gramEnd"/>
+      <w:r>
+        <w:t xml:space="preserve"> are not runnable while retrievers are </w:t>
+      </w:r>
+      <w:proofErr w:type="spellStart"/>
+      <w:r>
+        <w:t>runnables</w:t>
+      </w:r>
+      <w:proofErr w:type="spellEnd"/>
+      <w:r>
+        <w:t>.</w:t>
       </w:r>
     </w:p>
     <w:p>
@@ -3280,7 +3667,7 @@
                     <pic:cNvPicPr/>
                   </pic:nvPicPr>
                   <pic:blipFill>
-                    <a:blip r:embed="rId59"/>
+                    <a:blip r:embed="rId58"/>
                     <a:stretch>
                       <a:fillRect/>
                     </a:stretch>
@@ -3327,7 +3714,7 @@
                     <pic:cNvPicPr/>
                   </pic:nvPicPr>
                   <pic:blipFill>
-                    <a:blip r:embed="rId60"/>
+                    <a:blip r:embed="rId59"/>
                     <a:stretch>
                       <a:fillRect/>
                     </a:stretch>
@@ -3353,7 +3740,15 @@
     <w:p>
       <w:r>
         <w:lastRenderedPageBreak/>
-        <w:t>MMR is not used in Vector DB, it is available in retriever only.</w:t>
+        <w:t xml:space="preserve">MMR is not used in Vector </w:t>
+      </w:r>
+      <w:proofErr w:type="gramStart"/>
+      <w:r>
+        <w:t>DB,</w:t>
+      </w:r>
+      <w:proofErr w:type="gramEnd"/>
+      <w:r>
+        <w:t xml:space="preserve"> it is available in retriever only.</w:t>
       </w:r>
     </w:p>
     <w:p>
@@ -3377,7 +3772,7 @@
                     <pic:cNvPicPr/>
                   </pic:nvPicPr>
                   <pic:blipFill>
-                    <a:blip r:embed="rId61"/>
+                    <a:blip r:embed="rId60"/>
                     <a:stretch>
                       <a:fillRect/>
                     </a:stretch>
@@ -3420,7 +3815,7 @@
                     <pic:cNvPicPr/>
                   </pic:nvPicPr>
                   <pic:blipFill>
-                    <a:blip r:embed="rId62"/>
+                    <a:blip r:embed="rId61"/>
                     <a:stretch>
                       <a:fillRect/>
                     </a:stretch>
@@ -3468,7 +3863,7 @@
                     <pic:cNvPicPr/>
                   </pic:nvPicPr>
                   <pic:blipFill>
-                    <a:blip r:embed="rId63"/>
+                    <a:blip r:embed="rId62"/>
                     <a:stretch>
                       <a:fillRect/>
                     </a:stretch>
@@ -3507,8 +3902,13 @@
     <w:p/>
     <w:p>
       <w:r>
-        <w:t>Two missed points: Chat History and Runnables</w:t>
-      </w:r>
+        <w:t xml:space="preserve">Two missed points: Chat History and </w:t>
+      </w:r>
+      <w:proofErr w:type="spellStart"/>
+      <w:r>
+        <w:t>Runnables</w:t>
+      </w:r>
+      <w:proofErr w:type="spellEnd"/>
     </w:p>
     <w:p/>
     <w:p/>
@@ -3540,7 +3940,7 @@
                     <pic:cNvPicPr/>
                   </pic:nvPicPr>
                   <pic:blipFill>
-                    <a:blip r:embed="rId64"/>
+                    <a:blip r:embed="rId63"/>
                     <a:stretch>
                       <a:fillRect/>
                     </a:stretch>
@@ -3638,7 +4038,7 @@
       <w:r>
         <w:t>Tools extend what </w:t>
       </w:r>
-      <w:hyperlink r:id="rId65" w:history="1">
+      <w:hyperlink r:id="rId64" w:history="1">
         <w:r>
           <w:rPr>
             <w:rStyle w:val="Hyperlink"/>
@@ -3654,7 +4054,7 @@
       <w:r>
         <w:t>Under the hood, tools are callable functions with well-defined inputs and outputs that get passed to a </w:t>
       </w:r>
-      <w:hyperlink r:id="rId66" w:history="1">
+      <w:hyperlink r:id="rId65" w:history="1">
         <w:r>
           <w:rPr>
             <w:rStyle w:val="Hyperlink"/>
@@ -3687,8 +4087,13 @@
       </w:r>
     </w:p>
     <w:p>
-      <w:r>
-        <w:t>LangChain provides a large collection of prebuilt tools and toolkits for common tasks like web search, code interpretation, database access, and more. These ready-to-use tools can be directly integrated into your agents without writing custom code</w:t>
+      <w:proofErr w:type="spellStart"/>
+      <w:r>
+        <w:t>LangChain</w:t>
+      </w:r>
+      <w:proofErr w:type="spellEnd"/>
+      <w:r>
+        <w:t xml:space="preserve"> provides a large collection of prebuilt tools and toolkits for common tasks like web search, code interpretation, database access, and more. These ready-to-use tools can be directly integrated into your agents without writing custom code</w:t>
       </w:r>
       <w:r>
         <w:t>.</w:t>
@@ -3697,8 +4102,13 @@
     <w:p/>
     <w:p/>
     <w:p>
-      <w:r>
-        <w:t xml:space="preserve">tavily key for </w:t>
+      <w:proofErr w:type="spellStart"/>
+      <w:r>
+        <w:t>tavily</w:t>
+      </w:r>
+      <w:proofErr w:type="spellEnd"/>
+      <w:r>
+        <w:t xml:space="preserve"> key for </w:t>
       </w:r>
       <w:r>
         <w:t>API Key usage</w:t>
@@ -3707,6 +4117,9 @@
     <w:p/>
     <w:p>
       <w:r>
+        <w:rPr>
+          <w:noProof/>
+        </w:rPr>
         <w:drawing>
           <wp:inline distT="0" distB="0" distL="0" distR="0" wp14:anchorId="11DAB56A" wp14:editId="0E6E660C">
             <wp:extent cx="5685013" cy="1653683"/>
@@ -3723,7 +4136,7 @@
                     <pic:cNvPicPr/>
                   </pic:nvPicPr>
                   <pic:blipFill>
-                    <a:blip r:embed="rId67"/>
+                    <a:blip r:embed="rId66"/>
                     <a:stretch>
                       <a:fillRect/>
                     </a:stretch>
@@ -3747,6 +4160,9 @@
     <w:p/>
     <w:p>
       <w:r>
+        <w:rPr>
+          <w:noProof/>
+        </w:rPr>
         <w:drawing>
           <wp:inline distT="0" distB="0" distL="0" distR="0" wp14:anchorId="4332DAF4" wp14:editId="1106A699">
             <wp:extent cx="4740051" cy="1463167"/>
@@ -3763,7 +4179,7 @@
                     <pic:cNvPicPr/>
                   </pic:nvPicPr>
                   <pic:blipFill>
-                    <a:blip r:embed="rId68"/>
+                    <a:blip r:embed="rId67"/>
                     <a:stretch>
                       <a:fillRect/>
                     </a:stretch>
@@ -3787,6 +4203,9 @@
     <w:p/>
     <w:p>
       <w:r>
+        <w:rPr>
+          <w:noProof/>
+        </w:rPr>
         <w:drawing>
           <wp:inline distT="0" distB="0" distL="0" distR="0" wp14:anchorId="73891869" wp14:editId="6D7A6BCD">
             <wp:extent cx="5692633" cy="1044030"/>
@@ -3803,7 +4222,7 @@
                     <pic:cNvPicPr/>
                   </pic:nvPicPr>
                   <pic:blipFill>
-                    <a:blip r:embed="rId69"/>
+                    <a:blip r:embed="rId68"/>
                     <a:stretch>
                       <a:fillRect/>
                     </a:stretch>
@@ -3827,8 +4246,13 @@
     <w:p>
       <w:r>
         <w:lastRenderedPageBreak/>
-        <w:t>LLM with tools consume more input token than normal llm</w:t>
-      </w:r>
+        <w:t xml:space="preserve">LLM with tools consume more input token than normal </w:t>
+      </w:r>
+      <w:proofErr w:type="spellStart"/>
+      <w:r>
+        <w:t>llm</w:t>
+      </w:r>
+      <w:proofErr w:type="spellEnd"/>
       <w:r>
         <w:t xml:space="preserve"> model due to metadata for tool.</w:t>
       </w:r>
@@ -3836,6 +4260,9 @@
     <w:p/>
     <w:p>
       <w:r>
+        <w:rPr>
+          <w:noProof/>
+        </w:rPr>
         <w:drawing>
           <wp:inline distT="0" distB="0" distL="0" distR="0" wp14:anchorId="7D7F9EE6" wp14:editId="73CE5543">
             <wp:extent cx="5731510" cy="2760980"/>
@@ -3852,7 +4279,7 @@
                     <pic:cNvPicPr/>
                   </pic:nvPicPr>
                   <pic:blipFill>
-                    <a:blip r:embed="rId70"/>
+                    <a:blip r:embed="rId69"/>
                     <a:stretch>
                       <a:fillRect/>
                     </a:stretch>
@@ -3907,17 +4334,75 @@
           <w:b/>
           <w:bCs/>
         </w:rPr>
-        <w:t>Python's built-in print() with Rich's enhanced version.</w:t>
-      </w:r>
-      <w:r>
-        <w:rPr>
-          <w:b/>
-          <w:bCs/>
-        </w:rPr>
-        <w:t xml:space="preserve"> It also tells about input and output token consumed</w:t>
-      </w:r>
-    </w:p>
-    <w:p/>
+        <w:t xml:space="preserve">Python's built-in </w:t>
+      </w:r>
+      <w:proofErr w:type="gramStart"/>
+      <w:r>
+        <w:rPr>
+          <w:b/>
+          <w:bCs/>
+        </w:rPr>
+        <w:t>print(</w:t>
+      </w:r>
+      <w:proofErr w:type="gramEnd"/>
+      <w:r>
+        <w:rPr>
+          <w:b/>
+          <w:bCs/>
+        </w:rPr>
+        <w:t>) with Rich's enhanced version.</w:t>
+      </w:r>
+      <w:r>
+        <w:rPr>
+          <w:b/>
+          <w:bCs/>
+        </w:rPr>
+        <w:t xml:space="preserve"> It also </w:t>
+      </w:r>
+      <w:proofErr w:type="gramStart"/>
+      <w:r>
+        <w:rPr>
+          <w:b/>
+          <w:bCs/>
+        </w:rPr>
+        <w:t>tells</w:t>
+      </w:r>
+      <w:proofErr w:type="gramEnd"/>
+      <w:r>
+        <w:rPr>
+          <w:b/>
+          <w:bCs/>
+        </w:rPr>
+        <w:t xml:space="preserve"> about input and output token consumed</w:t>
+      </w:r>
+    </w:p>
+    <w:p/>
+    <w:p>
+      <w:r>
+        <w:t>Practical Stopped at Part 3,</w:t>
+      </w:r>
+      <w:r>
+        <w:t xml:space="preserve"> after 3 Hr.  After AI Friday, need to do practical again.</w:t>
+      </w:r>
+    </w:p>
+    <w:p/>
+    <w:p>
+      <w:r>
+        <w:rPr>
+          <w:b/>
+          <w:bCs/>
+        </w:rPr>
+        <w:t>Create agent</w:t>
+      </w:r>
+      <w:r>
+        <w:t xml:space="preserve"> is new concept in </w:t>
+      </w:r>
+      <w:proofErr w:type="spellStart"/>
+      <w:r>
+        <w:t>langchain</w:t>
+      </w:r>
+      <w:proofErr w:type="spellEnd"/>
+    </w:p>
     <w:p/>
     <w:p>
       <w:pPr>
@@ -3996,7 +4481,7 @@
 </file>
 
 <file path=word/numbering.xml><?xml version="1.0" encoding="utf-8"?>
-<w:numbering xmlns:wpc="http://schemas.microsoft.com/office/word/2010/wordprocessingCanvas" xmlns:cx="http://schemas.microsoft.com/office/drawing/2014/chartex" xmlns:cx1="http://schemas.microsoft.com/office/drawing/2015/9/8/chartex" xmlns:cx2="http://schemas.microsoft.com/office/drawing/2015/10/21/chartex" xmlns:cx3="http://schemas.microsoft.com/office/drawing/2016/5/9/chartex" xmlns:cx4="http://schemas.microsoft.com/office/drawing/2016/5/10/chartex" xmlns:cx5="http://schemas.microsoft.com/office/drawing/2016/5/11/chartex" xmlns:cx6="http://schemas.microsoft.com/office/drawing/2016/5/12/chartex" xmlns:cx7="http://schemas.microsoft.com/office/drawing/2016/5/13/chartex" xmlns:cx8="http://schemas.microsoft.com/office/drawing/2016/5/14/chartex" xmlns:mc="http://schemas.openxmlformats.org/markup-compatibility/2006" xmlns:aink="http://schemas.microsoft.com/office/drawing/2016/ink" xmlns:am3d="http://schemas.microsoft.com/office/drawing/2017/model3d" xmlns:o="urn:schemas-microsoft-com:office:office" xmlns:oel="http://schemas.microsoft.com/office/2019/extlst" xmlns:r="http://schemas.openxmlformats.org/officeDocument/2006/relationships" xmlns:m="http://schemas.openxmlformats.org/officeDocument/2006/math" xmlns:v="urn:schemas-microsoft-com:vml" xmlns:wp14="http://schemas.microsoft.com/office/word/2010/wordprocessingDrawing" xmlns:wp="http://schemas.openxmlformats.org/drawingml/2006/wordprocessingDrawing" xmlns:w10="urn:schemas-microsoft-com:office:word" xmlns:w="http://schemas.openxmlformats.org/wordprocessingml/2006/main" xmlns:w14="http://schemas.microsoft.com/office/word/2010/wordml" xmlns:w15="http://schemas.microsoft.com/office/word/2012/wordml" xmlns:w16cei="http://schemas.microsoft.com/office/word/2026/wordml/cei" xmlns:w16cex="http://schemas.microsoft.com/office/word/2018/wordml/cex" xmlns:w16cid="http://schemas.microsoft.com/office/word/2016/wordml/cid" xmlns:w16="http://schemas.microsoft.com/office/word/2018/wordml" xmlns:w16du="http://schemas.microsoft.com/office/word/2023/wordml/word16du" xmlns:w16sdtdh="http://schemas.microsoft.com/office/word/2020/wordml/sdtdatahash" xmlns:w16sdtfl="http://schemas.microsoft.com/office/word/2024/wordml/sdtformatlock" xmlns:w16se="http://schemas.microsoft.com/office/word/2015/wordml/symex" xmlns:wpg="http://schemas.microsoft.com/office/word/2010/wordprocessingGroup" xmlns:wpi="http://schemas.microsoft.com/office/word/2010/wordprocessingInk" xmlns:wne="http://schemas.microsoft.com/office/word/2006/wordml" xmlns:wps="http://schemas.microsoft.com/office/word/2010/wordprocessingShape" mc:Ignorable="w14 w15 w16se w16cid w16 w16cex w16sdtdh w16sdtfl w16du wp14">
+<w:numbering xmlns:wpc="http://schemas.microsoft.com/office/word/2010/wordprocessingCanvas" xmlns:cx="http://schemas.microsoft.com/office/drawing/2014/chartex" xmlns:cx1="http://schemas.microsoft.com/office/drawing/2015/9/8/chartex" xmlns:cx2="http://schemas.microsoft.com/office/drawing/2015/10/21/chartex" xmlns:cx3="http://schemas.microsoft.com/office/drawing/2016/5/9/chartex" xmlns:cx4="http://schemas.microsoft.com/office/drawing/2016/5/10/chartex" xmlns:cx5="http://schemas.microsoft.com/office/drawing/2016/5/11/chartex" xmlns:cx6="http://schemas.microsoft.com/office/drawing/2016/5/12/chartex" xmlns:cx7="http://schemas.microsoft.com/office/drawing/2016/5/13/chartex" xmlns:cx8="http://schemas.microsoft.com/office/drawing/2016/5/14/chartex" xmlns:mc="http://schemas.openxmlformats.org/markup-compatibility/2006" xmlns:aink="http://schemas.microsoft.com/office/drawing/2016/ink" xmlns:am3d="http://schemas.microsoft.com/office/drawing/2017/model3d" xmlns:o="urn:schemas-microsoft-com:office:office" xmlns:oel="http://schemas.microsoft.com/office/2019/extlst" xmlns:r="http://schemas.openxmlformats.org/officeDocument/2006/relationships" xmlns:m="http://schemas.openxmlformats.org/officeDocument/2006/math" xmlns:v="urn:schemas-microsoft-com:vml" xmlns:wp14="http://schemas.microsoft.com/office/word/2010/wordprocessingDrawing" xmlns:wp="http://schemas.openxmlformats.org/drawingml/2006/wordprocessingDrawing" xmlns:w10="urn:schemas-microsoft-com:office:word" xmlns:w="http://schemas.openxmlformats.org/wordprocessingml/2006/main" xmlns:w14="http://schemas.microsoft.com/office/word/2010/wordml" xmlns:w15="http://schemas.microsoft.com/office/word/2012/wordml" xmlns:w16cex="http://schemas.microsoft.com/office/word/2018/wordml/cex" xmlns:w16cid="http://schemas.microsoft.com/office/word/2016/wordml/cid" xmlns:w16="http://schemas.microsoft.com/office/word/2018/wordml" xmlns:w16du="http://schemas.microsoft.com/office/word/2023/wordml/word16du" xmlns:w16sdtdh="http://schemas.microsoft.com/office/word/2020/wordml/sdtdatahash" xmlns:w16sdtfl="http://schemas.microsoft.com/office/word/2024/wordml/sdtformatlock" xmlns:w16se="http://schemas.microsoft.com/office/word/2015/wordml/symex" xmlns:wpg="http://schemas.microsoft.com/office/word/2010/wordprocessingGroup" xmlns:wpi="http://schemas.microsoft.com/office/word/2010/wordprocessingInk" xmlns:wne="http://schemas.microsoft.com/office/word/2006/wordml" xmlns:wps="http://schemas.microsoft.com/office/word/2010/wordprocessingShape" mc:Ignorable="w14 w15 w16se w16cid w16 w16cex w16sdtdh w16sdtfl w16du wp14">
   <w:abstractNum w:abstractNumId="0" w15:restartNumberingAfterBreak="0">
     <w:nsid w:val="270B04E2"/>
     <w:multiLevelType w:val="multilevel"/>
@@ -5174,6 +5659,7 @@
   <w:style w:type="character" w:default="1" w:styleId="DefaultParagraphFont">
     <w:name w:val="Default Paragraph Font"/>
     <w:uiPriority w:val="1"/>
+    <w:semiHidden/>
     <w:unhideWhenUsed/>
   </w:style>
   <w:style w:type="table" w:default="1" w:styleId="TableNormal">
